--- a/documents/Interim Report.docx
+++ b/documents/Interim Report.docx
@@ -282,7 +282,7 @@
                                   </pic:cNvPicPr>
                                 </pic:nvPicPr>
                                 <pic:blipFill>
-                                  <a:blip r:embed="rId6">
+                                  <a:blip r:embed="rId8">
                                     <a:extLst>
                                       <a:ext uri="{28A0092B-C50C-407E-A947-70E740481C1C}">
                                         <a14:useLocalDpi xmlns:a14="http://schemas.microsoft.com/office/drawing/2010/main" val="0"/>
@@ -396,7 +396,7 @@
           <w:noProof/>
           <w:lang w:val="en-IE"/>
         </w:rPr>
-        <w:t>November 04, 2025</w:t>
+        <w:t>December 03, 2025</w:t>
       </w:r>
       <w:r>
         <w:fldChar w:fldCharType="end"/>
@@ -504,10 +504,7 @@
         <w:jc w:val="center"/>
       </w:pPr>
       <w:r>
-        <w:t>Signature:</w:t>
-      </w:r>
-      <w:r>
-        <w:t xml:space="preserve"> Henry.F</w:t>
+        <w:t>Signature: Henry.F</w:t>
       </w:r>
     </w:p>
     <w:p>
@@ -535,42 +532,5558 @@
         <w:t>Table of Contents</w:t>
       </w:r>
     </w:p>
+    <w:p/>
+    <w:sdt>
+      <w:sdtPr>
+        <w:id w:val="-1495398803"/>
+        <w:docPartObj>
+          <w:docPartGallery w:val="Table of Contents"/>
+          <w:docPartUnique/>
+        </w:docPartObj>
+      </w:sdtPr>
+      <w:sdtEndPr>
+        <w:rPr>
+          <w:rFonts w:asciiTheme="minorHAnsi" w:eastAsiaTheme="minorHAnsi" w:hAnsiTheme="minorHAnsi" w:cstheme="minorBidi"/>
+          <w:b/>
+          <w:bCs/>
+          <w:noProof/>
+          <w:color w:val="auto"/>
+          <w:kern w:val="2"/>
+          <w:sz w:val="22"/>
+          <w:szCs w:val="22"/>
+          <w:lang w:val="en-GB"/>
+        </w:rPr>
+      </w:sdtEndPr>
+      <w:sdtContent>
+        <w:p>
+          <w:pPr>
+            <w:pStyle w:val="TOCHeading"/>
+          </w:pPr>
+          <w:r>
+            <w:t>Contents</w:t>
+          </w:r>
+        </w:p>
+        <w:p>
+          <w:pPr>
+            <w:pStyle w:val="TOC1"/>
+            <w:tabs>
+              <w:tab w:val="left" w:pos="480"/>
+              <w:tab w:val="right" w:leader="dot" w:pos="9016"/>
+            </w:tabs>
+            <w:rPr>
+              <w:noProof/>
+            </w:rPr>
+          </w:pPr>
+          <w:r>
+            <w:fldChar w:fldCharType="begin"/>
+          </w:r>
+          <w:r>
+            <w:instrText xml:space="preserve"> TOC \o "1-3" \h \z \u </w:instrText>
+          </w:r>
+          <w:r>
+            <w:fldChar w:fldCharType="separate"/>
+          </w:r>
+          <w:hyperlink w:anchor="_Toc215673489" w:history="1">
+            <w:r>
+              <w:rPr>
+                <w:rStyle w:val="Hyperlink"/>
+                <w:noProof/>
+              </w:rPr>
+              <w:t>1.</w:t>
+            </w:r>
+            <w:r>
+              <w:rPr>
+                <w:noProof/>
+              </w:rPr>
+              <w:tab/>
+            </w:r>
+            <w:r>
+              <w:rPr>
+                <w:rStyle w:val="Hyperlink"/>
+                <w:noProof/>
+              </w:rPr>
+              <w:t>Introduction</w:t>
+            </w:r>
+            <w:r>
+              <w:rPr>
+                <w:noProof/>
+                <w:webHidden/>
+              </w:rPr>
+              <w:tab/>
+            </w:r>
+            <w:r>
+              <w:rPr>
+                <w:noProof/>
+                <w:webHidden/>
+              </w:rPr>
+              <w:fldChar w:fldCharType="begin"/>
+            </w:r>
+            <w:r>
+              <w:rPr>
+                <w:noProof/>
+                <w:webHidden/>
+              </w:rPr>
+              <w:instrText xml:space="preserve"> PAGEREF _Toc215673489 \h </w:instrText>
+            </w:r>
+            <w:r>
+              <w:rPr>
+                <w:noProof/>
+                <w:webHidden/>
+              </w:rPr>
+            </w:r>
+            <w:r>
+              <w:rPr>
+                <w:noProof/>
+                <w:webHidden/>
+              </w:rPr>
+              <w:fldChar w:fldCharType="separate"/>
+            </w:r>
+            <w:r>
+              <w:rPr>
+                <w:noProof/>
+                <w:webHidden/>
+              </w:rPr>
+              <w:t>4</w:t>
+            </w:r>
+            <w:r>
+              <w:rPr>
+                <w:noProof/>
+                <w:webHidden/>
+              </w:rPr>
+              <w:fldChar w:fldCharType="end"/>
+            </w:r>
+          </w:hyperlink>
+        </w:p>
+        <w:p>
+          <w:pPr>
+            <w:pStyle w:val="TOC2"/>
+            <w:tabs>
+              <w:tab w:val="left" w:pos="960"/>
+              <w:tab w:val="right" w:leader="dot" w:pos="9016"/>
+            </w:tabs>
+            <w:rPr>
+              <w:noProof/>
+            </w:rPr>
+          </w:pPr>
+          <w:hyperlink w:anchor="_Toc215673490" w:history="1">
+            <w:r>
+              <w:rPr>
+                <w:rStyle w:val="Hyperlink"/>
+                <w:noProof/>
+              </w:rPr>
+              <w:t>1.1</w:t>
+            </w:r>
+            <w:r>
+              <w:rPr>
+                <w:noProof/>
+              </w:rPr>
+              <w:tab/>
+            </w:r>
+            <w:r>
+              <w:rPr>
+                <w:rStyle w:val="Hyperlink"/>
+                <w:noProof/>
+              </w:rPr>
+              <w:t>Project Overview</w:t>
+            </w:r>
+            <w:r>
+              <w:rPr>
+                <w:noProof/>
+                <w:webHidden/>
+              </w:rPr>
+              <w:tab/>
+            </w:r>
+            <w:r>
+              <w:rPr>
+                <w:noProof/>
+                <w:webHidden/>
+              </w:rPr>
+              <w:fldChar w:fldCharType="begin"/>
+            </w:r>
+            <w:r>
+              <w:rPr>
+                <w:noProof/>
+                <w:webHidden/>
+              </w:rPr>
+              <w:instrText xml:space="preserve"> PAGEREF _Toc215673490 \h </w:instrText>
+            </w:r>
+            <w:r>
+              <w:rPr>
+                <w:noProof/>
+                <w:webHidden/>
+              </w:rPr>
+            </w:r>
+            <w:r>
+              <w:rPr>
+                <w:noProof/>
+                <w:webHidden/>
+              </w:rPr>
+              <w:fldChar w:fldCharType="separate"/>
+            </w:r>
+            <w:r>
+              <w:rPr>
+                <w:noProof/>
+                <w:webHidden/>
+              </w:rPr>
+              <w:t>4</w:t>
+            </w:r>
+            <w:r>
+              <w:rPr>
+                <w:noProof/>
+                <w:webHidden/>
+              </w:rPr>
+              <w:fldChar w:fldCharType="end"/>
+            </w:r>
+          </w:hyperlink>
+        </w:p>
+        <w:p>
+          <w:pPr>
+            <w:pStyle w:val="TOC2"/>
+            <w:tabs>
+              <w:tab w:val="left" w:pos="960"/>
+              <w:tab w:val="right" w:leader="dot" w:pos="9016"/>
+            </w:tabs>
+            <w:rPr>
+              <w:noProof/>
+            </w:rPr>
+          </w:pPr>
+          <w:hyperlink w:anchor="_Toc215673491" w:history="1">
+            <w:r>
+              <w:rPr>
+                <w:rStyle w:val="Hyperlink"/>
+                <w:noProof/>
+              </w:rPr>
+              <w:t>1.2</w:t>
+            </w:r>
+            <w:r>
+              <w:rPr>
+                <w:noProof/>
+              </w:rPr>
+              <w:tab/>
+            </w:r>
+            <w:r>
+              <w:rPr>
+                <w:rStyle w:val="Hyperlink"/>
+                <w:noProof/>
+              </w:rPr>
+              <w:t>Aims and Objectives</w:t>
+            </w:r>
+            <w:r>
+              <w:rPr>
+                <w:noProof/>
+                <w:webHidden/>
+              </w:rPr>
+              <w:tab/>
+            </w:r>
+            <w:r>
+              <w:rPr>
+                <w:noProof/>
+                <w:webHidden/>
+              </w:rPr>
+              <w:fldChar w:fldCharType="begin"/>
+            </w:r>
+            <w:r>
+              <w:rPr>
+                <w:noProof/>
+                <w:webHidden/>
+              </w:rPr>
+              <w:instrText xml:space="preserve"> PAGEREF _Toc215673491 \h </w:instrText>
+            </w:r>
+            <w:r>
+              <w:rPr>
+                <w:noProof/>
+                <w:webHidden/>
+              </w:rPr>
+            </w:r>
+            <w:r>
+              <w:rPr>
+                <w:noProof/>
+                <w:webHidden/>
+              </w:rPr>
+              <w:fldChar w:fldCharType="separate"/>
+            </w:r>
+            <w:r>
+              <w:rPr>
+                <w:noProof/>
+                <w:webHidden/>
+              </w:rPr>
+              <w:t>4</w:t>
+            </w:r>
+            <w:r>
+              <w:rPr>
+                <w:noProof/>
+                <w:webHidden/>
+              </w:rPr>
+              <w:fldChar w:fldCharType="end"/>
+            </w:r>
+          </w:hyperlink>
+        </w:p>
+        <w:p>
+          <w:pPr>
+            <w:pStyle w:val="TOC2"/>
+            <w:tabs>
+              <w:tab w:val="left" w:pos="960"/>
+              <w:tab w:val="right" w:leader="dot" w:pos="9016"/>
+            </w:tabs>
+            <w:rPr>
+              <w:noProof/>
+            </w:rPr>
+          </w:pPr>
+          <w:hyperlink w:anchor="_Toc215673492" w:history="1">
+            <w:r>
+              <w:rPr>
+                <w:rStyle w:val="Hyperlink"/>
+                <w:noProof/>
+              </w:rPr>
+              <w:t>1.3</w:t>
+            </w:r>
+            <w:r>
+              <w:rPr>
+                <w:noProof/>
+              </w:rPr>
+              <w:tab/>
+            </w:r>
+            <w:r>
+              <w:rPr>
+                <w:rStyle w:val="Hyperlink"/>
+                <w:noProof/>
+              </w:rPr>
+              <w:t>Scope and Limitations</w:t>
+            </w:r>
+            <w:r>
+              <w:rPr>
+                <w:noProof/>
+                <w:webHidden/>
+              </w:rPr>
+              <w:tab/>
+            </w:r>
+            <w:r>
+              <w:rPr>
+                <w:noProof/>
+                <w:webHidden/>
+              </w:rPr>
+              <w:fldChar w:fldCharType="begin"/>
+            </w:r>
+            <w:r>
+              <w:rPr>
+                <w:noProof/>
+                <w:webHidden/>
+              </w:rPr>
+              <w:instrText xml:space="preserve"> PAGEREF _Toc215673492 \h </w:instrText>
+            </w:r>
+            <w:r>
+              <w:rPr>
+                <w:noProof/>
+                <w:webHidden/>
+              </w:rPr>
+            </w:r>
+            <w:r>
+              <w:rPr>
+                <w:noProof/>
+                <w:webHidden/>
+              </w:rPr>
+              <w:fldChar w:fldCharType="separate"/>
+            </w:r>
+            <w:r>
+              <w:rPr>
+                <w:noProof/>
+                <w:webHidden/>
+              </w:rPr>
+              <w:t>4</w:t>
+            </w:r>
+            <w:r>
+              <w:rPr>
+                <w:noProof/>
+                <w:webHidden/>
+              </w:rPr>
+              <w:fldChar w:fldCharType="end"/>
+            </w:r>
+          </w:hyperlink>
+        </w:p>
+        <w:p>
+          <w:pPr>
+            <w:pStyle w:val="TOC2"/>
+            <w:tabs>
+              <w:tab w:val="left" w:pos="960"/>
+              <w:tab w:val="right" w:leader="dot" w:pos="9016"/>
+            </w:tabs>
+            <w:rPr>
+              <w:noProof/>
+            </w:rPr>
+          </w:pPr>
+          <w:hyperlink w:anchor="_Toc215673493" w:history="1">
+            <w:r>
+              <w:rPr>
+                <w:rStyle w:val="Hyperlink"/>
+                <w:noProof/>
+              </w:rPr>
+              <w:t>1.4</w:t>
+            </w:r>
+            <w:r>
+              <w:rPr>
+                <w:noProof/>
+              </w:rPr>
+              <w:tab/>
+            </w:r>
+            <w:r>
+              <w:rPr>
+                <w:rStyle w:val="Hyperlink"/>
+                <w:noProof/>
+              </w:rPr>
+              <w:t>Report Structure</w:t>
+            </w:r>
+            <w:r>
+              <w:rPr>
+                <w:noProof/>
+                <w:webHidden/>
+              </w:rPr>
+              <w:tab/>
+            </w:r>
+            <w:r>
+              <w:rPr>
+                <w:noProof/>
+                <w:webHidden/>
+              </w:rPr>
+              <w:fldChar w:fldCharType="begin"/>
+            </w:r>
+            <w:r>
+              <w:rPr>
+                <w:noProof/>
+                <w:webHidden/>
+              </w:rPr>
+              <w:instrText xml:space="preserve"> PAGEREF _Toc215673493 \h </w:instrText>
+            </w:r>
+            <w:r>
+              <w:rPr>
+                <w:noProof/>
+                <w:webHidden/>
+              </w:rPr>
+            </w:r>
+            <w:r>
+              <w:rPr>
+                <w:noProof/>
+                <w:webHidden/>
+              </w:rPr>
+              <w:fldChar w:fldCharType="separate"/>
+            </w:r>
+            <w:r>
+              <w:rPr>
+                <w:noProof/>
+                <w:webHidden/>
+              </w:rPr>
+              <w:t>4</w:t>
+            </w:r>
+            <w:r>
+              <w:rPr>
+                <w:noProof/>
+                <w:webHidden/>
+              </w:rPr>
+              <w:fldChar w:fldCharType="end"/>
+            </w:r>
+          </w:hyperlink>
+        </w:p>
+        <w:p>
+          <w:pPr>
+            <w:pStyle w:val="TOC1"/>
+            <w:tabs>
+              <w:tab w:val="right" w:leader="dot" w:pos="9016"/>
+            </w:tabs>
+            <w:rPr>
+              <w:noProof/>
+            </w:rPr>
+          </w:pPr>
+          <w:hyperlink w:anchor="_Toc215673494" w:history="1">
+            <w:r>
+              <w:rPr>
+                <w:rStyle w:val="Hyperlink"/>
+                <w:noProof/>
+              </w:rPr>
+              <w:t>2. Background Theory and Literature Survey</w:t>
+            </w:r>
+            <w:r>
+              <w:rPr>
+                <w:noProof/>
+                <w:webHidden/>
+              </w:rPr>
+              <w:tab/>
+            </w:r>
+            <w:r>
+              <w:rPr>
+                <w:noProof/>
+                <w:webHidden/>
+              </w:rPr>
+              <w:fldChar w:fldCharType="begin"/>
+            </w:r>
+            <w:r>
+              <w:rPr>
+                <w:noProof/>
+                <w:webHidden/>
+              </w:rPr>
+              <w:instrText xml:space="preserve"> PAGEREF _Toc215673494 \h </w:instrText>
+            </w:r>
+            <w:r>
+              <w:rPr>
+                <w:noProof/>
+                <w:webHidden/>
+              </w:rPr>
+            </w:r>
+            <w:r>
+              <w:rPr>
+                <w:noProof/>
+                <w:webHidden/>
+              </w:rPr>
+              <w:fldChar w:fldCharType="separate"/>
+            </w:r>
+            <w:r>
+              <w:rPr>
+                <w:noProof/>
+                <w:webHidden/>
+              </w:rPr>
+              <w:t>4</w:t>
+            </w:r>
+            <w:r>
+              <w:rPr>
+                <w:noProof/>
+                <w:webHidden/>
+              </w:rPr>
+              <w:fldChar w:fldCharType="end"/>
+            </w:r>
+          </w:hyperlink>
+        </w:p>
+        <w:p>
+          <w:pPr>
+            <w:pStyle w:val="TOC2"/>
+            <w:tabs>
+              <w:tab w:val="right" w:leader="dot" w:pos="9016"/>
+            </w:tabs>
+            <w:rPr>
+              <w:noProof/>
+            </w:rPr>
+          </w:pPr>
+          <w:hyperlink w:anchor="_Toc215673495" w:history="1">
+            <w:r>
+              <w:rPr>
+                <w:rStyle w:val="Hyperlink"/>
+                <w:noProof/>
+              </w:rPr>
+              <w:t>2.1 Real-Time Strategy Game Architecture</w:t>
+            </w:r>
+            <w:r>
+              <w:rPr>
+                <w:noProof/>
+                <w:webHidden/>
+              </w:rPr>
+              <w:tab/>
+            </w:r>
+            <w:r>
+              <w:rPr>
+                <w:noProof/>
+                <w:webHidden/>
+              </w:rPr>
+              <w:fldChar w:fldCharType="begin"/>
+            </w:r>
+            <w:r>
+              <w:rPr>
+                <w:noProof/>
+                <w:webHidden/>
+              </w:rPr>
+              <w:instrText xml:space="preserve"> PAGEREF _Toc215673495 \h </w:instrText>
+            </w:r>
+            <w:r>
+              <w:rPr>
+                <w:noProof/>
+                <w:webHidden/>
+              </w:rPr>
+            </w:r>
+            <w:r>
+              <w:rPr>
+                <w:noProof/>
+                <w:webHidden/>
+              </w:rPr>
+              <w:fldChar w:fldCharType="separate"/>
+            </w:r>
+            <w:r>
+              <w:rPr>
+                <w:noProof/>
+                <w:webHidden/>
+              </w:rPr>
+              <w:t>4</w:t>
+            </w:r>
+            <w:r>
+              <w:rPr>
+                <w:noProof/>
+                <w:webHidden/>
+              </w:rPr>
+              <w:fldChar w:fldCharType="end"/>
+            </w:r>
+          </w:hyperlink>
+        </w:p>
+        <w:p>
+          <w:pPr>
+            <w:pStyle w:val="TOC3"/>
+            <w:tabs>
+              <w:tab w:val="right" w:leader="dot" w:pos="9016"/>
+            </w:tabs>
+            <w:rPr>
+              <w:noProof/>
+            </w:rPr>
+          </w:pPr>
+          <w:hyperlink w:anchor="_Toc215673496" w:history="1">
+            <w:r>
+              <w:rPr>
+                <w:rStyle w:val="Hyperlink"/>
+                <w:noProof/>
+              </w:rPr>
+              <w:t>2.1.1 Core RTS Design Patterns</w:t>
+            </w:r>
+            <w:r>
+              <w:rPr>
+                <w:noProof/>
+                <w:webHidden/>
+              </w:rPr>
+              <w:tab/>
+            </w:r>
+            <w:r>
+              <w:rPr>
+                <w:noProof/>
+                <w:webHidden/>
+              </w:rPr>
+              <w:fldChar w:fldCharType="begin"/>
+            </w:r>
+            <w:r>
+              <w:rPr>
+                <w:noProof/>
+                <w:webHidden/>
+              </w:rPr>
+              <w:instrText xml:space="preserve"> PAGEREF _Toc215673496 \h </w:instrText>
+            </w:r>
+            <w:r>
+              <w:rPr>
+                <w:noProof/>
+                <w:webHidden/>
+              </w:rPr>
+            </w:r>
+            <w:r>
+              <w:rPr>
+                <w:noProof/>
+                <w:webHidden/>
+              </w:rPr>
+              <w:fldChar w:fldCharType="separate"/>
+            </w:r>
+            <w:r>
+              <w:rPr>
+                <w:noProof/>
+                <w:webHidden/>
+              </w:rPr>
+              <w:t>4</w:t>
+            </w:r>
+            <w:r>
+              <w:rPr>
+                <w:noProof/>
+                <w:webHidden/>
+              </w:rPr>
+              <w:fldChar w:fldCharType="end"/>
+            </w:r>
+          </w:hyperlink>
+        </w:p>
+        <w:p>
+          <w:pPr>
+            <w:pStyle w:val="TOC3"/>
+            <w:tabs>
+              <w:tab w:val="right" w:leader="dot" w:pos="9016"/>
+            </w:tabs>
+            <w:rPr>
+              <w:noProof/>
+            </w:rPr>
+          </w:pPr>
+          <w:hyperlink w:anchor="_Toc215673497" w:history="1">
+            <w:r>
+              <w:rPr>
+                <w:rStyle w:val="Hyperlink"/>
+                <w:noProof/>
+              </w:rPr>
+              <w:t>2.1.2 Local Cooperative Multiplayer (Split-Screen) Considerations</w:t>
+            </w:r>
+            <w:r>
+              <w:rPr>
+                <w:noProof/>
+                <w:webHidden/>
+              </w:rPr>
+              <w:tab/>
+            </w:r>
+            <w:r>
+              <w:rPr>
+                <w:noProof/>
+                <w:webHidden/>
+              </w:rPr>
+              <w:fldChar w:fldCharType="begin"/>
+            </w:r>
+            <w:r>
+              <w:rPr>
+                <w:noProof/>
+                <w:webHidden/>
+              </w:rPr>
+              <w:instrText xml:space="preserve"> PAGEREF _Toc215673497 \h </w:instrText>
+            </w:r>
+            <w:r>
+              <w:rPr>
+                <w:noProof/>
+                <w:webHidden/>
+              </w:rPr>
+            </w:r>
+            <w:r>
+              <w:rPr>
+                <w:noProof/>
+                <w:webHidden/>
+              </w:rPr>
+              <w:fldChar w:fldCharType="separate"/>
+            </w:r>
+            <w:r>
+              <w:rPr>
+                <w:noProof/>
+                <w:webHidden/>
+              </w:rPr>
+              <w:t>5</w:t>
+            </w:r>
+            <w:r>
+              <w:rPr>
+                <w:noProof/>
+                <w:webHidden/>
+              </w:rPr>
+              <w:fldChar w:fldCharType="end"/>
+            </w:r>
+          </w:hyperlink>
+        </w:p>
+        <w:p>
+          <w:pPr>
+            <w:pStyle w:val="TOC1"/>
+            <w:tabs>
+              <w:tab w:val="right" w:leader="dot" w:pos="9016"/>
+            </w:tabs>
+            <w:rPr>
+              <w:noProof/>
+            </w:rPr>
+          </w:pPr>
+          <w:hyperlink w:anchor="_Toc215673498" w:history="1">
+            <w:r>
+              <w:rPr>
+                <w:rStyle w:val="Hyperlink"/>
+                <w:noProof/>
+              </w:rPr>
+              <w:t>2.2 Concurrency in Game Development</w:t>
+            </w:r>
+            <w:r>
+              <w:rPr>
+                <w:noProof/>
+                <w:webHidden/>
+              </w:rPr>
+              <w:tab/>
+            </w:r>
+            <w:r>
+              <w:rPr>
+                <w:noProof/>
+                <w:webHidden/>
+              </w:rPr>
+              <w:fldChar w:fldCharType="begin"/>
+            </w:r>
+            <w:r>
+              <w:rPr>
+                <w:noProof/>
+                <w:webHidden/>
+              </w:rPr>
+              <w:instrText xml:space="preserve"> PAGEREF _Toc215673498 \h </w:instrText>
+            </w:r>
+            <w:r>
+              <w:rPr>
+                <w:noProof/>
+                <w:webHidden/>
+              </w:rPr>
+            </w:r>
+            <w:r>
+              <w:rPr>
+                <w:noProof/>
+                <w:webHidden/>
+              </w:rPr>
+              <w:fldChar w:fldCharType="separate"/>
+            </w:r>
+            <w:r>
+              <w:rPr>
+                <w:noProof/>
+                <w:webHidden/>
+              </w:rPr>
+              <w:t>5</w:t>
+            </w:r>
+            <w:r>
+              <w:rPr>
+                <w:noProof/>
+                <w:webHidden/>
+              </w:rPr>
+              <w:fldChar w:fldCharType="end"/>
+            </w:r>
+          </w:hyperlink>
+        </w:p>
+        <w:p>
+          <w:pPr>
+            <w:pStyle w:val="TOC2"/>
+            <w:tabs>
+              <w:tab w:val="right" w:leader="dot" w:pos="9016"/>
+            </w:tabs>
+            <w:rPr>
+              <w:noProof/>
+            </w:rPr>
+          </w:pPr>
+          <w:hyperlink w:anchor="_Toc215673499" w:history="1">
+            <w:r>
+              <w:rPr>
+                <w:rStyle w:val="Hyperlink"/>
+                <w:noProof/>
+              </w:rPr>
+              <w:t>2.2.1 Threading Models in Games</w:t>
+            </w:r>
+            <w:r>
+              <w:rPr>
+                <w:noProof/>
+                <w:webHidden/>
+              </w:rPr>
+              <w:tab/>
+            </w:r>
+            <w:r>
+              <w:rPr>
+                <w:noProof/>
+                <w:webHidden/>
+              </w:rPr>
+              <w:fldChar w:fldCharType="begin"/>
+            </w:r>
+            <w:r>
+              <w:rPr>
+                <w:noProof/>
+                <w:webHidden/>
+              </w:rPr>
+              <w:instrText xml:space="preserve"> PAGEREF _Toc215673499 \h </w:instrText>
+            </w:r>
+            <w:r>
+              <w:rPr>
+                <w:noProof/>
+                <w:webHidden/>
+              </w:rPr>
+            </w:r>
+            <w:r>
+              <w:rPr>
+                <w:noProof/>
+                <w:webHidden/>
+              </w:rPr>
+              <w:fldChar w:fldCharType="separate"/>
+            </w:r>
+            <w:r>
+              <w:rPr>
+                <w:noProof/>
+                <w:webHidden/>
+              </w:rPr>
+              <w:t>5</w:t>
+            </w:r>
+            <w:r>
+              <w:rPr>
+                <w:noProof/>
+                <w:webHidden/>
+              </w:rPr>
+              <w:fldChar w:fldCharType="end"/>
+            </w:r>
+          </w:hyperlink>
+        </w:p>
+        <w:p>
+          <w:pPr>
+            <w:pStyle w:val="TOC2"/>
+            <w:tabs>
+              <w:tab w:val="right" w:leader="dot" w:pos="9016"/>
+            </w:tabs>
+            <w:rPr>
+              <w:noProof/>
+            </w:rPr>
+          </w:pPr>
+          <w:hyperlink w:anchor="_Toc215673500" w:history="1">
+            <w:r>
+              <w:rPr>
+                <w:rStyle w:val="Hyperlink"/>
+                <w:noProof/>
+              </w:rPr>
+              <w:t>2.2.2 Race Conditions and Synchronisation</w:t>
+            </w:r>
+            <w:r>
+              <w:rPr>
+                <w:noProof/>
+                <w:webHidden/>
+              </w:rPr>
+              <w:tab/>
+            </w:r>
+            <w:r>
+              <w:rPr>
+                <w:noProof/>
+                <w:webHidden/>
+              </w:rPr>
+              <w:fldChar w:fldCharType="begin"/>
+            </w:r>
+            <w:r>
+              <w:rPr>
+                <w:noProof/>
+                <w:webHidden/>
+              </w:rPr>
+              <w:instrText xml:space="preserve"> PAGEREF _Toc215673500 \h </w:instrText>
+            </w:r>
+            <w:r>
+              <w:rPr>
+                <w:noProof/>
+                <w:webHidden/>
+              </w:rPr>
+            </w:r>
+            <w:r>
+              <w:rPr>
+                <w:noProof/>
+                <w:webHidden/>
+              </w:rPr>
+              <w:fldChar w:fldCharType="separate"/>
+            </w:r>
+            <w:r>
+              <w:rPr>
+                <w:noProof/>
+                <w:webHidden/>
+              </w:rPr>
+              <w:t>5</w:t>
+            </w:r>
+            <w:r>
+              <w:rPr>
+                <w:noProof/>
+                <w:webHidden/>
+              </w:rPr>
+              <w:fldChar w:fldCharType="end"/>
+            </w:r>
+          </w:hyperlink>
+        </w:p>
+        <w:p>
+          <w:pPr>
+            <w:pStyle w:val="TOC2"/>
+            <w:tabs>
+              <w:tab w:val="right" w:leader="dot" w:pos="9016"/>
+            </w:tabs>
+            <w:rPr>
+              <w:noProof/>
+            </w:rPr>
+          </w:pPr>
+          <w:hyperlink w:anchor="_Toc215673501" w:history="1">
+            <w:r>
+              <w:rPr>
+                <w:rStyle w:val="Hyperlink"/>
+                <w:noProof/>
+              </w:rPr>
+              <w:t>2.2.3 Event-Driven Architecture</w:t>
+            </w:r>
+            <w:r>
+              <w:rPr>
+                <w:noProof/>
+                <w:webHidden/>
+              </w:rPr>
+              <w:tab/>
+            </w:r>
+            <w:r>
+              <w:rPr>
+                <w:noProof/>
+                <w:webHidden/>
+              </w:rPr>
+              <w:fldChar w:fldCharType="begin"/>
+            </w:r>
+            <w:r>
+              <w:rPr>
+                <w:noProof/>
+                <w:webHidden/>
+              </w:rPr>
+              <w:instrText xml:space="preserve"> PAGEREF _Toc215673501 \h </w:instrText>
+            </w:r>
+            <w:r>
+              <w:rPr>
+                <w:noProof/>
+                <w:webHidden/>
+              </w:rPr>
+            </w:r>
+            <w:r>
+              <w:rPr>
+                <w:noProof/>
+                <w:webHidden/>
+              </w:rPr>
+              <w:fldChar w:fldCharType="separate"/>
+            </w:r>
+            <w:r>
+              <w:rPr>
+                <w:noProof/>
+                <w:webHidden/>
+              </w:rPr>
+              <w:t>6</w:t>
+            </w:r>
+            <w:r>
+              <w:rPr>
+                <w:noProof/>
+                <w:webHidden/>
+              </w:rPr>
+              <w:fldChar w:fldCharType="end"/>
+            </w:r>
+          </w:hyperlink>
+        </w:p>
+        <w:p>
+          <w:pPr>
+            <w:pStyle w:val="TOC1"/>
+            <w:tabs>
+              <w:tab w:val="right" w:leader="dot" w:pos="9016"/>
+            </w:tabs>
+            <w:rPr>
+              <w:noProof/>
+            </w:rPr>
+          </w:pPr>
+          <w:hyperlink w:anchor="_Toc215673502" w:history="1">
+            <w:r>
+              <w:rPr>
+                <w:rStyle w:val="Hyperlink"/>
+                <w:noProof/>
+              </w:rPr>
+              <w:t>2.3 Graphics Rendering Technologies</w:t>
+            </w:r>
+            <w:r>
+              <w:rPr>
+                <w:noProof/>
+                <w:webHidden/>
+              </w:rPr>
+              <w:tab/>
+            </w:r>
+            <w:r>
+              <w:rPr>
+                <w:noProof/>
+                <w:webHidden/>
+              </w:rPr>
+              <w:fldChar w:fldCharType="begin"/>
+            </w:r>
+            <w:r>
+              <w:rPr>
+                <w:noProof/>
+                <w:webHidden/>
+              </w:rPr>
+              <w:instrText xml:space="preserve"> PAGEREF _Toc215673502 \h </w:instrText>
+            </w:r>
+            <w:r>
+              <w:rPr>
+                <w:noProof/>
+                <w:webHidden/>
+              </w:rPr>
+            </w:r>
+            <w:r>
+              <w:rPr>
+                <w:noProof/>
+                <w:webHidden/>
+              </w:rPr>
+              <w:fldChar w:fldCharType="separate"/>
+            </w:r>
+            <w:r>
+              <w:rPr>
+                <w:noProof/>
+                <w:webHidden/>
+              </w:rPr>
+              <w:t>6</w:t>
+            </w:r>
+            <w:r>
+              <w:rPr>
+                <w:noProof/>
+                <w:webHidden/>
+              </w:rPr>
+              <w:fldChar w:fldCharType="end"/>
+            </w:r>
+          </w:hyperlink>
+        </w:p>
+        <w:p>
+          <w:pPr>
+            <w:pStyle w:val="TOC2"/>
+            <w:tabs>
+              <w:tab w:val="right" w:leader="dot" w:pos="9016"/>
+            </w:tabs>
+            <w:rPr>
+              <w:noProof/>
+            </w:rPr>
+          </w:pPr>
+          <w:hyperlink w:anchor="_Toc215673503" w:history="1">
+            <w:r>
+              <w:rPr>
+                <w:rStyle w:val="Hyperlink"/>
+                <w:noProof/>
+              </w:rPr>
+              <w:t>2.3.1 Comparison of Game Engines (Unreal, Unity, Godot, Ogre3D)</w:t>
+            </w:r>
+            <w:r>
+              <w:rPr>
+                <w:noProof/>
+                <w:webHidden/>
+              </w:rPr>
+              <w:tab/>
+            </w:r>
+            <w:r>
+              <w:rPr>
+                <w:noProof/>
+                <w:webHidden/>
+              </w:rPr>
+              <w:fldChar w:fldCharType="begin"/>
+            </w:r>
+            <w:r>
+              <w:rPr>
+                <w:noProof/>
+                <w:webHidden/>
+              </w:rPr>
+              <w:instrText xml:space="preserve"> PAGEREF _Toc215673503 \h </w:instrText>
+            </w:r>
+            <w:r>
+              <w:rPr>
+                <w:noProof/>
+                <w:webHidden/>
+              </w:rPr>
+            </w:r>
+            <w:r>
+              <w:rPr>
+                <w:noProof/>
+                <w:webHidden/>
+              </w:rPr>
+              <w:fldChar w:fldCharType="separate"/>
+            </w:r>
+            <w:r>
+              <w:rPr>
+                <w:noProof/>
+                <w:webHidden/>
+              </w:rPr>
+              <w:t>6</w:t>
+            </w:r>
+            <w:r>
+              <w:rPr>
+                <w:noProof/>
+                <w:webHidden/>
+              </w:rPr>
+              <w:fldChar w:fldCharType="end"/>
+            </w:r>
+          </w:hyperlink>
+        </w:p>
+        <w:p>
+          <w:pPr>
+            <w:pStyle w:val="TOC2"/>
+            <w:tabs>
+              <w:tab w:val="right" w:leader="dot" w:pos="9016"/>
+            </w:tabs>
+            <w:rPr>
+              <w:noProof/>
+            </w:rPr>
+          </w:pPr>
+          <w:hyperlink w:anchor="_Toc215673504" w:history="1">
+            <w:r>
+              <w:rPr>
+                <w:rStyle w:val="Hyperlink"/>
+                <w:noProof/>
+              </w:rPr>
+              <w:t>2.3.3 GUI Systems (CEGUI, Dear ImGui, Ogre Overlay)</w:t>
+            </w:r>
+            <w:r>
+              <w:rPr>
+                <w:noProof/>
+                <w:webHidden/>
+              </w:rPr>
+              <w:tab/>
+            </w:r>
+            <w:r>
+              <w:rPr>
+                <w:noProof/>
+                <w:webHidden/>
+              </w:rPr>
+              <w:fldChar w:fldCharType="begin"/>
+            </w:r>
+            <w:r>
+              <w:rPr>
+                <w:noProof/>
+                <w:webHidden/>
+              </w:rPr>
+              <w:instrText xml:space="preserve"> PAGEREF _Toc215673504 \h </w:instrText>
+            </w:r>
+            <w:r>
+              <w:rPr>
+                <w:noProof/>
+                <w:webHidden/>
+              </w:rPr>
+            </w:r>
+            <w:r>
+              <w:rPr>
+                <w:noProof/>
+                <w:webHidden/>
+              </w:rPr>
+              <w:fldChar w:fldCharType="separate"/>
+            </w:r>
+            <w:r>
+              <w:rPr>
+                <w:noProof/>
+                <w:webHidden/>
+              </w:rPr>
+              <w:t>6</w:t>
+            </w:r>
+            <w:r>
+              <w:rPr>
+                <w:noProof/>
+                <w:webHidden/>
+              </w:rPr>
+              <w:fldChar w:fldCharType="end"/>
+            </w:r>
+          </w:hyperlink>
+        </w:p>
+        <w:p>
+          <w:pPr>
+            <w:pStyle w:val="TOC1"/>
+            <w:tabs>
+              <w:tab w:val="right" w:leader="dot" w:pos="9016"/>
+            </w:tabs>
+            <w:rPr>
+              <w:noProof/>
+            </w:rPr>
+          </w:pPr>
+          <w:hyperlink w:anchor="_Toc215673505" w:history="1">
+            <w:r>
+              <w:rPr>
+                <w:rStyle w:val="Hyperlink"/>
+                <w:noProof/>
+              </w:rPr>
+              <w:t>2.4 Entity Management Systems</w:t>
+            </w:r>
+            <w:r>
+              <w:rPr>
+                <w:noProof/>
+                <w:webHidden/>
+              </w:rPr>
+              <w:tab/>
+            </w:r>
+            <w:r>
+              <w:rPr>
+                <w:noProof/>
+                <w:webHidden/>
+              </w:rPr>
+              <w:fldChar w:fldCharType="begin"/>
+            </w:r>
+            <w:r>
+              <w:rPr>
+                <w:noProof/>
+                <w:webHidden/>
+              </w:rPr>
+              <w:instrText xml:space="preserve"> PAGEREF _Toc215673505 \h </w:instrText>
+            </w:r>
+            <w:r>
+              <w:rPr>
+                <w:noProof/>
+                <w:webHidden/>
+              </w:rPr>
+            </w:r>
+            <w:r>
+              <w:rPr>
+                <w:noProof/>
+                <w:webHidden/>
+              </w:rPr>
+              <w:fldChar w:fldCharType="separate"/>
+            </w:r>
+            <w:r>
+              <w:rPr>
+                <w:noProof/>
+                <w:webHidden/>
+              </w:rPr>
+              <w:t>6</w:t>
+            </w:r>
+            <w:r>
+              <w:rPr>
+                <w:noProof/>
+                <w:webHidden/>
+              </w:rPr>
+              <w:fldChar w:fldCharType="end"/>
+            </w:r>
+          </w:hyperlink>
+        </w:p>
+        <w:p>
+          <w:pPr>
+            <w:pStyle w:val="TOC2"/>
+            <w:tabs>
+              <w:tab w:val="right" w:leader="dot" w:pos="9016"/>
+            </w:tabs>
+            <w:rPr>
+              <w:noProof/>
+            </w:rPr>
+          </w:pPr>
+          <w:hyperlink w:anchor="_Toc215673506" w:history="1">
+            <w:r>
+              <w:rPr>
+                <w:rStyle w:val="Hyperlink"/>
+                <w:noProof/>
+              </w:rPr>
+              <w:t>2.4.1 Object-Oriented Hierarchy</w:t>
+            </w:r>
+            <w:r>
+              <w:rPr>
+                <w:noProof/>
+                <w:webHidden/>
+              </w:rPr>
+              <w:tab/>
+            </w:r>
+            <w:r>
+              <w:rPr>
+                <w:noProof/>
+                <w:webHidden/>
+              </w:rPr>
+              <w:fldChar w:fldCharType="begin"/>
+            </w:r>
+            <w:r>
+              <w:rPr>
+                <w:noProof/>
+                <w:webHidden/>
+              </w:rPr>
+              <w:instrText xml:space="preserve"> PAGEREF _Toc215673506 \h </w:instrText>
+            </w:r>
+            <w:r>
+              <w:rPr>
+                <w:noProof/>
+                <w:webHidden/>
+              </w:rPr>
+            </w:r>
+            <w:r>
+              <w:rPr>
+                <w:noProof/>
+                <w:webHidden/>
+              </w:rPr>
+              <w:fldChar w:fldCharType="separate"/>
+            </w:r>
+            <w:r>
+              <w:rPr>
+                <w:noProof/>
+                <w:webHidden/>
+              </w:rPr>
+              <w:t>6</w:t>
+            </w:r>
+            <w:r>
+              <w:rPr>
+                <w:noProof/>
+                <w:webHidden/>
+              </w:rPr>
+              <w:fldChar w:fldCharType="end"/>
+            </w:r>
+          </w:hyperlink>
+        </w:p>
+        <w:p>
+          <w:pPr>
+            <w:pStyle w:val="TOC2"/>
+            <w:tabs>
+              <w:tab w:val="right" w:leader="dot" w:pos="9016"/>
+            </w:tabs>
+            <w:rPr>
+              <w:noProof/>
+            </w:rPr>
+          </w:pPr>
+          <w:hyperlink w:anchor="_Toc215673507" w:history="1">
+            <w:r>
+              <w:rPr>
+                <w:rStyle w:val="Hyperlink"/>
+                <w:noProof/>
+              </w:rPr>
+              <w:t>2.4.2 Entity Component System (ECS) Paradigm</w:t>
+            </w:r>
+            <w:r>
+              <w:rPr>
+                <w:noProof/>
+                <w:webHidden/>
+              </w:rPr>
+              <w:tab/>
+            </w:r>
+            <w:r>
+              <w:rPr>
+                <w:noProof/>
+                <w:webHidden/>
+              </w:rPr>
+              <w:fldChar w:fldCharType="begin"/>
+            </w:r>
+            <w:r>
+              <w:rPr>
+                <w:noProof/>
+                <w:webHidden/>
+              </w:rPr>
+              <w:instrText xml:space="preserve"> PAGEREF _Toc215673507 \h </w:instrText>
+            </w:r>
+            <w:r>
+              <w:rPr>
+                <w:noProof/>
+                <w:webHidden/>
+              </w:rPr>
+            </w:r>
+            <w:r>
+              <w:rPr>
+                <w:noProof/>
+                <w:webHidden/>
+              </w:rPr>
+              <w:fldChar w:fldCharType="separate"/>
+            </w:r>
+            <w:r>
+              <w:rPr>
+                <w:noProof/>
+                <w:webHidden/>
+              </w:rPr>
+              <w:t>6</w:t>
+            </w:r>
+            <w:r>
+              <w:rPr>
+                <w:noProof/>
+                <w:webHidden/>
+              </w:rPr>
+              <w:fldChar w:fldCharType="end"/>
+            </w:r>
+          </w:hyperlink>
+        </w:p>
+        <w:p>
+          <w:pPr>
+            <w:pStyle w:val="TOC2"/>
+            <w:tabs>
+              <w:tab w:val="left" w:pos="1200"/>
+              <w:tab w:val="right" w:leader="dot" w:pos="9016"/>
+            </w:tabs>
+            <w:rPr>
+              <w:noProof/>
+            </w:rPr>
+          </w:pPr>
+          <w:hyperlink w:anchor="_Toc215673508" w:history="1">
+            <w:r>
+              <w:rPr>
+                <w:rStyle w:val="Hyperlink"/>
+                <w:noProof/>
+              </w:rPr>
+              <w:t>2.4.3</w:t>
+            </w:r>
+            <w:r>
+              <w:rPr>
+                <w:noProof/>
+              </w:rPr>
+              <w:tab/>
+            </w:r>
+            <w:r>
+              <w:rPr>
+                <w:rStyle w:val="Hyperlink"/>
+                <w:noProof/>
+              </w:rPr>
+              <w:t>ECS Library Comparison (EnTT, Flecs)</w:t>
+            </w:r>
+            <w:r>
+              <w:rPr>
+                <w:noProof/>
+                <w:webHidden/>
+              </w:rPr>
+              <w:tab/>
+            </w:r>
+            <w:r>
+              <w:rPr>
+                <w:noProof/>
+                <w:webHidden/>
+              </w:rPr>
+              <w:fldChar w:fldCharType="begin"/>
+            </w:r>
+            <w:r>
+              <w:rPr>
+                <w:noProof/>
+                <w:webHidden/>
+              </w:rPr>
+              <w:instrText xml:space="preserve"> PAGEREF _Toc215673508 \h </w:instrText>
+            </w:r>
+            <w:r>
+              <w:rPr>
+                <w:noProof/>
+                <w:webHidden/>
+              </w:rPr>
+            </w:r>
+            <w:r>
+              <w:rPr>
+                <w:noProof/>
+                <w:webHidden/>
+              </w:rPr>
+              <w:fldChar w:fldCharType="separate"/>
+            </w:r>
+            <w:r>
+              <w:rPr>
+                <w:noProof/>
+                <w:webHidden/>
+              </w:rPr>
+              <w:t>7</w:t>
+            </w:r>
+            <w:r>
+              <w:rPr>
+                <w:noProof/>
+                <w:webHidden/>
+              </w:rPr>
+              <w:fldChar w:fldCharType="end"/>
+            </w:r>
+          </w:hyperlink>
+        </w:p>
+        <w:p>
+          <w:pPr>
+            <w:pStyle w:val="TOC2"/>
+            <w:tabs>
+              <w:tab w:val="left" w:pos="960"/>
+              <w:tab w:val="right" w:leader="dot" w:pos="9016"/>
+            </w:tabs>
+            <w:rPr>
+              <w:noProof/>
+            </w:rPr>
+          </w:pPr>
+          <w:hyperlink w:anchor="_Toc215673509" w:history="1">
+            <w:r>
+              <w:rPr>
+                <w:rStyle w:val="Hyperlink"/>
+                <w:noProof/>
+              </w:rPr>
+              <w:t>2.5</w:t>
+            </w:r>
+            <w:r>
+              <w:rPr>
+                <w:noProof/>
+              </w:rPr>
+              <w:tab/>
+            </w:r>
+            <w:r>
+              <w:rPr>
+                <w:rStyle w:val="Hyperlink"/>
+                <w:noProof/>
+              </w:rPr>
+              <w:t>Input Handling for Multi-Device Support</w:t>
+            </w:r>
+            <w:r>
+              <w:rPr>
+                <w:noProof/>
+                <w:webHidden/>
+              </w:rPr>
+              <w:tab/>
+            </w:r>
+            <w:r>
+              <w:rPr>
+                <w:noProof/>
+                <w:webHidden/>
+              </w:rPr>
+              <w:fldChar w:fldCharType="begin"/>
+            </w:r>
+            <w:r>
+              <w:rPr>
+                <w:noProof/>
+                <w:webHidden/>
+              </w:rPr>
+              <w:instrText xml:space="preserve"> PAGEREF _Toc215673509 \h </w:instrText>
+            </w:r>
+            <w:r>
+              <w:rPr>
+                <w:noProof/>
+                <w:webHidden/>
+              </w:rPr>
+            </w:r>
+            <w:r>
+              <w:rPr>
+                <w:noProof/>
+                <w:webHidden/>
+              </w:rPr>
+              <w:fldChar w:fldCharType="separate"/>
+            </w:r>
+            <w:r>
+              <w:rPr>
+                <w:noProof/>
+                <w:webHidden/>
+              </w:rPr>
+              <w:t>7</w:t>
+            </w:r>
+            <w:r>
+              <w:rPr>
+                <w:noProof/>
+                <w:webHidden/>
+              </w:rPr>
+              <w:fldChar w:fldCharType="end"/>
+            </w:r>
+          </w:hyperlink>
+        </w:p>
+        <w:p>
+          <w:pPr>
+            <w:pStyle w:val="TOC3"/>
+            <w:tabs>
+              <w:tab w:val="right" w:leader="dot" w:pos="9016"/>
+            </w:tabs>
+            <w:rPr>
+              <w:noProof/>
+            </w:rPr>
+          </w:pPr>
+          <w:hyperlink w:anchor="_Toc215673510" w:history="1">
+            <w:r>
+              <w:rPr>
+                <w:rStyle w:val="Hyperlink"/>
+                <w:noProof/>
+              </w:rPr>
+              <w:t>2.5.1 Input Abstraction Libraries</w:t>
+            </w:r>
+            <w:r>
+              <w:rPr>
+                <w:noProof/>
+                <w:webHidden/>
+              </w:rPr>
+              <w:tab/>
+            </w:r>
+            <w:r>
+              <w:rPr>
+                <w:noProof/>
+                <w:webHidden/>
+              </w:rPr>
+              <w:fldChar w:fldCharType="begin"/>
+            </w:r>
+            <w:r>
+              <w:rPr>
+                <w:noProof/>
+                <w:webHidden/>
+              </w:rPr>
+              <w:instrText xml:space="preserve"> PAGEREF _Toc215673510 \h </w:instrText>
+            </w:r>
+            <w:r>
+              <w:rPr>
+                <w:noProof/>
+                <w:webHidden/>
+              </w:rPr>
+            </w:r>
+            <w:r>
+              <w:rPr>
+                <w:noProof/>
+                <w:webHidden/>
+              </w:rPr>
+              <w:fldChar w:fldCharType="separate"/>
+            </w:r>
+            <w:r>
+              <w:rPr>
+                <w:noProof/>
+                <w:webHidden/>
+              </w:rPr>
+              <w:t>7</w:t>
+            </w:r>
+            <w:r>
+              <w:rPr>
+                <w:noProof/>
+                <w:webHidden/>
+              </w:rPr>
+              <w:fldChar w:fldCharType="end"/>
+            </w:r>
+          </w:hyperlink>
+        </w:p>
+        <w:p>
+          <w:pPr>
+            <w:pStyle w:val="TOC3"/>
+            <w:tabs>
+              <w:tab w:val="right" w:leader="dot" w:pos="9016"/>
+            </w:tabs>
+            <w:rPr>
+              <w:noProof/>
+            </w:rPr>
+          </w:pPr>
+          <w:hyperlink w:anchor="_Toc215673511" w:history="1">
+            <w:r>
+              <w:rPr>
+                <w:rStyle w:val="Hyperlink"/>
+                <w:noProof/>
+              </w:rPr>
+              <w:t>2.5.2 Device Identification and Separation</w:t>
+            </w:r>
+            <w:r>
+              <w:rPr>
+                <w:noProof/>
+                <w:webHidden/>
+              </w:rPr>
+              <w:tab/>
+            </w:r>
+            <w:r>
+              <w:rPr>
+                <w:noProof/>
+                <w:webHidden/>
+              </w:rPr>
+              <w:fldChar w:fldCharType="begin"/>
+            </w:r>
+            <w:r>
+              <w:rPr>
+                <w:noProof/>
+                <w:webHidden/>
+              </w:rPr>
+              <w:instrText xml:space="preserve"> PAGEREF _Toc215673511 \h </w:instrText>
+            </w:r>
+            <w:r>
+              <w:rPr>
+                <w:noProof/>
+                <w:webHidden/>
+              </w:rPr>
+            </w:r>
+            <w:r>
+              <w:rPr>
+                <w:noProof/>
+                <w:webHidden/>
+              </w:rPr>
+              <w:fldChar w:fldCharType="separate"/>
+            </w:r>
+            <w:r>
+              <w:rPr>
+                <w:noProof/>
+                <w:webHidden/>
+              </w:rPr>
+              <w:t>7</w:t>
+            </w:r>
+            <w:r>
+              <w:rPr>
+                <w:noProof/>
+                <w:webHidden/>
+              </w:rPr>
+              <w:fldChar w:fldCharType="end"/>
+            </w:r>
+          </w:hyperlink>
+        </w:p>
+        <w:p>
+          <w:pPr>
+            <w:pStyle w:val="TOC1"/>
+            <w:tabs>
+              <w:tab w:val="right" w:leader="dot" w:pos="9016"/>
+            </w:tabs>
+            <w:rPr>
+              <w:noProof/>
+            </w:rPr>
+          </w:pPr>
+          <w:hyperlink w:anchor="_Toc215673512" w:history="1">
+            <w:r>
+              <w:rPr>
+                <w:rStyle w:val="Hyperlink"/>
+                <w:noProof/>
+              </w:rPr>
+              <w:t>3. Technical Survey and Technology Selection</w:t>
+            </w:r>
+            <w:r>
+              <w:rPr>
+                <w:noProof/>
+                <w:webHidden/>
+              </w:rPr>
+              <w:tab/>
+            </w:r>
+            <w:r>
+              <w:rPr>
+                <w:noProof/>
+                <w:webHidden/>
+              </w:rPr>
+              <w:fldChar w:fldCharType="begin"/>
+            </w:r>
+            <w:r>
+              <w:rPr>
+                <w:noProof/>
+                <w:webHidden/>
+              </w:rPr>
+              <w:instrText xml:space="preserve"> PAGEREF _Toc215673512 \h </w:instrText>
+            </w:r>
+            <w:r>
+              <w:rPr>
+                <w:noProof/>
+                <w:webHidden/>
+              </w:rPr>
+            </w:r>
+            <w:r>
+              <w:rPr>
+                <w:noProof/>
+                <w:webHidden/>
+              </w:rPr>
+              <w:fldChar w:fldCharType="separate"/>
+            </w:r>
+            <w:r>
+              <w:rPr>
+                <w:noProof/>
+                <w:webHidden/>
+              </w:rPr>
+              <w:t>7</w:t>
+            </w:r>
+            <w:r>
+              <w:rPr>
+                <w:noProof/>
+                <w:webHidden/>
+              </w:rPr>
+              <w:fldChar w:fldCharType="end"/>
+            </w:r>
+          </w:hyperlink>
+        </w:p>
+        <w:p>
+          <w:pPr>
+            <w:pStyle w:val="TOC2"/>
+            <w:tabs>
+              <w:tab w:val="right" w:leader="dot" w:pos="9016"/>
+            </w:tabs>
+            <w:rPr>
+              <w:noProof/>
+            </w:rPr>
+          </w:pPr>
+          <w:hyperlink w:anchor="_Toc215673513" w:history="1">
+            <w:r>
+              <w:rPr>
+                <w:rStyle w:val="Hyperlink"/>
+                <w:noProof/>
+              </w:rPr>
+              <w:t>3.1 Programming Language Selection</w:t>
+            </w:r>
+            <w:r>
+              <w:rPr>
+                <w:noProof/>
+                <w:webHidden/>
+              </w:rPr>
+              <w:tab/>
+            </w:r>
+            <w:r>
+              <w:rPr>
+                <w:noProof/>
+                <w:webHidden/>
+              </w:rPr>
+              <w:fldChar w:fldCharType="begin"/>
+            </w:r>
+            <w:r>
+              <w:rPr>
+                <w:noProof/>
+                <w:webHidden/>
+              </w:rPr>
+              <w:instrText xml:space="preserve"> PAGEREF _Toc215673513 \h </w:instrText>
+            </w:r>
+            <w:r>
+              <w:rPr>
+                <w:noProof/>
+                <w:webHidden/>
+              </w:rPr>
+            </w:r>
+            <w:r>
+              <w:rPr>
+                <w:noProof/>
+                <w:webHidden/>
+              </w:rPr>
+              <w:fldChar w:fldCharType="separate"/>
+            </w:r>
+            <w:r>
+              <w:rPr>
+                <w:noProof/>
+                <w:webHidden/>
+              </w:rPr>
+              <w:t>7</w:t>
+            </w:r>
+            <w:r>
+              <w:rPr>
+                <w:noProof/>
+                <w:webHidden/>
+              </w:rPr>
+              <w:fldChar w:fldCharType="end"/>
+            </w:r>
+          </w:hyperlink>
+        </w:p>
+        <w:p>
+          <w:pPr>
+            <w:pStyle w:val="TOC3"/>
+            <w:tabs>
+              <w:tab w:val="right" w:leader="dot" w:pos="9016"/>
+            </w:tabs>
+            <w:rPr>
+              <w:noProof/>
+            </w:rPr>
+          </w:pPr>
+          <w:hyperlink w:anchor="_Toc215673514" w:history="1">
+            <w:r>
+              <w:rPr>
+                <w:rStyle w:val="Hyperlink"/>
+                <w:noProof/>
+              </w:rPr>
+              <w:t>3.1.1 Evaluation Criteria</w:t>
+            </w:r>
+            <w:r>
+              <w:rPr>
+                <w:noProof/>
+                <w:webHidden/>
+              </w:rPr>
+              <w:tab/>
+            </w:r>
+            <w:r>
+              <w:rPr>
+                <w:noProof/>
+                <w:webHidden/>
+              </w:rPr>
+              <w:fldChar w:fldCharType="begin"/>
+            </w:r>
+            <w:r>
+              <w:rPr>
+                <w:noProof/>
+                <w:webHidden/>
+              </w:rPr>
+              <w:instrText xml:space="preserve"> PAGEREF _Toc215673514 \h </w:instrText>
+            </w:r>
+            <w:r>
+              <w:rPr>
+                <w:noProof/>
+                <w:webHidden/>
+              </w:rPr>
+            </w:r>
+            <w:r>
+              <w:rPr>
+                <w:noProof/>
+                <w:webHidden/>
+              </w:rPr>
+              <w:fldChar w:fldCharType="separate"/>
+            </w:r>
+            <w:r>
+              <w:rPr>
+                <w:noProof/>
+                <w:webHidden/>
+              </w:rPr>
+              <w:t>7</w:t>
+            </w:r>
+            <w:r>
+              <w:rPr>
+                <w:noProof/>
+                <w:webHidden/>
+              </w:rPr>
+              <w:fldChar w:fldCharType="end"/>
+            </w:r>
+          </w:hyperlink>
+        </w:p>
+        <w:p>
+          <w:pPr>
+            <w:pStyle w:val="TOC3"/>
+            <w:tabs>
+              <w:tab w:val="right" w:leader="dot" w:pos="9016"/>
+            </w:tabs>
+            <w:rPr>
+              <w:noProof/>
+            </w:rPr>
+          </w:pPr>
+          <w:hyperlink w:anchor="_Toc215673515" w:history="1">
+            <w:r>
+              <w:rPr>
+                <w:rStyle w:val="Hyperlink"/>
+                <w:noProof/>
+              </w:rPr>
+              <w:t>3.1.2 C++ vs Java Analysis</w:t>
+            </w:r>
+            <w:r>
+              <w:rPr>
+                <w:noProof/>
+                <w:webHidden/>
+              </w:rPr>
+              <w:tab/>
+            </w:r>
+            <w:r>
+              <w:rPr>
+                <w:noProof/>
+                <w:webHidden/>
+              </w:rPr>
+              <w:fldChar w:fldCharType="begin"/>
+            </w:r>
+            <w:r>
+              <w:rPr>
+                <w:noProof/>
+                <w:webHidden/>
+              </w:rPr>
+              <w:instrText xml:space="preserve"> PAGEREF _Toc215673515 \h </w:instrText>
+            </w:r>
+            <w:r>
+              <w:rPr>
+                <w:noProof/>
+                <w:webHidden/>
+              </w:rPr>
+            </w:r>
+            <w:r>
+              <w:rPr>
+                <w:noProof/>
+                <w:webHidden/>
+              </w:rPr>
+              <w:fldChar w:fldCharType="separate"/>
+            </w:r>
+            <w:r>
+              <w:rPr>
+                <w:noProof/>
+                <w:webHidden/>
+              </w:rPr>
+              <w:t>7</w:t>
+            </w:r>
+            <w:r>
+              <w:rPr>
+                <w:noProof/>
+                <w:webHidden/>
+              </w:rPr>
+              <w:fldChar w:fldCharType="end"/>
+            </w:r>
+          </w:hyperlink>
+        </w:p>
+        <w:p>
+          <w:pPr>
+            <w:pStyle w:val="TOC3"/>
+            <w:tabs>
+              <w:tab w:val="right" w:leader="dot" w:pos="9016"/>
+            </w:tabs>
+            <w:rPr>
+              <w:noProof/>
+            </w:rPr>
+          </w:pPr>
+          <w:hyperlink w:anchor="_Toc215673516" w:history="1">
+            <w:r>
+              <w:rPr>
+                <w:rStyle w:val="Hyperlink"/>
+                <w:noProof/>
+              </w:rPr>
+              <w:t>3.1.3 Justification</w:t>
+            </w:r>
+            <w:r>
+              <w:rPr>
+                <w:noProof/>
+                <w:webHidden/>
+              </w:rPr>
+              <w:tab/>
+            </w:r>
+            <w:r>
+              <w:rPr>
+                <w:noProof/>
+                <w:webHidden/>
+              </w:rPr>
+              <w:fldChar w:fldCharType="begin"/>
+            </w:r>
+            <w:r>
+              <w:rPr>
+                <w:noProof/>
+                <w:webHidden/>
+              </w:rPr>
+              <w:instrText xml:space="preserve"> PAGEREF _Toc215673516 \h </w:instrText>
+            </w:r>
+            <w:r>
+              <w:rPr>
+                <w:noProof/>
+                <w:webHidden/>
+              </w:rPr>
+            </w:r>
+            <w:r>
+              <w:rPr>
+                <w:noProof/>
+                <w:webHidden/>
+              </w:rPr>
+              <w:fldChar w:fldCharType="separate"/>
+            </w:r>
+            <w:r>
+              <w:rPr>
+                <w:noProof/>
+                <w:webHidden/>
+              </w:rPr>
+              <w:t>7</w:t>
+            </w:r>
+            <w:r>
+              <w:rPr>
+                <w:noProof/>
+                <w:webHidden/>
+              </w:rPr>
+              <w:fldChar w:fldCharType="end"/>
+            </w:r>
+          </w:hyperlink>
+        </w:p>
+        <w:p>
+          <w:pPr>
+            <w:pStyle w:val="TOC2"/>
+            <w:tabs>
+              <w:tab w:val="right" w:leader="dot" w:pos="9016"/>
+            </w:tabs>
+            <w:rPr>
+              <w:noProof/>
+            </w:rPr>
+          </w:pPr>
+          <w:hyperlink w:anchor="_Toc215673517" w:history="1">
+            <w:r>
+              <w:rPr>
+                <w:rStyle w:val="Hyperlink"/>
+                <w:noProof/>
+              </w:rPr>
+              <w:t>3.2 Graphics engine selection 3.2.1 Requirements Analysis</w:t>
+            </w:r>
+            <w:r>
+              <w:rPr>
+                <w:noProof/>
+                <w:webHidden/>
+              </w:rPr>
+              <w:tab/>
+            </w:r>
+            <w:r>
+              <w:rPr>
+                <w:noProof/>
+                <w:webHidden/>
+              </w:rPr>
+              <w:fldChar w:fldCharType="begin"/>
+            </w:r>
+            <w:r>
+              <w:rPr>
+                <w:noProof/>
+                <w:webHidden/>
+              </w:rPr>
+              <w:instrText xml:space="preserve"> PAGEREF _Toc215673517 \h </w:instrText>
+            </w:r>
+            <w:r>
+              <w:rPr>
+                <w:noProof/>
+                <w:webHidden/>
+              </w:rPr>
+            </w:r>
+            <w:r>
+              <w:rPr>
+                <w:noProof/>
+                <w:webHidden/>
+              </w:rPr>
+              <w:fldChar w:fldCharType="separate"/>
+            </w:r>
+            <w:r>
+              <w:rPr>
+                <w:noProof/>
+                <w:webHidden/>
+              </w:rPr>
+              <w:t>7</w:t>
+            </w:r>
+            <w:r>
+              <w:rPr>
+                <w:noProof/>
+                <w:webHidden/>
+              </w:rPr>
+              <w:fldChar w:fldCharType="end"/>
+            </w:r>
+          </w:hyperlink>
+        </w:p>
+        <w:p>
+          <w:pPr>
+            <w:pStyle w:val="TOC3"/>
+            <w:tabs>
+              <w:tab w:val="right" w:leader="dot" w:pos="9016"/>
+            </w:tabs>
+            <w:rPr>
+              <w:noProof/>
+            </w:rPr>
+          </w:pPr>
+          <w:hyperlink w:anchor="_Toc215673518" w:history="1">
+            <w:r>
+              <w:rPr>
+                <w:rStyle w:val="Hyperlink"/>
+                <w:noProof/>
+              </w:rPr>
+              <w:t>3.2.2 Ogre3D Justification</w:t>
+            </w:r>
+            <w:r>
+              <w:rPr>
+                <w:noProof/>
+                <w:webHidden/>
+              </w:rPr>
+              <w:tab/>
+            </w:r>
+            <w:r>
+              <w:rPr>
+                <w:noProof/>
+                <w:webHidden/>
+              </w:rPr>
+              <w:fldChar w:fldCharType="begin"/>
+            </w:r>
+            <w:r>
+              <w:rPr>
+                <w:noProof/>
+                <w:webHidden/>
+              </w:rPr>
+              <w:instrText xml:space="preserve"> PAGEREF _Toc215673518 \h </w:instrText>
+            </w:r>
+            <w:r>
+              <w:rPr>
+                <w:noProof/>
+                <w:webHidden/>
+              </w:rPr>
+            </w:r>
+            <w:r>
+              <w:rPr>
+                <w:noProof/>
+                <w:webHidden/>
+              </w:rPr>
+              <w:fldChar w:fldCharType="separate"/>
+            </w:r>
+            <w:r>
+              <w:rPr>
+                <w:noProof/>
+                <w:webHidden/>
+              </w:rPr>
+              <w:t>8</w:t>
+            </w:r>
+            <w:r>
+              <w:rPr>
+                <w:noProof/>
+                <w:webHidden/>
+              </w:rPr>
+              <w:fldChar w:fldCharType="end"/>
+            </w:r>
+          </w:hyperlink>
+        </w:p>
+        <w:p>
+          <w:pPr>
+            <w:pStyle w:val="TOC2"/>
+            <w:tabs>
+              <w:tab w:val="right" w:leader="dot" w:pos="9016"/>
+            </w:tabs>
+            <w:rPr>
+              <w:noProof/>
+            </w:rPr>
+          </w:pPr>
+          <w:hyperlink w:anchor="_Toc215673519" w:history="1">
+            <w:r>
+              <w:rPr>
+                <w:rStyle w:val="Hyperlink"/>
+                <w:noProof/>
+              </w:rPr>
+              <w:t>3.3 Input Library Selection</w:t>
+            </w:r>
+            <w:r>
+              <w:rPr>
+                <w:noProof/>
+                <w:webHidden/>
+              </w:rPr>
+              <w:tab/>
+            </w:r>
+            <w:r>
+              <w:rPr>
+                <w:noProof/>
+                <w:webHidden/>
+              </w:rPr>
+              <w:fldChar w:fldCharType="begin"/>
+            </w:r>
+            <w:r>
+              <w:rPr>
+                <w:noProof/>
+                <w:webHidden/>
+              </w:rPr>
+              <w:instrText xml:space="preserve"> PAGEREF _Toc215673519 \h </w:instrText>
+            </w:r>
+            <w:r>
+              <w:rPr>
+                <w:noProof/>
+                <w:webHidden/>
+              </w:rPr>
+            </w:r>
+            <w:r>
+              <w:rPr>
+                <w:noProof/>
+                <w:webHidden/>
+              </w:rPr>
+              <w:fldChar w:fldCharType="separate"/>
+            </w:r>
+            <w:r>
+              <w:rPr>
+                <w:noProof/>
+                <w:webHidden/>
+              </w:rPr>
+              <w:t>8</w:t>
+            </w:r>
+            <w:r>
+              <w:rPr>
+                <w:noProof/>
+                <w:webHidden/>
+              </w:rPr>
+              <w:fldChar w:fldCharType="end"/>
+            </w:r>
+          </w:hyperlink>
+        </w:p>
+        <w:p>
+          <w:pPr>
+            <w:pStyle w:val="TOC3"/>
+            <w:tabs>
+              <w:tab w:val="right" w:leader="dot" w:pos="9016"/>
+            </w:tabs>
+            <w:rPr>
+              <w:noProof/>
+            </w:rPr>
+          </w:pPr>
+          <w:hyperlink w:anchor="_Toc215673520" w:history="1">
+            <w:r>
+              <w:rPr>
+                <w:rStyle w:val="Hyperlink"/>
+                <w:noProof/>
+              </w:rPr>
+              <w:t>3.3.1 OIS vs SDL2 Comparison</w:t>
+            </w:r>
+            <w:r>
+              <w:rPr>
+                <w:noProof/>
+                <w:webHidden/>
+              </w:rPr>
+              <w:tab/>
+            </w:r>
+            <w:r>
+              <w:rPr>
+                <w:noProof/>
+                <w:webHidden/>
+              </w:rPr>
+              <w:fldChar w:fldCharType="begin"/>
+            </w:r>
+            <w:r>
+              <w:rPr>
+                <w:noProof/>
+                <w:webHidden/>
+              </w:rPr>
+              <w:instrText xml:space="preserve"> PAGEREF _Toc215673520 \h </w:instrText>
+            </w:r>
+            <w:r>
+              <w:rPr>
+                <w:noProof/>
+                <w:webHidden/>
+              </w:rPr>
+            </w:r>
+            <w:r>
+              <w:rPr>
+                <w:noProof/>
+                <w:webHidden/>
+              </w:rPr>
+              <w:fldChar w:fldCharType="separate"/>
+            </w:r>
+            <w:r>
+              <w:rPr>
+                <w:noProof/>
+                <w:webHidden/>
+              </w:rPr>
+              <w:t>8</w:t>
+            </w:r>
+            <w:r>
+              <w:rPr>
+                <w:noProof/>
+                <w:webHidden/>
+              </w:rPr>
+              <w:fldChar w:fldCharType="end"/>
+            </w:r>
+          </w:hyperlink>
+        </w:p>
+        <w:p>
+          <w:pPr>
+            <w:pStyle w:val="TOC3"/>
+            <w:tabs>
+              <w:tab w:val="right" w:leader="dot" w:pos="9016"/>
+            </w:tabs>
+            <w:rPr>
+              <w:noProof/>
+            </w:rPr>
+          </w:pPr>
+          <w:hyperlink w:anchor="_Toc215673521" w:history="1">
+            <w:r>
+              <w:rPr>
+                <w:rStyle w:val="Hyperlink"/>
+                <w:noProof/>
+              </w:rPr>
+              <w:t>3.3.2 Final Selection</w:t>
+            </w:r>
+            <w:r>
+              <w:rPr>
+                <w:noProof/>
+                <w:webHidden/>
+              </w:rPr>
+              <w:tab/>
+            </w:r>
+            <w:r>
+              <w:rPr>
+                <w:noProof/>
+                <w:webHidden/>
+              </w:rPr>
+              <w:fldChar w:fldCharType="begin"/>
+            </w:r>
+            <w:r>
+              <w:rPr>
+                <w:noProof/>
+                <w:webHidden/>
+              </w:rPr>
+              <w:instrText xml:space="preserve"> PAGEREF _Toc215673521 \h </w:instrText>
+            </w:r>
+            <w:r>
+              <w:rPr>
+                <w:noProof/>
+                <w:webHidden/>
+              </w:rPr>
+            </w:r>
+            <w:r>
+              <w:rPr>
+                <w:noProof/>
+                <w:webHidden/>
+              </w:rPr>
+              <w:fldChar w:fldCharType="separate"/>
+            </w:r>
+            <w:r>
+              <w:rPr>
+                <w:noProof/>
+                <w:webHidden/>
+              </w:rPr>
+              <w:t>8</w:t>
+            </w:r>
+            <w:r>
+              <w:rPr>
+                <w:noProof/>
+                <w:webHidden/>
+              </w:rPr>
+              <w:fldChar w:fldCharType="end"/>
+            </w:r>
+          </w:hyperlink>
+        </w:p>
+        <w:p>
+          <w:pPr>
+            <w:pStyle w:val="TOC2"/>
+            <w:tabs>
+              <w:tab w:val="right" w:leader="dot" w:pos="9016"/>
+            </w:tabs>
+            <w:rPr>
+              <w:noProof/>
+            </w:rPr>
+          </w:pPr>
+          <w:hyperlink w:anchor="_Toc215673522" w:history="1">
+            <w:r>
+              <w:rPr>
+                <w:rStyle w:val="Hyperlink"/>
+                <w:noProof/>
+              </w:rPr>
+              <w:t>3.4 Entity Storage Solution</w:t>
+            </w:r>
+            <w:r>
+              <w:rPr>
+                <w:noProof/>
+                <w:webHidden/>
+              </w:rPr>
+              <w:tab/>
+            </w:r>
+            <w:r>
+              <w:rPr>
+                <w:noProof/>
+                <w:webHidden/>
+              </w:rPr>
+              <w:fldChar w:fldCharType="begin"/>
+            </w:r>
+            <w:r>
+              <w:rPr>
+                <w:noProof/>
+                <w:webHidden/>
+              </w:rPr>
+              <w:instrText xml:space="preserve"> PAGEREF _Toc215673522 \h </w:instrText>
+            </w:r>
+            <w:r>
+              <w:rPr>
+                <w:noProof/>
+                <w:webHidden/>
+              </w:rPr>
+            </w:r>
+            <w:r>
+              <w:rPr>
+                <w:noProof/>
+                <w:webHidden/>
+              </w:rPr>
+              <w:fldChar w:fldCharType="separate"/>
+            </w:r>
+            <w:r>
+              <w:rPr>
+                <w:noProof/>
+                <w:webHidden/>
+              </w:rPr>
+              <w:t>8</w:t>
+            </w:r>
+            <w:r>
+              <w:rPr>
+                <w:noProof/>
+                <w:webHidden/>
+              </w:rPr>
+              <w:fldChar w:fldCharType="end"/>
+            </w:r>
+          </w:hyperlink>
+        </w:p>
+        <w:p>
+          <w:pPr>
+            <w:pStyle w:val="TOC3"/>
+            <w:tabs>
+              <w:tab w:val="right" w:leader="dot" w:pos="9016"/>
+            </w:tabs>
+            <w:rPr>
+              <w:noProof/>
+            </w:rPr>
+          </w:pPr>
+          <w:hyperlink w:anchor="_Toc215673523" w:history="1">
+            <w:r>
+              <w:rPr>
+                <w:rStyle w:val="Hyperlink"/>
+                <w:noProof/>
+              </w:rPr>
+              <w:t>3.4.1 ECS Library Evaluation</w:t>
+            </w:r>
+            <w:r>
+              <w:rPr>
+                <w:noProof/>
+                <w:webHidden/>
+              </w:rPr>
+              <w:tab/>
+            </w:r>
+            <w:r>
+              <w:rPr>
+                <w:noProof/>
+                <w:webHidden/>
+              </w:rPr>
+              <w:fldChar w:fldCharType="begin"/>
+            </w:r>
+            <w:r>
+              <w:rPr>
+                <w:noProof/>
+                <w:webHidden/>
+              </w:rPr>
+              <w:instrText xml:space="preserve"> PAGEREF _Toc215673523 \h </w:instrText>
+            </w:r>
+            <w:r>
+              <w:rPr>
+                <w:noProof/>
+                <w:webHidden/>
+              </w:rPr>
+            </w:r>
+            <w:r>
+              <w:rPr>
+                <w:noProof/>
+                <w:webHidden/>
+              </w:rPr>
+              <w:fldChar w:fldCharType="separate"/>
+            </w:r>
+            <w:r>
+              <w:rPr>
+                <w:noProof/>
+                <w:webHidden/>
+              </w:rPr>
+              <w:t>8</w:t>
+            </w:r>
+            <w:r>
+              <w:rPr>
+                <w:noProof/>
+                <w:webHidden/>
+              </w:rPr>
+              <w:fldChar w:fldCharType="end"/>
+            </w:r>
+          </w:hyperlink>
+        </w:p>
+        <w:p>
+          <w:pPr>
+            <w:pStyle w:val="TOC3"/>
+            <w:tabs>
+              <w:tab w:val="right" w:leader="dot" w:pos="9016"/>
+            </w:tabs>
+            <w:rPr>
+              <w:noProof/>
+            </w:rPr>
+          </w:pPr>
+          <w:hyperlink w:anchor="_Toc215673524" w:history="1">
+            <w:r>
+              <w:rPr>
+                <w:rStyle w:val="Hyperlink"/>
+                <w:noProof/>
+              </w:rPr>
+              <w:t>3.4.2 Final Selection</w:t>
+            </w:r>
+            <w:r>
+              <w:rPr>
+                <w:noProof/>
+                <w:webHidden/>
+              </w:rPr>
+              <w:tab/>
+            </w:r>
+            <w:r>
+              <w:rPr>
+                <w:noProof/>
+                <w:webHidden/>
+              </w:rPr>
+              <w:fldChar w:fldCharType="begin"/>
+            </w:r>
+            <w:r>
+              <w:rPr>
+                <w:noProof/>
+                <w:webHidden/>
+              </w:rPr>
+              <w:instrText xml:space="preserve"> PAGEREF _Toc215673524 \h </w:instrText>
+            </w:r>
+            <w:r>
+              <w:rPr>
+                <w:noProof/>
+                <w:webHidden/>
+              </w:rPr>
+            </w:r>
+            <w:r>
+              <w:rPr>
+                <w:noProof/>
+                <w:webHidden/>
+              </w:rPr>
+              <w:fldChar w:fldCharType="separate"/>
+            </w:r>
+            <w:r>
+              <w:rPr>
+                <w:noProof/>
+                <w:webHidden/>
+              </w:rPr>
+              <w:t>8</w:t>
+            </w:r>
+            <w:r>
+              <w:rPr>
+                <w:noProof/>
+                <w:webHidden/>
+              </w:rPr>
+              <w:fldChar w:fldCharType="end"/>
+            </w:r>
+          </w:hyperlink>
+        </w:p>
+        <w:p>
+          <w:pPr>
+            <w:pStyle w:val="TOC2"/>
+            <w:tabs>
+              <w:tab w:val="right" w:leader="dot" w:pos="9016"/>
+            </w:tabs>
+            <w:rPr>
+              <w:noProof/>
+            </w:rPr>
+          </w:pPr>
+          <w:hyperlink w:anchor="_Toc215673525" w:history="1">
+            <w:r>
+              <w:rPr>
+                <w:rStyle w:val="Hyperlink"/>
+                <w:noProof/>
+              </w:rPr>
+              <w:t>3.5 Dependency Management</w:t>
+            </w:r>
+            <w:r>
+              <w:rPr>
+                <w:noProof/>
+                <w:webHidden/>
+              </w:rPr>
+              <w:tab/>
+            </w:r>
+            <w:r>
+              <w:rPr>
+                <w:noProof/>
+                <w:webHidden/>
+              </w:rPr>
+              <w:fldChar w:fldCharType="begin"/>
+            </w:r>
+            <w:r>
+              <w:rPr>
+                <w:noProof/>
+                <w:webHidden/>
+              </w:rPr>
+              <w:instrText xml:space="preserve"> PAGEREF _Toc215673525 \h </w:instrText>
+            </w:r>
+            <w:r>
+              <w:rPr>
+                <w:noProof/>
+                <w:webHidden/>
+              </w:rPr>
+            </w:r>
+            <w:r>
+              <w:rPr>
+                <w:noProof/>
+                <w:webHidden/>
+              </w:rPr>
+              <w:fldChar w:fldCharType="separate"/>
+            </w:r>
+            <w:r>
+              <w:rPr>
+                <w:noProof/>
+                <w:webHidden/>
+              </w:rPr>
+              <w:t>8</w:t>
+            </w:r>
+            <w:r>
+              <w:rPr>
+                <w:noProof/>
+                <w:webHidden/>
+              </w:rPr>
+              <w:fldChar w:fldCharType="end"/>
+            </w:r>
+          </w:hyperlink>
+        </w:p>
+        <w:p>
+          <w:pPr>
+            <w:pStyle w:val="TOC3"/>
+            <w:tabs>
+              <w:tab w:val="right" w:leader="dot" w:pos="9016"/>
+            </w:tabs>
+            <w:rPr>
+              <w:noProof/>
+            </w:rPr>
+          </w:pPr>
+          <w:hyperlink w:anchor="_Toc215673526" w:history="1">
+            <w:r>
+              <w:rPr>
+                <w:rStyle w:val="Hyperlink"/>
+                <w:noProof/>
+              </w:rPr>
+              <w:t>3.5.1 vcpkg Integration</w:t>
+            </w:r>
+            <w:r>
+              <w:rPr>
+                <w:noProof/>
+                <w:webHidden/>
+              </w:rPr>
+              <w:tab/>
+            </w:r>
+            <w:r>
+              <w:rPr>
+                <w:noProof/>
+                <w:webHidden/>
+              </w:rPr>
+              <w:fldChar w:fldCharType="begin"/>
+            </w:r>
+            <w:r>
+              <w:rPr>
+                <w:noProof/>
+                <w:webHidden/>
+              </w:rPr>
+              <w:instrText xml:space="preserve"> PAGEREF _Toc215673526 \h </w:instrText>
+            </w:r>
+            <w:r>
+              <w:rPr>
+                <w:noProof/>
+                <w:webHidden/>
+              </w:rPr>
+            </w:r>
+            <w:r>
+              <w:rPr>
+                <w:noProof/>
+                <w:webHidden/>
+              </w:rPr>
+              <w:fldChar w:fldCharType="separate"/>
+            </w:r>
+            <w:r>
+              <w:rPr>
+                <w:noProof/>
+                <w:webHidden/>
+              </w:rPr>
+              <w:t>8</w:t>
+            </w:r>
+            <w:r>
+              <w:rPr>
+                <w:noProof/>
+                <w:webHidden/>
+              </w:rPr>
+              <w:fldChar w:fldCharType="end"/>
+            </w:r>
+          </w:hyperlink>
+        </w:p>
+        <w:p>
+          <w:pPr>
+            <w:pStyle w:val="TOC1"/>
+            <w:tabs>
+              <w:tab w:val="right" w:leader="dot" w:pos="9016"/>
+            </w:tabs>
+            <w:rPr>
+              <w:noProof/>
+            </w:rPr>
+          </w:pPr>
+          <w:hyperlink w:anchor="_Toc215673527" w:history="1">
+            <w:r>
+              <w:rPr>
+                <w:rStyle w:val="Hyperlink"/>
+                <w:noProof/>
+              </w:rPr>
+              <w:t>4. Software Engineering Methodology</w:t>
+            </w:r>
+            <w:r>
+              <w:rPr>
+                <w:noProof/>
+                <w:webHidden/>
+              </w:rPr>
+              <w:tab/>
+            </w:r>
+            <w:r>
+              <w:rPr>
+                <w:noProof/>
+                <w:webHidden/>
+              </w:rPr>
+              <w:fldChar w:fldCharType="begin"/>
+            </w:r>
+            <w:r>
+              <w:rPr>
+                <w:noProof/>
+                <w:webHidden/>
+              </w:rPr>
+              <w:instrText xml:space="preserve"> PAGEREF _Toc215673527 \h </w:instrText>
+            </w:r>
+            <w:r>
+              <w:rPr>
+                <w:noProof/>
+                <w:webHidden/>
+              </w:rPr>
+            </w:r>
+            <w:r>
+              <w:rPr>
+                <w:noProof/>
+                <w:webHidden/>
+              </w:rPr>
+              <w:fldChar w:fldCharType="separate"/>
+            </w:r>
+            <w:r>
+              <w:rPr>
+                <w:noProof/>
+                <w:webHidden/>
+              </w:rPr>
+              <w:t>9</w:t>
+            </w:r>
+            <w:r>
+              <w:rPr>
+                <w:noProof/>
+                <w:webHidden/>
+              </w:rPr>
+              <w:fldChar w:fldCharType="end"/>
+            </w:r>
+          </w:hyperlink>
+        </w:p>
+        <w:p>
+          <w:pPr>
+            <w:pStyle w:val="TOC2"/>
+            <w:tabs>
+              <w:tab w:val="right" w:leader="dot" w:pos="9016"/>
+            </w:tabs>
+            <w:rPr>
+              <w:noProof/>
+            </w:rPr>
+          </w:pPr>
+          <w:hyperlink w:anchor="_Toc215673528" w:history="1">
+            <w:r>
+              <w:rPr>
+                <w:rStyle w:val="Hyperlink"/>
+                <w:noProof/>
+              </w:rPr>
+              <w:t>4.1 Development Methodology</w:t>
+            </w:r>
+            <w:r>
+              <w:rPr>
+                <w:noProof/>
+                <w:webHidden/>
+              </w:rPr>
+              <w:tab/>
+            </w:r>
+            <w:r>
+              <w:rPr>
+                <w:noProof/>
+                <w:webHidden/>
+              </w:rPr>
+              <w:fldChar w:fldCharType="begin"/>
+            </w:r>
+            <w:r>
+              <w:rPr>
+                <w:noProof/>
+                <w:webHidden/>
+              </w:rPr>
+              <w:instrText xml:space="preserve"> PAGEREF _Toc215673528 \h </w:instrText>
+            </w:r>
+            <w:r>
+              <w:rPr>
+                <w:noProof/>
+                <w:webHidden/>
+              </w:rPr>
+            </w:r>
+            <w:r>
+              <w:rPr>
+                <w:noProof/>
+                <w:webHidden/>
+              </w:rPr>
+              <w:fldChar w:fldCharType="separate"/>
+            </w:r>
+            <w:r>
+              <w:rPr>
+                <w:noProof/>
+                <w:webHidden/>
+              </w:rPr>
+              <w:t>9</w:t>
+            </w:r>
+            <w:r>
+              <w:rPr>
+                <w:noProof/>
+                <w:webHidden/>
+              </w:rPr>
+              <w:fldChar w:fldCharType="end"/>
+            </w:r>
+          </w:hyperlink>
+        </w:p>
+        <w:p>
+          <w:pPr>
+            <w:pStyle w:val="TOC3"/>
+            <w:tabs>
+              <w:tab w:val="right" w:leader="dot" w:pos="9016"/>
+            </w:tabs>
+            <w:rPr>
+              <w:noProof/>
+            </w:rPr>
+          </w:pPr>
+          <w:hyperlink w:anchor="_Toc215673529" w:history="1">
+            <w:r>
+              <w:rPr>
+                <w:rStyle w:val="Hyperlink"/>
+                <w:noProof/>
+              </w:rPr>
+              <w:t>4.1.1 Chosen Approach</w:t>
+            </w:r>
+            <w:r>
+              <w:rPr>
+                <w:noProof/>
+                <w:webHidden/>
+              </w:rPr>
+              <w:tab/>
+            </w:r>
+            <w:r>
+              <w:rPr>
+                <w:noProof/>
+                <w:webHidden/>
+              </w:rPr>
+              <w:fldChar w:fldCharType="begin"/>
+            </w:r>
+            <w:r>
+              <w:rPr>
+                <w:noProof/>
+                <w:webHidden/>
+              </w:rPr>
+              <w:instrText xml:space="preserve"> PAGEREF _Toc215673529 \h </w:instrText>
+            </w:r>
+            <w:r>
+              <w:rPr>
+                <w:noProof/>
+                <w:webHidden/>
+              </w:rPr>
+            </w:r>
+            <w:r>
+              <w:rPr>
+                <w:noProof/>
+                <w:webHidden/>
+              </w:rPr>
+              <w:fldChar w:fldCharType="separate"/>
+            </w:r>
+            <w:r>
+              <w:rPr>
+                <w:noProof/>
+                <w:webHidden/>
+              </w:rPr>
+              <w:t>9</w:t>
+            </w:r>
+            <w:r>
+              <w:rPr>
+                <w:noProof/>
+                <w:webHidden/>
+              </w:rPr>
+              <w:fldChar w:fldCharType="end"/>
+            </w:r>
+          </w:hyperlink>
+        </w:p>
+        <w:p>
+          <w:pPr>
+            <w:pStyle w:val="TOC2"/>
+            <w:tabs>
+              <w:tab w:val="right" w:leader="dot" w:pos="9016"/>
+            </w:tabs>
+            <w:rPr>
+              <w:noProof/>
+            </w:rPr>
+          </w:pPr>
+          <w:hyperlink w:anchor="_Toc215673530" w:history="1">
+            <w:r>
+              <w:rPr>
+                <w:rStyle w:val="Hyperlink"/>
+                <w:noProof/>
+              </w:rPr>
+              <w:t>4.2 Requirements Analysis</w:t>
+            </w:r>
+            <w:r>
+              <w:rPr>
+                <w:noProof/>
+                <w:webHidden/>
+              </w:rPr>
+              <w:tab/>
+            </w:r>
+            <w:r>
+              <w:rPr>
+                <w:noProof/>
+                <w:webHidden/>
+              </w:rPr>
+              <w:fldChar w:fldCharType="begin"/>
+            </w:r>
+            <w:r>
+              <w:rPr>
+                <w:noProof/>
+                <w:webHidden/>
+              </w:rPr>
+              <w:instrText xml:space="preserve"> PAGEREF _Toc215673530 \h </w:instrText>
+            </w:r>
+            <w:r>
+              <w:rPr>
+                <w:noProof/>
+                <w:webHidden/>
+              </w:rPr>
+            </w:r>
+            <w:r>
+              <w:rPr>
+                <w:noProof/>
+                <w:webHidden/>
+              </w:rPr>
+              <w:fldChar w:fldCharType="separate"/>
+            </w:r>
+            <w:r>
+              <w:rPr>
+                <w:noProof/>
+                <w:webHidden/>
+              </w:rPr>
+              <w:t>9</w:t>
+            </w:r>
+            <w:r>
+              <w:rPr>
+                <w:noProof/>
+                <w:webHidden/>
+              </w:rPr>
+              <w:fldChar w:fldCharType="end"/>
+            </w:r>
+          </w:hyperlink>
+        </w:p>
+        <w:p>
+          <w:pPr>
+            <w:pStyle w:val="TOC3"/>
+            <w:tabs>
+              <w:tab w:val="right" w:leader="dot" w:pos="9016"/>
+            </w:tabs>
+            <w:rPr>
+              <w:noProof/>
+            </w:rPr>
+          </w:pPr>
+          <w:hyperlink w:anchor="_Toc215673531" w:history="1">
+            <w:r>
+              <w:rPr>
+                <w:rStyle w:val="Hyperlink"/>
+                <w:noProof/>
+              </w:rPr>
+              <w:t>4.2.1 Functional Requirements</w:t>
+            </w:r>
+            <w:r>
+              <w:rPr>
+                <w:noProof/>
+                <w:webHidden/>
+              </w:rPr>
+              <w:tab/>
+            </w:r>
+            <w:r>
+              <w:rPr>
+                <w:noProof/>
+                <w:webHidden/>
+              </w:rPr>
+              <w:fldChar w:fldCharType="begin"/>
+            </w:r>
+            <w:r>
+              <w:rPr>
+                <w:noProof/>
+                <w:webHidden/>
+              </w:rPr>
+              <w:instrText xml:space="preserve"> PAGEREF _Toc215673531 \h </w:instrText>
+            </w:r>
+            <w:r>
+              <w:rPr>
+                <w:noProof/>
+                <w:webHidden/>
+              </w:rPr>
+            </w:r>
+            <w:r>
+              <w:rPr>
+                <w:noProof/>
+                <w:webHidden/>
+              </w:rPr>
+              <w:fldChar w:fldCharType="separate"/>
+            </w:r>
+            <w:r>
+              <w:rPr>
+                <w:noProof/>
+                <w:webHidden/>
+              </w:rPr>
+              <w:t>9</w:t>
+            </w:r>
+            <w:r>
+              <w:rPr>
+                <w:noProof/>
+                <w:webHidden/>
+              </w:rPr>
+              <w:fldChar w:fldCharType="end"/>
+            </w:r>
+          </w:hyperlink>
+        </w:p>
+        <w:p>
+          <w:pPr>
+            <w:pStyle w:val="TOC3"/>
+            <w:tabs>
+              <w:tab w:val="right" w:leader="dot" w:pos="9016"/>
+            </w:tabs>
+            <w:rPr>
+              <w:noProof/>
+            </w:rPr>
+          </w:pPr>
+          <w:hyperlink w:anchor="_Toc215673532" w:history="1">
+            <w:r>
+              <w:rPr>
+                <w:rStyle w:val="Hyperlink"/>
+                <w:noProof/>
+              </w:rPr>
+              <w:t>4.2.2 Non-Functional Requirements</w:t>
+            </w:r>
+            <w:r>
+              <w:rPr>
+                <w:noProof/>
+                <w:webHidden/>
+              </w:rPr>
+              <w:tab/>
+            </w:r>
+            <w:r>
+              <w:rPr>
+                <w:noProof/>
+                <w:webHidden/>
+              </w:rPr>
+              <w:fldChar w:fldCharType="begin"/>
+            </w:r>
+            <w:r>
+              <w:rPr>
+                <w:noProof/>
+                <w:webHidden/>
+              </w:rPr>
+              <w:instrText xml:space="preserve"> PAGEREF _Toc215673532 \h </w:instrText>
+            </w:r>
+            <w:r>
+              <w:rPr>
+                <w:noProof/>
+                <w:webHidden/>
+              </w:rPr>
+            </w:r>
+            <w:r>
+              <w:rPr>
+                <w:noProof/>
+                <w:webHidden/>
+              </w:rPr>
+              <w:fldChar w:fldCharType="separate"/>
+            </w:r>
+            <w:r>
+              <w:rPr>
+                <w:noProof/>
+                <w:webHidden/>
+              </w:rPr>
+              <w:t>9</w:t>
+            </w:r>
+            <w:r>
+              <w:rPr>
+                <w:noProof/>
+                <w:webHidden/>
+              </w:rPr>
+              <w:fldChar w:fldCharType="end"/>
+            </w:r>
+          </w:hyperlink>
+        </w:p>
+        <w:p>
+          <w:pPr>
+            <w:pStyle w:val="TOC2"/>
+            <w:tabs>
+              <w:tab w:val="right" w:leader="dot" w:pos="9016"/>
+            </w:tabs>
+            <w:rPr>
+              <w:noProof/>
+            </w:rPr>
+          </w:pPr>
+          <w:hyperlink w:anchor="_Toc215673533" w:history="1">
+            <w:r>
+              <w:rPr>
+                <w:rStyle w:val="Hyperlink"/>
+                <w:noProof/>
+              </w:rPr>
+              <w:t>4.3 System Design</w:t>
+            </w:r>
+            <w:r>
+              <w:rPr>
+                <w:noProof/>
+                <w:webHidden/>
+              </w:rPr>
+              <w:tab/>
+            </w:r>
+            <w:r>
+              <w:rPr>
+                <w:noProof/>
+                <w:webHidden/>
+              </w:rPr>
+              <w:fldChar w:fldCharType="begin"/>
+            </w:r>
+            <w:r>
+              <w:rPr>
+                <w:noProof/>
+                <w:webHidden/>
+              </w:rPr>
+              <w:instrText xml:space="preserve"> PAGEREF _Toc215673533 \h </w:instrText>
+            </w:r>
+            <w:r>
+              <w:rPr>
+                <w:noProof/>
+                <w:webHidden/>
+              </w:rPr>
+            </w:r>
+            <w:r>
+              <w:rPr>
+                <w:noProof/>
+                <w:webHidden/>
+              </w:rPr>
+              <w:fldChar w:fldCharType="separate"/>
+            </w:r>
+            <w:r>
+              <w:rPr>
+                <w:noProof/>
+                <w:webHidden/>
+              </w:rPr>
+              <w:t>9</w:t>
+            </w:r>
+            <w:r>
+              <w:rPr>
+                <w:noProof/>
+                <w:webHidden/>
+              </w:rPr>
+              <w:fldChar w:fldCharType="end"/>
+            </w:r>
+          </w:hyperlink>
+        </w:p>
+        <w:p>
+          <w:pPr>
+            <w:pStyle w:val="TOC3"/>
+            <w:tabs>
+              <w:tab w:val="right" w:leader="dot" w:pos="9016"/>
+            </w:tabs>
+            <w:rPr>
+              <w:noProof/>
+            </w:rPr>
+          </w:pPr>
+          <w:hyperlink w:anchor="_Toc215673534" w:history="1">
+            <w:r>
+              <w:rPr>
+                <w:rStyle w:val="Hyperlink"/>
+                <w:noProof/>
+              </w:rPr>
+              <w:t>4.3.1 High-Level Architecture Diagram</w:t>
+            </w:r>
+            <w:r>
+              <w:rPr>
+                <w:noProof/>
+                <w:webHidden/>
+              </w:rPr>
+              <w:tab/>
+            </w:r>
+            <w:r>
+              <w:rPr>
+                <w:noProof/>
+                <w:webHidden/>
+              </w:rPr>
+              <w:fldChar w:fldCharType="begin"/>
+            </w:r>
+            <w:r>
+              <w:rPr>
+                <w:noProof/>
+                <w:webHidden/>
+              </w:rPr>
+              <w:instrText xml:space="preserve"> PAGEREF _Toc215673534 \h </w:instrText>
+            </w:r>
+            <w:r>
+              <w:rPr>
+                <w:noProof/>
+                <w:webHidden/>
+              </w:rPr>
+            </w:r>
+            <w:r>
+              <w:rPr>
+                <w:noProof/>
+                <w:webHidden/>
+              </w:rPr>
+              <w:fldChar w:fldCharType="separate"/>
+            </w:r>
+            <w:r>
+              <w:rPr>
+                <w:noProof/>
+                <w:webHidden/>
+              </w:rPr>
+              <w:t>9</w:t>
+            </w:r>
+            <w:r>
+              <w:rPr>
+                <w:noProof/>
+                <w:webHidden/>
+              </w:rPr>
+              <w:fldChar w:fldCharType="end"/>
+            </w:r>
+          </w:hyperlink>
+        </w:p>
+        <w:p>
+          <w:pPr>
+            <w:pStyle w:val="TOC3"/>
+            <w:tabs>
+              <w:tab w:val="right" w:leader="dot" w:pos="9016"/>
+            </w:tabs>
+            <w:rPr>
+              <w:noProof/>
+            </w:rPr>
+          </w:pPr>
+          <w:hyperlink w:anchor="_Toc215673535" w:history="1">
+            <w:r>
+              <w:rPr>
+                <w:rStyle w:val="Hyperlink"/>
+                <w:noProof/>
+              </w:rPr>
+              <w:t>4.3.2 UML Diagrams</w:t>
+            </w:r>
+            <w:r>
+              <w:rPr>
+                <w:noProof/>
+                <w:webHidden/>
+              </w:rPr>
+              <w:tab/>
+            </w:r>
+            <w:r>
+              <w:rPr>
+                <w:noProof/>
+                <w:webHidden/>
+              </w:rPr>
+              <w:fldChar w:fldCharType="begin"/>
+            </w:r>
+            <w:r>
+              <w:rPr>
+                <w:noProof/>
+                <w:webHidden/>
+              </w:rPr>
+              <w:instrText xml:space="preserve"> PAGEREF _Toc215673535 \h </w:instrText>
+            </w:r>
+            <w:r>
+              <w:rPr>
+                <w:noProof/>
+                <w:webHidden/>
+              </w:rPr>
+            </w:r>
+            <w:r>
+              <w:rPr>
+                <w:noProof/>
+                <w:webHidden/>
+              </w:rPr>
+              <w:fldChar w:fldCharType="separate"/>
+            </w:r>
+            <w:r>
+              <w:rPr>
+                <w:noProof/>
+                <w:webHidden/>
+              </w:rPr>
+              <w:t>9</w:t>
+            </w:r>
+            <w:r>
+              <w:rPr>
+                <w:noProof/>
+                <w:webHidden/>
+              </w:rPr>
+              <w:fldChar w:fldCharType="end"/>
+            </w:r>
+          </w:hyperlink>
+        </w:p>
+        <w:p>
+          <w:pPr>
+            <w:pStyle w:val="TOC2"/>
+            <w:tabs>
+              <w:tab w:val="right" w:leader="dot" w:pos="9016"/>
+            </w:tabs>
+            <w:rPr>
+              <w:noProof/>
+            </w:rPr>
+          </w:pPr>
+          <w:hyperlink w:anchor="_Toc215673536" w:history="1">
+            <w:r>
+              <w:rPr>
+                <w:rStyle w:val="Hyperlink"/>
+                <w:noProof/>
+              </w:rPr>
+              <w:t>4.4 Version Control Strategy</w:t>
+            </w:r>
+            <w:r>
+              <w:rPr>
+                <w:noProof/>
+                <w:webHidden/>
+              </w:rPr>
+              <w:tab/>
+            </w:r>
+            <w:r>
+              <w:rPr>
+                <w:noProof/>
+                <w:webHidden/>
+              </w:rPr>
+              <w:fldChar w:fldCharType="begin"/>
+            </w:r>
+            <w:r>
+              <w:rPr>
+                <w:noProof/>
+                <w:webHidden/>
+              </w:rPr>
+              <w:instrText xml:space="preserve"> PAGEREF _Toc215673536 \h </w:instrText>
+            </w:r>
+            <w:r>
+              <w:rPr>
+                <w:noProof/>
+                <w:webHidden/>
+              </w:rPr>
+            </w:r>
+            <w:r>
+              <w:rPr>
+                <w:noProof/>
+                <w:webHidden/>
+              </w:rPr>
+              <w:fldChar w:fldCharType="separate"/>
+            </w:r>
+            <w:r>
+              <w:rPr>
+                <w:noProof/>
+                <w:webHidden/>
+              </w:rPr>
+              <w:t>9</w:t>
+            </w:r>
+            <w:r>
+              <w:rPr>
+                <w:noProof/>
+                <w:webHidden/>
+              </w:rPr>
+              <w:fldChar w:fldCharType="end"/>
+            </w:r>
+          </w:hyperlink>
+        </w:p>
+        <w:p>
+          <w:pPr>
+            <w:pStyle w:val="TOC3"/>
+            <w:tabs>
+              <w:tab w:val="right" w:leader="dot" w:pos="9016"/>
+            </w:tabs>
+            <w:rPr>
+              <w:noProof/>
+            </w:rPr>
+          </w:pPr>
+          <w:hyperlink w:anchor="_Toc215673537" w:history="1">
+            <w:r>
+              <w:rPr>
+                <w:rStyle w:val="Hyperlink"/>
+                <w:noProof/>
+              </w:rPr>
+              <w:t>4.4.1 Repository Structure</w:t>
+            </w:r>
+            <w:r>
+              <w:rPr>
+                <w:noProof/>
+                <w:webHidden/>
+              </w:rPr>
+              <w:tab/>
+            </w:r>
+            <w:r>
+              <w:rPr>
+                <w:noProof/>
+                <w:webHidden/>
+              </w:rPr>
+              <w:fldChar w:fldCharType="begin"/>
+            </w:r>
+            <w:r>
+              <w:rPr>
+                <w:noProof/>
+                <w:webHidden/>
+              </w:rPr>
+              <w:instrText xml:space="preserve"> PAGEREF _Toc215673537 \h </w:instrText>
+            </w:r>
+            <w:r>
+              <w:rPr>
+                <w:noProof/>
+                <w:webHidden/>
+              </w:rPr>
+            </w:r>
+            <w:r>
+              <w:rPr>
+                <w:noProof/>
+                <w:webHidden/>
+              </w:rPr>
+              <w:fldChar w:fldCharType="separate"/>
+            </w:r>
+            <w:r>
+              <w:rPr>
+                <w:noProof/>
+                <w:webHidden/>
+              </w:rPr>
+              <w:t>9</w:t>
+            </w:r>
+            <w:r>
+              <w:rPr>
+                <w:noProof/>
+                <w:webHidden/>
+              </w:rPr>
+              <w:fldChar w:fldCharType="end"/>
+            </w:r>
+          </w:hyperlink>
+        </w:p>
+        <w:p>
+          <w:pPr>
+            <w:pStyle w:val="TOC3"/>
+            <w:tabs>
+              <w:tab w:val="right" w:leader="dot" w:pos="9016"/>
+            </w:tabs>
+            <w:rPr>
+              <w:noProof/>
+            </w:rPr>
+          </w:pPr>
+          <w:hyperlink w:anchor="_Toc215673538" w:history="1">
+            <w:r>
+              <w:rPr>
+                <w:rStyle w:val="Hyperlink"/>
+                <w:noProof/>
+              </w:rPr>
+              <w:t>4.4.2 Branching Strategy</w:t>
+            </w:r>
+            <w:r>
+              <w:rPr>
+                <w:noProof/>
+                <w:webHidden/>
+              </w:rPr>
+              <w:tab/>
+            </w:r>
+            <w:r>
+              <w:rPr>
+                <w:noProof/>
+                <w:webHidden/>
+              </w:rPr>
+              <w:fldChar w:fldCharType="begin"/>
+            </w:r>
+            <w:r>
+              <w:rPr>
+                <w:noProof/>
+                <w:webHidden/>
+              </w:rPr>
+              <w:instrText xml:space="preserve"> PAGEREF _Toc215673538 \h </w:instrText>
+            </w:r>
+            <w:r>
+              <w:rPr>
+                <w:noProof/>
+                <w:webHidden/>
+              </w:rPr>
+            </w:r>
+            <w:r>
+              <w:rPr>
+                <w:noProof/>
+                <w:webHidden/>
+              </w:rPr>
+              <w:fldChar w:fldCharType="separate"/>
+            </w:r>
+            <w:r>
+              <w:rPr>
+                <w:noProof/>
+                <w:webHidden/>
+              </w:rPr>
+              <w:t>9</w:t>
+            </w:r>
+            <w:r>
+              <w:rPr>
+                <w:noProof/>
+                <w:webHidden/>
+              </w:rPr>
+              <w:fldChar w:fldCharType="end"/>
+            </w:r>
+          </w:hyperlink>
+        </w:p>
+        <w:p>
+          <w:pPr>
+            <w:pStyle w:val="TOC2"/>
+            <w:tabs>
+              <w:tab w:val="right" w:leader="dot" w:pos="9016"/>
+            </w:tabs>
+            <w:rPr>
+              <w:noProof/>
+            </w:rPr>
+          </w:pPr>
+          <w:hyperlink w:anchor="_Toc215673539" w:history="1">
+            <w:r>
+              <w:rPr>
+                <w:rStyle w:val="Hyperlink"/>
+                <w:noProof/>
+              </w:rPr>
+              <w:t>4.5 Testing Strategy</w:t>
+            </w:r>
+            <w:r>
+              <w:rPr>
+                <w:noProof/>
+                <w:webHidden/>
+              </w:rPr>
+              <w:tab/>
+            </w:r>
+            <w:r>
+              <w:rPr>
+                <w:noProof/>
+                <w:webHidden/>
+              </w:rPr>
+              <w:fldChar w:fldCharType="begin"/>
+            </w:r>
+            <w:r>
+              <w:rPr>
+                <w:noProof/>
+                <w:webHidden/>
+              </w:rPr>
+              <w:instrText xml:space="preserve"> PAGEREF _Toc215673539 \h </w:instrText>
+            </w:r>
+            <w:r>
+              <w:rPr>
+                <w:noProof/>
+                <w:webHidden/>
+              </w:rPr>
+            </w:r>
+            <w:r>
+              <w:rPr>
+                <w:noProof/>
+                <w:webHidden/>
+              </w:rPr>
+              <w:fldChar w:fldCharType="separate"/>
+            </w:r>
+            <w:r>
+              <w:rPr>
+                <w:noProof/>
+                <w:webHidden/>
+              </w:rPr>
+              <w:t>9</w:t>
+            </w:r>
+            <w:r>
+              <w:rPr>
+                <w:noProof/>
+                <w:webHidden/>
+              </w:rPr>
+              <w:fldChar w:fldCharType="end"/>
+            </w:r>
+          </w:hyperlink>
+        </w:p>
+        <w:p>
+          <w:pPr>
+            <w:pStyle w:val="TOC3"/>
+            <w:tabs>
+              <w:tab w:val="right" w:leader="dot" w:pos="9016"/>
+            </w:tabs>
+            <w:rPr>
+              <w:noProof/>
+            </w:rPr>
+          </w:pPr>
+          <w:hyperlink w:anchor="_Toc215673540" w:history="1">
+            <w:r>
+              <w:rPr>
+                <w:rStyle w:val="Hyperlink"/>
+                <w:noProof/>
+              </w:rPr>
+              <w:t>4.5.1 Unit Testing Approach</w:t>
+            </w:r>
+            <w:r>
+              <w:rPr>
+                <w:noProof/>
+                <w:webHidden/>
+              </w:rPr>
+              <w:tab/>
+            </w:r>
+            <w:r>
+              <w:rPr>
+                <w:noProof/>
+                <w:webHidden/>
+              </w:rPr>
+              <w:fldChar w:fldCharType="begin"/>
+            </w:r>
+            <w:r>
+              <w:rPr>
+                <w:noProof/>
+                <w:webHidden/>
+              </w:rPr>
+              <w:instrText xml:space="preserve"> PAGEREF _Toc215673540 \h </w:instrText>
+            </w:r>
+            <w:r>
+              <w:rPr>
+                <w:noProof/>
+                <w:webHidden/>
+              </w:rPr>
+            </w:r>
+            <w:r>
+              <w:rPr>
+                <w:noProof/>
+                <w:webHidden/>
+              </w:rPr>
+              <w:fldChar w:fldCharType="separate"/>
+            </w:r>
+            <w:r>
+              <w:rPr>
+                <w:noProof/>
+                <w:webHidden/>
+              </w:rPr>
+              <w:t>9</w:t>
+            </w:r>
+            <w:r>
+              <w:rPr>
+                <w:noProof/>
+                <w:webHidden/>
+              </w:rPr>
+              <w:fldChar w:fldCharType="end"/>
+            </w:r>
+          </w:hyperlink>
+        </w:p>
+        <w:p>
+          <w:pPr>
+            <w:pStyle w:val="TOC3"/>
+            <w:tabs>
+              <w:tab w:val="right" w:leader="dot" w:pos="9016"/>
+            </w:tabs>
+            <w:rPr>
+              <w:noProof/>
+            </w:rPr>
+          </w:pPr>
+          <w:hyperlink w:anchor="_Toc215673541" w:history="1">
+            <w:r>
+              <w:rPr>
+                <w:rStyle w:val="Hyperlink"/>
+                <w:noProof/>
+              </w:rPr>
+              <w:t>4.5.2 Integration Testing Approach</w:t>
+            </w:r>
+            <w:r>
+              <w:rPr>
+                <w:noProof/>
+                <w:webHidden/>
+              </w:rPr>
+              <w:tab/>
+            </w:r>
+            <w:r>
+              <w:rPr>
+                <w:noProof/>
+                <w:webHidden/>
+              </w:rPr>
+              <w:fldChar w:fldCharType="begin"/>
+            </w:r>
+            <w:r>
+              <w:rPr>
+                <w:noProof/>
+                <w:webHidden/>
+              </w:rPr>
+              <w:instrText xml:space="preserve"> PAGEREF _Toc215673541 \h </w:instrText>
+            </w:r>
+            <w:r>
+              <w:rPr>
+                <w:noProof/>
+                <w:webHidden/>
+              </w:rPr>
+            </w:r>
+            <w:r>
+              <w:rPr>
+                <w:noProof/>
+                <w:webHidden/>
+              </w:rPr>
+              <w:fldChar w:fldCharType="separate"/>
+            </w:r>
+            <w:r>
+              <w:rPr>
+                <w:noProof/>
+                <w:webHidden/>
+              </w:rPr>
+              <w:t>9</w:t>
+            </w:r>
+            <w:r>
+              <w:rPr>
+                <w:noProof/>
+                <w:webHidden/>
+              </w:rPr>
+              <w:fldChar w:fldCharType="end"/>
+            </w:r>
+          </w:hyperlink>
+        </w:p>
+        <w:p>
+          <w:pPr>
+            <w:pStyle w:val="TOC1"/>
+            <w:tabs>
+              <w:tab w:val="right" w:leader="dot" w:pos="9016"/>
+            </w:tabs>
+            <w:rPr>
+              <w:noProof/>
+            </w:rPr>
+          </w:pPr>
+          <w:hyperlink w:anchor="_Toc215673542" w:history="1">
+            <w:r>
+              <w:rPr>
+                <w:rStyle w:val="Hyperlink"/>
+                <w:noProof/>
+              </w:rPr>
+              <w:t>5. Summary of Completed Work</w:t>
+            </w:r>
+            <w:r>
+              <w:rPr>
+                <w:noProof/>
+                <w:webHidden/>
+              </w:rPr>
+              <w:tab/>
+            </w:r>
+            <w:r>
+              <w:rPr>
+                <w:noProof/>
+                <w:webHidden/>
+              </w:rPr>
+              <w:fldChar w:fldCharType="begin"/>
+            </w:r>
+            <w:r>
+              <w:rPr>
+                <w:noProof/>
+                <w:webHidden/>
+              </w:rPr>
+              <w:instrText xml:space="preserve"> PAGEREF _Toc215673542 \h </w:instrText>
+            </w:r>
+            <w:r>
+              <w:rPr>
+                <w:noProof/>
+                <w:webHidden/>
+              </w:rPr>
+            </w:r>
+            <w:r>
+              <w:rPr>
+                <w:noProof/>
+                <w:webHidden/>
+              </w:rPr>
+              <w:fldChar w:fldCharType="separate"/>
+            </w:r>
+            <w:r>
+              <w:rPr>
+                <w:noProof/>
+                <w:webHidden/>
+              </w:rPr>
+              <w:t>9</w:t>
+            </w:r>
+            <w:r>
+              <w:rPr>
+                <w:noProof/>
+                <w:webHidden/>
+              </w:rPr>
+              <w:fldChar w:fldCharType="end"/>
+            </w:r>
+          </w:hyperlink>
+        </w:p>
+        <w:p>
+          <w:pPr>
+            <w:pStyle w:val="TOC2"/>
+            <w:tabs>
+              <w:tab w:val="right" w:leader="dot" w:pos="9016"/>
+            </w:tabs>
+            <w:rPr>
+              <w:noProof/>
+            </w:rPr>
+          </w:pPr>
+          <w:hyperlink w:anchor="_Toc215673543" w:history="1">
+            <w:r>
+              <w:rPr>
+                <w:rStyle w:val="Hyperlink"/>
+                <w:noProof/>
+              </w:rPr>
+              <w:t>5.1 Development Environment Setup</w:t>
+            </w:r>
+            <w:r>
+              <w:rPr>
+                <w:noProof/>
+                <w:webHidden/>
+              </w:rPr>
+              <w:tab/>
+            </w:r>
+            <w:r>
+              <w:rPr>
+                <w:noProof/>
+                <w:webHidden/>
+              </w:rPr>
+              <w:fldChar w:fldCharType="begin"/>
+            </w:r>
+            <w:r>
+              <w:rPr>
+                <w:noProof/>
+                <w:webHidden/>
+              </w:rPr>
+              <w:instrText xml:space="preserve"> PAGEREF _Toc215673543 \h </w:instrText>
+            </w:r>
+            <w:r>
+              <w:rPr>
+                <w:noProof/>
+                <w:webHidden/>
+              </w:rPr>
+            </w:r>
+            <w:r>
+              <w:rPr>
+                <w:noProof/>
+                <w:webHidden/>
+              </w:rPr>
+              <w:fldChar w:fldCharType="separate"/>
+            </w:r>
+            <w:r>
+              <w:rPr>
+                <w:noProof/>
+                <w:webHidden/>
+              </w:rPr>
+              <w:t>9</w:t>
+            </w:r>
+            <w:r>
+              <w:rPr>
+                <w:noProof/>
+                <w:webHidden/>
+              </w:rPr>
+              <w:fldChar w:fldCharType="end"/>
+            </w:r>
+          </w:hyperlink>
+        </w:p>
+        <w:p>
+          <w:pPr>
+            <w:pStyle w:val="TOC2"/>
+            <w:tabs>
+              <w:tab w:val="right" w:leader="dot" w:pos="9016"/>
+            </w:tabs>
+            <w:rPr>
+              <w:noProof/>
+            </w:rPr>
+          </w:pPr>
+          <w:hyperlink w:anchor="_Toc215673544" w:history="1">
+            <w:r>
+              <w:rPr>
+                <w:rStyle w:val="Hyperlink"/>
+                <w:noProof/>
+              </w:rPr>
+              <w:t>5.2 Core Systems Implemented</w:t>
+            </w:r>
+            <w:r>
+              <w:rPr>
+                <w:noProof/>
+                <w:webHidden/>
+              </w:rPr>
+              <w:tab/>
+            </w:r>
+            <w:r>
+              <w:rPr>
+                <w:noProof/>
+                <w:webHidden/>
+              </w:rPr>
+              <w:fldChar w:fldCharType="begin"/>
+            </w:r>
+            <w:r>
+              <w:rPr>
+                <w:noProof/>
+                <w:webHidden/>
+              </w:rPr>
+              <w:instrText xml:space="preserve"> PAGEREF _Toc215673544 \h </w:instrText>
+            </w:r>
+            <w:r>
+              <w:rPr>
+                <w:noProof/>
+                <w:webHidden/>
+              </w:rPr>
+            </w:r>
+            <w:r>
+              <w:rPr>
+                <w:noProof/>
+                <w:webHidden/>
+              </w:rPr>
+              <w:fldChar w:fldCharType="separate"/>
+            </w:r>
+            <w:r>
+              <w:rPr>
+                <w:noProof/>
+                <w:webHidden/>
+              </w:rPr>
+              <w:t>10</w:t>
+            </w:r>
+            <w:r>
+              <w:rPr>
+                <w:noProof/>
+                <w:webHidden/>
+              </w:rPr>
+              <w:fldChar w:fldCharType="end"/>
+            </w:r>
+          </w:hyperlink>
+        </w:p>
+        <w:p>
+          <w:pPr>
+            <w:pStyle w:val="TOC2"/>
+            <w:tabs>
+              <w:tab w:val="right" w:leader="dot" w:pos="9016"/>
+            </w:tabs>
+            <w:rPr>
+              <w:noProof/>
+            </w:rPr>
+          </w:pPr>
+          <w:hyperlink w:anchor="_Toc215673545" w:history="1">
+            <w:r>
+              <w:rPr>
+                <w:rStyle w:val="Hyperlink"/>
+                <w:noProof/>
+              </w:rPr>
+              <w:t>5.3 Current Project State</w:t>
+            </w:r>
+            <w:r>
+              <w:rPr>
+                <w:noProof/>
+                <w:webHidden/>
+              </w:rPr>
+              <w:tab/>
+            </w:r>
+            <w:r>
+              <w:rPr>
+                <w:noProof/>
+                <w:webHidden/>
+              </w:rPr>
+              <w:fldChar w:fldCharType="begin"/>
+            </w:r>
+            <w:r>
+              <w:rPr>
+                <w:noProof/>
+                <w:webHidden/>
+              </w:rPr>
+              <w:instrText xml:space="preserve"> PAGEREF _Toc215673545 \h </w:instrText>
+            </w:r>
+            <w:r>
+              <w:rPr>
+                <w:noProof/>
+                <w:webHidden/>
+              </w:rPr>
+            </w:r>
+            <w:r>
+              <w:rPr>
+                <w:noProof/>
+                <w:webHidden/>
+              </w:rPr>
+              <w:fldChar w:fldCharType="separate"/>
+            </w:r>
+            <w:r>
+              <w:rPr>
+                <w:noProof/>
+                <w:webHidden/>
+              </w:rPr>
+              <w:t>10</w:t>
+            </w:r>
+            <w:r>
+              <w:rPr>
+                <w:noProof/>
+                <w:webHidden/>
+              </w:rPr>
+              <w:fldChar w:fldCharType="end"/>
+            </w:r>
+          </w:hyperlink>
+        </w:p>
+        <w:p>
+          <w:pPr>
+            <w:pStyle w:val="TOC2"/>
+            <w:tabs>
+              <w:tab w:val="right" w:leader="dot" w:pos="9016"/>
+            </w:tabs>
+            <w:rPr>
+              <w:noProof/>
+            </w:rPr>
+          </w:pPr>
+          <w:hyperlink w:anchor="_Toc215673546" w:history="1">
+            <w:r>
+              <w:rPr>
+                <w:rStyle w:val="Hyperlink"/>
+                <w:noProof/>
+              </w:rPr>
+              <w:t>5.4 Challenges Encountered and Solutions</w:t>
+            </w:r>
+            <w:r>
+              <w:rPr>
+                <w:noProof/>
+                <w:webHidden/>
+              </w:rPr>
+              <w:tab/>
+            </w:r>
+            <w:r>
+              <w:rPr>
+                <w:noProof/>
+                <w:webHidden/>
+              </w:rPr>
+              <w:fldChar w:fldCharType="begin"/>
+            </w:r>
+            <w:r>
+              <w:rPr>
+                <w:noProof/>
+                <w:webHidden/>
+              </w:rPr>
+              <w:instrText xml:space="preserve"> PAGEREF _Toc215673546 \h </w:instrText>
+            </w:r>
+            <w:r>
+              <w:rPr>
+                <w:noProof/>
+                <w:webHidden/>
+              </w:rPr>
+            </w:r>
+            <w:r>
+              <w:rPr>
+                <w:noProof/>
+                <w:webHidden/>
+              </w:rPr>
+              <w:fldChar w:fldCharType="separate"/>
+            </w:r>
+            <w:r>
+              <w:rPr>
+                <w:noProof/>
+                <w:webHidden/>
+              </w:rPr>
+              <w:t>10</w:t>
+            </w:r>
+            <w:r>
+              <w:rPr>
+                <w:noProof/>
+                <w:webHidden/>
+              </w:rPr>
+              <w:fldChar w:fldCharType="end"/>
+            </w:r>
+          </w:hyperlink>
+        </w:p>
+        <w:p>
+          <w:pPr>
+            <w:pStyle w:val="TOC1"/>
+            <w:tabs>
+              <w:tab w:val="right" w:leader="dot" w:pos="9016"/>
+            </w:tabs>
+            <w:rPr>
+              <w:noProof/>
+            </w:rPr>
+          </w:pPr>
+          <w:hyperlink w:anchor="_Toc215673547" w:history="1">
+            <w:r>
+              <w:rPr>
+                <w:rStyle w:val="Hyperlink"/>
+                <w:noProof/>
+              </w:rPr>
+              <w:t>Project Specification</w:t>
+            </w:r>
+            <w:r>
+              <w:rPr>
+                <w:noProof/>
+                <w:webHidden/>
+              </w:rPr>
+              <w:tab/>
+            </w:r>
+            <w:r>
+              <w:rPr>
+                <w:noProof/>
+                <w:webHidden/>
+              </w:rPr>
+              <w:fldChar w:fldCharType="begin"/>
+            </w:r>
+            <w:r>
+              <w:rPr>
+                <w:noProof/>
+                <w:webHidden/>
+              </w:rPr>
+              <w:instrText xml:space="preserve"> PAGEREF _Toc215673547 \h </w:instrText>
+            </w:r>
+            <w:r>
+              <w:rPr>
+                <w:noProof/>
+                <w:webHidden/>
+              </w:rPr>
+            </w:r>
+            <w:r>
+              <w:rPr>
+                <w:noProof/>
+                <w:webHidden/>
+              </w:rPr>
+              <w:fldChar w:fldCharType="separate"/>
+            </w:r>
+            <w:r>
+              <w:rPr>
+                <w:noProof/>
+                <w:webHidden/>
+              </w:rPr>
+              <w:t>11</w:t>
+            </w:r>
+            <w:r>
+              <w:rPr>
+                <w:noProof/>
+                <w:webHidden/>
+              </w:rPr>
+              <w:fldChar w:fldCharType="end"/>
+            </w:r>
+          </w:hyperlink>
+        </w:p>
+        <w:p>
+          <w:r>
+            <w:rPr>
+              <w:b/>
+              <w:bCs/>
+              <w:noProof/>
+            </w:rPr>
+            <w:fldChar w:fldCharType="end"/>
+          </w:r>
+        </w:p>
+      </w:sdtContent>
+    </w:sdt>
+    <w:p/>
+    <w:p/>
     <w:p>
       <w:r>
         <w:br w:type="page"/>
       </w:r>
     </w:p>
-    <w:p>
-      <w:pPr>
-        <w:pStyle w:val="UnnumberedHeading1"/>
-      </w:pPr>
-      <w:bookmarkStart w:id="0" w:name="_Toc367967467"/>
-      <w:r>
+    <w:p/>
+    <w:p>
+      <w:pPr>
+        <w:pStyle w:val="Heading1"/>
+        <w:numPr>
+          <w:ilvl w:val="0"/>
+          <w:numId w:val="1"/>
+        </w:numPr>
+      </w:pPr>
+      <w:bookmarkStart w:id="0" w:name="_Toc215673489"/>
+      <w:r>
+        <w:t>Introduction</w:t>
+      </w:r>
+      <w:bookmarkEnd w:id="0"/>
+    </w:p>
+    <w:p/>
+    <w:p>
+      <w:pPr>
+        <w:pStyle w:val="Heading2"/>
+        <w:numPr>
+          <w:ilvl w:val="1"/>
+          <w:numId w:val="1"/>
+        </w:numPr>
+      </w:pPr>
+      <w:bookmarkStart w:id="1" w:name="_Toc215673490"/>
+      <w:r>
+        <w:t>Project Overview</w:t>
+      </w:r>
+      <w:bookmarkEnd w:id="1"/>
+    </w:p>
+    <w:p>
+      <w:r>
+        <w:t>My project is a RTS (Real time strategy) game that supports multiple players on the same device through split screen. My project allows multiple different input devices to be used to achieve local multiplayer with the first main player using a keyboard and mouse then subsequent players using games controllers.</w:t>
+      </w:r>
+    </w:p>
+    <w:p/>
+    <w:p>
+      <w:pPr>
+        <w:pStyle w:val="Heading2"/>
+        <w:numPr>
+          <w:ilvl w:val="1"/>
+          <w:numId w:val="1"/>
+        </w:numPr>
+      </w:pPr>
+      <w:bookmarkStart w:id="2" w:name="_Toc215673491"/>
+      <w:r>
+        <w:t>Aims and Objectives</w:t>
+      </w:r>
+      <w:bookmarkEnd w:id="2"/>
+    </w:p>
+    <w:p>
+      <w:r>
+        <w:t>The primary objective of my project is to have a game that runs at an acceptable frame rate with minimal input latency. The two main scenarios that my project aims to run consistently on is the case of multiple players and the case of players playing the same save for a long time.</w:t>
+      </w:r>
+    </w:p>
+    <w:p>
+      <w:pPr>
+        <w:pStyle w:val="Heading2"/>
+        <w:numPr>
+          <w:ilvl w:val="1"/>
+          <w:numId w:val="1"/>
+        </w:numPr>
+      </w:pPr>
+      <w:bookmarkStart w:id="3" w:name="_Toc215673492"/>
+      <w:r>
+        <w:t>Scope and Limitations</w:t>
+      </w:r>
+      <w:bookmarkEnd w:id="3"/>
+    </w:p>
+    <w:p>
+      <w:pPr>
+        <w:pStyle w:val="ListParagraph"/>
+      </w:pPr>
+    </w:p>
+    <w:p>
+      <w:pPr>
+        <w:pStyle w:val="Heading2"/>
+        <w:numPr>
+          <w:ilvl w:val="1"/>
+          <w:numId w:val="1"/>
+        </w:numPr>
+      </w:pPr>
+      <w:bookmarkStart w:id="4" w:name="_Toc215673493"/>
+      <w:r>
+        <w:t>Report Structure</w:t>
+      </w:r>
+      <w:bookmarkEnd w:id="4"/>
+    </w:p>
+    <w:p>
+      <w:pPr>
+        <w:pStyle w:val="ListParagraph"/>
+      </w:pPr>
+    </w:p>
+    <w:p>
+      <w:pPr>
+        <w:pStyle w:val="ListParagraph"/>
+        <w:ind w:left="840"/>
+      </w:pPr>
+    </w:p>
+    <w:p>
+      <w:pPr>
+        <w:pStyle w:val="Heading1"/>
+      </w:pPr>
+      <w:bookmarkStart w:id="5" w:name="_Toc215673494"/>
+      <w:r>
+        <w:t>2. Background Theory and Literature Survey</w:t>
+      </w:r>
+      <w:bookmarkEnd w:id="5"/>
+    </w:p>
+    <w:p/>
+    <w:p>
+      <w:pPr>
+        <w:pStyle w:val="Heading2"/>
+      </w:pPr>
+      <w:bookmarkStart w:id="6" w:name="_Toc215673495"/>
+      <w:r>
+        <w:t>2.1 Real-Time Strategy Game Architecture</w:t>
+      </w:r>
+      <w:bookmarkEnd w:id="6"/>
+    </w:p>
+    <w:p>
+      <w:pPr>
+        <w:pStyle w:val="Heading3"/>
+      </w:pPr>
+      <w:bookmarkStart w:id="7" w:name="_Toc215673496"/>
+      <w:r>
+        <w:t>2.1.1 Core RTS Design Patterns</w:t>
+      </w:r>
+      <w:bookmarkEnd w:id="7"/>
+      <w:r>
+        <w:br/>
+      </w:r>
+    </w:p>
+    <w:p>
+      <w:r>
+        <w:t xml:space="preserve">RTS games are heavily focused on “units” such as friendly soldiers or a farm that produces the player food every x amount of time. Each “unit” within an RTS game is highly varied in their behaviour </w:t>
+      </w:r>
+      <w:r>
+        <w:t>but may have shared or common behaviour between each other such as a position on the screen and a 3d model</w:t>
+      </w:r>
+      <w:r>
+        <w:t>.</w:t>
+      </w:r>
+    </w:p>
+    <w:p>
+      <w:r>
+        <w:t xml:space="preserve">A major </w:t>
+      </w:r>
+      <w:r>
+        <w:t>challenge faced during the development</w:t>
+      </w:r>
+      <w:r>
+        <w:t xml:space="preserve"> of RTS games is storing and</w:t>
+      </w:r>
+      <w:r>
+        <w:t xml:space="preserve"> handling entities differently according to their behaviour</w:t>
+      </w:r>
+      <w:r>
+        <w:t xml:space="preserve">, without an efficient method to store and compute the behaviour of large numbers of entities it causes major performance concerns as the number of entities </w:t>
+      </w:r>
+      <w:r>
+        <w:t>increases</w:t>
+      </w:r>
+      <w:r>
+        <w:t>.</w:t>
+      </w:r>
+      <w:r>
+        <w:t xml:space="preserve"> Despite there being preexisting methods to tackle this problem it’s still common to see an “end year” or a “victory year” implemented within RTS games to prevent the number of units growing too large.</w:t>
+      </w:r>
+    </w:p>
+    <w:p>
+      <w:r>
+        <w:lastRenderedPageBreak/>
+        <w:t xml:space="preserve">One popular choice used for entity storage in the development of RTS games is ECS (entity component system) </w:t>
+      </w:r>
+      <w:r>
+        <w:t xml:space="preserve">since it not only provides efficient storage but provides the perfect solution to dynamic entity behaviour through its component system. </w:t>
+      </w:r>
+    </w:p>
+    <w:p>
+      <w:r>
+        <w:t xml:space="preserve">ECS isn’t the definitive solution to dynamic entity behaviour however since it doesn’t provide a system to evaluate the effect of specific actions against the environment e.g a soldier unit throws a grenade that destroys a nearby building. This issue has large performance implications </w:t>
+      </w:r>
+      <w:r>
+        <w:t xml:space="preserve">when implemented poorly especially when you have hundreds of units all regularly performing actions that affect </w:t>
+      </w:r>
+      <w:r>
+        <w:t>each other.</w:t>
+      </w:r>
+      <w:r>
+        <w:br/>
+      </w:r>
+      <w:r>
+        <w:br/>
+      </w:r>
+      <w:r>
+        <w:t>REA (Resource entity action) addresses this issue by modelling entity actions as resource exchanges with declarative queries to speed up evaluating the effect a specific action has on other entities. REA</w:t>
+      </w:r>
+      <w:r>
+        <w:t xml:space="preserve"> pattern has been proven to provide a performance edge over implementations without [1]</w:t>
+      </w:r>
+      <w:r>
+        <w:t>.</w:t>
+      </w:r>
+    </w:p>
+    <w:p>
+      <w:pPr>
+        <w:rPr>
+          <w:rStyle w:val="Heading3Char"/>
+        </w:rPr>
+      </w:pPr>
+      <w:r>
+        <w:br/>
+      </w:r>
+      <w:bookmarkStart w:id="8" w:name="_Toc215673497"/>
+      <w:r>
+        <w:rPr>
+          <w:rStyle w:val="Heading3Char"/>
+        </w:rPr>
+        <w:t>2.1.2 Local Cooperative Multiplayer (Split-Screen) Considerations</w:t>
+      </w:r>
+      <w:bookmarkEnd w:id="8"/>
+    </w:p>
+    <w:p>
+      <w:r>
+        <w:t xml:space="preserve">LCM (Local cooperative multiplayer) involves having multiple players able to play on the same device </w:t>
+      </w:r>
+      <w:r>
+        <w:t>with</w:t>
+      </w:r>
+      <w:r>
+        <w:t xml:space="preserve"> each player receiving a portion of the screen.</w:t>
+      </w:r>
+      <w:r>
+        <w:t xml:space="preserve"> LCM is rare especially in the RTS (real time strategy) genre with most games that implement LCM being FPS or racing games. </w:t>
+      </w:r>
+    </w:p>
+    <w:p/>
+    <w:p>
+      <w:r>
+        <w:t xml:space="preserve"> LCM </w:t>
+      </w:r>
+      <w:r>
+        <w:t>provides significant technical difficulty when managing input devices between players, some LCM games combat this issue by simply not having multiple input devices and instead having players share a keyboard although this approach is only applicable to simplistic games not requiring a cursor or camera control.</w:t>
+      </w:r>
+    </w:p>
+    <w:p>
+      <w:r>
+        <w:t xml:space="preserve"> LCM games that do use separate input devices typically solve this issue using an input library that can distinguish between input devices with the most popular being </w:t>
+      </w:r>
+      <w:r>
+        <w:t>the GameInput library for windows and xbox [2]</w:t>
+      </w:r>
+      <w:r>
+        <w:t>.</w:t>
+      </w:r>
+    </w:p>
+    <w:p>
+      <w:pPr>
         <w:rPr>
           <w:rStyle w:val="Heading1Char"/>
+          <w:rFonts w:asciiTheme="minorHAnsi" w:eastAsiaTheme="minorHAnsi" w:hAnsiTheme="minorHAnsi" w:cstheme="minorBidi"/>
+          <w:color w:val="auto"/>
+          <w:sz w:val="22"/>
+          <w:szCs w:val="22"/>
+        </w:rPr>
+      </w:pPr>
+      <w:r>
+        <w:br/>
+      </w:r>
+      <w:r>
+        <w:br/>
+      </w:r>
+      <w:r>
+        <w:br/>
+      </w:r>
+      <w:r>
+        <w:br/>
+      </w:r>
+      <w:bookmarkStart w:id="9" w:name="_Toc215673498"/>
+      <w:r>
+        <w:rPr>
+          <w:rStyle w:val="Heading1Char"/>
+        </w:rPr>
+        <w:t>2.2 Concurrency in Game Development</w:t>
+      </w:r>
+      <w:bookmarkEnd w:id="9"/>
+    </w:p>
+    <w:p>
+      <w:pPr>
+        <w:pStyle w:val="Heading2"/>
+      </w:pPr>
+      <w:bookmarkStart w:id="10" w:name="_Toc215673499"/>
+      <w:r>
+        <w:t>2.2.1 Threading Models in Games</w:t>
+      </w:r>
+      <w:bookmarkEnd w:id="10"/>
+    </w:p>
+    <w:p>
+      <w:pPr>
+        <w:pStyle w:val="Heading2"/>
+      </w:pPr>
+      <w:bookmarkStart w:id="11" w:name="_Toc215673500"/>
+      <w:r>
+        <w:t>2.2.2 Race Conditions and Synchronisation</w:t>
+      </w:r>
+      <w:bookmarkEnd w:id="11"/>
+    </w:p>
+    <w:p/>
+    <w:p>
+      <w:r>
+        <w:t>Race conditions occur when two different threads attempt to enter the critical region at the same time e.g two threads access a variable at the same time</w:t>
+      </w:r>
+      <w:r>
+        <w:t>. Race conditions are problematic since one thread could potentially read the value in the critical region</w:t>
+      </w:r>
+    </w:p>
+    <w:p>
+      <w:pPr>
+        <w:pStyle w:val="Heading2"/>
+      </w:pPr>
+      <w:bookmarkStart w:id="12" w:name="_Toc215673501"/>
+      <w:r>
+        <w:lastRenderedPageBreak/>
+        <w:t>2.2.3 Event-Driven Architecture</w:t>
+      </w:r>
+      <w:bookmarkEnd w:id="12"/>
+    </w:p>
+    <w:p>
+      <w:r>
+        <w:t>Event driven architecture consists of event busses and event queues. Event busses route events immediately to their subscribed handler so are unideal by themselves for a multi-threaded application. Event queues solve this issue however by queueing up events before publishing them to an event bus, if implemented correctly event queues can provide thread safety since event queues will process events one at a time instead of potentially having two different busses publishing the same events at the same time and causing a race condition</w:t>
+      </w:r>
+      <w:r>
+        <w:t>.</w:t>
+      </w:r>
+    </w:p>
+    <w:p>
+      <w:pPr>
+        <w:pStyle w:val="Heading1"/>
+      </w:pPr>
+      <w:bookmarkStart w:id="13" w:name="_Toc215673502"/>
+      <w:r>
+        <w:t>2.3 Graphics Rendering Technologies</w:t>
+      </w:r>
+      <w:bookmarkEnd w:id="13"/>
+    </w:p>
+    <w:p>
+      <w:pPr>
+        <w:pStyle w:val="Heading2"/>
+      </w:pPr>
+      <w:bookmarkStart w:id="14" w:name="_Toc215673503"/>
+      <w:r>
+        <w:t>2.3.1 Comparison of Game Engines (Unreal, Unity, Godot, Ogre3D)</w:t>
+      </w:r>
+      <w:bookmarkEnd w:id="14"/>
+    </w:p>
+    <w:p>
+      <w:pPr>
+        <w:rPr>
+          <w:rStyle w:val="Heading2Char"/>
+        </w:rPr>
+      </w:pPr>
+      <w:r>
+        <w:t>Game engines are systems that handle</w:t>
+      </w:r>
+      <w:r>
+        <w:br/>
+        <w:t xml:space="preserve">Game engines can be separated into two categories with there being heavyweight game engines such as Unreal Engine and Unity that abstract complex processes </w:t>
+      </w:r>
+      <w:r>
+        <w:t>such as entity management and lightweight game engines such as Godot and Ogre3d which take a more barebones approach where everything except rendering pipelines must be produced manually.</w:t>
+      </w:r>
+      <w:r>
+        <w:br/>
+      </w:r>
+      <w:r>
+        <w:br/>
+      </w:r>
+      <w:r>
+        <w:rPr>
+          <w:rStyle w:val="Heading2Char"/>
+        </w:rPr>
+        <w:t>2.3.2 Lightweight Rendering Pipelines</w:t>
+      </w:r>
+    </w:p>
+    <w:p>
+      <w:pPr>
+        <w:pStyle w:val="Heading2"/>
+      </w:pPr>
+      <w:bookmarkStart w:id="15" w:name="_Toc215673504"/>
+      <w:r>
+        <w:t>2.3.3 GUI Systems (CEGUI, Dear ImGui, Ogre Overlay)</w:t>
+      </w:r>
+      <w:bookmarkEnd w:id="15"/>
+    </w:p>
+    <w:p/>
+    <w:p>
+      <w:pPr>
+        <w:pStyle w:val="Heading1"/>
+      </w:pPr>
+      <w:bookmarkStart w:id="16" w:name="_Toc215673505"/>
+      <w:r>
+        <w:t>2.4 Entity Management Systems</w:t>
+      </w:r>
+      <w:bookmarkEnd w:id="16"/>
+    </w:p>
+    <w:p>
+      <w:pPr>
+        <w:pStyle w:val="Heading2"/>
+      </w:pPr>
+      <w:bookmarkStart w:id="17" w:name="_Toc215673506"/>
+      <w:r>
+        <w:t>2.4.1 Object-Oriented Hierarchy</w:t>
+      </w:r>
+      <w:bookmarkEnd w:id="17"/>
+    </w:p>
+    <w:p>
+      <w:pPr>
+        <w:pStyle w:val="Heading2"/>
+      </w:pPr>
+      <w:bookmarkStart w:id="18" w:name="_Toc215673507"/>
+      <w:r>
+        <w:t>2.4.2 Entity Component System (ECS) Paradigm</w:t>
+      </w:r>
+      <w:bookmarkEnd w:id="18"/>
+    </w:p>
+    <w:p>
+      <w:pPr>
+        <w:rPr>
+          <w:b/>
           <w:bCs/>
         </w:rPr>
+      </w:pPr>
+      <w:r>
+        <w:t xml:space="preserve">ECS is a method of storing “entities” </w:t>
+      </w:r>
+      <w:r>
+        <w:t xml:space="preserve"> inside a registry, each entity is stored contiguously with the main difference between entities being the contained components.</w:t>
+      </w:r>
+      <w:r>
+        <w:br/>
+      </w:r>
+      <w:r>
+        <w:br/>
+        <w:t>what is it a component however?</w:t>
+      </w:r>
+      <w:r>
+        <w:br/>
+        <w:t xml:space="preserve">a </w:t>
+      </w:r>
+      <w:r>
+        <w:t>component is a small container used to add behaviour to that specific entity.</w:t>
+      </w:r>
+      <w:r>
+        <w:br/>
+        <w:t>when developing with ECS in C++ a component is typically a struct as such:</w:t>
+      </w:r>
+      <w:r>
+        <w:br/>
+      </w:r>
+      <w:r>
+        <w:drawing>
+          <wp:inline distT="0" distB="0" distL="0" distR="0" wp14:anchorId="7A30291B" wp14:editId="093EFE54">
+            <wp:extent cx="5068007" cy="1486107"/>
+            <wp:effectExtent l="0" t="0" r="0" b="0"/>
+            <wp:docPr id="1180500474" name="Picture 1" descr="A computer screen shot of code&#10;&#10;AI-generated content may be incorrect."/>
+            <wp:cNvGraphicFramePr>
+              <a:graphicFrameLocks xmlns:a="http://schemas.openxmlformats.org/drawingml/2006/main" noChangeAspect="1"/>
+            </wp:cNvGraphicFramePr>
+            <a:graphic xmlns:a="http://schemas.openxmlformats.org/drawingml/2006/main">
+              <a:graphicData uri="http://schemas.openxmlformats.org/drawingml/2006/picture">
+                <pic:pic xmlns:pic="http://schemas.openxmlformats.org/drawingml/2006/picture">
+                  <pic:nvPicPr>
+                    <pic:cNvPr id="1180500474" name="Picture 1" descr="A computer screen shot of code&#10;&#10;AI-generated content may be incorrect."/>
+                    <pic:cNvPicPr/>
+                  </pic:nvPicPr>
+                  <pic:blipFill>
+                    <a:blip r:embed="rId9"/>
+                    <a:stretch>
+                      <a:fillRect/>
+                    </a:stretch>
+                  </pic:blipFill>
+                  <pic:spPr>
+                    <a:xfrm>
+                      <a:off x="0" y="0"/>
+                      <a:ext cx="5068007" cy="1486107"/>
+                    </a:xfrm>
+                    <a:prstGeom prst="rect">
+                      <a:avLst/>
+                    </a:prstGeom>
+                  </pic:spPr>
+                </pic:pic>
+              </a:graphicData>
+            </a:graphic>
+          </wp:inline>
+        </w:drawing>
+      </w:r>
+      <w:r>
+        <w:rPr>
+          <w:b/>
+          <w:bCs/>
+        </w:rPr>
+        <w:br/>
+      </w:r>
+      <w:r>
+        <w:rPr>
+          <w:b/>
+          <w:bCs/>
+        </w:rPr>
+        <w:br/>
+      </w:r>
+    </w:p>
+    <w:p>
+      <w:pPr>
+        <w:pStyle w:val="Heading2"/>
+        <w:numPr>
+          <w:ilvl w:val="2"/>
+          <w:numId w:val="3"/>
+        </w:numPr>
+      </w:pPr>
+      <w:bookmarkStart w:id="19" w:name="_Toc215673508"/>
+      <w:r>
         <w:lastRenderedPageBreak/>
-        <w:t>Abstract</w:t>
-      </w:r>
-      <w:bookmarkEnd w:id="0"/>
+        <w:t>ECS Library Comparison (EnTT, Flecs)</w:t>
+      </w:r>
+      <w:bookmarkEnd w:id="19"/>
+    </w:p>
+    <w:p>
+      <w:r>
+        <w:t>ECS can be implemented via multiple different libraries in C++ with EnTT and Flecs being two popular choices.</w:t>
+      </w:r>
+      <w:r>
+        <w:br/>
+      </w:r>
+    </w:p>
+    <w:p>
+      <w:pPr>
+        <w:pStyle w:val="Heading2"/>
+        <w:numPr>
+          <w:ilvl w:val="1"/>
+          <w:numId w:val="3"/>
+        </w:numPr>
+      </w:pPr>
+      <w:bookmarkStart w:id="20" w:name="_Toc215673509"/>
+      <w:r>
+        <w:t>Input Handling for Multi-Device Support</w:t>
+      </w:r>
+      <w:bookmarkEnd w:id="20"/>
+    </w:p>
+    <w:p>
+      <w:pPr>
+        <w:pStyle w:val="Heading3"/>
+      </w:pPr>
+      <w:bookmarkStart w:id="21" w:name="_Toc215673510"/>
+      <w:r>
+        <w:t>2.5.1 Input Abstraction Libraries</w:t>
+      </w:r>
+      <w:bookmarkEnd w:id="21"/>
+    </w:p>
+    <w:p>
+      <w:pPr>
+        <w:pStyle w:val="Heading3"/>
+      </w:pPr>
+      <w:bookmarkStart w:id="22" w:name="_Toc215673511"/>
+      <w:r>
+        <w:t>2.5.2 Device Identification and Separation</w:t>
+      </w:r>
+      <w:bookmarkEnd w:id="22"/>
+    </w:p>
+    <w:p>
+      <w:pPr>
+        <w:pStyle w:val="Heading1"/>
+        <w:ind w:left="360"/>
+      </w:pPr>
+      <w:bookmarkStart w:id="23" w:name="_Toc215673512"/>
+      <w:r>
+        <w:t xml:space="preserve">3. </w:t>
+      </w:r>
+      <w:r>
+        <w:t>Technical Survey and Technology Selection</w:t>
+      </w:r>
+      <w:bookmarkEnd w:id="23"/>
+    </w:p>
+    <w:p>
+      <w:pPr>
+        <w:pStyle w:val="Heading2"/>
+      </w:pPr>
+      <w:bookmarkStart w:id="24" w:name="_Toc215673513"/>
+      <w:r>
+        <w:t>3.1 Programming Language Selection</w:t>
+      </w:r>
+      <w:bookmarkEnd w:id="24"/>
+    </w:p>
+    <w:p>
+      <w:pPr>
+        <w:pStyle w:val="Heading3"/>
+      </w:pPr>
+      <w:bookmarkStart w:id="25" w:name="_Toc215673514"/>
+      <w:r>
+        <w:t>3.1.1 Evaluation Criteria</w:t>
+      </w:r>
+      <w:bookmarkEnd w:id="25"/>
+    </w:p>
+    <w:p>
+      <w:r>
+        <w:t>To meet my needs for the project the programming language must allow for:</w:t>
+      </w:r>
+      <w:r>
+        <w:br/>
+      </w:r>
+    </w:p>
+    <w:p>
+      <w:pPr>
+        <w:pStyle w:val="ListParagraph"/>
+        <w:numPr>
+          <w:ilvl w:val="0"/>
+          <w:numId w:val="2"/>
+        </w:numPr>
+      </w:pPr>
+      <w:r>
+        <w:t>Threading support</w:t>
+      </w:r>
+    </w:p>
+    <w:p>
+      <w:pPr>
+        <w:pStyle w:val="ListParagraph"/>
+        <w:numPr>
+          <w:ilvl w:val="0"/>
+          <w:numId w:val="2"/>
+        </w:numPr>
+      </w:pPr>
+      <w:r>
+        <w:t>available libraries for rendering, input</w:t>
+      </w:r>
+    </w:p>
+    <w:p>
+      <w:pPr>
+        <w:pStyle w:val="ListParagraph"/>
+        <w:numPr>
+          <w:ilvl w:val="0"/>
+          <w:numId w:val="2"/>
+        </w:numPr>
+      </w:pPr>
+      <w:r>
+        <w:t>fast operation</w:t>
+      </w:r>
     </w:p>
     <w:p/>
     <w:p>
-      <w:r>
-        <w:br w:type="page"/>
-      </w:r>
+      <w:pPr>
+        <w:pStyle w:val="Heading3"/>
+      </w:pPr>
+      <w:bookmarkStart w:id="26" w:name="_Toc215673515"/>
+      <w:r>
+        <w:t>3.1.2 C++ vs Java Analysis</w:t>
+      </w:r>
+      <w:bookmarkEnd w:id="26"/>
+    </w:p>
+    <w:p/>
+    <w:p>
+      <w:pPr>
+        <w:pStyle w:val="Heading3"/>
+      </w:pPr>
+      <w:bookmarkStart w:id="27" w:name="_Toc215673516"/>
+      <w:r>
+        <w:t>3.1.3 Justification</w:t>
+      </w:r>
+      <w:bookmarkEnd w:id="27"/>
+    </w:p>
+    <w:p>
+      <w:r>
+        <w:t>The programming language I chose for my project was C++</w:t>
+      </w:r>
+    </w:p>
+    <w:p/>
+    <w:p>
+      <w:pPr>
+        <w:pStyle w:val="Heading2"/>
+        <w:rPr>
+          <w:rStyle w:val="Heading3Char"/>
+        </w:rPr>
+      </w:pPr>
+      <w:bookmarkStart w:id="28" w:name="_Toc215673517"/>
+      <w:r>
+        <w:t>3.2 Graphics engine selection</w:t>
+      </w:r>
+      <w:r>
+        <w:br/>
+      </w:r>
+      <w:r>
+        <w:rPr>
+          <w:rStyle w:val="Heading3Char"/>
+        </w:rPr>
+        <w:t>3.2.1 Requirements Analysis</w:t>
+      </w:r>
+      <w:bookmarkEnd w:id="28"/>
+    </w:p>
+    <w:p>
+      <w:r>
+        <w:t>The requirements needed for my project can be boiled down to a checklist</w:t>
+      </w:r>
+      <w:r>
+        <w:br/>
+      </w:r>
+    </w:p>
+    <w:p>
+      <w:pPr>
+        <w:pStyle w:val="ListParagraph"/>
+        <w:numPr>
+          <w:ilvl w:val="0"/>
+          <w:numId w:val="2"/>
+        </w:numPr>
+      </w:pPr>
+      <w:r>
+        <w:t>does it allow for control over concurrency?</w:t>
+      </w:r>
+    </w:p>
+    <w:p>
+      <w:pPr>
+        <w:pStyle w:val="ListParagraph"/>
+        <w:numPr>
+          <w:ilvl w:val="0"/>
+          <w:numId w:val="2"/>
+        </w:numPr>
+      </w:pPr>
+      <w:r>
+        <w:t>Does it have large overhead?</w:t>
+      </w:r>
+    </w:p>
+    <w:p>
+      <w:pPr>
+        <w:pStyle w:val="ListParagraph"/>
+        <w:numPr>
+          <w:ilvl w:val="0"/>
+          <w:numId w:val="2"/>
+        </w:numPr>
+      </w:pPr>
+      <w:r>
+        <w:t>Can it provide solid visual fidelity through shaders and anti-aliasing?</w:t>
+      </w:r>
+    </w:p>
+    <w:p>
+      <w:pPr>
+        <w:pStyle w:val="ListParagraph"/>
+        <w:numPr>
+          <w:ilvl w:val="0"/>
+          <w:numId w:val="2"/>
+        </w:numPr>
+      </w:pPr>
+    </w:p>
+    <w:p>
+      <w:r>
+        <w:t>A major technology required for my project is a suitable graphics engine to handle complex rendering. Since the primary focal point of my project is concurrency it excludes the possibility of using heavyweight engines such as Unreal Engine or Unity due to them adding multiple layers of abstraction to the concurrency process.</w:t>
+      </w:r>
+    </w:p>
+    <w:p>
+      <w:r>
+        <w:lastRenderedPageBreak/>
+        <w:t>Godot was also a potential option for use in my project, however godot’s fragmented threading model would make developing a concurrency orientated project difficult. Godot also runs with significantly more overhead than Ogre3d causing performance implications.</w:t>
+      </w:r>
+      <w:r>
+        <w:br/>
+      </w:r>
+      <w:r>
+        <w:br/>
+        <w:t>Ogre3d was the perfect choice in my project due to its lightweight nature, ogre doesn’t abstract other aspects of my project such as game object storage and management allowing me to handle concurrency fully independently.</w:t>
+      </w:r>
+    </w:p>
+    <w:tbl>
+      <w:tblPr>
+        <w:tblStyle w:val="TableGrid"/>
+        <w:tblW w:w="0" w:type="auto"/>
+        <w:tblLook w:val="04A0" w:firstRow="1" w:lastRow="0" w:firstColumn="1" w:lastColumn="0" w:noHBand="0" w:noVBand="1"/>
+      </w:tblPr>
+      <w:tblGrid>
+        <w:gridCol w:w="1540"/>
+        <w:gridCol w:w="1540"/>
+        <w:gridCol w:w="1540"/>
+        <w:gridCol w:w="1540"/>
+        <w:gridCol w:w="1541"/>
+        <w:gridCol w:w="1541"/>
+      </w:tblGrid>
+      <w:tr>
+        <w:tc>
+          <w:tcPr>
+            <w:tcW w:w="1540" w:type="dxa"/>
+          </w:tcPr>
+          <w:p>
+            <w:r>
+              <w:t>Requirement:</w:t>
+            </w:r>
+          </w:p>
+        </w:tc>
+        <w:tc>
+          <w:tcPr>
+            <w:tcW w:w="1540" w:type="dxa"/>
+          </w:tcPr>
+          <w:p>
+            <w:r>
+              <w:t>1</w:t>
+            </w:r>
+          </w:p>
+        </w:tc>
+        <w:tc>
+          <w:tcPr>
+            <w:tcW w:w="1540" w:type="dxa"/>
+          </w:tcPr>
+          <w:p>
+            <w:r>
+              <w:t>2</w:t>
+            </w:r>
+          </w:p>
+        </w:tc>
+        <w:tc>
+          <w:tcPr>
+            <w:tcW w:w="1540" w:type="dxa"/>
+          </w:tcPr>
+          <w:p>
+            <w:r>
+              <w:t>3</w:t>
+            </w:r>
+          </w:p>
+        </w:tc>
+        <w:tc>
+          <w:tcPr>
+            <w:tcW w:w="1541" w:type="dxa"/>
+          </w:tcPr>
+          <w:p>
+            <w:r>
+              <w:t>4</w:t>
+            </w:r>
+          </w:p>
+        </w:tc>
+        <w:tc>
+          <w:tcPr>
+            <w:tcW w:w="1541" w:type="dxa"/>
+          </w:tcPr>
+          <w:p>
+            <w:r>
+              <w:t>5</w:t>
+            </w:r>
+          </w:p>
+        </w:tc>
+      </w:tr>
+      <w:tr>
+        <w:tc>
+          <w:tcPr>
+            <w:tcW w:w="1540" w:type="dxa"/>
+          </w:tcPr>
+          <w:p>
+            <w:r>
+              <w:t>Ogre3d</w:t>
+            </w:r>
+          </w:p>
+        </w:tc>
+        <w:tc>
+          <w:tcPr>
+            <w:tcW w:w="1540" w:type="dxa"/>
+          </w:tcPr>
+          <w:p/>
+        </w:tc>
+        <w:tc>
+          <w:tcPr>
+            <w:tcW w:w="1540" w:type="dxa"/>
+          </w:tcPr>
+          <w:p/>
+        </w:tc>
+        <w:tc>
+          <w:tcPr>
+            <w:tcW w:w="1540" w:type="dxa"/>
+          </w:tcPr>
+          <w:p/>
+        </w:tc>
+        <w:tc>
+          <w:tcPr>
+            <w:tcW w:w="1541" w:type="dxa"/>
+          </w:tcPr>
+          <w:p/>
+        </w:tc>
+        <w:tc>
+          <w:tcPr>
+            <w:tcW w:w="1541" w:type="dxa"/>
+          </w:tcPr>
+          <w:p/>
+        </w:tc>
+      </w:tr>
+      <w:tr>
+        <w:tc>
+          <w:tcPr>
+            <w:tcW w:w="1540" w:type="dxa"/>
+          </w:tcPr>
+          <w:p>
+            <w:r>
+              <w:t>Unreal</w:t>
+            </w:r>
+          </w:p>
+        </w:tc>
+        <w:tc>
+          <w:tcPr>
+            <w:tcW w:w="1540" w:type="dxa"/>
+          </w:tcPr>
+          <w:p/>
+        </w:tc>
+        <w:tc>
+          <w:tcPr>
+            <w:tcW w:w="1540" w:type="dxa"/>
+          </w:tcPr>
+          <w:p/>
+        </w:tc>
+        <w:tc>
+          <w:tcPr>
+            <w:tcW w:w="1540" w:type="dxa"/>
+          </w:tcPr>
+          <w:p/>
+        </w:tc>
+        <w:tc>
+          <w:tcPr>
+            <w:tcW w:w="1541" w:type="dxa"/>
+          </w:tcPr>
+          <w:p/>
+        </w:tc>
+        <w:tc>
+          <w:tcPr>
+            <w:tcW w:w="1541" w:type="dxa"/>
+          </w:tcPr>
+          <w:p/>
+        </w:tc>
+      </w:tr>
+      <w:tr>
+        <w:tc>
+          <w:tcPr>
+            <w:tcW w:w="1540" w:type="dxa"/>
+          </w:tcPr>
+          <w:p>
+            <w:r>
+              <w:t>Unity</w:t>
+            </w:r>
+          </w:p>
+        </w:tc>
+        <w:tc>
+          <w:tcPr>
+            <w:tcW w:w="1540" w:type="dxa"/>
+          </w:tcPr>
+          <w:p/>
+        </w:tc>
+        <w:tc>
+          <w:tcPr>
+            <w:tcW w:w="1540" w:type="dxa"/>
+          </w:tcPr>
+          <w:p/>
+        </w:tc>
+        <w:tc>
+          <w:tcPr>
+            <w:tcW w:w="1540" w:type="dxa"/>
+          </w:tcPr>
+          <w:p/>
+        </w:tc>
+        <w:tc>
+          <w:tcPr>
+            <w:tcW w:w="1541" w:type="dxa"/>
+          </w:tcPr>
+          <w:p/>
+        </w:tc>
+        <w:tc>
+          <w:tcPr>
+            <w:tcW w:w="1541" w:type="dxa"/>
+          </w:tcPr>
+          <w:p/>
+        </w:tc>
+      </w:tr>
+      <w:tr>
+        <w:tc>
+          <w:tcPr>
+            <w:tcW w:w="1540" w:type="dxa"/>
+          </w:tcPr>
+          <w:p>
+            <w:r>
+              <w:t>Godot</w:t>
+            </w:r>
+          </w:p>
+        </w:tc>
+        <w:tc>
+          <w:tcPr>
+            <w:tcW w:w="1540" w:type="dxa"/>
+          </w:tcPr>
+          <w:p/>
+        </w:tc>
+        <w:tc>
+          <w:tcPr>
+            <w:tcW w:w="1540" w:type="dxa"/>
+          </w:tcPr>
+          <w:p/>
+        </w:tc>
+        <w:tc>
+          <w:tcPr>
+            <w:tcW w:w="1540" w:type="dxa"/>
+          </w:tcPr>
+          <w:p/>
+        </w:tc>
+        <w:tc>
+          <w:tcPr>
+            <w:tcW w:w="1541" w:type="dxa"/>
+          </w:tcPr>
+          <w:p/>
+        </w:tc>
+        <w:tc>
+          <w:tcPr>
+            <w:tcW w:w="1541" w:type="dxa"/>
+          </w:tcPr>
+          <w:p/>
+        </w:tc>
+      </w:tr>
+    </w:tbl>
+    <w:p/>
+    <w:p>
+      <w:pPr>
+        <w:pStyle w:val="Heading3"/>
+      </w:pPr>
+      <w:bookmarkStart w:id="29" w:name="_Toc215673518"/>
+      <w:r>
+        <w:t>3.2.2 Ogre3D Justification</w:t>
+      </w:r>
+      <w:bookmarkEnd w:id="29"/>
+    </w:p>
+    <w:p>
+      <w:r>
+        <w:t>After analysing the potential game engines against my requirements I chose Ogre3d because it not only offered significantly less overhead compared to Godot but also provided a much more straightforward way to implement multi threading due to the lack of a fragmented threading model</w:t>
+      </w:r>
+    </w:p>
+    <w:p>
+      <w:pPr>
+        <w:pStyle w:val="Heading2"/>
+      </w:pPr>
+      <w:bookmarkStart w:id="30" w:name="_Toc215673519"/>
+      <w:r>
+        <w:t>3.3 Input Library Selection</w:t>
+      </w:r>
+      <w:bookmarkEnd w:id="30"/>
+    </w:p>
+    <w:p>
+      <w:pPr>
+        <w:pStyle w:val="Heading3"/>
+      </w:pPr>
+      <w:bookmarkStart w:id="31" w:name="_Toc215673520"/>
+      <w:r>
+        <w:t>3.3.1 OIS vs SDL2 Comparison</w:t>
+      </w:r>
+      <w:bookmarkEnd w:id="31"/>
+      <w:r>
+        <w:br/>
+      </w:r>
+    </w:p>
+    <w:p>
+      <w:r>
+        <w:t xml:space="preserve">Ogre3d features its own native input library called OIS (object orientated input system), </w:t>
+      </w:r>
+    </w:p>
+    <w:p>
+      <w:pPr>
+        <w:pStyle w:val="Heading3"/>
+      </w:pPr>
+      <w:bookmarkStart w:id="32" w:name="_Toc215673521"/>
+      <w:r>
+        <w:t>3.3.2 Final Selection</w:t>
+      </w:r>
+      <w:bookmarkEnd w:id="32"/>
+    </w:p>
+    <w:p>
+      <w:r>
+        <w:t>SDL2 was my final selection for use in my project, this is due to the convenience and cross platform compatibility of SDL2 being built in without the need for keymaps for each individual platform.</w:t>
+      </w:r>
+      <w:r>
+        <w:br/>
+      </w:r>
+    </w:p>
+    <w:p>
+      <w:pPr>
+        <w:pStyle w:val="Heading2"/>
+      </w:pPr>
+      <w:bookmarkStart w:id="33" w:name="_Toc215673522"/>
+      <w:r>
+        <w:t>3.4 Entity Storage Solution</w:t>
+      </w:r>
+      <w:bookmarkEnd w:id="33"/>
+    </w:p>
+    <w:p>
+      <w:pPr>
+        <w:pStyle w:val="Heading3"/>
+      </w:pPr>
+      <w:bookmarkStart w:id="34" w:name="_Toc215673523"/>
+      <w:r>
+        <w:t>3.4.1 ECS Library Evaluation</w:t>
+      </w:r>
+      <w:bookmarkEnd w:id="34"/>
+    </w:p>
+    <w:p>
+      <w:pPr>
+        <w:pStyle w:val="Heading3"/>
+      </w:pPr>
+      <w:bookmarkStart w:id="35" w:name="_Toc215673524"/>
+      <w:r>
+        <w:t>3.4.2 Final Selection</w:t>
+      </w:r>
+      <w:bookmarkEnd w:id="35"/>
+    </w:p>
+    <w:p/>
+    <w:p>
+      <w:pPr>
+        <w:pStyle w:val="Heading2"/>
+      </w:pPr>
+      <w:bookmarkStart w:id="36" w:name="_Toc215673525"/>
+      <w:r>
+        <w:t>3.5 Dependency Management</w:t>
+      </w:r>
+      <w:bookmarkEnd w:id="36"/>
+    </w:p>
+    <w:p>
+      <w:pPr>
+        <w:pStyle w:val="Heading3"/>
+      </w:pPr>
+      <w:bookmarkStart w:id="37" w:name="_Toc215673526"/>
+      <w:r>
+        <w:t>3.5.1 vcpkg Integration</w:t>
+      </w:r>
+      <w:bookmarkEnd w:id="37"/>
+    </w:p>
+    <w:p/>
+    <w:p>
+      <w:pPr>
+        <w:pStyle w:val="Heading1"/>
+      </w:pPr>
+      <w:bookmarkStart w:id="38" w:name="_Toc215673527"/>
+      <w:r>
+        <w:lastRenderedPageBreak/>
+        <w:t xml:space="preserve">4. </w:t>
+      </w:r>
+      <w:r>
+        <w:t>Software Engineering Methodology</w:t>
+      </w:r>
+      <w:bookmarkEnd w:id="38"/>
+    </w:p>
+    <w:p>
+      <w:pPr>
+        <w:pStyle w:val="Heading2"/>
+      </w:pPr>
+      <w:bookmarkStart w:id="39" w:name="_Toc215673528"/>
+      <w:r>
+        <w:t>4.1 Development Methodology</w:t>
+      </w:r>
+      <w:bookmarkEnd w:id="39"/>
+    </w:p>
+    <w:p>
+      <w:pPr>
+        <w:pStyle w:val="Heading3"/>
+      </w:pPr>
+      <w:bookmarkStart w:id="40" w:name="_Toc215673529"/>
+      <w:r>
+        <w:t>4.1.1 Chosen Approach</w:t>
+      </w:r>
+      <w:bookmarkEnd w:id="40"/>
+    </w:p>
+    <w:p>
+      <w:r>
+        <w:t>For my project, I choose to use TDD and Agile methodology</w:t>
+      </w:r>
+      <w:r>
+        <w:t>.</w:t>
+      </w:r>
+      <w:r>
+        <w:br/>
+        <w:t>my use of TDD was however limited due to the nature of my project, for example verifying if a mesh is actually being displayed on the screen in a test is extremely difficult.</w:t>
+      </w:r>
+    </w:p>
+    <w:p>
+      <w:pPr>
+        <w:pStyle w:val="Heading2"/>
+      </w:pPr>
+      <w:bookmarkStart w:id="41" w:name="_Toc215673530"/>
+      <w:r>
+        <w:t>4.2 Requirements Analysis</w:t>
+      </w:r>
+      <w:bookmarkEnd w:id="41"/>
+    </w:p>
+    <w:p>
+      <w:pPr>
+        <w:pStyle w:val="Heading3"/>
+      </w:pPr>
+      <w:bookmarkStart w:id="42" w:name="_Toc215673531"/>
+      <w:r>
+        <w:t>4.2.1 Functional Requirements</w:t>
+      </w:r>
+      <w:bookmarkEnd w:id="42"/>
+    </w:p>
+    <w:p>
+      <w:pPr>
+        <w:pStyle w:val="Heading3"/>
+      </w:pPr>
+      <w:bookmarkStart w:id="43" w:name="_Toc215673532"/>
+      <w:r>
+        <w:t>4.2.2 Non-Functional Requirements</w:t>
+      </w:r>
+      <w:bookmarkEnd w:id="43"/>
+    </w:p>
+    <w:p/>
+    <w:p>
+      <w:pPr>
+        <w:pStyle w:val="Heading2"/>
+      </w:pPr>
+      <w:bookmarkStart w:id="44" w:name="_Toc215673533"/>
+      <w:r>
+        <w:t>4.3 System Design</w:t>
+      </w:r>
+      <w:bookmarkEnd w:id="44"/>
+    </w:p>
+    <w:p>
+      <w:pPr>
+        <w:pStyle w:val="Heading3"/>
+      </w:pPr>
+      <w:bookmarkStart w:id="45" w:name="_Toc215673534"/>
+      <w:r>
+        <w:t>4.3.1 High-Level Architecture Diagram</w:t>
+      </w:r>
+      <w:bookmarkEnd w:id="45"/>
+    </w:p>
+    <w:p>
+      <w:pPr>
+        <w:pStyle w:val="Heading3"/>
+      </w:pPr>
+      <w:bookmarkStart w:id="46" w:name="_Toc215673535"/>
+      <w:r>
+        <w:t>4.3.2 UML Diagrams</w:t>
+      </w:r>
+      <w:bookmarkEnd w:id="46"/>
+    </w:p>
+    <w:p>
+      <w:pPr>
+        <w:pStyle w:val="Heading2"/>
+      </w:pPr>
+      <w:bookmarkStart w:id="47" w:name="_Toc215673536"/>
+      <w:r>
+        <w:t>4.4 Version Control Strategy</w:t>
+      </w:r>
+      <w:bookmarkEnd w:id="47"/>
+    </w:p>
+    <w:p>
+      <w:pPr>
+        <w:pStyle w:val="Heading3"/>
+      </w:pPr>
+      <w:bookmarkStart w:id="48" w:name="_Toc215673537"/>
+      <w:r>
+        <w:t>4.4.1 Repository Structure</w:t>
+      </w:r>
+      <w:bookmarkEnd w:id="48"/>
+      <w:r>
+        <w:br/>
+      </w:r>
+    </w:p>
+    <w:p>
+      <w:r>
+        <w:t xml:space="preserve">The repository structure for my project uses the basic structure outlined in the gitlab rules, however inside the /product folder ive separated each project (application, product, tests) into their own folders. </w:t>
+      </w:r>
+      <w:r>
+        <w:br/>
+        <w:t xml:space="preserve">for configs/meshes etc I use a folder at the root of /product called resources </w:t>
+      </w:r>
+    </w:p>
+    <w:p>
+      <w:pPr>
+        <w:pStyle w:val="Heading3"/>
+      </w:pPr>
+      <w:bookmarkStart w:id="49" w:name="_Toc215673538"/>
+      <w:r>
+        <w:t>4.4.2 Branching Strategy</w:t>
+      </w:r>
+      <w:bookmarkEnd w:id="49"/>
+    </w:p>
+    <w:p>
+      <w:pPr>
+        <w:pStyle w:val="Heading2"/>
+      </w:pPr>
+      <w:bookmarkStart w:id="50" w:name="_Toc215673539"/>
+      <w:r>
+        <w:t>4.5 Testing Strategy</w:t>
+      </w:r>
+      <w:bookmarkEnd w:id="50"/>
+    </w:p>
+    <w:p>
+      <w:pPr>
+        <w:pStyle w:val="Heading3"/>
+      </w:pPr>
+      <w:bookmarkStart w:id="51" w:name="_Toc215673540"/>
+      <w:r>
+        <w:t>4.5.1 Unit Testing Approach</w:t>
+      </w:r>
+      <w:bookmarkEnd w:id="51"/>
+    </w:p>
+    <w:p>
+      <w:pPr>
+        <w:pStyle w:val="Heading3"/>
+      </w:pPr>
+      <w:bookmarkStart w:id="52" w:name="_Toc215673541"/>
+      <w:r>
+        <w:t>4.5.2 Integration Testing Approach</w:t>
+      </w:r>
+      <w:bookmarkEnd w:id="52"/>
+    </w:p>
+    <w:p/>
+    <w:p>
+      <w:pPr>
+        <w:pStyle w:val="Heading1"/>
+      </w:pPr>
+      <w:bookmarkStart w:id="53" w:name="_Toc215673542"/>
+      <w:r>
+        <w:t>5. Summary of Completed Work</w:t>
+      </w:r>
+      <w:bookmarkEnd w:id="53"/>
+    </w:p>
+    <w:p>
+      <w:pPr>
+        <w:pStyle w:val="Heading2"/>
+      </w:pPr>
+      <w:bookmarkStart w:id="54" w:name="_Toc215673543"/>
+      <w:r>
+        <w:t>5.1 Development Environment Setup</w:t>
+      </w:r>
+      <w:bookmarkEnd w:id="54"/>
+    </w:p>
+    <w:p>
+      <w:r>
+        <w:t>Throughout the development of my project, I used visual studio 2022 as my main IDE.</w:t>
+      </w:r>
+      <w:r>
+        <w:br/>
+        <w:t xml:space="preserve">I used the Clang power tools extension of visual studio to help with lint checking warnings.to </w:t>
+      </w:r>
+      <w:r>
+        <w:lastRenderedPageBreak/>
+        <w:t>actually check my codes compliance with google C++ standards I used a python extension that runs as a pre build event called “cpplint” to check my code against google C++ standards</w:t>
+      </w:r>
+    </w:p>
+    <w:p/>
+    <w:p>
+      <w:pPr>
+        <w:pStyle w:val="Heading2"/>
+      </w:pPr>
+      <w:bookmarkStart w:id="55" w:name="_Toc215673544"/>
+      <w:r>
+        <w:t>5.2 Core Systems Implemented</w:t>
+      </w:r>
+      <w:bookmarkEnd w:id="55"/>
+    </w:p>
+    <w:p>
+      <w:pPr>
+        <w:pStyle w:val="Heading2"/>
+      </w:pPr>
+      <w:bookmarkStart w:id="56" w:name="_Toc215673545"/>
+      <w:r>
+        <w:t>5.3 Current Project State</w:t>
+      </w:r>
+      <w:bookmarkEnd w:id="56"/>
+    </w:p>
+    <w:p>
+      <w:pPr>
+        <w:pStyle w:val="Heading2"/>
+      </w:pPr>
+      <w:bookmarkStart w:id="57" w:name="_Toc215673546"/>
+      <w:r>
+        <w:t>5.4 Challenges Encountered and Solutions</w:t>
+      </w:r>
+      <w:bookmarkEnd w:id="57"/>
     </w:p>
     <w:p>
       <w:pPr>
         <w:pStyle w:val="UnnumberedHeading1"/>
       </w:pPr>
-      <w:bookmarkStart w:id="1" w:name="_Toc367967468"/>
+      <w:bookmarkStart w:id="58" w:name="_Toc367967468"/>
+      <w:bookmarkStart w:id="59" w:name="_Toc215673547"/>
       <w:r>
         <w:lastRenderedPageBreak/>
         <w:t>Project Specification</w:t>
       </w:r>
-      <w:bookmarkEnd w:id="1"/>
+      <w:bookmarkEnd w:id="58"/>
+      <w:bookmarkEnd w:id="59"/>
     </w:p>
     <w:p/>
     <w:p/>
@@ -579,14 +6092,40 @@
         <w:br w:type="page"/>
       </w:r>
     </w:p>
-    <w:p/>
+    <w:p>
+      <w:hyperlink r:id="rId10" w:history="1">
+        <w:r>
+          <w:rPr>
+            <w:rStyle w:val="Hyperlink"/>
+          </w:rPr>
+          <w:t>https://www.researchgate.net/publication/259182804_Resource_Entity_Action_A_Generalized_Design_Pattern_for_RTS_games</w:t>
+        </w:r>
+      </w:hyperlink>
+      <w:r>
+        <w:t xml:space="preserve"> [1]</w:t>
+      </w:r>
+      <w:r>
+        <w:br/>
+      </w:r>
+      <w:hyperlink r:id="rId11" w:history="1">
+        <w:r>
+          <w:rPr>
+            <w:rStyle w:val="Hyperlink"/>
+          </w:rPr>
+          <w:t>https://learn.microsoft.com/en-us/gaming/gdk/docs/features/common/input/overviews/input-overview</w:t>
+        </w:r>
+      </w:hyperlink>
+      <w:r>
+        <w:t xml:space="preserve"> [2]</w:t>
+      </w:r>
+    </w:p>
     <w:sectPr>
-      <w:headerReference w:type="even" r:id="rId7"/>
-      <w:headerReference w:type="default" r:id="rId8"/>
-      <w:footerReference w:type="even" r:id="rId9"/>
-      <w:footerReference w:type="default" r:id="rId10"/>
-      <w:headerReference w:type="first" r:id="rId11"/>
-      <w:footerReference w:type="first" r:id="rId12"/>
+      <w:headerReference w:type="even" r:id="rId12"/>
+      <w:headerReference w:type="default" r:id="rId13"/>
+      <w:footerReference w:type="even" r:id="rId14"/>
+      <w:footerReference w:type="default" r:id="rId15"/>
+      <w:headerReference w:type="first" r:id="rId16"/>
+      <w:footerReference w:type="first" r:id="rId17"/>
       <w:pgSz w:w="11906" w:h="16838"/>
       <w:pgMar w:top="1440" w:right="1440" w:bottom="1440" w:left="1440" w:header="708" w:footer="708" w:gutter="0"/>
       <w:cols w:space="708"/>
@@ -733,6 +6272,367 @@
     </w:pPr>
   </w:p>
 </w:hdr>
+</file>
+
+<file path=word/numbering.xml><?xml version="1.0" encoding="utf-8"?>
+<w:numbering xmlns:wpc="http://schemas.microsoft.com/office/word/2010/wordprocessingCanvas" xmlns:cx="http://schemas.microsoft.com/office/drawing/2014/chartex" xmlns:cx1="http://schemas.microsoft.com/office/drawing/2015/9/8/chartex" xmlns:cx2="http://schemas.microsoft.com/office/drawing/2015/10/21/chartex" xmlns:cx3="http://schemas.microsoft.com/office/drawing/2016/5/9/chartex" xmlns:cx4="http://schemas.microsoft.com/office/drawing/2016/5/10/chartex" xmlns:cx5="http://schemas.microsoft.com/office/drawing/2016/5/11/chartex" xmlns:cx6="http://schemas.microsoft.com/office/drawing/2016/5/12/chartex" xmlns:cx7="http://schemas.microsoft.com/office/drawing/2016/5/13/chartex" xmlns:cx8="http://schemas.microsoft.com/office/drawing/2016/5/14/chartex" xmlns:mc="http://schemas.openxmlformats.org/markup-compatibility/2006" xmlns:aink="http://schemas.microsoft.com/office/drawing/2016/ink" xmlns:am3d="http://schemas.microsoft.com/office/drawing/2017/model3d" xmlns:o="urn:schemas-microsoft-com:office:office" xmlns:oel="http://schemas.microsoft.com/office/2019/extlst" xmlns:r="http://schemas.openxmlformats.org/officeDocument/2006/relationships" xmlns:m="http://schemas.openxmlformats.org/officeDocument/2006/math" xmlns:v="urn:schemas-microsoft-com:vml" xmlns:wp14="http://schemas.microsoft.com/office/word/2010/wordprocessingDrawing" xmlns:wp="http://schemas.openxmlformats.org/drawingml/2006/wordprocessingDrawing" xmlns:w10="urn:schemas-microsoft-com:office:word" xmlns:w="http://schemas.openxmlformats.org/wordprocessingml/2006/main" xmlns:w14="http://schemas.microsoft.com/office/word/2010/wordml" xmlns:w15="http://schemas.microsoft.com/office/word/2012/wordml" xmlns:w16cex="http://schemas.microsoft.com/office/word/2018/wordml/cex" xmlns:w16cid="http://schemas.microsoft.com/office/word/2016/wordml/cid" xmlns:w16="http://schemas.microsoft.com/office/word/2018/wordml" xmlns:w16du="http://schemas.microsoft.com/office/word/2023/wordml/word16du" xmlns:w16sdtdh="http://schemas.microsoft.com/office/word/2020/wordml/sdtdatahash" xmlns:w16sdtfl="http://schemas.microsoft.com/office/word/2024/wordml/sdtformatlock" xmlns:w16se="http://schemas.microsoft.com/office/word/2015/wordml/symex" xmlns:wpg="http://schemas.microsoft.com/office/word/2010/wordprocessingGroup" xmlns:wpi="http://schemas.microsoft.com/office/word/2010/wordprocessingInk" xmlns:wne="http://schemas.microsoft.com/office/word/2006/wordml" xmlns:wps="http://schemas.microsoft.com/office/word/2010/wordprocessingShape" mc:Ignorable="w14 w15 w16se w16cid w16 w16cex w16sdtdh w16sdtfl w16du wp14">
+  <w:abstractNum w:abstractNumId="0" w15:restartNumberingAfterBreak="0">
+    <w:nsid w:val="586C6B92"/>
+    <w:multiLevelType w:val="multilevel"/>
+    <w:tmpl w:val="333AB1B4"/>
+    <w:lvl w:ilvl="0">
+      <w:start w:val="2"/>
+      <w:numFmt w:val="decimal"/>
+      <w:lvlText w:val="%1"/>
+      <w:lvlJc w:val="left"/>
+      <w:pPr>
+        <w:ind w:left="645" w:hanging="645"/>
+      </w:pPr>
+      <w:rPr>
+        <w:rFonts w:hint="default"/>
+      </w:rPr>
+    </w:lvl>
+    <w:lvl w:ilvl="1">
+      <w:start w:val="4"/>
+      <w:numFmt w:val="decimal"/>
+      <w:lvlText w:val="%1.%2"/>
+      <w:lvlJc w:val="left"/>
+      <w:pPr>
+        <w:ind w:left="720" w:hanging="720"/>
+      </w:pPr>
+      <w:rPr>
+        <w:rFonts w:hint="default"/>
+      </w:rPr>
+    </w:lvl>
+    <w:lvl w:ilvl="2">
+      <w:start w:val="3"/>
+      <w:numFmt w:val="decimal"/>
+      <w:lvlText w:val="%1.%2.%3"/>
+      <w:lvlJc w:val="left"/>
+      <w:pPr>
+        <w:ind w:left="1080" w:hanging="1080"/>
+      </w:pPr>
+      <w:rPr>
+        <w:rFonts w:hint="default"/>
+      </w:rPr>
+    </w:lvl>
+    <w:lvl w:ilvl="3">
+      <w:start w:val="1"/>
+      <w:numFmt w:val="decimal"/>
+      <w:lvlText w:val="%1.%2.%3.%4"/>
+      <w:lvlJc w:val="left"/>
+      <w:pPr>
+        <w:ind w:left="1440" w:hanging="1440"/>
+      </w:pPr>
+      <w:rPr>
+        <w:rFonts w:hint="default"/>
+      </w:rPr>
+    </w:lvl>
+    <w:lvl w:ilvl="4">
+      <w:start w:val="1"/>
+      <w:numFmt w:val="decimal"/>
+      <w:lvlText w:val="%1.%2.%3.%4.%5"/>
+      <w:lvlJc w:val="left"/>
+      <w:pPr>
+        <w:ind w:left="1800" w:hanging="1800"/>
+      </w:pPr>
+      <w:rPr>
+        <w:rFonts w:hint="default"/>
+      </w:rPr>
+    </w:lvl>
+    <w:lvl w:ilvl="5">
+      <w:start w:val="1"/>
+      <w:numFmt w:val="decimal"/>
+      <w:lvlText w:val="%1.%2.%3.%4.%5.%6"/>
+      <w:lvlJc w:val="left"/>
+      <w:pPr>
+        <w:ind w:left="1800" w:hanging="1800"/>
+      </w:pPr>
+      <w:rPr>
+        <w:rFonts w:hint="default"/>
+      </w:rPr>
+    </w:lvl>
+    <w:lvl w:ilvl="6">
+      <w:start w:val="1"/>
+      <w:numFmt w:val="decimal"/>
+      <w:lvlText w:val="%1.%2.%3.%4.%5.%6.%7"/>
+      <w:lvlJc w:val="left"/>
+      <w:pPr>
+        <w:ind w:left="2160" w:hanging="2160"/>
+      </w:pPr>
+      <w:rPr>
+        <w:rFonts w:hint="default"/>
+      </w:rPr>
+    </w:lvl>
+    <w:lvl w:ilvl="7">
+      <w:start w:val="1"/>
+      <w:numFmt w:val="decimal"/>
+      <w:lvlText w:val="%1.%2.%3.%4.%5.%6.%7.%8"/>
+      <w:lvlJc w:val="left"/>
+      <w:pPr>
+        <w:ind w:left="2520" w:hanging="2520"/>
+      </w:pPr>
+      <w:rPr>
+        <w:rFonts w:hint="default"/>
+      </w:rPr>
+    </w:lvl>
+    <w:lvl w:ilvl="8">
+      <w:start w:val="1"/>
+      <w:numFmt w:val="decimal"/>
+      <w:lvlText w:val="%1.%2.%3.%4.%5.%6.%7.%8.%9"/>
+      <w:lvlJc w:val="left"/>
+      <w:pPr>
+        <w:ind w:left="2880" w:hanging="2880"/>
+      </w:pPr>
+      <w:rPr>
+        <w:rFonts w:hint="default"/>
+      </w:rPr>
+    </w:lvl>
+  </w:abstractNum>
+  <w:abstractNum w:abstractNumId="1" w15:restartNumberingAfterBreak="0">
+    <w:nsid w:val="5F1A2398"/>
+    <w:multiLevelType w:val="hybridMultilevel"/>
+    <w:tmpl w:val="DA440BB8"/>
+    <w:lvl w:ilvl="0" w:tplc="1EC8606E">
+      <w:start w:val="3"/>
+      <w:numFmt w:val="bullet"/>
+      <w:lvlText w:val="-"/>
+      <w:lvlJc w:val="left"/>
+      <w:pPr>
+        <w:ind w:left="720" w:hanging="360"/>
+      </w:pPr>
+      <w:rPr>
+        <w:rFonts w:ascii="Aptos" w:eastAsiaTheme="minorHAnsi" w:hAnsi="Aptos" w:cstheme="minorBidi" w:hint="default"/>
+      </w:rPr>
+    </w:lvl>
+    <w:lvl w:ilvl="1" w:tplc="08090003" w:tentative="1">
+      <w:start w:val="1"/>
+      <w:numFmt w:val="bullet"/>
+      <w:lvlText w:val="o"/>
+      <w:lvlJc w:val="left"/>
+      <w:pPr>
+        <w:ind w:left="1440" w:hanging="360"/>
+      </w:pPr>
+      <w:rPr>
+        <w:rFonts w:ascii="Courier New" w:hAnsi="Courier New" w:cs="Courier New" w:hint="default"/>
+      </w:rPr>
+    </w:lvl>
+    <w:lvl w:ilvl="2" w:tplc="08090005" w:tentative="1">
+      <w:start w:val="1"/>
+      <w:numFmt w:val="bullet"/>
+      <w:lvlText w:val=""/>
+      <w:lvlJc w:val="left"/>
+      <w:pPr>
+        <w:ind w:left="2160" w:hanging="360"/>
+      </w:pPr>
+      <w:rPr>
+        <w:rFonts w:ascii="Wingdings" w:hAnsi="Wingdings" w:hint="default"/>
+      </w:rPr>
+    </w:lvl>
+    <w:lvl w:ilvl="3" w:tplc="08090001" w:tentative="1">
+      <w:start w:val="1"/>
+      <w:numFmt w:val="bullet"/>
+      <w:lvlText w:val=""/>
+      <w:lvlJc w:val="left"/>
+      <w:pPr>
+        <w:ind w:left="2880" w:hanging="360"/>
+      </w:pPr>
+      <w:rPr>
+        <w:rFonts w:ascii="Symbol" w:hAnsi="Symbol" w:hint="default"/>
+      </w:rPr>
+    </w:lvl>
+    <w:lvl w:ilvl="4" w:tplc="08090003" w:tentative="1">
+      <w:start w:val="1"/>
+      <w:numFmt w:val="bullet"/>
+      <w:lvlText w:val="o"/>
+      <w:lvlJc w:val="left"/>
+      <w:pPr>
+        <w:ind w:left="3600" w:hanging="360"/>
+      </w:pPr>
+      <w:rPr>
+        <w:rFonts w:ascii="Courier New" w:hAnsi="Courier New" w:cs="Courier New" w:hint="default"/>
+      </w:rPr>
+    </w:lvl>
+    <w:lvl w:ilvl="5" w:tplc="08090005" w:tentative="1">
+      <w:start w:val="1"/>
+      <w:numFmt w:val="bullet"/>
+      <w:lvlText w:val=""/>
+      <w:lvlJc w:val="left"/>
+      <w:pPr>
+        <w:ind w:left="4320" w:hanging="360"/>
+      </w:pPr>
+      <w:rPr>
+        <w:rFonts w:ascii="Wingdings" w:hAnsi="Wingdings" w:hint="default"/>
+      </w:rPr>
+    </w:lvl>
+    <w:lvl w:ilvl="6" w:tplc="08090001" w:tentative="1">
+      <w:start w:val="1"/>
+      <w:numFmt w:val="bullet"/>
+      <w:lvlText w:val=""/>
+      <w:lvlJc w:val="left"/>
+      <w:pPr>
+        <w:ind w:left="5040" w:hanging="360"/>
+      </w:pPr>
+      <w:rPr>
+        <w:rFonts w:ascii="Symbol" w:hAnsi="Symbol" w:hint="default"/>
+      </w:rPr>
+    </w:lvl>
+    <w:lvl w:ilvl="7" w:tplc="08090003" w:tentative="1">
+      <w:start w:val="1"/>
+      <w:numFmt w:val="bullet"/>
+      <w:lvlText w:val="o"/>
+      <w:lvlJc w:val="left"/>
+      <w:pPr>
+        <w:ind w:left="5760" w:hanging="360"/>
+      </w:pPr>
+      <w:rPr>
+        <w:rFonts w:ascii="Courier New" w:hAnsi="Courier New" w:cs="Courier New" w:hint="default"/>
+      </w:rPr>
+    </w:lvl>
+    <w:lvl w:ilvl="8" w:tplc="08090005" w:tentative="1">
+      <w:start w:val="1"/>
+      <w:numFmt w:val="bullet"/>
+      <w:lvlText w:val=""/>
+      <w:lvlJc w:val="left"/>
+      <w:pPr>
+        <w:ind w:left="6480" w:hanging="360"/>
+      </w:pPr>
+      <w:rPr>
+        <w:rFonts w:ascii="Wingdings" w:hAnsi="Wingdings" w:hint="default"/>
+      </w:rPr>
+    </w:lvl>
+  </w:abstractNum>
+  <w:abstractNum w:abstractNumId="2" w15:restartNumberingAfterBreak="0">
+    <w:nsid w:val="7E9C7C89"/>
+    <w:multiLevelType w:val="multilevel"/>
+    <w:tmpl w:val="B1848716"/>
+    <w:lvl w:ilvl="0">
+      <w:start w:val="1"/>
+      <w:numFmt w:val="decimal"/>
+      <w:lvlText w:val="%1."/>
+      <w:lvlJc w:val="left"/>
+      <w:pPr>
+        <w:ind w:left="750" w:hanging="390"/>
+      </w:pPr>
+      <w:rPr>
+        <w:rFonts w:hint="default"/>
+      </w:rPr>
+    </w:lvl>
+    <w:lvl w:ilvl="1">
+      <w:start w:val="1"/>
+      <w:numFmt w:val="decimal"/>
+      <w:isLgl/>
+      <w:lvlText w:val="%1.%2"/>
+      <w:lvlJc w:val="left"/>
+      <w:pPr>
+        <w:ind w:left="840" w:hanging="480"/>
+      </w:pPr>
+      <w:rPr>
+        <w:rFonts w:hint="default"/>
+      </w:rPr>
+    </w:lvl>
+    <w:lvl w:ilvl="2">
+      <w:start w:val="1"/>
+      <w:numFmt w:val="decimal"/>
+      <w:isLgl/>
+      <w:lvlText w:val="%1.%2.%3"/>
+      <w:lvlJc w:val="left"/>
+      <w:pPr>
+        <w:ind w:left="1080" w:hanging="720"/>
+      </w:pPr>
+      <w:rPr>
+        <w:rFonts w:hint="default"/>
+      </w:rPr>
+    </w:lvl>
+    <w:lvl w:ilvl="3">
+      <w:start w:val="1"/>
+      <w:numFmt w:val="decimal"/>
+      <w:isLgl/>
+      <w:lvlText w:val="%1.%2.%3.%4"/>
+      <w:lvlJc w:val="left"/>
+      <w:pPr>
+        <w:ind w:left="1080" w:hanging="720"/>
+      </w:pPr>
+      <w:rPr>
+        <w:rFonts w:hint="default"/>
+      </w:rPr>
+    </w:lvl>
+    <w:lvl w:ilvl="4">
+      <w:start w:val="1"/>
+      <w:numFmt w:val="decimal"/>
+      <w:isLgl/>
+      <w:lvlText w:val="%1.%2.%3.%4.%5"/>
+      <w:lvlJc w:val="left"/>
+      <w:pPr>
+        <w:ind w:left="1440" w:hanging="1080"/>
+      </w:pPr>
+      <w:rPr>
+        <w:rFonts w:hint="default"/>
+      </w:rPr>
+    </w:lvl>
+    <w:lvl w:ilvl="5">
+      <w:start w:val="1"/>
+      <w:numFmt w:val="decimal"/>
+      <w:isLgl/>
+      <w:lvlText w:val="%1.%2.%3.%4.%5.%6"/>
+      <w:lvlJc w:val="left"/>
+      <w:pPr>
+        <w:ind w:left="1440" w:hanging="1080"/>
+      </w:pPr>
+      <w:rPr>
+        <w:rFonts w:hint="default"/>
+      </w:rPr>
+    </w:lvl>
+    <w:lvl w:ilvl="6">
+      <w:start w:val="1"/>
+      <w:numFmt w:val="decimal"/>
+      <w:isLgl/>
+      <w:lvlText w:val="%1.%2.%3.%4.%5.%6.%7"/>
+      <w:lvlJc w:val="left"/>
+      <w:pPr>
+        <w:ind w:left="1800" w:hanging="1440"/>
+      </w:pPr>
+      <w:rPr>
+        <w:rFonts w:hint="default"/>
+      </w:rPr>
+    </w:lvl>
+    <w:lvl w:ilvl="7">
+      <w:start w:val="1"/>
+      <w:numFmt w:val="decimal"/>
+      <w:isLgl/>
+      <w:lvlText w:val="%1.%2.%3.%4.%5.%6.%7.%8"/>
+      <w:lvlJc w:val="left"/>
+      <w:pPr>
+        <w:ind w:left="1800" w:hanging="1440"/>
+      </w:pPr>
+      <w:rPr>
+        <w:rFonts w:hint="default"/>
+      </w:rPr>
+    </w:lvl>
+    <w:lvl w:ilvl="8">
+      <w:start w:val="1"/>
+      <w:numFmt w:val="decimal"/>
+      <w:isLgl/>
+      <w:lvlText w:val="%1.%2.%3.%4.%5.%6.%7.%8.%9"/>
+      <w:lvlJc w:val="left"/>
+      <w:pPr>
+        <w:ind w:left="2160" w:hanging="1800"/>
+      </w:pPr>
+      <w:rPr>
+        <w:rFonts w:hint="default"/>
+      </w:rPr>
+    </w:lvl>
+  </w:abstractNum>
+  <w:num w:numId="1" w16cid:durableId="196547265">
+    <w:abstractNumId w:val="2"/>
+  </w:num>
+  <w:num w:numId="2" w16cid:durableId="391737128">
+    <w:abstractNumId w:val="1"/>
+  </w:num>
+  <w:num w:numId="3" w16cid:durableId="1728333522">
+    <w:abstractNumId w:val="0"/>
+  </w:num>
+</w:numbering>
 </file>
 
 <file path=word/styles.xml><?xml version="1.0" encoding="utf-8"?>
@@ -1163,7 +7063,6 @@
     <w:next w:val="Normal"/>
     <w:link w:val="Heading2Char"/>
     <w:uiPriority w:val="9"/>
-    <w:semiHidden/>
     <w:unhideWhenUsed/>
     <w:qFormat/>
     <w:rsid w:val="00D97C7D"/>
@@ -1186,7 +7085,6 @@
     <w:next w:val="Normal"/>
     <w:link w:val="Heading3Char"/>
     <w:uiPriority w:val="9"/>
-    <w:semiHidden/>
     <w:unhideWhenUsed/>
     <w:qFormat/>
     <w:rsid w:val="00D97C7D"/>
@@ -1338,7 +7236,6 @@
   <w:style w:type="character" w:default="1" w:styleId="DefaultParagraphFont">
     <w:name w:val="Default Paragraph Font"/>
     <w:uiPriority w:val="1"/>
-    <w:semiHidden/>
     <w:unhideWhenUsed/>
   </w:style>
   <w:style w:type="table" w:default="1" w:styleId="TableNormal">
@@ -1379,7 +7276,6 @@
     <w:basedOn w:val="DefaultParagraphFont"/>
     <w:link w:val="Heading2"/>
     <w:uiPriority w:val="9"/>
-    <w:semiHidden/>
     <w:rsid w:val="00D97C7D"/>
     <w:rPr>
       <w:rFonts w:asciiTheme="majorHAnsi" w:eastAsiaTheme="majorEastAsia" w:hAnsiTheme="majorHAnsi" w:cstheme="majorBidi"/>
@@ -1393,7 +7289,6 @@
     <w:basedOn w:val="DefaultParagraphFont"/>
     <w:link w:val="Heading3"/>
     <w:uiPriority w:val="9"/>
-    <w:semiHidden/>
     <w:rsid w:val="00D97C7D"/>
     <w:rPr>
       <w:rFonts w:eastAsiaTheme="majorEastAsia" w:cstheme="majorBidi"/>
@@ -1753,6 +7648,105 @@
       <w14:ligatures w14:val="none"/>
     </w:rPr>
   </w:style>
+  <w:style w:type="character" w:styleId="Hyperlink">
+    <w:name w:val="Hyperlink"/>
+    <w:basedOn w:val="DefaultParagraphFont"/>
+    <w:uiPriority w:val="99"/>
+    <w:unhideWhenUsed/>
+    <w:rsid w:val="00ED0AE5"/>
+    <w:rPr>
+      <w:color w:val="467886" w:themeColor="hyperlink"/>
+      <w:u w:val="single"/>
+    </w:rPr>
+  </w:style>
+  <w:style w:type="character" w:styleId="UnresolvedMention">
+    <w:name w:val="Unresolved Mention"/>
+    <w:basedOn w:val="DefaultParagraphFont"/>
+    <w:uiPriority w:val="99"/>
+    <w:semiHidden/>
+    <w:unhideWhenUsed/>
+    <w:rsid w:val="00ED0AE5"/>
+    <w:rPr>
+      <w:color w:val="605E5C"/>
+      <w:shd w:val="clear" w:color="auto" w:fill="E1DFDD"/>
+    </w:rPr>
+  </w:style>
+  <w:style w:type="table" w:styleId="TableGrid">
+    <w:name w:val="Table Grid"/>
+    <w:basedOn w:val="TableNormal"/>
+    <w:uiPriority w:val="39"/>
+    <w:rsid w:val="00970165"/>
+    <w:pPr>
+      <w:spacing w:after="0" w:line="240" w:lineRule="auto"/>
+    </w:pPr>
+    <w:tblPr>
+      <w:tblBorders>
+        <w:top w:val="single" w:sz="4" w:space="0" w:color="auto"/>
+        <w:left w:val="single" w:sz="4" w:space="0" w:color="auto"/>
+        <w:bottom w:val="single" w:sz="4" w:space="0" w:color="auto"/>
+        <w:right w:val="single" w:sz="4" w:space="0" w:color="auto"/>
+        <w:insideH w:val="single" w:sz="4" w:space="0" w:color="auto"/>
+        <w:insideV w:val="single" w:sz="4" w:space="0" w:color="auto"/>
+      </w:tblBorders>
+    </w:tblPr>
+  </w:style>
+  <w:style w:type="paragraph" w:styleId="TOCHeading">
+    <w:name w:val="TOC Heading"/>
+    <w:basedOn w:val="Heading1"/>
+    <w:next w:val="Normal"/>
+    <w:uiPriority w:val="39"/>
+    <w:unhideWhenUsed/>
+    <w:qFormat/>
+    <w:rsid w:val="00D2450A"/>
+    <w:pPr>
+      <w:spacing w:before="240" w:after="0"/>
+      <w:outlineLvl w:val="9"/>
+    </w:pPr>
+    <w:rPr>
+      <w:kern w:val="0"/>
+      <w:sz w:val="32"/>
+      <w:szCs w:val="32"/>
+      <w:lang w:val="en-US"/>
+    </w:rPr>
+  </w:style>
+  <w:style w:type="paragraph" w:styleId="TOC1">
+    <w:name w:val="toc 1"/>
+    <w:basedOn w:val="Normal"/>
+    <w:next w:val="Normal"/>
+    <w:autoRedefine/>
+    <w:uiPriority w:val="39"/>
+    <w:unhideWhenUsed/>
+    <w:rsid w:val="00D2450A"/>
+    <w:pPr>
+      <w:spacing w:after="100"/>
+    </w:pPr>
+  </w:style>
+  <w:style w:type="paragraph" w:styleId="TOC2">
+    <w:name w:val="toc 2"/>
+    <w:basedOn w:val="Normal"/>
+    <w:next w:val="Normal"/>
+    <w:autoRedefine/>
+    <w:uiPriority w:val="39"/>
+    <w:unhideWhenUsed/>
+    <w:rsid w:val="00D2450A"/>
+    <w:pPr>
+      <w:spacing w:after="100"/>
+      <w:ind w:left="220"/>
+    </w:pPr>
+  </w:style>
+  <w:style w:type="paragraph" w:styleId="TOC3">
+    <w:name w:val="toc 3"/>
+    <w:basedOn w:val="Normal"/>
+    <w:next w:val="Normal"/>
+    <w:autoRedefine/>
+    <w:uiPriority w:val="39"/>
+    <w:unhideWhenUsed/>
+    <w:rsid w:val="00D2450A"/>
+    <w:pPr>
+      <w:spacing w:after="100"/>
+      <w:ind w:left="440"/>
+    </w:pPr>
+  </w:style>
 </w:styles>
 </file>
 
@@ -2049,4 +8043,16 @@
     </a:ext>
   </a:extLst>
 </a:theme>
+</file>
+
+<file path=customXml/item1.xml><?xml version="1.0" encoding="utf-8"?>
+<b:Sources xmlns:b="http://schemas.openxmlformats.org/officeDocument/2006/bibliography" xmlns="http://schemas.openxmlformats.org/officeDocument/2006/bibliography" SelectedStyle="\APASixthEditionOfficeOnline.xsl" StyleName="APA" Version="6"/>
+</file>
+
+<file path=customXml/itemProps1.xml><?xml version="1.0" encoding="utf-8"?>
+<ds:datastoreItem xmlns:ds="http://schemas.openxmlformats.org/officeDocument/2006/customXml" ds:itemID="{EFDCCA38-AE91-4C98-8CCF-660AEE7F50E1}">
+  <ds:schemaRefs>
+    <ds:schemaRef ds:uri="http://schemas.openxmlformats.org/officeDocument/2006/bibliography"/>
+  </ds:schemaRefs>
+</ds:datastoreItem>
 </file>
--- a/documents/Interim Report.docx
+++ b/documents/Interim Report.docx
@@ -31,14 +31,7 @@
           <w:b/>
           <w:lang w:val="en-IE"/>
         </w:rPr>
-        <w:t xml:space="preserve">Full Unit – </w:t>
-      </w:r>
-      <w:r>
-        <w:rPr>
-          <w:b/>
-          <w:lang w:val="en-IE"/>
-        </w:rPr>
-        <w:t>Interim Report</w:t>
+        <w:t>Full Unit – Interim Report</w:t>
       </w:r>
     </w:p>
     <w:p>
@@ -52,23 +45,16 @@
       </w:pPr>
       <w:r>
         <w:rPr>
-          <w:b/>
-          <w:bCs/>
-          <w:lang w:val="en-IE"/>
+          <w:noProof/>
         </w:rPr>
       </w:r>
       <w:r>
-        <w:rPr>
-          <w:b/>
-          <w:bCs/>
-          <w:lang w:val="en-IE"/>
-        </w:rPr>
-        <w:pict w14:anchorId="3A337BA9">
+        <w:pict w14:anchorId="4F9B9F3E">
           <v:shapetype id="_x0000_t32" coordsize="21600,21600" o:spt="32" o:oned="t" path="m,l21600,21600e" filled="f">
             <v:path arrowok="t" fillok="f" o:connecttype="none"/>
             <o:lock v:ext="edit" shapetype="t"/>
           </v:shapetype>
-          <v:shape id="_x0000_s1035" type="#_x0000_t32" style="width:113.4pt;height:0;flip:y;mso-left-percent:-10001;mso-top-percent:-10001;mso-position-horizontal:absolute;mso-position-horizontal-relative:char;mso-position-vertical:absolute;mso-position-vertical-relative:line;mso-left-percent:-10001;mso-top-percent:-10001" o:connectortype="straight">
+          <v:shape id="Straight Arrow Connector 1" o:spid="_x0000_s1030" type="#_x0000_t32" style="width:113.4pt;height:.05pt;flip:y;visibility:visible;mso-wrap-style:square;mso-left-percent:-10001;mso-top-percent:-10001;mso-position-horizontal:absolute;mso-position-horizontal-relative:char;mso-position-vertical:absolute;mso-position-vertical-relative:line;mso-left-percent:-10001;mso-top-percent:-10001" o:gfxdata="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" strokeweight="0">
             <w10:anchorlock/>
           </v:shape>
         </w:pict>
@@ -89,23 +75,7 @@
           <w:bCs/>
           <w:lang w:val="en-IE"/>
         </w:rPr>
-        <w:t xml:space="preserve">A </w:t>
-      </w:r>
-      <w:r>
-        <w:rPr>
-          <w:b/>
-          <w:bCs/>
-          <w:lang w:val="en-IE"/>
-        </w:rPr>
-        <w:t>concurrency-based</w:t>
-      </w:r>
-      <w:r>
-        <w:rPr>
-          <w:b/>
-          <w:bCs/>
-          <w:lang w:val="en-IE"/>
-        </w:rPr>
-        <w:t xml:space="preserve"> game environment</w:t>
+        <w:t>A concurrency-based game environment</w:t>
       </w:r>
     </w:p>
     <w:p>
@@ -133,15 +103,12 @@
       </w:pPr>
       <w:r>
         <w:rPr>
-          <w:lang w:val="en-IE"/>
+          <w:noProof/>
         </w:rPr>
       </w:r>
       <w:r>
-        <w:rPr>
-          <w:lang w:val="en-IE"/>
-        </w:rPr>
-        <w:pict w14:anchorId="641BCAEC">
-          <v:shape id="_x0000_s1034" type="#_x0000_t32" style="width:113.4pt;height:0;flip:y;mso-left-percent:-10001;mso-top-percent:-10001;mso-position-horizontal:absolute;mso-position-horizontal-relative:char;mso-position-vertical:absolute;mso-position-vertical-relative:line;mso-left-percent:-10001;mso-top-percent:-10001" o:connectortype="straight">
+        <w:pict w14:anchorId="6432B8BA">
+          <v:shape id="Straight Arrow Connector 2" o:spid="_x0000_s1029" type="#_x0000_t32" style="width:113.4pt;height:.05pt;flip:y;visibility:visible;mso-wrap-style:square;mso-left-percent:-10001;mso-top-percent:-10001;mso-position-horizontal:absolute;mso-position-horizontal-relative:char;mso-position-vertical:absolute;mso-position-vertical-relative:line;mso-left-percent:-10001;mso-top-percent:-10001" o:gfxdata="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" strokeweight="0">
             <w10:anchorlock/>
           </v:shape>
         </w:pict>
@@ -216,16 +183,13 @@
       </w:pPr>
       <w:r>
         <w:rPr>
-          <w:lang w:val="en-IE"/>
+          <w:noProof/>
         </w:rPr>
       </w:r>
       <w:r>
-        <w:rPr>
-          <w:lang w:val="en-IE"/>
-        </w:rPr>
-        <w:pict w14:anchorId="1944B958">
-          <v:group id="_x0000_s1031" editas="canvas" style="width:283.55pt;height:146.35pt;mso-position-horizontal-relative:char;mso-position-vertical-relative:line" coordorigin="4920,4672" coordsize="4726,2509">
-            <o:lock v:ext="edit" aspectratio="t"/>
+        <w:pict w14:anchorId="22C6D33E">
+          <v:group id="Group 3" o:spid="_x0000_s1026" style="width:283.55pt;height:146.35pt;mso-position-horizontal-relative:char;mso-position-vertical-relative:line" coordsize="36010,18586" o:gfxdata="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">
+            <v:rect id="Rectangle 4" o:spid="_x0000_s1027" style="position:absolute;width:36010;height:18586;visibility:visible;mso-wrap-style:square;v-text-anchor:top" o:gfxdata="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" filled="f" stroked="f" strokeweight="0"/>
             <v:shapetype id="_x0000_t75" coordsize="21600,21600" o:spt="75" o:preferrelative="t" path="m@4@5l@4@11@9@11@9@5xe" filled="f" stroked="f">
               <v:stroke joinstyle="miter"/>
               <v:formulas>
@@ -245,77 +209,8 @@
               <v:path o:extrusionok="f" gradientshapeok="t" o:connecttype="rect"/>
               <o:lock v:ext="edit" aspectratio="t"/>
             </v:shapetype>
-            <v:shape id="_x0000_s1032" type="#_x0000_t75" style="position:absolute;left:4920;top:4672;width:4726;height:2509" o:preferrelative="f">
-              <v:fill o:detectmouseclick="t"/>
-              <v:path o:extrusionok="t" o:connecttype="none"/>
-            </v:shape>
-            <v:shapetype id="_x0000_t202" coordsize="21600,21600" o:spt="202" path="m,l,21600r21600,l21600,xe">
-              <v:stroke joinstyle="miter"/>
-              <v:path gradientshapeok="t" o:connecttype="rect"/>
-            </v:shapetype>
-            <v:shape id="_x0000_s1033" type="#_x0000_t202" style="position:absolute;left:4920;top:4672;width:4726;height:2509;mso-wrap-style:none" stroked="f">
-              <v:textbox style="mso-next-textbox:#_x0000_s1033" inset="0,0,0,0">
-                <w:txbxContent>
-                  <w:p>
-                    <w:r>
-                      <w:rPr>
-                        <w:noProof/>
-                        <w:sz w:val="20"/>
-                        <w:szCs w:val="20"/>
-                        <w:lang w:eastAsia="en-GB"/>
-                      </w:rPr>
-                      <w:drawing>
-                        <wp:inline distT="0" distB="0" distL="0" distR="0" wp14:anchorId="7C87373D" wp14:editId="09DE68B2">
-                          <wp:extent cx="3600450" cy="1800225"/>
-                          <wp:effectExtent l="0" t="0" r="0" b="0"/>
-                          <wp:docPr id="1196282170" name="Picture 2"/>
-                          <wp:cNvGraphicFramePr>
-                            <a:graphicFrameLocks xmlns:a="http://schemas.openxmlformats.org/drawingml/2006/main" noChangeAspect="1"/>
-                          </wp:cNvGraphicFramePr>
-                          <a:graphic xmlns:a="http://schemas.openxmlformats.org/drawingml/2006/main">
-                            <a:graphicData uri="http://schemas.openxmlformats.org/drawingml/2006/picture">
-                              <pic:pic xmlns:pic="http://schemas.openxmlformats.org/drawingml/2006/picture">
-                                <pic:nvPicPr>
-                                  <pic:cNvPr id="0" name="Picture 35"/>
-                                  <pic:cNvPicPr>
-                                    <a:picLocks noChangeAspect="1" noChangeArrowheads="1"/>
-                                  </pic:cNvPicPr>
-                                </pic:nvPicPr>
-                                <pic:blipFill>
-                                  <a:blip r:embed="rId8">
-                                    <a:extLst>
-                                      <a:ext uri="{28A0092B-C50C-407E-A947-70E740481C1C}">
-                                        <a14:useLocalDpi xmlns:a14="http://schemas.microsoft.com/office/drawing/2010/main" val="0"/>
-                                      </a:ext>
-                                    </a:extLst>
-                                  </a:blip>
-                                  <a:srcRect/>
-                                  <a:stretch>
-                                    <a:fillRect/>
-                                  </a:stretch>
-                                </pic:blipFill>
-                                <pic:spPr bwMode="auto">
-                                  <a:xfrm>
-                                    <a:off x="0" y="0"/>
-                                    <a:ext cx="3600450" cy="1800225"/>
-                                  </a:xfrm>
-                                  <a:prstGeom prst="rect">
-                                    <a:avLst/>
-                                  </a:prstGeom>
-                                  <a:noFill/>
-                                  <a:ln>
-                                    <a:noFill/>
-                                  </a:ln>
-                                </pic:spPr>
-                              </pic:pic>
-                            </a:graphicData>
-                          </a:graphic>
-                        </wp:inline>
-                      </w:drawing>
-                    </w:r>
-                  </w:p>
-                </w:txbxContent>
-              </v:textbox>
+            <v:shape id="Picture 5" o:spid="_x0000_s1028" type="#_x0000_t75" style="position:absolute;width:36010;height:18586;visibility:visible;mso-wrap-style:square" o:gfxdata="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" filled="t" strokeweight="0">
+              <v:imagedata r:id="rId8" o:title=""/>
             </v:shape>
             <w10:anchorlock/>
           </v:group>
@@ -383,7 +278,7 @@
         <w:rPr>
           <w:lang w:val="en-IE"/>
         </w:rPr>
-        <w:instrText xml:space="preserve"> TIME  \@ "MMMM dd, yyyy"  \* MERGEFORMAT </w:instrText>
+        <w:instrText xml:space="preserve"> TIME \@"MMMM\ dd', 'yyyy" </w:instrText>
       </w:r>
       <w:r>
         <w:rPr>
@@ -396,9 +291,12 @@
           <w:noProof/>
           <w:lang w:val="en-IE"/>
         </w:rPr>
-        <w:t>December 03, 2025</w:t>
-      </w:r>
-      <w:r>
+        <w:t>December 11, 2025</w:t>
+      </w:r>
+      <w:r>
+        <w:rPr>
+          <w:lang w:val="en-IE"/>
+        </w:rPr>
         <w:fldChar w:fldCharType="end"/>
       </w:r>
     </w:p>
@@ -434,25 +332,7 @@
         <w:jc w:val="center"/>
       </w:pPr>
       <w:r>
-        <w:t>This report has been prepared on the basis of my own work</w:t>
-      </w:r>
-      <w:r>
-        <w:t>.</w:t>
-      </w:r>
-      <w:r>
-        <w:t xml:space="preserve"> </w:t>
-      </w:r>
-      <w:r>
-        <w:t>W</w:t>
-      </w:r>
-      <w:r>
-        <w:t xml:space="preserve">here other published and </w:t>
-      </w:r>
-      <w:r>
-        <w:t>unpublished source materials have</w:t>
-      </w:r>
-      <w:r>
-        <w:t xml:space="preserve"> been used, these have been acknowledged.</w:t>
+        <w:t>This report has been prepared on the basis of my own work. Where other published and unpublished source materials have been used, these have been acknowledged.</w:t>
       </w:r>
     </w:p>
     <w:p>
@@ -535,25 +415,20 @@
     <w:p/>
     <w:sdt>
       <w:sdtPr>
-        <w:id w:val="-1495398803"/>
-        <w:docPartObj>
-          <w:docPartGallery w:val="Table of Contents"/>
-          <w:docPartUnique/>
-        </w:docPartObj>
-      </w:sdtPr>
-      <w:sdtEndPr>
         <w:rPr>
           <w:rFonts w:asciiTheme="minorHAnsi" w:eastAsiaTheme="minorHAnsi" w:hAnsiTheme="minorHAnsi" w:cstheme="minorBidi"/>
-          <w:b/>
-          <w:bCs/>
-          <w:noProof/>
           <w:color w:val="auto"/>
           <w:kern w:val="2"/>
           <w:sz w:val="22"/>
           <w:szCs w:val="22"/>
           <w:lang w:val="en-GB"/>
         </w:rPr>
-      </w:sdtEndPr>
+        <w:id w:val="-1255354322"/>
+        <w:docPartObj>
+          <w:docPartGallery w:val="Table of Contents"/>
+          <w:docPartUnique/>
+        </w:docPartObj>
+      </w:sdtPr>
       <w:sdtContent>
         <w:p>
           <w:pPr>
@@ -570,84 +445,71 @@
               <w:tab w:val="left" w:pos="480"/>
               <w:tab w:val="right" w:leader="dot" w:pos="9016"/>
             </w:tabs>
-            <w:rPr>
-              <w:noProof/>
-            </w:rPr>
           </w:pPr>
           <w:r>
             <w:fldChar w:fldCharType="begin"/>
           </w:r>
           <w:r>
-            <w:instrText xml:space="preserve"> TOC \o "1-3" \h \z \u </w:instrText>
+            <w:rPr>
+              <w:rStyle w:val="IndexLink"/>
+              <w:webHidden/>
+            </w:rPr>
+            <w:instrText xml:space="preserve"> TOC \z \o "1-3" \u \h</w:instrText>
           </w:r>
           <w:r>
+            <w:rPr>
+              <w:rStyle w:val="IndexLink"/>
+            </w:rPr>
             <w:fldChar w:fldCharType="separate"/>
           </w:r>
-          <w:hyperlink w:anchor="_Toc215673489" w:history="1">
-            <w:r>
-              <w:rPr>
-                <w:rStyle w:val="Hyperlink"/>
-                <w:noProof/>
+          <w:hyperlink w:anchor="_Toc215673489">
+            <w:r>
+              <w:rPr>
+                <w:rStyle w:val="IndexLink"/>
+                <w:webHidden/>
               </w:rPr>
               <w:t>1.</w:t>
             </w:r>
             <w:r>
               <w:rPr>
-                <w:noProof/>
+                <w:rStyle w:val="IndexLink"/>
+                <w:webHidden/>
               </w:rPr>
               <w:tab/>
-            </w:r>
-            <w:r>
-              <w:rPr>
-                <w:rStyle w:val="Hyperlink"/>
-                <w:noProof/>
-              </w:rPr>
               <w:t>Introduction</w:t>
             </w:r>
             <w:r>
               <w:rPr>
-                <w:noProof/>
-                <w:webHidden/>
+                <w:webHidden/>
+              </w:rPr>
+              <w:fldChar w:fldCharType="begin"/>
+            </w:r>
+            <w:r>
+              <w:rPr>
+                <w:webHidden/>
+              </w:rPr>
+              <w:instrText>PAGEREF _Toc215673489 \h</w:instrText>
+            </w:r>
+            <w:r>
+              <w:rPr>
+                <w:webHidden/>
+              </w:rPr>
+            </w:r>
+            <w:r>
+              <w:rPr>
+                <w:webHidden/>
+              </w:rPr>
+              <w:fldChar w:fldCharType="separate"/>
+            </w:r>
+            <w:r>
+              <w:rPr>
+                <w:rStyle w:val="IndexLink"/>
               </w:rPr>
               <w:tab/>
-            </w:r>
-            <w:r>
-              <w:rPr>
-                <w:noProof/>
-                <w:webHidden/>
-              </w:rPr>
-              <w:fldChar w:fldCharType="begin"/>
-            </w:r>
-            <w:r>
-              <w:rPr>
-                <w:noProof/>
-                <w:webHidden/>
-              </w:rPr>
-              <w:instrText xml:space="preserve"> PAGEREF _Toc215673489 \h </w:instrText>
-            </w:r>
-            <w:r>
-              <w:rPr>
-                <w:noProof/>
-                <w:webHidden/>
-              </w:rPr>
-            </w:r>
-            <w:r>
-              <w:rPr>
-                <w:noProof/>
-                <w:webHidden/>
-              </w:rPr>
-              <w:fldChar w:fldCharType="separate"/>
-            </w:r>
-            <w:r>
-              <w:rPr>
-                <w:noProof/>
-                <w:webHidden/>
-              </w:rPr>
               <w:t>4</w:t>
             </w:r>
             <w:r>
               <w:rPr>
-                <w:noProof/>
                 <w:webHidden/>
               </w:rPr>
               <w:fldChar w:fldCharType="end"/>
@@ -661,75 +523,55 @@
               <w:tab w:val="left" w:pos="960"/>
               <w:tab w:val="right" w:leader="dot" w:pos="9016"/>
             </w:tabs>
-            <w:rPr>
-              <w:noProof/>
-            </w:rPr>
           </w:pPr>
-          <w:hyperlink w:anchor="_Toc215673490" w:history="1">
-            <w:r>
-              <w:rPr>
-                <w:rStyle w:val="Hyperlink"/>
-                <w:noProof/>
+          <w:hyperlink w:anchor="_Toc215673490">
+            <w:r>
+              <w:rPr>
+                <w:rStyle w:val="IndexLink"/>
+                <w:webHidden/>
               </w:rPr>
               <w:t>1.1</w:t>
             </w:r>
             <w:r>
               <w:rPr>
-                <w:noProof/>
+                <w:rStyle w:val="IndexLink"/>
+                <w:webHidden/>
               </w:rPr>
               <w:tab/>
-            </w:r>
-            <w:r>
-              <w:rPr>
-                <w:rStyle w:val="Hyperlink"/>
-                <w:noProof/>
-              </w:rPr>
               <w:t>Project Overview</w:t>
             </w:r>
             <w:r>
               <w:rPr>
-                <w:noProof/>
-                <w:webHidden/>
+                <w:webHidden/>
+              </w:rPr>
+              <w:fldChar w:fldCharType="begin"/>
+            </w:r>
+            <w:r>
+              <w:rPr>
+                <w:webHidden/>
+              </w:rPr>
+              <w:instrText>PAGEREF _Toc215673490 \h</w:instrText>
+            </w:r>
+            <w:r>
+              <w:rPr>
+                <w:webHidden/>
+              </w:rPr>
+            </w:r>
+            <w:r>
+              <w:rPr>
+                <w:webHidden/>
+              </w:rPr>
+              <w:fldChar w:fldCharType="separate"/>
+            </w:r>
+            <w:r>
+              <w:rPr>
+                <w:rStyle w:val="IndexLink"/>
               </w:rPr>
               <w:tab/>
-            </w:r>
-            <w:r>
-              <w:rPr>
-                <w:noProof/>
-                <w:webHidden/>
-              </w:rPr>
-              <w:fldChar w:fldCharType="begin"/>
-            </w:r>
-            <w:r>
-              <w:rPr>
-                <w:noProof/>
-                <w:webHidden/>
-              </w:rPr>
-              <w:instrText xml:space="preserve"> PAGEREF _Toc215673490 \h </w:instrText>
-            </w:r>
-            <w:r>
-              <w:rPr>
-                <w:noProof/>
-                <w:webHidden/>
-              </w:rPr>
-            </w:r>
-            <w:r>
-              <w:rPr>
-                <w:noProof/>
-                <w:webHidden/>
-              </w:rPr>
-              <w:fldChar w:fldCharType="separate"/>
-            </w:r>
-            <w:r>
-              <w:rPr>
-                <w:noProof/>
-                <w:webHidden/>
-              </w:rPr>
               <w:t>4</w:t>
             </w:r>
             <w:r>
               <w:rPr>
-                <w:noProof/>
                 <w:webHidden/>
               </w:rPr>
               <w:fldChar w:fldCharType="end"/>
@@ -743,75 +585,55 @@
               <w:tab w:val="left" w:pos="960"/>
               <w:tab w:val="right" w:leader="dot" w:pos="9016"/>
             </w:tabs>
-            <w:rPr>
-              <w:noProof/>
-            </w:rPr>
           </w:pPr>
-          <w:hyperlink w:anchor="_Toc215673491" w:history="1">
-            <w:r>
-              <w:rPr>
-                <w:rStyle w:val="Hyperlink"/>
-                <w:noProof/>
+          <w:hyperlink w:anchor="_Toc215673491">
+            <w:r>
+              <w:rPr>
+                <w:rStyle w:val="IndexLink"/>
+                <w:webHidden/>
               </w:rPr>
               <w:t>1.2</w:t>
             </w:r>
             <w:r>
               <w:rPr>
-                <w:noProof/>
+                <w:rStyle w:val="IndexLink"/>
+                <w:webHidden/>
               </w:rPr>
               <w:tab/>
-            </w:r>
-            <w:r>
-              <w:rPr>
-                <w:rStyle w:val="Hyperlink"/>
-                <w:noProof/>
-              </w:rPr>
               <w:t>Aims and Objectives</w:t>
             </w:r>
             <w:r>
               <w:rPr>
-                <w:noProof/>
-                <w:webHidden/>
+                <w:webHidden/>
+              </w:rPr>
+              <w:fldChar w:fldCharType="begin"/>
+            </w:r>
+            <w:r>
+              <w:rPr>
+                <w:webHidden/>
+              </w:rPr>
+              <w:instrText>PAGEREF _Toc215673491 \h</w:instrText>
+            </w:r>
+            <w:r>
+              <w:rPr>
+                <w:webHidden/>
+              </w:rPr>
+            </w:r>
+            <w:r>
+              <w:rPr>
+                <w:webHidden/>
+              </w:rPr>
+              <w:fldChar w:fldCharType="separate"/>
+            </w:r>
+            <w:r>
+              <w:rPr>
+                <w:rStyle w:val="IndexLink"/>
               </w:rPr>
               <w:tab/>
-            </w:r>
-            <w:r>
-              <w:rPr>
-                <w:noProof/>
-                <w:webHidden/>
-              </w:rPr>
-              <w:fldChar w:fldCharType="begin"/>
-            </w:r>
-            <w:r>
-              <w:rPr>
-                <w:noProof/>
-                <w:webHidden/>
-              </w:rPr>
-              <w:instrText xml:space="preserve"> PAGEREF _Toc215673491 \h </w:instrText>
-            </w:r>
-            <w:r>
-              <w:rPr>
-                <w:noProof/>
-                <w:webHidden/>
-              </w:rPr>
-            </w:r>
-            <w:r>
-              <w:rPr>
-                <w:noProof/>
-                <w:webHidden/>
-              </w:rPr>
-              <w:fldChar w:fldCharType="separate"/>
-            </w:r>
-            <w:r>
-              <w:rPr>
-                <w:noProof/>
-                <w:webHidden/>
-              </w:rPr>
               <w:t>4</w:t>
             </w:r>
             <w:r>
               <w:rPr>
-                <w:noProof/>
                 <w:webHidden/>
               </w:rPr>
               <w:fldChar w:fldCharType="end"/>
@@ -825,75 +647,55 @@
               <w:tab w:val="left" w:pos="960"/>
               <w:tab w:val="right" w:leader="dot" w:pos="9016"/>
             </w:tabs>
-            <w:rPr>
-              <w:noProof/>
-            </w:rPr>
           </w:pPr>
-          <w:hyperlink w:anchor="_Toc215673492" w:history="1">
-            <w:r>
-              <w:rPr>
-                <w:rStyle w:val="Hyperlink"/>
-                <w:noProof/>
+          <w:hyperlink w:anchor="_Toc215673492">
+            <w:r>
+              <w:rPr>
+                <w:rStyle w:val="IndexLink"/>
+                <w:webHidden/>
               </w:rPr>
               <w:t>1.3</w:t>
             </w:r>
             <w:r>
               <w:rPr>
-                <w:noProof/>
+                <w:rStyle w:val="IndexLink"/>
+                <w:webHidden/>
               </w:rPr>
               <w:tab/>
-            </w:r>
-            <w:r>
-              <w:rPr>
-                <w:rStyle w:val="Hyperlink"/>
-                <w:noProof/>
-              </w:rPr>
               <w:t>Scope and Limitations</w:t>
             </w:r>
             <w:r>
               <w:rPr>
-                <w:noProof/>
-                <w:webHidden/>
+                <w:webHidden/>
+              </w:rPr>
+              <w:fldChar w:fldCharType="begin"/>
+            </w:r>
+            <w:r>
+              <w:rPr>
+                <w:webHidden/>
+              </w:rPr>
+              <w:instrText>PAGEREF _Toc215673492 \h</w:instrText>
+            </w:r>
+            <w:r>
+              <w:rPr>
+                <w:webHidden/>
+              </w:rPr>
+            </w:r>
+            <w:r>
+              <w:rPr>
+                <w:webHidden/>
+              </w:rPr>
+              <w:fldChar w:fldCharType="separate"/>
+            </w:r>
+            <w:r>
+              <w:rPr>
+                <w:rStyle w:val="IndexLink"/>
               </w:rPr>
               <w:tab/>
-            </w:r>
-            <w:r>
-              <w:rPr>
-                <w:noProof/>
-                <w:webHidden/>
-              </w:rPr>
-              <w:fldChar w:fldCharType="begin"/>
-            </w:r>
-            <w:r>
-              <w:rPr>
-                <w:noProof/>
-                <w:webHidden/>
-              </w:rPr>
-              <w:instrText xml:space="preserve"> PAGEREF _Toc215673492 \h </w:instrText>
-            </w:r>
-            <w:r>
-              <w:rPr>
-                <w:noProof/>
-                <w:webHidden/>
-              </w:rPr>
-            </w:r>
-            <w:r>
-              <w:rPr>
-                <w:noProof/>
-                <w:webHidden/>
-              </w:rPr>
-              <w:fldChar w:fldCharType="separate"/>
-            </w:r>
-            <w:r>
-              <w:rPr>
-                <w:noProof/>
-                <w:webHidden/>
-              </w:rPr>
               <w:t>4</w:t>
             </w:r>
             <w:r>
               <w:rPr>
-                <w:noProof/>
                 <w:webHidden/>
               </w:rPr>
               <w:fldChar w:fldCharType="end"/>
@@ -907,75 +709,55 @@
               <w:tab w:val="left" w:pos="960"/>
               <w:tab w:val="right" w:leader="dot" w:pos="9016"/>
             </w:tabs>
-            <w:rPr>
-              <w:noProof/>
-            </w:rPr>
           </w:pPr>
-          <w:hyperlink w:anchor="_Toc215673493" w:history="1">
-            <w:r>
-              <w:rPr>
-                <w:rStyle w:val="Hyperlink"/>
-                <w:noProof/>
+          <w:hyperlink w:anchor="_Toc215673493">
+            <w:r>
+              <w:rPr>
+                <w:rStyle w:val="IndexLink"/>
+                <w:webHidden/>
               </w:rPr>
               <w:t>1.4</w:t>
             </w:r>
             <w:r>
               <w:rPr>
-                <w:noProof/>
+                <w:rStyle w:val="IndexLink"/>
+                <w:webHidden/>
               </w:rPr>
               <w:tab/>
-            </w:r>
-            <w:r>
-              <w:rPr>
-                <w:rStyle w:val="Hyperlink"/>
-                <w:noProof/>
-              </w:rPr>
               <w:t>Report Structure</w:t>
             </w:r>
             <w:r>
               <w:rPr>
-                <w:noProof/>
-                <w:webHidden/>
+                <w:webHidden/>
+              </w:rPr>
+              <w:fldChar w:fldCharType="begin"/>
+            </w:r>
+            <w:r>
+              <w:rPr>
+                <w:webHidden/>
+              </w:rPr>
+              <w:instrText>PAGEREF _Toc215673493 \h</w:instrText>
+            </w:r>
+            <w:r>
+              <w:rPr>
+                <w:webHidden/>
+              </w:rPr>
+            </w:r>
+            <w:r>
+              <w:rPr>
+                <w:webHidden/>
+              </w:rPr>
+              <w:fldChar w:fldCharType="separate"/>
+            </w:r>
+            <w:r>
+              <w:rPr>
+                <w:rStyle w:val="IndexLink"/>
               </w:rPr>
               <w:tab/>
-            </w:r>
-            <w:r>
-              <w:rPr>
-                <w:noProof/>
-                <w:webHidden/>
-              </w:rPr>
-              <w:fldChar w:fldCharType="begin"/>
-            </w:r>
-            <w:r>
-              <w:rPr>
-                <w:noProof/>
-                <w:webHidden/>
-              </w:rPr>
-              <w:instrText xml:space="preserve"> PAGEREF _Toc215673493 \h </w:instrText>
-            </w:r>
-            <w:r>
-              <w:rPr>
-                <w:noProof/>
-                <w:webHidden/>
-              </w:rPr>
-            </w:r>
-            <w:r>
-              <w:rPr>
-                <w:noProof/>
-                <w:webHidden/>
-              </w:rPr>
-              <w:fldChar w:fldCharType="separate"/>
-            </w:r>
-            <w:r>
-              <w:rPr>
-                <w:noProof/>
-                <w:webHidden/>
-              </w:rPr>
               <w:t>4</w:t>
             </w:r>
             <w:r>
               <w:rPr>
-                <w:noProof/>
                 <w:webHidden/>
               </w:rPr>
               <w:fldChar w:fldCharType="end"/>
@@ -988,62 +770,47 @@
             <w:tabs>
               <w:tab w:val="right" w:leader="dot" w:pos="9016"/>
             </w:tabs>
-            <w:rPr>
-              <w:noProof/>
-            </w:rPr>
           </w:pPr>
-          <w:hyperlink w:anchor="_Toc215673494" w:history="1">
-            <w:r>
-              <w:rPr>
-                <w:rStyle w:val="Hyperlink"/>
-                <w:noProof/>
+          <w:hyperlink w:anchor="_Toc215673494">
+            <w:r>
+              <w:rPr>
+                <w:rStyle w:val="IndexLink"/>
+                <w:webHidden/>
               </w:rPr>
               <w:t>2. Background Theory and Literature Survey</w:t>
             </w:r>
             <w:r>
               <w:rPr>
-                <w:noProof/>
-                <w:webHidden/>
+                <w:webHidden/>
+              </w:rPr>
+              <w:fldChar w:fldCharType="begin"/>
+            </w:r>
+            <w:r>
+              <w:rPr>
+                <w:webHidden/>
+              </w:rPr>
+              <w:instrText>PAGEREF _Toc215673494 \h</w:instrText>
+            </w:r>
+            <w:r>
+              <w:rPr>
+                <w:webHidden/>
+              </w:rPr>
+            </w:r>
+            <w:r>
+              <w:rPr>
+                <w:webHidden/>
+              </w:rPr>
+              <w:fldChar w:fldCharType="separate"/>
+            </w:r>
+            <w:r>
+              <w:rPr>
+                <w:rStyle w:val="IndexLink"/>
               </w:rPr>
               <w:tab/>
-            </w:r>
-            <w:r>
-              <w:rPr>
-                <w:noProof/>
-                <w:webHidden/>
-              </w:rPr>
-              <w:fldChar w:fldCharType="begin"/>
-            </w:r>
-            <w:r>
-              <w:rPr>
-                <w:noProof/>
-                <w:webHidden/>
-              </w:rPr>
-              <w:instrText xml:space="preserve"> PAGEREF _Toc215673494 \h </w:instrText>
-            </w:r>
-            <w:r>
-              <w:rPr>
-                <w:noProof/>
-                <w:webHidden/>
-              </w:rPr>
-            </w:r>
-            <w:r>
-              <w:rPr>
-                <w:noProof/>
-                <w:webHidden/>
-              </w:rPr>
-              <w:fldChar w:fldCharType="separate"/>
-            </w:r>
-            <w:r>
-              <w:rPr>
-                <w:noProof/>
-                <w:webHidden/>
-              </w:rPr>
               <w:t>4</w:t>
             </w:r>
             <w:r>
               <w:rPr>
-                <w:noProof/>
                 <w:webHidden/>
               </w:rPr>
               <w:fldChar w:fldCharType="end"/>
@@ -1056,62 +823,47 @@
             <w:tabs>
               <w:tab w:val="right" w:leader="dot" w:pos="9016"/>
             </w:tabs>
-            <w:rPr>
-              <w:noProof/>
-            </w:rPr>
           </w:pPr>
-          <w:hyperlink w:anchor="_Toc215673495" w:history="1">
-            <w:r>
-              <w:rPr>
-                <w:rStyle w:val="Hyperlink"/>
-                <w:noProof/>
+          <w:hyperlink w:anchor="_Toc215673495">
+            <w:r>
+              <w:rPr>
+                <w:rStyle w:val="IndexLink"/>
+                <w:webHidden/>
               </w:rPr>
               <w:t>2.1 Real-Time Strategy Game Architecture</w:t>
             </w:r>
             <w:r>
               <w:rPr>
-                <w:noProof/>
-                <w:webHidden/>
+                <w:webHidden/>
+              </w:rPr>
+              <w:fldChar w:fldCharType="begin"/>
+            </w:r>
+            <w:r>
+              <w:rPr>
+                <w:webHidden/>
+              </w:rPr>
+              <w:instrText>PAGEREF _Toc215673495 \h</w:instrText>
+            </w:r>
+            <w:r>
+              <w:rPr>
+                <w:webHidden/>
+              </w:rPr>
+            </w:r>
+            <w:r>
+              <w:rPr>
+                <w:webHidden/>
+              </w:rPr>
+              <w:fldChar w:fldCharType="separate"/>
+            </w:r>
+            <w:r>
+              <w:rPr>
+                <w:rStyle w:val="IndexLink"/>
               </w:rPr>
               <w:tab/>
-            </w:r>
-            <w:r>
-              <w:rPr>
-                <w:noProof/>
-                <w:webHidden/>
-              </w:rPr>
-              <w:fldChar w:fldCharType="begin"/>
-            </w:r>
-            <w:r>
-              <w:rPr>
-                <w:noProof/>
-                <w:webHidden/>
-              </w:rPr>
-              <w:instrText xml:space="preserve"> PAGEREF _Toc215673495 \h </w:instrText>
-            </w:r>
-            <w:r>
-              <w:rPr>
-                <w:noProof/>
-                <w:webHidden/>
-              </w:rPr>
-            </w:r>
-            <w:r>
-              <w:rPr>
-                <w:noProof/>
-                <w:webHidden/>
-              </w:rPr>
-              <w:fldChar w:fldCharType="separate"/>
-            </w:r>
-            <w:r>
-              <w:rPr>
-                <w:noProof/>
-                <w:webHidden/>
-              </w:rPr>
               <w:t>4</w:t>
             </w:r>
             <w:r>
               <w:rPr>
-                <w:noProof/>
                 <w:webHidden/>
               </w:rPr>
               <w:fldChar w:fldCharType="end"/>
@@ -1124,62 +876,47 @@
             <w:tabs>
               <w:tab w:val="right" w:leader="dot" w:pos="9016"/>
             </w:tabs>
-            <w:rPr>
-              <w:noProof/>
-            </w:rPr>
           </w:pPr>
-          <w:hyperlink w:anchor="_Toc215673496" w:history="1">
-            <w:r>
-              <w:rPr>
-                <w:rStyle w:val="Hyperlink"/>
-                <w:noProof/>
+          <w:hyperlink w:anchor="_Toc215673496">
+            <w:r>
+              <w:rPr>
+                <w:rStyle w:val="IndexLink"/>
+                <w:webHidden/>
               </w:rPr>
               <w:t>2.1.1 Core RTS Design Patterns</w:t>
             </w:r>
             <w:r>
               <w:rPr>
-                <w:noProof/>
-                <w:webHidden/>
+                <w:webHidden/>
+              </w:rPr>
+              <w:fldChar w:fldCharType="begin"/>
+            </w:r>
+            <w:r>
+              <w:rPr>
+                <w:webHidden/>
+              </w:rPr>
+              <w:instrText>PAGEREF _Toc215673496 \h</w:instrText>
+            </w:r>
+            <w:r>
+              <w:rPr>
+                <w:webHidden/>
+              </w:rPr>
+            </w:r>
+            <w:r>
+              <w:rPr>
+                <w:webHidden/>
+              </w:rPr>
+              <w:fldChar w:fldCharType="separate"/>
+            </w:r>
+            <w:r>
+              <w:rPr>
+                <w:rStyle w:val="IndexLink"/>
               </w:rPr>
               <w:tab/>
-            </w:r>
-            <w:r>
-              <w:rPr>
-                <w:noProof/>
-                <w:webHidden/>
-              </w:rPr>
-              <w:fldChar w:fldCharType="begin"/>
-            </w:r>
-            <w:r>
-              <w:rPr>
-                <w:noProof/>
-                <w:webHidden/>
-              </w:rPr>
-              <w:instrText xml:space="preserve"> PAGEREF _Toc215673496 \h </w:instrText>
-            </w:r>
-            <w:r>
-              <w:rPr>
-                <w:noProof/>
-                <w:webHidden/>
-              </w:rPr>
-            </w:r>
-            <w:r>
-              <w:rPr>
-                <w:noProof/>
-                <w:webHidden/>
-              </w:rPr>
-              <w:fldChar w:fldCharType="separate"/>
-            </w:r>
-            <w:r>
-              <w:rPr>
-                <w:noProof/>
-                <w:webHidden/>
-              </w:rPr>
               <w:t>4</w:t>
             </w:r>
             <w:r>
               <w:rPr>
-                <w:noProof/>
                 <w:webHidden/>
               </w:rPr>
               <w:fldChar w:fldCharType="end"/>
@@ -1192,62 +929,47 @@
             <w:tabs>
               <w:tab w:val="right" w:leader="dot" w:pos="9016"/>
             </w:tabs>
-            <w:rPr>
-              <w:noProof/>
-            </w:rPr>
           </w:pPr>
-          <w:hyperlink w:anchor="_Toc215673497" w:history="1">
-            <w:r>
-              <w:rPr>
-                <w:rStyle w:val="Hyperlink"/>
-                <w:noProof/>
+          <w:hyperlink w:anchor="_Toc215673497">
+            <w:r>
+              <w:rPr>
+                <w:rStyle w:val="IndexLink"/>
+                <w:webHidden/>
               </w:rPr>
               <w:t>2.1.2 Local Cooperative Multiplayer (Split-Screen) Considerations</w:t>
             </w:r>
             <w:r>
               <w:rPr>
-                <w:noProof/>
-                <w:webHidden/>
+                <w:webHidden/>
+              </w:rPr>
+              <w:fldChar w:fldCharType="begin"/>
+            </w:r>
+            <w:r>
+              <w:rPr>
+                <w:webHidden/>
+              </w:rPr>
+              <w:instrText>PAGEREF _Toc215673497 \h</w:instrText>
+            </w:r>
+            <w:r>
+              <w:rPr>
+                <w:webHidden/>
+              </w:rPr>
+            </w:r>
+            <w:r>
+              <w:rPr>
+                <w:webHidden/>
+              </w:rPr>
+              <w:fldChar w:fldCharType="separate"/>
+            </w:r>
+            <w:r>
+              <w:rPr>
+                <w:rStyle w:val="IndexLink"/>
               </w:rPr>
               <w:tab/>
-            </w:r>
-            <w:r>
-              <w:rPr>
-                <w:noProof/>
-                <w:webHidden/>
-              </w:rPr>
-              <w:fldChar w:fldCharType="begin"/>
-            </w:r>
-            <w:r>
-              <w:rPr>
-                <w:noProof/>
-                <w:webHidden/>
-              </w:rPr>
-              <w:instrText xml:space="preserve"> PAGEREF _Toc215673497 \h </w:instrText>
-            </w:r>
-            <w:r>
-              <w:rPr>
-                <w:noProof/>
-                <w:webHidden/>
-              </w:rPr>
-            </w:r>
-            <w:r>
-              <w:rPr>
-                <w:noProof/>
-                <w:webHidden/>
-              </w:rPr>
-              <w:fldChar w:fldCharType="separate"/>
-            </w:r>
-            <w:r>
-              <w:rPr>
-                <w:noProof/>
-                <w:webHidden/>
-              </w:rPr>
               <w:t>5</w:t>
             </w:r>
             <w:r>
               <w:rPr>
-                <w:noProof/>
                 <w:webHidden/>
               </w:rPr>
               <w:fldChar w:fldCharType="end"/>
@@ -1260,62 +982,47 @@
             <w:tabs>
               <w:tab w:val="right" w:leader="dot" w:pos="9016"/>
             </w:tabs>
-            <w:rPr>
-              <w:noProof/>
-            </w:rPr>
           </w:pPr>
-          <w:hyperlink w:anchor="_Toc215673498" w:history="1">
-            <w:r>
-              <w:rPr>
-                <w:rStyle w:val="Hyperlink"/>
-                <w:noProof/>
+          <w:hyperlink w:anchor="_Toc215673498">
+            <w:r>
+              <w:rPr>
+                <w:rStyle w:val="IndexLink"/>
+                <w:webHidden/>
               </w:rPr>
               <w:t>2.2 Concurrency in Game Development</w:t>
             </w:r>
             <w:r>
               <w:rPr>
-                <w:noProof/>
-                <w:webHidden/>
+                <w:webHidden/>
+              </w:rPr>
+              <w:fldChar w:fldCharType="begin"/>
+            </w:r>
+            <w:r>
+              <w:rPr>
+                <w:webHidden/>
+              </w:rPr>
+              <w:instrText>PAGEREF _Toc215673498 \h</w:instrText>
+            </w:r>
+            <w:r>
+              <w:rPr>
+                <w:webHidden/>
+              </w:rPr>
+            </w:r>
+            <w:r>
+              <w:rPr>
+                <w:webHidden/>
+              </w:rPr>
+              <w:fldChar w:fldCharType="separate"/>
+            </w:r>
+            <w:r>
+              <w:rPr>
+                <w:rStyle w:val="IndexLink"/>
               </w:rPr>
               <w:tab/>
-            </w:r>
-            <w:r>
-              <w:rPr>
-                <w:noProof/>
-                <w:webHidden/>
-              </w:rPr>
-              <w:fldChar w:fldCharType="begin"/>
-            </w:r>
-            <w:r>
-              <w:rPr>
-                <w:noProof/>
-                <w:webHidden/>
-              </w:rPr>
-              <w:instrText xml:space="preserve"> PAGEREF _Toc215673498 \h </w:instrText>
-            </w:r>
-            <w:r>
-              <w:rPr>
-                <w:noProof/>
-                <w:webHidden/>
-              </w:rPr>
-            </w:r>
-            <w:r>
-              <w:rPr>
-                <w:noProof/>
-                <w:webHidden/>
-              </w:rPr>
-              <w:fldChar w:fldCharType="separate"/>
-            </w:r>
-            <w:r>
-              <w:rPr>
-                <w:noProof/>
-                <w:webHidden/>
-              </w:rPr>
               <w:t>5</w:t>
             </w:r>
             <w:r>
               <w:rPr>
-                <w:noProof/>
                 <w:webHidden/>
               </w:rPr>
               <w:fldChar w:fldCharType="end"/>
@@ -1328,62 +1035,47 @@
             <w:tabs>
               <w:tab w:val="right" w:leader="dot" w:pos="9016"/>
             </w:tabs>
-            <w:rPr>
-              <w:noProof/>
-            </w:rPr>
           </w:pPr>
-          <w:hyperlink w:anchor="_Toc215673499" w:history="1">
-            <w:r>
-              <w:rPr>
-                <w:rStyle w:val="Hyperlink"/>
-                <w:noProof/>
+          <w:hyperlink w:anchor="_Toc215673499">
+            <w:r>
+              <w:rPr>
+                <w:rStyle w:val="IndexLink"/>
+                <w:webHidden/>
               </w:rPr>
               <w:t>2.2.1 Threading Models in Games</w:t>
             </w:r>
             <w:r>
               <w:rPr>
-                <w:noProof/>
-                <w:webHidden/>
+                <w:webHidden/>
+              </w:rPr>
+              <w:fldChar w:fldCharType="begin"/>
+            </w:r>
+            <w:r>
+              <w:rPr>
+                <w:webHidden/>
+              </w:rPr>
+              <w:instrText>PAGEREF _Toc215673499 \h</w:instrText>
+            </w:r>
+            <w:r>
+              <w:rPr>
+                <w:webHidden/>
+              </w:rPr>
+            </w:r>
+            <w:r>
+              <w:rPr>
+                <w:webHidden/>
+              </w:rPr>
+              <w:fldChar w:fldCharType="separate"/>
+            </w:r>
+            <w:r>
+              <w:rPr>
+                <w:rStyle w:val="IndexLink"/>
               </w:rPr>
               <w:tab/>
-            </w:r>
-            <w:r>
-              <w:rPr>
-                <w:noProof/>
-                <w:webHidden/>
-              </w:rPr>
-              <w:fldChar w:fldCharType="begin"/>
-            </w:r>
-            <w:r>
-              <w:rPr>
-                <w:noProof/>
-                <w:webHidden/>
-              </w:rPr>
-              <w:instrText xml:space="preserve"> PAGEREF _Toc215673499 \h </w:instrText>
-            </w:r>
-            <w:r>
-              <w:rPr>
-                <w:noProof/>
-                <w:webHidden/>
-              </w:rPr>
-            </w:r>
-            <w:r>
-              <w:rPr>
-                <w:noProof/>
-                <w:webHidden/>
-              </w:rPr>
-              <w:fldChar w:fldCharType="separate"/>
-            </w:r>
-            <w:r>
-              <w:rPr>
-                <w:noProof/>
-                <w:webHidden/>
-              </w:rPr>
               <w:t>5</w:t>
             </w:r>
             <w:r>
               <w:rPr>
-                <w:noProof/>
                 <w:webHidden/>
               </w:rPr>
               <w:fldChar w:fldCharType="end"/>
@@ -1396,62 +1088,47 @@
             <w:tabs>
               <w:tab w:val="right" w:leader="dot" w:pos="9016"/>
             </w:tabs>
-            <w:rPr>
-              <w:noProof/>
-            </w:rPr>
           </w:pPr>
-          <w:hyperlink w:anchor="_Toc215673500" w:history="1">
-            <w:r>
-              <w:rPr>
-                <w:rStyle w:val="Hyperlink"/>
-                <w:noProof/>
+          <w:hyperlink w:anchor="_Toc215673500">
+            <w:r>
+              <w:rPr>
+                <w:rStyle w:val="IndexLink"/>
+                <w:webHidden/>
               </w:rPr>
               <w:t>2.2.2 Race Conditions and Synchronisation</w:t>
             </w:r>
             <w:r>
               <w:rPr>
-                <w:noProof/>
-                <w:webHidden/>
+                <w:webHidden/>
+              </w:rPr>
+              <w:fldChar w:fldCharType="begin"/>
+            </w:r>
+            <w:r>
+              <w:rPr>
+                <w:webHidden/>
+              </w:rPr>
+              <w:instrText>PAGEREF _Toc215673500 \h</w:instrText>
+            </w:r>
+            <w:r>
+              <w:rPr>
+                <w:webHidden/>
+              </w:rPr>
+            </w:r>
+            <w:r>
+              <w:rPr>
+                <w:webHidden/>
+              </w:rPr>
+              <w:fldChar w:fldCharType="separate"/>
+            </w:r>
+            <w:r>
+              <w:rPr>
+                <w:rStyle w:val="IndexLink"/>
               </w:rPr>
               <w:tab/>
-            </w:r>
-            <w:r>
-              <w:rPr>
-                <w:noProof/>
-                <w:webHidden/>
-              </w:rPr>
-              <w:fldChar w:fldCharType="begin"/>
-            </w:r>
-            <w:r>
-              <w:rPr>
-                <w:noProof/>
-                <w:webHidden/>
-              </w:rPr>
-              <w:instrText xml:space="preserve"> PAGEREF _Toc215673500 \h </w:instrText>
-            </w:r>
-            <w:r>
-              <w:rPr>
-                <w:noProof/>
-                <w:webHidden/>
-              </w:rPr>
-            </w:r>
-            <w:r>
-              <w:rPr>
-                <w:noProof/>
-                <w:webHidden/>
-              </w:rPr>
-              <w:fldChar w:fldCharType="separate"/>
-            </w:r>
-            <w:r>
-              <w:rPr>
-                <w:noProof/>
-                <w:webHidden/>
-              </w:rPr>
               <w:t>5</w:t>
             </w:r>
             <w:r>
               <w:rPr>
-                <w:noProof/>
                 <w:webHidden/>
               </w:rPr>
               <w:fldChar w:fldCharType="end"/>
@@ -1464,62 +1141,47 @@
             <w:tabs>
               <w:tab w:val="right" w:leader="dot" w:pos="9016"/>
             </w:tabs>
-            <w:rPr>
-              <w:noProof/>
-            </w:rPr>
           </w:pPr>
-          <w:hyperlink w:anchor="_Toc215673501" w:history="1">
-            <w:r>
-              <w:rPr>
-                <w:rStyle w:val="Hyperlink"/>
-                <w:noProof/>
+          <w:hyperlink w:anchor="_Toc215673501">
+            <w:r>
+              <w:rPr>
+                <w:rStyle w:val="IndexLink"/>
+                <w:webHidden/>
               </w:rPr>
               <w:t>2.2.3 Event-Driven Architecture</w:t>
             </w:r>
             <w:r>
               <w:rPr>
-                <w:noProof/>
-                <w:webHidden/>
+                <w:webHidden/>
+              </w:rPr>
+              <w:fldChar w:fldCharType="begin"/>
+            </w:r>
+            <w:r>
+              <w:rPr>
+                <w:webHidden/>
+              </w:rPr>
+              <w:instrText>PAGEREF _Toc215673501 \h</w:instrText>
+            </w:r>
+            <w:r>
+              <w:rPr>
+                <w:webHidden/>
+              </w:rPr>
+            </w:r>
+            <w:r>
+              <w:rPr>
+                <w:webHidden/>
+              </w:rPr>
+              <w:fldChar w:fldCharType="separate"/>
+            </w:r>
+            <w:r>
+              <w:rPr>
+                <w:rStyle w:val="IndexLink"/>
               </w:rPr>
               <w:tab/>
-            </w:r>
-            <w:r>
-              <w:rPr>
-                <w:noProof/>
-                <w:webHidden/>
-              </w:rPr>
-              <w:fldChar w:fldCharType="begin"/>
-            </w:r>
-            <w:r>
-              <w:rPr>
-                <w:noProof/>
-                <w:webHidden/>
-              </w:rPr>
-              <w:instrText xml:space="preserve"> PAGEREF _Toc215673501 \h </w:instrText>
-            </w:r>
-            <w:r>
-              <w:rPr>
-                <w:noProof/>
-                <w:webHidden/>
-              </w:rPr>
-            </w:r>
-            <w:r>
-              <w:rPr>
-                <w:noProof/>
-                <w:webHidden/>
-              </w:rPr>
-              <w:fldChar w:fldCharType="separate"/>
-            </w:r>
-            <w:r>
-              <w:rPr>
-                <w:noProof/>
-                <w:webHidden/>
-              </w:rPr>
               <w:t>6</w:t>
             </w:r>
             <w:r>
               <w:rPr>
-                <w:noProof/>
                 <w:webHidden/>
               </w:rPr>
               <w:fldChar w:fldCharType="end"/>
@@ -1532,62 +1194,47 @@
             <w:tabs>
               <w:tab w:val="right" w:leader="dot" w:pos="9016"/>
             </w:tabs>
-            <w:rPr>
-              <w:noProof/>
-            </w:rPr>
           </w:pPr>
-          <w:hyperlink w:anchor="_Toc215673502" w:history="1">
-            <w:r>
-              <w:rPr>
-                <w:rStyle w:val="Hyperlink"/>
-                <w:noProof/>
+          <w:hyperlink w:anchor="_Toc215673502">
+            <w:r>
+              <w:rPr>
+                <w:rStyle w:val="IndexLink"/>
+                <w:webHidden/>
               </w:rPr>
               <w:t>2.3 Graphics Rendering Technologies</w:t>
             </w:r>
             <w:r>
               <w:rPr>
-                <w:noProof/>
-                <w:webHidden/>
+                <w:webHidden/>
+              </w:rPr>
+              <w:fldChar w:fldCharType="begin"/>
+            </w:r>
+            <w:r>
+              <w:rPr>
+                <w:webHidden/>
+              </w:rPr>
+              <w:instrText>PAGEREF _Toc215673502 \h</w:instrText>
+            </w:r>
+            <w:r>
+              <w:rPr>
+                <w:webHidden/>
+              </w:rPr>
+            </w:r>
+            <w:r>
+              <w:rPr>
+                <w:webHidden/>
+              </w:rPr>
+              <w:fldChar w:fldCharType="separate"/>
+            </w:r>
+            <w:r>
+              <w:rPr>
+                <w:rStyle w:val="IndexLink"/>
               </w:rPr>
               <w:tab/>
-            </w:r>
-            <w:r>
-              <w:rPr>
-                <w:noProof/>
-                <w:webHidden/>
-              </w:rPr>
-              <w:fldChar w:fldCharType="begin"/>
-            </w:r>
-            <w:r>
-              <w:rPr>
-                <w:noProof/>
-                <w:webHidden/>
-              </w:rPr>
-              <w:instrText xml:space="preserve"> PAGEREF _Toc215673502 \h </w:instrText>
-            </w:r>
-            <w:r>
-              <w:rPr>
-                <w:noProof/>
-                <w:webHidden/>
-              </w:rPr>
-            </w:r>
-            <w:r>
-              <w:rPr>
-                <w:noProof/>
-                <w:webHidden/>
-              </w:rPr>
-              <w:fldChar w:fldCharType="separate"/>
-            </w:r>
-            <w:r>
-              <w:rPr>
-                <w:noProof/>
-                <w:webHidden/>
-              </w:rPr>
               <w:t>6</w:t>
             </w:r>
             <w:r>
               <w:rPr>
-                <w:noProof/>
                 <w:webHidden/>
               </w:rPr>
               <w:fldChar w:fldCharType="end"/>
@@ -1600,62 +1247,47 @@
             <w:tabs>
               <w:tab w:val="right" w:leader="dot" w:pos="9016"/>
             </w:tabs>
-            <w:rPr>
-              <w:noProof/>
-            </w:rPr>
           </w:pPr>
-          <w:hyperlink w:anchor="_Toc215673503" w:history="1">
-            <w:r>
-              <w:rPr>
-                <w:rStyle w:val="Hyperlink"/>
-                <w:noProof/>
+          <w:hyperlink w:anchor="_Toc215673503">
+            <w:r>
+              <w:rPr>
+                <w:rStyle w:val="IndexLink"/>
+                <w:webHidden/>
               </w:rPr>
               <w:t>2.3.1 Comparison of Game Engines (Unreal, Unity, Godot, Ogre3D)</w:t>
             </w:r>
             <w:r>
               <w:rPr>
-                <w:noProof/>
-                <w:webHidden/>
+                <w:webHidden/>
+              </w:rPr>
+              <w:fldChar w:fldCharType="begin"/>
+            </w:r>
+            <w:r>
+              <w:rPr>
+                <w:webHidden/>
+              </w:rPr>
+              <w:instrText>PAGEREF _Toc215673503 \h</w:instrText>
+            </w:r>
+            <w:r>
+              <w:rPr>
+                <w:webHidden/>
+              </w:rPr>
+            </w:r>
+            <w:r>
+              <w:rPr>
+                <w:webHidden/>
+              </w:rPr>
+              <w:fldChar w:fldCharType="separate"/>
+            </w:r>
+            <w:r>
+              <w:rPr>
+                <w:rStyle w:val="IndexLink"/>
               </w:rPr>
               <w:tab/>
-            </w:r>
-            <w:r>
-              <w:rPr>
-                <w:noProof/>
-                <w:webHidden/>
-              </w:rPr>
-              <w:fldChar w:fldCharType="begin"/>
-            </w:r>
-            <w:r>
-              <w:rPr>
-                <w:noProof/>
-                <w:webHidden/>
-              </w:rPr>
-              <w:instrText xml:space="preserve"> PAGEREF _Toc215673503 \h </w:instrText>
-            </w:r>
-            <w:r>
-              <w:rPr>
-                <w:noProof/>
-                <w:webHidden/>
-              </w:rPr>
-            </w:r>
-            <w:r>
-              <w:rPr>
-                <w:noProof/>
-                <w:webHidden/>
-              </w:rPr>
-              <w:fldChar w:fldCharType="separate"/>
-            </w:r>
-            <w:r>
-              <w:rPr>
-                <w:noProof/>
-                <w:webHidden/>
-              </w:rPr>
               <w:t>6</w:t>
             </w:r>
             <w:r>
               <w:rPr>
-                <w:noProof/>
                 <w:webHidden/>
               </w:rPr>
               <w:fldChar w:fldCharType="end"/>
@@ -1668,62 +1300,47 @@
             <w:tabs>
               <w:tab w:val="right" w:leader="dot" w:pos="9016"/>
             </w:tabs>
-            <w:rPr>
-              <w:noProof/>
-            </w:rPr>
           </w:pPr>
-          <w:hyperlink w:anchor="_Toc215673504" w:history="1">
-            <w:r>
-              <w:rPr>
-                <w:rStyle w:val="Hyperlink"/>
-                <w:noProof/>
+          <w:hyperlink w:anchor="_Toc215673504">
+            <w:r>
+              <w:rPr>
+                <w:rStyle w:val="IndexLink"/>
+                <w:webHidden/>
               </w:rPr>
               <w:t>2.3.3 GUI Systems (CEGUI, Dear ImGui, Ogre Overlay)</w:t>
             </w:r>
             <w:r>
               <w:rPr>
-                <w:noProof/>
-                <w:webHidden/>
+                <w:webHidden/>
+              </w:rPr>
+              <w:fldChar w:fldCharType="begin"/>
+            </w:r>
+            <w:r>
+              <w:rPr>
+                <w:webHidden/>
+              </w:rPr>
+              <w:instrText>PAGEREF _Toc215673504 \h</w:instrText>
+            </w:r>
+            <w:r>
+              <w:rPr>
+                <w:webHidden/>
+              </w:rPr>
+            </w:r>
+            <w:r>
+              <w:rPr>
+                <w:webHidden/>
+              </w:rPr>
+              <w:fldChar w:fldCharType="separate"/>
+            </w:r>
+            <w:r>
+              <w:rPr>
+                <w:rStyle w:val="IndexLink"/>
               </w:rPr>
               <w:tab/>
-            </w:r>
-            <w:r>
-              <w:rPr>
-                <w:noProof/>
-                <w:webHidden/>
-              </w:rPr>
-              <w:fldChar w:fldCharType="begin"/>
-            </w:r>
-            <w:r>
-              <w:rPr>
-                <w:noProof/>
-                <w:webHidden/>
-              </w:rPr>
-              <w:instrText xml:space="preserve"> PAGEREF _Toc215673504 \h </w:instrText>
-            </w:r>
-            <w:r>
-              <w:rPr>
-                <w:noProof/>
-                <w:webHidden/>
-              </w:rPr>
-            </w:r>
-            <w:r>
-              <w:rPr>
-                <w:noProof/>
-                <w:webHidden/>
-              </w:rPr>
-              <w:fldChar w:fldCharType="separate"/>
-            </w:r>
-            <w:r>
-              <w:rPr>
-                <w:noProof/>
-                <w:webHidden/>
-              </w:rPr>
               <w:t>6</w:t>
             </w:r>
             <w:r>
               <w:rPr>
-                <w:noProof/>
                 <w:webHidden/>
               </w:rPr>
               <w:fldChar w:fldCharType="end"/>
@@ -1736,62 +1353,47 @@
             <w:tabs>
               <w:tab w:val="right" w:leader="dot" w:pos="9016"/>
             </w:tabs>
-            <w:rPr>
-              <w:noProof/>
-            </w:rPr>
           </w:pPr>
-          <w:hyperlink w:anchor="_Toc215673505" w:history="1">
-            <w:r>
-              <w:rPr>
-                <w:rStyle w:val="Hyperlink"/>
-                <w:noProof/>
+          <w:hyperlink w:anchor="_Toc215673505">
+            <w:r>
+              <w:rPr>
+                <w:rStyle w:val="IndexLink"/>
+                <w:webHidden/>
               </w:rPr>
               <w:t>2.4 Entity Management Systems</w:t>
             </w:r>
             <w:r>
               <w:rPr>
-                <w:noProof/>
-                <w:webHidden/>
+                <w:webHidden/>
+              </w:rPr>
+              <w:fldChar w:fldCharType="begin"/>
+            </w:r>
+            <w:r>
+              <w:rPr>
+                <w:webHidden/>
+              </w:rPr>
+              <w:instrText>PAGEREF _Toc215673505 \h</w:instrText>
+            </w:r>
+            <w:r>
+              <w:rPr>
+                <w:webHidden/>
+              </w:rPr>
+            </w:r>
+            <w:r>
+              <w:rPr>
+                <w:webHidden/>
+              </w:rPr>
+              <w:fldChar w:fldCharType="separate"/>
+            </w:r>
+            <w:r>
+              <w:rPr>
+                <w:rStyle w:val="IndexLink"/>
               </w:rPr>
               <w:tab/>
-            </w:r>
-            <w:r>
-              <w:rPr>
-                <w:noProof/>
-                <w:webHidden/>
-              </w:rPr>
-              <w:fldChar w:fldCharType="begin"/>
-            </w:r>
-            <w:r>
-              <w:rPr>
-                <w:noProof/>
-                <w:webHidden/>
-              </w:rPr>
-              <w:instrText xml:space="preserve"> PAGEREF _Toc215673505 \h </w:instrText>
-            </w:r>
-            <w:r>
-              <w:rPr>
-                <w:noProof/>
-                <w:webHidden/>
-              </w:rPr>
-            </w:r>
-            <w:r>
-              <w:rPr>
-                <w:noProof/>
-                <w:webHidden/>
-              </w:rPr>
-              <w:fldChar w:fldCharType="separate"/>
-            </w:r>
-            <w:r>
-              <w:rPr>
-                <w:noProof/>
-                <w:webHidden/>
-              </w:rPr>
               <w:t>6</w:t>
             </w:r>
             <w:r>
               <w:rPr>
-                <w:noProof/>
                 <w:webHidden/>
               </w:rPr>
               <w:fldChar w:fldCharType="end"/>
@@ -1804,62 +1406,47 @@
             <w:tabs>
               <w:tab w:val="right" w:leader="dot" w:pos="9016"/>
             </w:tabs>
-            <w:rPr>
-              <w:noProof/>
-            </w:rPr>
           </w:pPr>
-          <w:hyperlink w:anchor="_Toc215673506" w:history="1">
-            <w:r>
-              <w:rPr>
-                <w:rStyle w:val="Hyperlink"/>
-                <w:noProof/>
+          <w:hyperlink w:anchor="_Toc215673506">
+            <w:r>
+              <w:rPr>
+                <w:rStyle w:val="IndexLink"/>
+                <w:webHidden/>
               </w:rPr>
               <w:t>2.4.1 Object-Oriented Hierarchy</w:t>
             </w:r>
             <w:r>
               <w:rPr>
-                <w:noProof/>
-                <w:webHidden/>
+                <w:webHidden/>
+              </w:rPr>
+              <w:fldChar w:fldCharType="begin"/>
+            </w:r>
+            <w:r>
+              <w:rPr>
+                <w:webHidden/>
+              </w:rPr>
+              <w:instrText>PAGEREF _Toc215673506 \h</w:instrText>
+            </w:r>
+            <w:r>
+              <w:rPr>
+                <w:webHidden/>
+              </w:rPr>
+            </w:r>
+            <w:r>
+              <w:rPr>
+                <w:webHidden/>
+              </w:rPr>
+              <w:fldChar w:fldCharType="separate"/>
+            </w:r>
+            <w:r>
+              <w:rPr>
+                <w:rStyle w:val="IndexLink"/>
               </w:rPr>
               <w:tab/>
-            </w:r>
-            <w:r>
-              <w:rPr>
-                <w:noProof/>
-                <w:webHidden/>
-              </w:rPr>
-              <w:fldChar w:fldCharType="begin"/>
-            </w:r>
-            <w:r>
-              <w:rPr>
-                <w:noProof/>
-                <w:webHidden/>
-              </w:rPr>
-              <w:instrText xml:space="preserve"> PAGEREF _Toc215673506 \h </w:instrText>
-            </w:r>
-            <w:r>
-              <w:rPr>
-                <w:noProof/>
-                <w:webHidden/>
-              </w:rPr>
-            </w:r>
-            <w:r>
-              <w:rPr>
-                <w:noProof/>
-                <w:webHidden/>
-              </w:rPr>
-              <w:fldChar w:fldCharType="separate"/>
-            </w:r>
-            <w:r>
-              <w:rPr>
-                <w:noProof/>
-                <w:webHidden/>
-              </w:rPr>
               <w:t>6</w:t>
             </w:r>
             <w:r>
               <w:rPr>
-                <w:noProof/>
                 <w:webHidden/>
               </w:rPr>
               <w:fldChar w:fldCharType="end"/>
@@ -1872,62 +1459,47 @@
             <w:tabs>
               <w:tab w:val="right" w:leader="dot" w:pos="9016"/>
             </w:tabs>
-            <w:rPr>
-              <w:noProof/>
-            </w:rPr>
           </w:pPr>
-          <w:hyperlink w:anchor="_Toc215673507" w:history="1">
-            <w:r>
-              <w:rPr>
-                <w:rStyle w:val="Hyperlink"/>
-                <w:noProof/>
+          <w:hyperlink w:anchor="_Toc215673507">
+            <w:r>
+              <w:rPr>
+                <w:rStyle w:val="IndexLink"/>
+                <w:webHidden/>
               </w:rPr>
               <w:t>2.4.2 Entity Component System (ECS) Paradigm</w:t>
             </w:r>
             <w:r>
               <w:rPr>
-                <w:noProof/>
-                <w:webHidden/>
+                <w:webHidden/>
+              </w:rPr>
+              <w:fldChar w:fldCharType="begin"/>
+            </w:r>
+            <w:r>
+              <w:rPr>
+                <w:webHidden/>
+              </w:rPr>
+              <w:instrText>PAGEREF _Toc215673507 \h</w:instrText>
+            </w:r>
+            <w:r>
+              <w:rPr>
+                <w:webHidden/>
+              </w:rPr>
+            </w:r>
+            <w:r>
+              <w:rPr>
+                <w:webHidden/>
+              </w:rPr>
+              <w:fldChar w:fldCharType="separate"/>
+            </w:r>
+            <w:r>
+              <w:rPr>
+                <w:rStyle w:val="IndexLink"/>
               </w:rPr>
               <w:tab/>
-            </w:r>
-            <w:r>
-              <w:rPr>
-                <w:noProof/>
-                <w:webHidden/>
-              </w:rPr>
-              <w:fldChar w:fldCharType="begin"/>
-            </w:r>
-            <w:r>
-              <w:rPr>
-                <w:noProof/>
-                <w:webHidden/>
-              </w:rPr>
-              <w:instrText xml:space="preserve"> PAGEREF _Toc215673507 \h </w:instrText>
-            </w:r>
-            <w:r>
-              <w:rPr>
-                <w:noProof/>
-                <w:webHidden/>
-              </w:rPr>
-            </w:r>
-            <w:r>
-              <w:rPr>
-                <w:noProof/>
-                <w:webHidden/>
-              </w:rPr>
-              <w:fldChar w:fldCharType="separate"/>
-            </w:r>
-            <w:r>
-              <w:rPr>
-                <w:noProof/>
-                <w:webHidden/>
-              </w:rPr>
               <w:t>6</w:t>
             </w:r>
             <w:r>
               <w:rPr>
-                <w:noProof/>
                 <w:webHidden/>
               </w:rPr>
               <w:fldChar w:fldCharType="end"/>
@@ -1941,75 +1513,55 @@
               <w:tab w:val="left" w:pos="1200"/>
               <w:tab w:val="right" w:leader="dot" w:pos="9016"/>
             </w:tabs>
-            <w:rPr>
-              <w:noProof/>
-            </w:rPr>
           </w:pPr>
-          <w:hyperlink w:anchor="_Toc215673508" w:history="1">
-            <w:r>
-              <w:rPr>
-                <w:rStyle w:val="Hyperlink"/>
-                <w:noProof/>
+          <w:hyperlink w:anchor="_Toc215673508">
+            <w:r>
+              <w:rPr>
+                <w:rStyle w:val="IndexLink"/>
+                <w:webHidden/>
               </w:rPr>
               <w:t>2.4.3</w:t>
             </w:r>
             <w:r>
               <w:rPr>
-                <w:noProof/>
+                <w:rStyle w:val="IndexLink"/>
+                <w:webHidden/>
               </w:rPr>
               <w:tab/>
-            </w:r>
-            <w:r>
-              <w:rPr>
-                <w:rStyle w:val="Hyperlink"/>
-                <w:noProof/>
-              </w:rPr>
               <w:t>ECS Library Comparison (EnTT, Flecs)</w:t>
             </w:r>
             <w:r>
               <w:rPr>
-                <w:noProof/>
-                <w:webHidden/>
+                <w:webHidden/>
+              </w:rPr>
+              <w:fldChar w:fldCharType="begin"/>
+            </w:r>
+            <w:r>
+              <w:rPr>
+                <w:webHidden/>
+              </w:rPr>
+              <w:instrText>PAGEREF _Toc215673508 \h</w:instrText>
+            </w:r>
+            <w:r>
+              <w:rPr>
+                <w:webHidden/>
+              </w:rPr>
+            </w:r>
+            <w:r>
+              <w:rPr>
+                <w:webHidden/>
+              </w:rPr>
+              <w:fldChar w:fldCharType="separate"/>
+            </w:r>
+            <w:r>
+              <w:rPr>
+                <w:rStyle w:val="IndexLink"/>
               </w:rPr>
               <w:tab/>
-            </w:r>
-            <w:r>
-              <w:rPr>
-                <w:noProof/>
-                <w:webHidden/>
-              </w:rPr>
-              <w:fldChar w:fldCharType="begin"/>
-            </w:r>
-            <w:r>
-              <w:rPr>
-                <w:noProof/>
-                <w:webHidden/>
-              </w:rPr>
-              <w:instrText xml:space="preserve"> PAGEREF _Toc215673508 \h </w:instrText>
-            </w:r>
-            <w:r>
-              <w:rPr>
-                <w:noProof/>
-                <w:webHidden/>
-              </w:rPr>
-            </w:r>
-            <w:r>
-              <w:rPr>
-                <w:noProof/>
-                <w:webHidden/>
-              </w:rPr>
-              <w:fldChar w:fldCharType="separate"/>
-            </w:r>
-            <w:r>
-              <w:rPr>
-                <w:noProof/>
-                <w:webHidden/>
-              </w:rPr>
               <w:t>7</w:t>
             </w:r>
             <w:r>
               <w:rPr>
-                <w:noProof/>
                 <w:webHidden/>
               </w:rPr>
               <w:fldChar w:fldCharType="end"/>
@@ -2023,75 +1575,55 @@
               <w:tab w:val="left" w:pos="960"/>
               <w:tab w:val="right" w:leader="dot" w:pos="9016"/>
             </w:tabs>
-            <w:rPr>
-              <w:noProof/>
-            </w:rPr>
           </w:pPr>
-          <w:hyperlink w:anchor="_Toc215673509" w:history="1">
-            <w:r>
-              <w:rPr>
-                <w:rStyle w:val="Hyperlink"/>
-                <w:noProof/>
+          <w:hyperlink w:anchor="_Toc215673509">
+            <w:r>
+              <w:rPr>
+                <w:rStyle w:val="IndexLink"/>
+                <w:webHidden/>
               </w:rPr>
               <w:t>2.5</w:t>
             </w:r>
             <w:r>
               <w:rPr>
-                <w:noProof/>
+                <w:rStyle w:val="IndexLink"/>
+                <w:webHidden/>
               </w:rPr>
               <w:tab/>
-            </w:r>
-            <w:r>
-              <w:rPr>
-                <w:rStyle w:val="Hyperlink"/>
-                <w:noProof/>
-              </w:rPr>
               <w:t>Input Handling for Multi-Device Support</w:t>
             </w:r>
             <w:r>
               <w:rPr>
-                <w:noProof/>
-                <w:webHidden/>
+                <w:webHidden/>
+              </w:rPr>
+              <w:fldChar w:fldCharType="begin"/>
+            </w:r>
+            <w:r>
+              <w:rPr>
+                <w:webHidden/>
+              </w:rPr>
+              <w:instrText>PAGEREF _Toc215673509 \h</w:instrText>
+            </w:r>
+            <w:r>
+              <w:rPr>
+                <w:webHidden/>
+              </w:rPr>
+            </w:r>
+            <w:r>
+              <w:rPr>
+                <w:webHidden/>
+              </w:rPr>
+              <w:fldChar w:fldCharType="separate"/>
+            </w:r>
+            <w:r>
+              <w:rPr>
+                <w:rStyle w:val="IndexLink"/>
               </w:rPr>
               <w:tab/>
-            </w:r>
-            <w:r>
-              <w:rPr>
-                <w:noProof/>
-                <w:webHidden/>
-              </w:rPr>
-              <w:fldChar w:fldCharType="begin"/>
-            </w:r>
-            <w:r>
-              <w:rPr>
-                <w:noProof/>
-                <w:webHidden/>
-              </w:rPr>
-              <w:instrText xml:space="preserve"> PAGEREF _Toc215673509 \h </w:instrText>
-            </w:r>
-            <w:r>
-              <w:rPr>
-                <w:noProof/>
-                <w:webHidden/>
-              </w:rPr>
-            </w:r>
-            <w:r>
-              <w:rPr>
-                <w:noProof/>
-                <w:webHidden/>
-              </w:rPr>
-              <w:fldChar w:fldCharType="separate"/>
-            </w:r>
-            <w:r>
-              <w:rPr>
-                <w:noProof/>
-                <w:webHidden/>
-              </w:rPr>
               <w:t>7</w:t>
             </w:r>
             <w:r>
               <w:rPr>
-                <w:noProof/>
                 <w:webHidden/>
               </w:rPr>
               <w:fldChar w:fldCharType="end"/>
@@ -2104,62 +1636,47 @@
             <w:tabs>
               <w:tab w:val="right" w:leader="dot" w:pos="9016"/>
             </w:tabs>
-            <w:rPr>
-              <w:noProof/>
-            </w:rPr>
           </w:pPr>
-          <w:hyperlink w:anchor="_Toc215673510" w:history="1">
-            <w:r>
-              <w:rPr>
-                <w:rStyle w:val="Hyperlink"/>
-                <w:noProof/>
+          <w:hyperlink w:anchor="_Toc215673510">
+            <w:r>
+              <w:rPr>
+                <w:rStyle w:val="IndexLink"/>
+                <w:webHidden/>
               </w:rPr>
               <w:t>2.5.1 Input Abstraction Libraries</w:t>
             </w:r>
             <w:r>
               <w:rPr>
-                <w:noProof/>
-                <w:webHidden/>
+                <w:webHidden/>
+              </w:rPr>
+              <w:fldChar w:fldCharType="begin"/>
+            </w:r>
+            <w:r>
+              <w:rPr>
+                <w:webHidden/>
+              </w:rPr>
+              <w:instrText>PAGEREF _Toc215673510 \h</w:instrText>
+            </w:r>
+            <w:r>
+              <w:rPr>
+                <w:webHidden/>
+              </w:rPr>
+            </w:r>
+            <w:r>
+              <w:rPr>
+                <w:webHidden/>
+              </w:rPr>
+              <w:fldChar w:fldCharType="separate"/>
+            </w:r>
+            <w:r>
+              <w:rPr>
+                <w:rStyle w:val="IndexLink"/>
               </w:rPr>
               <w:tab/>
-            </w:r>
-            <w:r>
-              <w:rPr>
-                <w:noProof/>
-                <w:webHidden/>
-              </w:rPr>
-              <w:fldChar w:fldCharType="begin"/>
-            </w:r>
-            <w:r>
-              <w:rPr>
-                <w:noProof/>
-                <w:webHidden/>
-              </w:rPr>
-              <w:instrText xml:space="preserve"> PAGEREF _Toc215673510 \h </w:instrText>
-            </w:r>
-            <w:r>
-              <w:rPr>
-                <w:noProof/>
-                <w:webHidden/>
-              </w:rPr>
-            </w:r>
-            <w:r>
-              <w:rPr>
-                <w:noProof/>
-                <w:webHidden/>
-              </w:rPr>
-              <w:fldChar w:fldCharType="separate"/>
-            </w:r>
-            <w:r>
-              <w:rPr>
-                <w:noProof/>
-                <w:webHidden/>
-              </w:rPr>
               <w:t>7</w:t>
             </w:r>
             <w:r>
               <w:rPr>
-                <w:noProof/>
                 <w:webHidden/>
               </w:rPr>
               <w:fldChar w:fldCharType="end"/>
@@ -2172,62 +1689,47 @@
             <w:tabs>
               <w:tab w:val="right" w:leader="dot" w:pos="9016"/>
             </w:tabs>
-            <w:rPr>
-              <w:noProof/>
-            </w:rPr>
           </w:pPr>
-          <w:hyperlink w:anchor="_Toc215673511" w:history="1">
-            <w:r>
-              <w:rPr>
-                <w:rStyle w:val="Hyperlink"/>
-                <w:noProof/>
+          <w:hyperlink w:anchor="_Toc215673511">
+            <w:r>
+              <w:rPr>
+                <w:rStyle w:val="IndexLink"/>
+                <w:webHidden/>
               </w:rPr>
               <w:t>2.5.2 Device Identification and Separation</w:t>
             </w:r>
             <w:r>
               <w:rPr>
-                <w:noProof/>
-                <w:webHidden/>
+                <w:webHidden/>
+              </w:rPr>
+              <w:fldChar w:fldCharType="begin"/>
+            </w:r>
+            <w:r>
+              <w:rPr>
+                <w:webHidden/>
+              </w:rPr>
+              <w:instrText>PAGEREF _Toc215673511 \h</w:instrText>
+            </w:r>
+            <w:r>
+              <w:rPr>
+                <w:webHidden/>
+              </w:rPr>
+            </w:r>
+            <w:r>
+              <w:rPr>
+                <w:webHidden/>
+              </w:rPr>
+              <w:fldChar w:fldCharType="separate"/>
+            </w:r>
+            <w:r>
+              <w:rPr>
+                <w:rStyle w:val="IndexLink"/>
               </w:rPr>
               <w:tab/>
-            </w:r>
-            <w:r>
-              <w:rPr>
-                <w:noProof/>
-                <w:webHidden/>
-              </w:rPr>
-              <w:fldChar w:fldCharType="begin"/>
-            </w:r>
-            <w:r>
-              <w:rPr>
-                <w:noProof/>
-                <w:webHidden/>
-              </w:rPr>
-              <w:instrText xml:space="preserve"> PAGEREF _Toc215673511 \h </w:instrText>
-            </w:r>
-            <w:r>
-              <w:rPr>
-                <w:noProof/>
-                <w:webHidden/>
-              </w:rPr>
-            </w:r>
-            <w:r>
-              <w:rPr>
-                <w:noProof/>
-                <w:webHidden/>
-              </w:rPr>
-              <w:fldChar w:fldCharType="separate"/>
-            </w:r>
-            <w:r>
-              <w:rPr>
-                <w:noProof/>
-                <w:webHidden/>
-              </w:rPr>
               <w:t>7</w:t>
             </w:r>
             <w:r>
               <w:rPr>
-                <w:noProof/>
                 <w:webHidden/>
               </w:rPr>
               <w:fldChar w:fldCharType="end"/>
@@ -2240,62 +1742,47 @@
             <w:tabs>
               <w:tab w:val="right" w:leader="dot" w:pos="9016"/>
             </w:tabs>
-            <w:rPr>
-              <w:noProof/>
-            </w:rPr>
           </w:pPr>
-          <w:hyperlink w:anchor="_Toc215673512" w:history="1">
-            <w:r>
-              <w:rPr>
-                <w:rStyle w:val="Hyperlink"/>
-                <w:noProof/>
+          <w:hyperlink w:anchor="_Toc215673512">
+            <w:r>
+              <w:rPr>
+                <w:rStyle w:val="IndexLink"/>
+                <w:webHidden/>
               </w:rPr>
               <w:t>3. Technical Survey and Technology Selection</w:t>
             </w:r>
             <w:r>
               <w:rPr>
-                <w:noProof/>
-                <w:webHidden/>
+                <w:webHidden/>
+              </w:rPr>
+              <w:fldChar w:fldCharType="begin"/>
+            </w:r>
+            <w:r>
+              <w:rPr>
+                <w:webHidden/>
+              </w:rPr>
+              <w:instrText>PAGEREF _Toc215673512 \h</w:instrText>
+            </w:r>
+            <w:r>
+              <w:rPr>
+                <w:webHidden/>
+              </w:rPr>
+            </w:r>
+            <w:r>
+              <w:rPr>
+                <w:webHidden/>
+              </w:rPr>
+              <w:fldChar w:fldCharType="separate"/>
+            </w:r>
+            <w:r>
+              <w:rPr>
+                <w:rStyle w:val="IndexLink"/>
               </w:rPr>
               <w:tab/>
-            </w:r>
-            <w:r>
-              <w:rPr>
-                <w:noProof/>
-                <w:webHidden/>
-              </w:rPr>
-              <w:fldChar w:fldCharType="begin"/>
-            </w:r>
-            <w:r>
-              <w:rPr>
-                <w:noProof/>
-                <w:webHidden/>
-              </w:rPr>
-              <w:instrText xml:space="preserve"> PAGEREF _Toc215673512 \h </w:instrText>
-            </w:r>
-            <w:r>
-              <w:rPr>
-                <w:noProof/>
-                <w:webHidden/>
-              </w:rPr>
-            </w:r>
-            <w:r>
-              <w:rPr>
-                <w:noProof/>
-                <w:webHidden/>
-              </w:rPr>
-              <w:fldChar w:fldCharType="separate"/>
-            </w:r>
-            <w:r>
-              <w:rPr>
-                <w:noProof/>
-                <w:webHidden/>
-              </w:rPr>
               <w:t>7</w:t>
             </w:r>
             <w:r>
               <w:rPr>
-                <w:noProof/>
                 <w:webHidden/>
               </w:rPr>
               <w:fldChar w:fldCharType="end"/>
@@ -2308,62 +1795,47 @@
             <w:tabs>
               <w:tab w:val="right" w:leader="dot" w:pos="9016"/>
             </w:tabs>
-            <w:rPr>
-              <w:noProof/>
-            </w:rPr>
           </w:pPr>
-          <w:hyperlink w:anchor="_Toc215673513" w:history="1">
-            <w:r>
-              <w:rPr>
-                <w:rStyle w:val="Hyperlink"/>
-                <w:noProof/>
+          <w:hyperlink w:anchor="_Toc215673513">
+            <w:r>
+              <w:rPr>
+                <w:rStyle w:val="IndexLink"/>
+                <w:webHidden/>
               </w:rPr>
               <w:t>3.1 Programming Language Selection</w:t>
             </w:r>
             <w:r>
               <w:rPr>
-                <w:noProof/>
-                <w:webHidden/>
+                <w:webHidden/>
+              </w:rPr>
+              <w:fldChar w:fldCharType="begin"/>
+            </w:r>
+            <w:r>
+              <w:rPr>
+                <w:webHidden/>
+              </w:rPr>
+              <w:instrText>PAGEREF _Toc215673513 \h</w:instrText>
+            </w:r>
+            <w:r>
+              <w:rPr>
+                <w:webHidden/>
+              </w:rPr>
+            </w:r>
+            <w:r>
+              <w:rPr>
+                <w:webHidden/>
+              </w:rPr>
+              <w:fldChar w:fldCharType="separate"/>
+            </w:r>
+            <w:r>
+              <w:rPr>
+                <w:rStyle w:val="IndexLink"/>
               </w:rPr>
               <w:tab/>
-            </w:r>
-            <w:r>
-              <w:rPr>
-                <w:noProof/>
-                <w:webHidden/>
-              </w:rPr>
-              <w:fldChar w:fldCharType="begin"/>
-            </w:r>
-            <w:r>
-              <w:rPr>
-                <w:noProof/>
-                <w:webHidden/>
-              </w:rPr>
-              <w:instrText xml:space="preserve"> PAGEREF _Toc215673513 \h </w:instrText>
-            </w:r>
-            <w:r>
-              <w:rPr>
-                <w:noProof/>
-                <w:webHidden/>
-              </w:rPr>
-            </w:r>
-            <w:r>
-              <w:rPr>
-                <w:noProof/>
-                <w:webHidden/>
-              </w:rPr>
-              <w:fldChar w:fldCharType="separate"/>
-            </w:r>
-            <w:r>
-              <w:rPr>
-                <w:noProof/>
-                <w:webHidden/>
-              </w:rPr>
               <w:t>7</w:t>
             </w:r>
             <w:r>
               <w:rPr>
-                <w:noProof/>
                 <w:webHidden/>
               </w:rPr>
               <w:fldChar w:fldCharType="end"/>
@@ -2376,62 +1848,47 @@
             <w:tabs>
               <w:tab w:val="right" w:leader="dot" w:pos="9016"/>
             </w:tabs>
-            <w:rPr>
-              <w:noProof/>
-            </w:rPr>
           </w:pPr>
-          <w:hyperlink w:anchor="_Toc215673514" w:history="1">
-            <w:r>
-              <w:rPr>
-                <w:rStyle w:val="Hyperlink"/>
-                <w:noProof/>
+          <w:hyperlink w:anchor="_Toc215673514">
+            <w:r>
+              <w:rPr>
+                <w:rStyle w:val="IndexLink"/>
+                <w:webHidden/>
               </w:rPr>
               <w:t>3.1.1 Evaluation Criteria</w:t>
             </w:r>
             <w:r>
               <w:rPr>
-                <w:noProof/>
-                <w:webHidden/>
+                <w:webHidden/>
+              </w:rPr>
+              <w:fldChar w:fldCharType="begin"/>
+            </w:r>
+            <w:r>
+              <w:rPr>
+                <w:webHidden/>
+              </w:rPr>
+              <w:instrText>PAGEREF _Toc215673514 \h</w:instrText>
+            </w:r>
+            <w:r>
+              <w:rPr>
+                <w:webHidden/>
+              </w:rPr>
+            </w:r>
+            <w:r>
+              <w:rPr>
+                <w:webHidden/>
+              </w:rPr>
+              <w:fldChar w:fldCharType="separate"/>
+            </w:r>
+            <w:r>
+              <w:rPr>
+                <w:rStyle w:val="IndexLink"/>
               </w:rPr>
               <w:tab/>
-            </w:r>
-            <w:r>
-              <w:rPr>
-                <w:noProof/>
-                <w:webHidden/>
-              </w:rPr>
-              <w:fldChar w:fldCharType="begin"/>
-            </w:r>
-            <w:r>
-              <w:rPr>
-                <w:noProof/>
-                <w:webHidden/>
-              </w:rPr>
-              <w:instrText xml:space="preserve"> PAGEREF _Toc215673514 \h </w:instrText>
-            </w:r>
-            <w:r>
-              <w:rPr>
-                <w:noProof/>
-                <w:webHidden/>
-              </w:rPr>
-            </w:r>
-            <w:r>
-              <w:rPr>
-                <w:noProof/>
-                <w:webHidden/>
-              </w:rPr>
-              <w:fldChar w:fldCharType="separate"/>
-            </w:r>
-            <w:r>
-              <w:rPr>
-                <w:noProof/>
-                <w:webHidden/>
-              </w:rPr>
               <w:t>7</w:t>
             </w:r>
             <w:r>
               <w:rPr>
-                <w:noProof/>
                 <w:webHidden/>
               </w:rPr>
               <w:fldChar w:fldCharType="end"/>
@@ -2444,62 +1901,47 @@
             <w:tabs>
               <w:tab w:val="right" w:leader="dot" w:pos="9016"/>
             </w:tabs>
-            <w:rPr>
-              <w:noProof/>
-            </w:rPr>
           </w:pPr>
-          <w:hyperlink w:anchor="_Toc215673515" w:history="1">
-            <w:r>
-              <w:rPr>
-                <w:rStyle w:val="Hyperlink"/>
-                <w:noProof/>
+          <w:hyperlink w:anchor="_Toc215673515">
+            <w:r>
+              <w:rPr>
+                <w:rStyle w:val="IndexLink"/>
+                <w:webHidden/>
               </w:rPr>
               <w:t>3.1.2 C++ vs Java Analysis</w:t>
             </w:r>
             <w:r>
               <w:rPr>
-                <w:noProof/>
-                <w:webHidden/>
+                <w:webHidden/>
+              </w:rPr>
+              <w:fldChar w:fldCharType="begin"/>
+            </w:r>
+            <w:r>
+              <w:rPr>
+                <w:webHidden/>
+              </w:rPr>
+              <w:instrText>PAGEREF _Toc215673515 \h</w:instrText>
+            </w:r>
+            <w:r>
+              <w:rPr>
+                <w:webHidden/>
+              </w:rPr>
+            </w:r>
+            <w:r>
+              <w:rPr>
+                <w:webHidden/>
+              </w:rPr>
+              <w:fldChar w:fldCharType="separate"/>
+            </w:r>
+            <w:r>
+              <w:rPr>
+                <w:rStyle w:val="IndexLink"/>
               </w:rPr>
               <w:tab/>
-            </w:r>
-            <w:r>
-              <w:rPr>
-                <w:noProof/>
-                <w:webHidden/>
-              </w:rPr>
-              <w:fldChar w:fldCharType="begin"/>
-            </w:r>
-            <w:r>
-              <w:rPr>
-                <w:noProof/>
-                <w:webHidden/>
-              </w:rPr>
-              <w:instrText xml:space="preserve"> PAGEREF _Toc215673515 \h </w:instrText>
-            </w:r>
-            <w:r>
-              <w:rPr>
-                <w:noProof/>
-                <w:webHidden/>
-              </w:rPr>
-            </w:r>
-            <w:r>
-              <w:rPr>
-                <w:noProof/>
-                <w:webHidden/>
-              </w:rPr>
-              <w:fldChar w:fldCharType="separate"/>
-            </w:r>
-            <w:r>
-              <w:rPr>
-                <w:noProof/>
-                <w:webHidden/>
-              </w:rPr>
               <w:t>7</w:t>
             </w:r>
             <w:r>
               <w:rPr>
-                <w:noProof/>
                 <w:webHidden/>
               </w:rPr>
               <w:fldChar w:fldCharType="end"/>
@@ -2512,62 +1954,47 @@
             <w:tabs>
               <w:tab w:val="right" w:leader="dot" w:pos="9016"/>
             </w:tabs>
-            <w:rPr>
-              <w:noProof/>
-            </w:rPr>
           </w:pPr>
-          <w:hyperlink w:anchor="_Toc215673516" w:history="1">
-            <w:r>
-              <w:rPr>
-                <w:rStyle w:val="Hyperlink"/>
-                <w:noProof/>
+          <w:hyperlink w:anchor="_Toc215673516">
+            <w:r>
+              <w:rPr>
+                <w:rStyle w:val="IndexLink"/>
+                <w:webHidden/>
               </w:rPr>
               <w:t>3.1.3 Justification</w:t>
             </w:r>
             <w:r>
               <w:rPr>
-                <w:noProof/>
-                <w:webHidden/>
+                <w:webHidden/>
+              </w:rPr>
+              <w:fldChar w:fldCharType="begin"/>
+            </w:r>
+            <w:r>
+              <w:rPr>
+                <w:webHidden/>
+              </w:rPr>
+              <w:instrText>PAGEREF _Toc215673516 \h</w:instrText>
+            </w:r>
+            <w:r>
+              <w:rPr>
+                <w:webHidden/>
+              </w:rPr>
+            </w:r>
+            <w:r>
+              <w:rPr>
+                <w:webHidden/>
+              </w:rPr>
+              <w:fldChar w:fldCharType="separate"/>
+            </w:r>
+            <w:r>
+              <w:rPr>
+                <w:rStyle w:val="IndexLink"/>
               </w:rPr>
               <w:tab/>
-            </w:r>
-            <w:r>
-              <w:rPr>
-                <w:noProof/>
-                <w:webHidden/>
-              </w:rPr>
-              <w:fldChar w:fldCharType="begin"/>
-            </w:r>
-            <w:r>
-              <w:rPr>
-                <w:noProof/>
-                <w:webHidden/>
-              </w:rPr>
-              <w:instrText xml:space="preserve"> PAGEREF _Toc215673516 \h </w:instrText>
-            </w:r>
-            <w:r>
-              <w:rPr>
-                <w:noProof/>
-                <w:webHidden/>
-              </w:rPr>
-            </w:r>
-            <w:r>
-              <w:rPr>
-                <w:noProof/>
-                <w:webHidden/>
-              </w:rPr>
-              <w:fldChar w:fldCharType="separate"/>
-            </w:r>
-            <w:r>
-              <w:rPr>
-                <w:noProof/>
-                <w:webHidden/>
-              </w:rPr>
               <w:t>7</w:t>
             </w:r>
             <w:r>
               <w:rPr>
-                <w:noProof/>
                 <w:webHidden/>
               </w:rPr>
               <w:fldChar w:fldCharType="end"/>
@@ -2580,62 +2007,47 @@
             <w:tabs>
               <w:tab w:val="right" w:leader="dot" w:pos="9016"/>
             </w:tabs>
-            <w:rPr>
-              <w:noProof/>
-            </w:rPr>
           </w:pPr>
-          <w:hyperlink w:anchor="_Toc215673517" w:history="1">
-            <w:r>
-              <w:rPr>
-                <w:rStyle w:val="Hyperlink"/>
-                <w:noProof/>
+          <w:hyperlink w:anchor="_Toc215673517">
+            <w:r>
+              <w:rPr>
+                <w:rStyle w:val="IndexLink"/>
+                <w:webHidden/>
               </w:rPr>
               <w:t>3.2 Graphics engine selection 3.2.1 Requirements Analysis</w:t>
             </w:r>
             <w:r>
               <w:rPr>
-                <w:noProof/>
-                <w:webHidden/>
+                <w:webHidden/>
+              </w:rPr>
+              <w:fldChar w:fldCharType="begin"/>
+            </w:r>
+            <w:r>
+              <w:rPr>
+                <w:webHidden/>
+              </w:rPr>
+              <w:instrText>PAGEREF _Toc215673517 \h</w:instrText>
+            </w:r>
+            <w:r>
+              <w:rPr>
+                <w:webHidden/>
+              </w:rPr>
+            </w:r>
+            <w:r>
+              <w:rPr>
+                <w:webHidden/>
+              </w:rPr>
+              <w:fldChar w:fldCharType="separate"/>
+            </w:r>
+            <w:r>
+              <w:rPr>
+                <w:rStyle w:val="IndexLink"/>
               </w:rPr>
               <w:tab/>
-            </w:r>
-            <w:r>
-              <w:rPr>
-                <w:noProof/>
-                <w:webHidden/>
-              </w:rPr>
-              <w:fldChar w:fldCharType="begin"/>
-            </w:r>
-            <w:r>
-              <w:rPr>
-                <w:noProof/>
-                <w:webHidden/>
-              </w:rPr>
-              <w:instrText xml:space="preserve"> PAGEREF _Toc215673517 \h </w:instrText>
-            </w:r>
-            <w:r>
-              <w:rPr>
-                <w:noProof/>
-                <w:webHidden/>
-              </w:rPr>
-            </w:r>
-            <w:r>
-              <w:rPr>
-                <w:noProof/>
-                <w:webHidden/>
-              </w:rPr>
-              <w:fldChar w:fldCharType="separate"/>
-            </w:r>
-            <w:r>
-              <w:rPr>
-                <w:noProof/>
-                <w:webHidden/>
-              </w:rPr>
               <w:t>7</w:t>
             </w:r>
             <w:r>
               <w:rPr>
-                <w:noProof/>
                 <w:webHidden/>
               </w:rPr>
               <w:fldChar w:fldCharType="end"/>
@@ -2648,62 +2060,47 @@
             <w:tabs>
               <w:tab w:val="right" w:leader="dot" w:pos="9016"/>
             </w:tabs>
-            <w:rPr>
-              <w:noProof/>
-            </w:rPr>
           </w:pPr>
-          <w:hyperlink w:anchor="_Toc215673518" w:history="1">
-            <w:r>
-              <w:rPr>
-                <w:rStyle w:val="Hyperlink"/>
-                <w:noProof/>
+          <w:hyperlink w:anchor="_Toc215673518">
+            <w:r>
+              <w:rPr>
+                <w:rStyle w:val="IndexLink"/>
+                <w:webHidden/>
               </w:rPr>
               <w:t>3.2.2 Ogre3D Justification</w:t>
             </w:r>
             <w:r>
               <w:rPr>
-                <w:noProof/>
-                <w:webHidden/>
+                <w:webHidden/>
+              </w:rPr>
+              <w:fldChar w:fldCharType="begin"/>
+            </w:r>
+            <w:r>
+              <w:rPr>
+                <w:webHidden/>
+              </w:rPr>
+              <w:instrText>PAGEREF _Toc215673518 \h</w:instrText>
+            </w:r>
+            <w:r>
+              <w:rPr>
+                <w:webHidden/>
+              </w:rPr>
+            </w:r>
+            <w:r>
+              <w:rPr>
+                <w:webHidden/>
+              </w:rPr>
+              <w:fldChar w:fldCharType="separate"/>
+            </w:r>
+            <w:r>
+              <w:rPr>
+                <w:rStyle w:val="IndexLink"/>
               </w:rPr>
               <w:tab/>
-            </w:r>
-            <w:r>
-              <w:rPr>
-                <w:noProof/>
-                <w:webHidden/>
-              </w:rPr>
-              <w:fldChar w:fldCharType="begin"/>
-            </w:r>
-            <w:r>
-              <w:rPr>
-                <w:noProof/>
-                <w:webHidden/>
-              </w:rPr>
-              <w:instrText xml:space="preserve"> PAGEREF _Toc215673518 \h </w:instrText>
-            </w:r>
-            <w:r>
-              <w:rPr>
-                <w:noProof/>
-                <w:webHidden/>
-              </w:rPr>
-            </w:r>
-            <w:r>
-              <w:rPr>
-                <w:noProof/>
-                <w:webHidden/>
-              </w:rPr>
-              <w:fldChar w:fldCharType="separate"/>
-            </w:r>
-            <w:r>
-              <w:rPr>
-                <w:noProof/>
-                <w:webHidden/>
-              </w:rPr>
               <w:t>8</w:t>
             </w:r>
             <w:r>
               <w:rPr>
-                <w:noProof/>
                 <w:webHidden/>
               </w:rPr>
               <w:fldChar w:fldCharType="end"/>
@@ -2716,62 +2113,47 @@
             <w:tabs>
               <w:tab w:val="right" w:leader="dot" w:pos="9016"/>
             </w:tabs>
-            <w:rPr>
-              <w:noProof/>
-            </w:rPr>
           </w:pPr>
-          <w:hyperlink w:anchor="_Toc215673519" w:history="1">
-            <w:r>
-              <w:rPr>
-                <w:rStyle w:val="Hyperlink"/>
-                <w:noProof/>
+          <w:hyperlink w:anchor="_Toc215673519">
+            <w:r>
+              <w:rPr>
+                <w:rStyle w:val="IndexLink"/>
+                <w:webHidden/>
               </w:rPr>
               <w:t>3.3 Input Library Selection</w:t>
             </w:r>
             <w:r>
               <w:rPr>
-                <w:noProof/>
-                <w:webHidden/>
+                <w:webHidden/>
+              </w:rPr>
+              <w:fldChar w:fldCharType="begin"/>
+            </w:r>
+            <w:r>
+              <w:rPr>
+                <w:webHidden/>
+              </w:rPr>
+              <w:instrText>PAGEREF _Toc215673519 \h</w:instrText>
+            </w:r>
+            <w:r>
+              <w:rPr>
+                <w:webHidden/>
+              </w:rPr>
+            </w:r>
+            <w:r>
+              <w:rPr>
+                <w:webHidden/>
+              </w:rPr>
+              <w:fldChar w:fldCharType="separate"/>
+            </w:r>
+            <w:r>
+              <w:rPr>
+                <w:rStyle w:val="IndexLink"/>
               </w:rPr>
               <w:tab/>
-            </w:r>
-            <w:r>
-              <w:rPr>
-                <w:noProof/>
-                <w:webHidden/>
-              </w:rPr>
-              <w:fldChar w:fldCharType="begin"/>
-            </w:r>
-            <w:r>
-              <w:rPr>
-                <w:noProof/>
-                <w:webHidden/>
-              </w:rPr>
-              <w:instrText xml:space="preserve"> PAGEREF _Toc215673519 \h </w:instrText>
-            </w:r>
-            <w:r>
-              <w:rPr>
-                <w:noProof/>
-                <w:webHidden/>
-              </w:rPr>
-            </w:r>
-            <w:r>
-              <w:rPr>
-                <w:noProof/>
-                <w:webHidden/>
-              </w:rPr>
-              <w:fldChar w:fldCharType="separate"/>
-            </w:r>
-            <w:r>
-              <w:rPr>
-                <w:noProof/>
-                <w:webHidden/>
-              </w:rPr>
               <w:t>8</w:t>
             </w:r>
             <w:r>
               <w:rPr>
-                <w:noProof/>
                 <w:webHidden/>
               </w:rPr>
               <w:fldChar w:fldCharType="end"/>
@@ -2784,62 +2166,47 @@
             <w:tabs>
               <w:tab w:val="right" w:leader="dot" w:pos="9016"/>
             </w:tabs>
-            <w:rPr>
-              <w:noProof/>
-            </w:rPr>
           </w:pPr>
-          <w:hyperlink w:anchor="_Toc215673520" w:history="1">
-            <w:r>
-              <w:rPr>
-                <w:rStyle w:val="Hyperlink"/>
-                <w:noProof/>
+          <w:hyperlink w:anchor="_Toc215673520">
+            <w:r>
+              <w:rPr>
+                <w:rStyle w:val="IndexLink"/>
+                <w:webHidden/>
               </w:rPr>
               <w:t>3.3.1 OIS vs SDL2 Comparison</w:t>
             </w:r>
             <w:r>
               <w:rPr>
-                <w:noProof/>
-                <w:webHidden/>
+                <w:webHidden/>
+              </w:rPr>
+              <w:fldChar w:fldCharType="begin"/>
+            </w:r>
+            <w:r>
+              <w:rPr>
+                <w:webHidden/>
+              </w:rPr>
+              <w:instrText>PAGEREF _Toc215673520 \h</w:instrText>
+            </w:r>
+            <w:r>
+              <w:rPr>
+                <w:webHidden/>
+              </w:rPr>
+            </w:r>
+            <w:r>
+              <w:rPr>
+                <w:webHidden/>
+              </w:rPr>
+              <w:fldChar w:fldCharType="separate"/>
+            </w:r>
+            <w:r>
+              <w:rPr>
+                <w:rStyle w:val="IndexLink"/>
               </w:rPr>
               <w:tab/>
-            </w:r>
-            <w:r>
-              <w:rPr>
-                <w:noProof/>
-                <w:webHidden/>
-              </w:rPr>
-              <w:fldChar w:fldCharType="begin"/>
-            </w:r>
-            <w:r>
-              <w:rPr>
-                <w:noProof/>
-                <w:webHidden/>
-              </w:rPr>
-              <w:instrText xml:space="preserve"> PAGEREF _Toc215673520 \h </w:instrText>
-            </w:r>
-            <w:r>
-              <w:rPr>
-                <w:noProof/>
-                <w:webHidden/>
-              </w:rPr>
-            </w:r>
-            <w:r>
-              <w:rPr>
-                <w:noProof/>
-                <w:webHidden/>
-              </w:rPr>
-              <w:fldChar w:fldCharType="separate"/>
-            </w:r>
-            <w:r>
-              <w:rPr>
-                <w:noProof/>
-                <w:webHidden/>
-              </w:rPr>
               <w:t>8</w:t>
             </w:r>
             <w:r>
               <w:rPr>
-                <w:noProof/>
                 <w:webHidden/>
               </w:rPr>
               <w:fldChar w:fldCharType="end"/>
@@ -2852,62 +2219,47 @@
             <w:tabs>
               <w:tab w:val="right" w:leader="dot" w:pos="9016"/>
             </w:tabs>
-            <w:rPr>
-              <w:noProof/>
-            </w:rPr>
           </w:pPr>
-          <w:hyperlink w:anchor="_Toc215673521" w:history="1">
-            <w:r>
-              <w:rPr>
-                <w:rStyle w:val="Hyperlink"/>
-                <w:noProof/>
+          <w:hyperlink w:anchor="_Toc215673521">
+            <w:r>
+              <w:rPr>
+                <w:rStyle w:val="IndexLink"/>
+                <w:webHidden/>
               </w:rPr>
               <w:t>3.3.2 Final Selection</w:t>
             </w:r>
             <w:r>
               <w:rPr>
-                <w:noProof/>
-                <w:webHidden/>
+                <w:webHidden/>
+              </w:rPr>
+              <w:fldChar w:fldCharType="begin"/>
+            </w:r>
+            <w:r>
+              <w:rPr>
+                <w:webHidden/>
+              </w:rPr>
+              <w:instrText>PAGEREF _Toc215673521 \h</w:instrText>
+            </w:r>
+            <w:r>
+              <w:rPr>
+                <w:webHidden/>
+              </w:rPr>
+            </w:r>
+            <w:r>
+              <w:rPr>
+                <w:webHidden/>
+              </w:rPr>
+              <w:fldChar w:fldCharType="separate"/>
+            </w:r>
+            <w:r>
+              <w:rPr>
+                <w:rStyle w:val="IndexLink"/>
               </w:rPr>
               <w:tab/>
-            </w:r>
-            <w:r>
-              <w:rPr>
-                <w:noProof/>
-                <w:webHidden/>
-              </w:rPr>
-              <w:fldChar w:fldCharType="begin"/>
-            </w:r>
-            <w:r>
-              <w:rPr>
-                <w:noProof/>
-                <w:webHidden/>
-              </w:rPr>
-              <w:instrText xml:space="preserve"> PAGEREF _Toc215673521 \h </w:instrText>
-            </w:r>
-            <w:r>
-              <w:rPr>
-                <w:noProof/>
-                <w:webHidden/>
-              </w:rPr>
-            </w:r>
-            <w:r>
-              <w:rPr>
-                <w:noProof/>
-                <w:webHidden/>
-              </w:rPr>
-              <w:fldChar w:fldCharType="separate"/>
-            </w:r>
-            <w:r>
-              <w:rPr>
-                <w:noProof/>
-                <w:webHidden/>
-              </w:rPr>
               <w:t>8</w:t>
             </w:r>
             <w:r>
               <w:rPr>
-                <w:noProof/>
                 <w:webHidden/>
               </w:rPr>
               <w:fldChar w:fldCharType="end"/>
@@ -2920,62 +2272,47 @@
             <w:tabs>
               <w:tab w:val="right" w:leader="dot" w:pos="9016"/>
             </w:tabs>
-            <w:rPr>
-              <w:noProof/>
-            </w:rPr>
           </w:pPr>
-          <w:hyperlink w:anchor="_Toc215673522" w:history="1">
-            <w:r>
-              <w:rPr>
-                <w:rStyle w:val="Hyperlink"/>
-                <w:noProof/>
+          <w:hyperlink w:anchor="_Toc215673522">
+            <w:r>
+              <w:rPr>
+                <w:rStyle w:val="IndexLink"/>
+                <w:webHidden/>
               </w:rPr>
               <w:t>3.4 Entity Storage Solution</w:t>
             </w:r>
             <w:r>
               <w:rPr>
-                <w:noProof/>
-                <w:webHidden/>
+                <w:webHidden/>
+              </w:rPr>
+              <w:fldChar w:fldCharType="begin"/>
+            </w:r>
+            <w:r>
+              <w:rPr>
+                <w:webHidden/>
+              </w:rPr>
+              <w:instrText>PAGEREF _Toc215673522 \h</w:instrText>
+            </w:r>
+            <w:r>
+              <w:rPr>
+                <w:webHidden/>
+              </w:rPr>
+            </w:r>
+            <w:r>
+              <w:rPr>
+                <w:webHidden/>
+              </w:rPr>
+              <w:fldChar w:fldCharType="separate"/>
+            </w:r>
+            <w:r>
+              <w:rPr>
+                <w:rStyle w:val="IndexLink"/>
               </w:rPr>
               <w:tab/>
-            </w:r>
-            <w:r>
-              <w:rPr>
-                <w:noProof/>
-                <w:webHidden/>
-              </w:rPr>
-              <w:fldChar w:fldCharType="begin"/>
-            </w:r>
-            <w:r>
-              <w:rPr>
-                <w:noProof/>
-                <w:webHidden/>
-              </w:rPr>
-              <w:instrText xml:space="preserve"> PAGEREF _Toc215673522 \h </w:instrText>
-            </w:r>
-            <w:r>
-              <w:rPr>
-                <w:noProof/>
-                <w:webHidden/>
-              </w:rPr>
-            </w:r>
-            <w:r>
-              <w:rPr>
-                <w:noProof/>
-                <w:webHidden/>
-              </w:rPr>
-              <w:fldChar w:fldCharType="separate"/>
-            </w:r>
-            <w:r>
-              <w:rPr>
-                <w:noProof/>
-                <w:webHidden/>
-              </w:rPr>
               <w:t>8</w:t>
             </w:r>
             <w:r>
               <w:rPr>
-                <w:noProof/>
                 <w:webHidden/>
               </w:rPr>
               <w:fldChar w:fldCharType="end"/>
@@ -2988,62 +2325,47 @@
             <w:tabs>
               <w:tab w:val="right" w:leader="dot" w:pos="9016"/>
             </w:tabs>
-            <w:rPr>
-              <w:noProof/>
-            </w:rPr>
           </w:pPr>
-          <w:hyperlink w:anchor="_Toc215673523" w:history="1">
-            <w:r>
-              <w:rPr>
-                <w:rStyle w:val="Hyperlink"/>
-                <w:noProof/>
+          <w:hyperlink w:anchor="_Toc215673523">
+            <w:r>
+              <w:rPr>
+                <w:rStyle w:val="IndexLink"/>
+                <w:webHidden/>
               </w:rPr>
               <w:t>3.4.1 ECS Library Evaluation</w:t>
             </w:r>
             <w:r>
               <w:rPr>
-                <w:noProof/>
-                <w:webHidden/>
+                <w:webHidden/>
+              </w:rPr>
+              <w:fldChar w:fldCharType="begin"/>
+            </w:r>
+            <w:r>
+              <w:rPr>
+                <w:webHidden/>
+              </w:rPr>
+              <w:instrText>PAGEREF _Toc215673523 \h</w:instrText>
+            </w:r>
+            <w:r>
+              <w:rPr>
+                <w:webHidden/>
+              </w:rPr>
+            </w:r>
+            <w:r>
+              <w:rPr>
+                <w:webHidden/>
+              </w:rPr>
+              <w:fldChar w:fldCharType="separate"/>
+            </w:r>
+            <w:r>
+              <w:rPr>
+                <w:rStyle w:val="IndexLink"/>
               </w:rPr>
               <w:tab/>
-            </w:r>
-            <w:r>
-              <w:rPr>
-                <w:noProof/>
-                <w:webHidden/>
-              </w:rPr>
-              <w:fldChar w:fldCharType="begin"/>
-            </w:r>
-            <w:r>
-              <w:rPr>
-                <w:noProof/>
-                <w:webHidden/>
-              </w:rPr>
-              <w:instrText xml:space="preserve"> PAGEREF _Toc215673523 \h </w:instrText>
-            </w:r>
-            <w:r>
-              <w:rPr>
-                <w:noProof/>
-                <w:webHidden/>
-              </w:rPr>
-            </w:r>
-            <w:r>
-              <w:rPr>
-                <w:noProof/>
-                <w:webHidden/>
-              </w:rPr>
-              <w:fldChar w:fldCharType="separate"/>
-            </w:r>
-            <w:r>
-              <w:rPr>
-                <w:noProof/>
-                <w:webHidden/>
-              </w:rPr>
               <w:t>8</w:t>
             </w:r>
             <w:r>
               <w:rPr>
-                <w:noProof/>
                 <w:webHidden/>
               </w:rPr>
               <w:fldChar w:fldCharType="end"/>
@@ -3056,62 +2378,47 @@
             <w:tabs>
               <w:tab w:val="right" w:leader="dot" w:pos="9016"/>
             </w:tabs>
-            <w:rPr>
-              <w:noProof/>
-            </w:rPr>
           </w:pPr>
-          <w:hyperlink w:anchor="_Toc215673524" w:history="1">
-            <w:r>
-              <w:rPr>
-                <w:rStyle w:val="Hyperlink"/>
-                <w:noProof/>
+          <w:hyperlink w:anchor="_Toc215673524">
+            <w:r>
+              <w:rPr>
+                <w:rStyle w:val="IndexLink"/>
+                <w:webHidden/>
               </w:rPr>
               <w:t>3.4.2 Final Selection</w:t>
             </w:r>
             <w:r>
               <w:rPr>
-                <w:noProof/>
-                <w:webHidden/>
+                <w:webHidden/>
+              </w:rPr>
+              <w:fldChar w:fldCharType="begin"/>
+            </w:r>
+            <w:r>
+              <w:rPr>
+                <w:webHidden/>
+              </w:rPr>
+              <w:instrText>PAGEREF _Toc215673524 \h</w:instrText>
+            </w:r>
+            <w:r>
+              <w:rPr>
+                <w:webHidden/>
+              </w:rPr>
+            </w:r>
+            <w:r>
+              <w:rPr>
+                <w:webHidden/>
+              </w:rPr>
+              <w:fldChar w:fldCharType="separate"/>
+            </w:r>
+            <w:r>
+              <w:rPr>
+                <w:rStyle w:val="IndexLink"/>
               </w:rPr>
               <w:tab/>
-            </w:r>
-            <w:r>
-              <w:rPr>
-                <w:noProof/>
-                <w:webHidden/>
-              </w:rPr>
-              <w:fldChar w:fldCharType="begin"/>
-            </w:r>
-            <w:r>
-              <w:rPr>
-                <w:noProof/>
-                <w:webHidden/>
-              </w:rPr>
-              <w:instrText xml:space="preserve"> PAGEREF _Toc215673524 \h </w:instrText>
-            </w:r>
-            <w:r>
-              <w:rPr>
-                <w:noProof/>
-                <w:webHidden/>
-              </w:rPr>
-            </w:r>
-            <w:r>
-              <w:rPr>
-                <w:noProof/>
-                <w:webHidden/>
-              </w:rPr>
-              <w:fldChar w:fldCharType="separate"/>
-            </w:r>
-            <w:r>
-              <w:rPr>
-                <w:noProof/>
-                <w:webHidden/>
-              </w:rPr>
               <w:t>8</w:t>
             </w:r>
             <w:r>
               <w:rPr>
-                <w:noProof/>
                 <w:webHidden/>
               </w:rPr>
               <w:fldChar w:fldCharType="end"/>
@@ -3124,62 +2431,47 @@
             <w:tabs>
               <w:tab w:val="right" w:leader="dot" w:pos="9016"/>
             </w:tabs>
-            <w:rPr>
-              <w:noProof/>
-            </w:rPr>
           </w:pPr>
-          <w:hyperlink w:anchor="_Toc215673525" w:history="1">
-            <w:r>
-              <w:rPr>
-                <w:rStyle w:val="Hyperlink"/>
-                <w:noProof/>
+          <w:hyperlink w:anchor="_Toc215673525">
+            <w:r>
+              <w:rPr>
+                <w:rStyle w:val="IndexLink"/>
+                <w:webHidden/>
               </w:rPr>
               <w:t>3.5 Dependency Management</w:t>
             </w:r>
             <w:r>
               <w:rPr>
-                <w:noProof/>
-                <w:webHidden/>
+                <w:webHidden/>
+              </w:rPr>
+              <w:fldChar w:fldCharType="begin"/>
+            </w:r>
+            <w:r>
+              <w:rPr>
+                <w:webHidden/>
+              </w:rPr>
+              <w:instrText>PAGEREF _Toc215673525 \h</w:instrText>
+            </w:r>
+            <w:r>
+              <w:rPr>
+                <w:webHidden/>
+              </w:rPr>
+            </w:r>
+            <w:r>
+              <w:rPr>
+                <w:webHidden/>
+              </w:rPr>
+              <w:fldChar w:fldCharType="separate"/>
+            </w:r>
+            <w:r>
+              <w:rPr>
+                <w:rStyle w:val="IndexLink"/>
               </w:rPr>
               <w:tab/>
-            </w:r>
-            <w:r>
-              <w:rPr>
-                <w:noProof/>
-                <w:webHidden/>
-              </w:rPr>
-              <w:fldChar w:fldCharType="begin"/>
-            </w:r>
-            <w:r>
-              <w:rPr>
-                <w:noProof/>
-                <w:webHidden/>
-              </w:rPr>
-              <w:instrText xml:space="preserve"> PAGEREF _Toc215673525 \h </w:instrText>
-            </w:r>
-            <w:r>
-              <w:rPr>
-                <w:noProof/>
-                <w:webHidden/>
-              </w:rPr>
-            </w:r>
-            <w:r>
-              <w:rPr>
-                <w:noProof/>
-                <w:webHidden/>
-              </w:rPr>
-              <w:fldChar w:fldCharType="separate"/>
-            </w:r>
-            <w:r>
-              <w:rPr>
-                <w:noProof/>
-                <w:webHidden/>
-              </w:rPr>
               <w:t>8</w:t>
             </w:r>
             <w:r>
               <w:rPr>
-                <w:noProof/>
                 <w:webHidden/>
               </w:rPr>
               <w:fldChar w:fldCharType="end"/>
@@ -3192,62 +2484,47 @@
             <w:tabs>
               <w:tab w:val="right" w:leader="dot" w:pos="9016"/>
             </w:tabs>
-            <w:rPr>
-              <w:noProof/>
-            </w:rPr>
           </w:pPr>
-          <w:hyperlink w:anchor="_Toc215673526" w:history="1">
-            <w:r>
-              <w:rPr>
-                <w:rStyle w:val="Hyperlink"/>
-                <w:noProof/>
+          <w:hyperlink w:anchor="_Toc215673526">
+            <w:r>
+              <w:rPr>
+                <w:rStyle w:val="IndexLink"/>
+                <w:webHidden/>
               </w:rPr>
               <w:t>3.5.1 vcpkg Integration</w:t>
             </w:r>
             <w:r>
               <w:rPr>
-                <w:noProof/>
-                <w:webHidden/>
+                <w:webHidden/>
+              </w:rPr>
+              <w:fldChar w:fldCharType="begin"/>
+            </w:r>
+            <w:r>
+              <w:rPr>
+                <w:webHidden/>
+              </w:rPr>
+              <w:instrText>PAGEREF _Toc215673526 \h</w:instrText>
+            </w:r>
+            <w:r>
+              <w:rPr>
+                <w:webHidden/>
+              </w:rPr>
+            </w:r>
+            <w:r>
+              <w:rPr>
+                <w:webHidden/>
+              </w:rPr>
+              <w:fldChar w:fldCharType="separate"/>
+            </w:r>
+            <w:r>
+              <w:rPr>
+                <w:rStyle w:val="IndexLink"/>
               </w:rPr>
               <w:tab/>
-            </w:r>
-            <w:r>
-              <w:rPr>
-                <w:noProof/>
-                <w:webHidden/>
-              </w:rPr>
-              <w:fldChar w:fldCharType="begin"/>
-            </w:r>
-            <w:r>
-              <w:rPr>
-                <w:noProof/>
-                <w:webHidden/>
-              </w:rPr>
-              <w:instrText xml:space="preserve"> PAGEREF _Toc215673526 \h </w:instrText>
-            </w:r>
-            <w:r>
-              <w:rPr>
-                <w:noProof/>
-                <w:webHidden/>
-              </w:rPr>
-            </w:r>
-            <w:r>
-              <w:rPr>
-                <w:noProof/>
-                <w:webHidden/>
-              </w:rPr>
-              <w:fldChar w:fldCharType="separate"/>
-            </w:r>
-            <w:r>
-              <w:rPr>
-                <w:noProof/>
-                <w:webHidden/>
-              </w:rPr>
               <w:t>8</w:t>
             </w:r>
             <w:r>
               <w:rPr>
-                <w:noProof/>
                 <w:webHidden/>
               </w:rPr>
               <w:fldChar w:fldCharType="end"/>
@@ -3260,62 +2537,47 @@
             <w:tabs>
               <w:tab w:val="right" w:leader="dot" w:pos="9016"/>
             </w:tabs>
-            <w:rPr>
-              <w:noProof/>
-            </w:rPr>
           </w:pPr>
-          <w:hyperlink w:anchor="_Toc215673527" w:history="1">
-            <w:r>
-              <w:rPr>
-                <w:rStyle w:val="Hyperlink"/>
-                <w:noProof/>
+          <w:hyperlink w:anchor="_Toc215673527">
+            <w:r>
+              <w:rPr>
+                <w:rStyle w:val="IndexLink"/>
+                <w:webHidden/>
               </w:rPr>
               <w:t>4. Software Engineering Methodology</w:t>
             </w:r>
             <w:r>
               <w:rPr>
-                <w:noProof/>
-                <w:webHidden/>
+                <w:webHidden/>
+              </w:rPr>
+              <w:fldChar w:fldCharType="begin"/>
+            </w:r>
+            <w:r>
+              <w:rPr>
+                <w:webHidden/>
+              </w:rPr>
+              <w:instrText>PAGEREF _Toc215673527 \h</w:instrText>
+            </w:r>
+            <w:r>
+              <w:rPr>
+                <w:webHidden/>
+              </w:rPr>
+            </w:r>
+            <w:r>
+              <w:rPr>
+                <w:webHidden/>
+              </w:rPr>
+              <w:fldChar w:fldCharType="separate"/>
+            </w:r>
+            <w:r>
+              <w:rPr>
+                <w:rStyle w:val="IndexLink"/>
               </w:rPr>
               <w:tab/>
-            </w:r>
-            <w:r>
-              <w:rPr>
-                <w:noProof/>
-                <w:webHidden/>
-              </w:rPr>
-              <w:fldChar w:fldCharType="begin"/>
-            </w:r>
-            <w:r>
-              <w:rPr>
-                <w:noProof/>
-                <w:webHidden/>
-              </w:rPr>
-              <w:instrText xml:space="preserve"> PAGEREF _Toc215673527 \h </w:instrText>
-            </w:r>
-            <w:r>
-              <w:rPr>
-                <w:noProof/>
-                <w:webHidden/>
-              </w:rPr>
-            </w:r>
-            <w:r>
-              <w:rPr>
-                <w:noProof/>
-                <w:webHidden/>
-              </w:rPr>
-              <w:fldChar w:fldCharType="separate"/>
-            </w:r>
-            <w:r>
-              <w:rPr>
-                <w:noProof/>
-                <w:webHidden/>
-              </w:rPr>
               <w:t>9</w:t>
             </w:r>
             <w:r>
               <w:rPr>
-                <w:noProof/>
                 <w:webHidden/>
               </w:rPr>
               <w:fldChar w:fldCharType="end"/>
@@ -3328,62 +2590,47 @@
             <w:tabs>
               <w:tab w:val="right" w:leader="dot" w:pos="9016"/>
             </w:tabs>
-            <w:rPr>
-              <w:noProof/>
-            </w:rPr>
           </w:pPr>
-          <w:hyperlink w:anchor="_Toc215673528" w:history="1">
-            <w:r>
-              <w:rPr>
-                <w:rStyle w:val="Hyperlink"/>
-                <w:noProof/>
+          <w:hyperlink w:anchor="_Toc215673528">
+            <w:r>
+              <w:rPr>
+                <w:rStyle w:val="IndexLink"/>
+                <w:webHidden/>
               </w:rPr>
               <w:t>4.1 Development Methodology</w:t>
             </w:r>
             <w:r>
               <w:rPr>
-                <w:noProof/>
-                <w:webHidden/>
+                <w:webHidden/>
+              </w:rPr>
+              <w:fldChar w:fldCharType="begin"/>
+            </w:r>
+            <w:r>
+              <w:rPr>
+                <w:webHidden/>
+              </w:rPr>
+              <w:instrText>PAGEREF _Toc215673528 \h</w:instrText>
+            </w:r>
+            <w:r>
+              <w:rPr>
+                <w:webHidden/>
+              </w:rPr>
+            </w:r>
+            <w:r>
+              <w:rPr>
+                <w:webHidden/>
+              </w:rPr>
+              <w:fldChar w:fldCharType="separate"/>
+            </w:r>
+            <w:r>
+              <w:rPr>
+                <w:rStyle w:val="IndexLink"/>
               </w:rPr>
               <w:tab/>
-            </w:r>
-            <w:r>
-              <w:rPr>
-                <w:noProof/>
-                <w:webHidden/>
-              </w:rPr>
-              <w:fldChar w:fldCharType="begin"/>
-            </w:r>
-            <w:r>
-              <w:rPr>
-                <w:noProof/>
-                <w:webHidden/>
-              </w:rPr>
-              <w:instrText xml:space="preserve"> PAGEREF _Toc215673528 \h </w:instrText>
-            </w:r>
-            <w:r>
-              <w:rPr>
-                <w:noProof/>
-                <w:webHidden/>
-              </w:rPr>
-            </w:r>
-            <w:r>
-              <w:rPr>
-                <w:noProof/>
-                <w:webHidden/>
-              </w:rPr>
-              <w:fldChar w:fldCharType="separate"/>
-            </w:r>
-            <w:r>
-              <w:rPr>
-                <w:noProof/>
-                <w:webHidden/>
-              </w:rPr>
               <w:t>9</w:t>
             </w:r>
             <w:r>
               <w:rPr>
-                <w:noProof/>
                 <w:webHidden/>
               </w:rPr>
               <w:fldChar w:fldCharType="end"/>
@@ -3396,62 +2643,47 @@
             <w:tabs>
               <w:tab w:val="right" w:leader="dot" w:pos="9016"/>
             </w:tabs>
-            <w:rPr>
-              <w:noProof/>
-            </w:rPr>
           </w:pPr>
-          <w:hyperlink w:anchor="_Toc215673529" w:history="1">
-            <w:r>
-              <w:rPr>
-                <w:rStyle w:val="Hyperlink"/>
-                <w:noProof/>
+          <w:hyperlink w:anchor="_Toc215673529">
+            <w:r>
+              <w:rPr>
+                <w:rStyle w:val="IndexLink"/>
+                <w:webHidden/>
               </w:rPr>
               <w:t>4.1.1 Chosen Approach</w:t>
             </w:r>
             <w:r>
               <w:rPr>
-                <w:noProof/>
-                <w:webHidden/>
+                <w:webHidden/>
+              </w:rPr>
+              <w:fldChar w:fldCharType="begin"/>
+            </w:r>
+            <w:r>
+              <w:rPr>
+                <w:webHidden/>
+              </w:rPr>
+              <w:instrText>PAGEREF _Toc215673529 \h</w:instrText>
+            </w:r>
+            <w:r>
+              <w:rPr>
+                <w:webHidden/>
+              </w:rPr>
+            </w:r>
+            <w:r>
+              <w:rPr>
+                <w:webHidden/>
+              </w:rPr>
+              <w:fldChar w:fldCharType="separate"/>
+            </w:r>
+            <w:r>
+              <w:rPr>
+                <w:rStyle w:val="IndexLink"/>
               </w:rPr>
               <w:tab/>
-            </w:r>
-            <w:r>
-              <w:rPr>
-                <w:noProof/>
-                <w:webHidden/>
-              </w:rPr>
-              <w:fldChar w:fldCharType="begin"/>
-            </w:r>
-            <w:r>
-              <w:rPr>
-                <w:noProof/>
-                <w:webHidden/>
-              </w:rPr>
-              <w:instrText xml:space="preserve"> PAGEREF _Toc215673529 \h </w:instrText>
-            </w:r>
-            <w:r>
-              <w:rPr>
-                <w:noProof/>
-                <w:webHidden/>
-              </w:rPr>
-            </w:r>
-            <w:r>
-              <w:rPr>
-                <w:noProof/>
-                <w:webHidden/>
-              </w:rPr>
-              <w:fldChar w:fldCharType="separate"/>
-            </w:r>
-            <w:r>
-              <w:rPr>
-                <w:noProof/>
-                <w:webHidden/>
-              </w:rPr>
               <w:t>9</w:t>
             </w:r>
             <w:r>
               <w:rPr>
-                <w:noProof/>
                 <w:webHidden/>
               </w:rPr>
               <w:fldChar w:fldCharType="end"/>
@@ -3464,62 +2696,47 @@
             <w:tabs>
               <w:tab w:val="right" w:leader="dot" w:pos="9016"/>
             </w:tabs>
-            <w:rPr>
-              <w:noProof/>
-            </w:rPr>
           </w:pPr>
-          <w:hyperlink w:anchor="_Toc215673530" w:history="1">
-            <w:r>
-              <w:rPr>
-                <w:rStyle w:val="Hyperlink"/>
-                <w:noProof/>
+          <w:hyperlink w:anchor="_Toc215673530">
+            <w:r>
+              <w:rPr>
+                <w:rStyle w:val="IndexLink"/>
+                <w:webHidden/>
               </w:rPr>
               <w:t>4.2 Requirements Analysis</w:t>
             </w:r>
             <w:r>
               <w:rPr>
-                <w:noProof/>
-                <w:webHidden/>
+                <w:webHidden/>
+              </w:rPr>
+              <w:fldChar w:fldCharType="begin"/>
+            </w:r>
+            <w:r>
+              <w:rPr>
+                <w:webHidden/>
+              </w:rPr>
+              <w:instrText>PAGEREF _Toc215673530 \h</w:instrText>
+            </w:r>
+            <w:r>
+              <w:rPr>
+                <w:webHidden/>
+              </w:rPr>
+            </w:r>
+            <w:r>
+              <w:rPr>
+                <w:webHidden/>
+              </w:rPr>
+              <w:fldChar w:fldCharType="separate"/>
+            </w:r>
+            <w:r>
+              <w:rPr>
+                <w:rStyle w:val="IndexLink"/>
               </w:rPr>
               <w:tab/>
-            </w:r>
-            <w:r>
-              <w:rPr>
-                <w:noProof/>
-                <w:webHidden/>
-              </w:rPr>
-              <w:fldChar w:fldCharType="begin"/>
-            </w:r>
-            <w:r>
-              <w:rPr>
-                <w:noProof/>
-                <w:webHidden/>
-              </w:rPr>
-              <w:instrText xml:space="preserve"> PAGEREF _Toc215673530 \h </w:instrText>
-            </w:r>
-            <w:r>
-              <w:rPr>
-                <w:noProof/>
-                <w:webHidden/>
-              </w:rPr>
-            </w:r>
-            <w:r>
-              <w:rPr>
-                <w:noProof/>
-                <w:webHidden/>
-              </w:rPr>
-              <w:fldChar w:fldCharType="separate"/>
-            </w:r>
-            <w:r>
-              <w:rPr>
-                <w:noProof/>
-                <w:webHidden/>
-              </w:rPr>
               <w:t>9</w:t>
             </w:r>
             <w:r>
               <w:rPr>
-                <w:noProof/>
                 <w:webHidden/>
               </w:rPr>
               <w:fldChar w:fldCharType="end"/>
@@ -3532,62 +2749,47 @@
             <w:tabs>
               <w:tab w:val="right" w:leader="dot" w:pos="9016"/>
             </w:tabs>
-            <w:rPr>
-              <w:noProof/>
-            </w:rPr>
           </w:pPr>
-          <w:hyperlink w:anchor="_Toc215673531" w:history="1">
-            <w:r>
-              <w:rPr>
-                <w:rStyle w:val="Hyperlink"/>
-                <w:noProof/>
+          <w:hyperlink w:anchor="_Toc215673531">
+            <w:r>
+              <w:rPr>
+                <w:rStyle w:val="IndexLink"/>
+                <w:webHidden/>
               </w:rPr>
               <w:t>4.2.1 Functional Requirements</w:t>
             </w:r>
             <w:r>
               <w:rPr>
-                <w:noProof/>
-                <w:webHidden/>
+                <w:webHidden/>
+              </w:rPr>
+              <w:fldChar w:fldCharType="begin"/>
+            </w:r>
+            <w:r>
+              <w:rPr>
+                <w:webHidden/>
+              </w:rPr>
+              <w:instrText>PAGEREF _Toc215673531 \h</w:instrText>
+            </w:r>
+            <w:r>
+              <w:rPr>
+                <w:webHidden/>
+              </w:rPr>
+            </w:r>
+            <w:r>
+              <w:rPr>
+                <w:webHidden/>
+              </w:rPr>
+              <w:fldChar w:fldCharType="separate"/>
+            </w:r>
+            <w:r>
+              <w:rPr>
+                <w:rStyle w:val="IndexLink"/>
               </w:rPr>
               <w:tab/>
-            </w:r>
-            <w:r>
-              <w:rPr>
-                <w:noProof/>
-                <w:webHidden/>
-              </w:rPr>
-              <w:fldChar w:fldCharType="begin"/>
-            </w:r>
-            <w:r>
-              <w:rPr>
-                <w:noProof/>
-                <w:webHidden/>
-              </w:rPr>
-              <w:instrText xml:space="preserve"> PAGEREF _Toc215673531 \h </w:instrText>
-            </w:r>
-            <w:r>
-              <w:rPr>
-                <w:noProof/>
-                <w:webHidden/>
-              </w:rPr>
-            </w:r>
-            <w:r>
-              <w:rPr>
-                <w:noProof/>
-                <w:webHidden/>
-              </w:rPr>
-              <w:fldChar w:fldCharType="separate"/>
-            </w:r>
-            <w:r>
-              <w:rPr>
-                <w:noProof/>
-                <w:webHidden/>
-              </w:rPr>
               <w:t>9</w:t>
             </w:r>
             <w:r>
               <w:rPr>
-                <w:noProof/>
                 <w:webHidden/>
               </w:rPr>
               <w:fldChar w:fldCharType="end"/>
@@ -3600,62 +2802,47 @@
             <w:tabs>
               <w:tab w:val="right" w:leader="dot" w:pos="9016"/>
             </w:tabs>
-            <w:rPr>
-              <w:noProof/>
-            </w:rPr>
           </w:pPr>
-          <w:hyperlink w:anchor="_Toc215673532" w:history="1">
-            <w:r>
-              <w:rPr>
-                <w:rStyle w:val="Hyperlink"/>
-                <w:noProof/>
+          <w:hyperlink w:anchor="_Toc215673532">
+            <w:r>
+              <w:rPr>
+                <w:rStyle w:val="IndexLink"/>
+                <w:webHidden/>
               </w:rPr>
               <w:t>4.2.2 Non-Functional Requirements</w:t>
             </w:r>
             <w:r>
               <w:rPr>
-                <w:noProof/>
-                <w:webHidden/>
+                <w:webHidden/>
+              </w:rPr>
+              <w:fldChar w:fldCharType="begin"/>
+            </w:r>
+            <w:r>
+              <w:rPr>
+                <w:webHidden/>
+              </w:rPr>
+              <w:instrText>PAGEREF _Toc215673532 \h</w:instrText>
+            </w:r>
+            <w:r>
+              <w:rPr>
+                <w:webHidden/>
+              </w:rPr>
+            </w:r>
+            <w:r>
+              <w:rPr>
+                <w:webHidden/>
+              </w:rPr>
+              <w:fldChar w:fldCharType="separate"/>
+            </w:r>
+            <w:r>
+              <w:rPr>
+                <w:rStyle w:val="IndexLink"/>
               </w:rPr>
               <w:tab/>
-            </w:r>
-            <w:r>
-              <w:rPr>
-                <w:noProof/>
-                <w:webHidden/>
-              </w:rPr>
-              <w:fldChar w:fldCharType="begin"/>
-            </w:r>
-            <w:r>
-              <w:rPr>
-                <w:noProof/>
-                <w:webHidden/>
-              </w:rPr>
-              <w:instrText xml:space="preserve"> PAGEREF _Toc215673532 \h </w:instrText>
-            </w:r>
-            <w:r>
-              <w:rPr>
-                <w:noProof/>
-                <w:webHidden/>
-              </w:rPr>
-            </w:r>
-            <w:r>
-              <w:rPr>
-                <w:noProof/>
-                <w:webHidden/>
-              </w:rPr>
-              <w:fldChar w:fldCharType="separate"/>
-            </w:r>
-            <w:r>
-              <w:rPr>
-                <w:noProof/>
-                <w:webHidden/>
-              </w:rPr>
               <w:t>9</w:t>
             </w:r>
             <w:r>
               <w:rPr>
-                <w:noProof/>
                 <w:webHidden/>
               </w:rPr>
               <w:fldChar w:fldCharType="end"/>
@@ -3668,62 +2855,47 @@
             <w:tabs>
               <w:tab w:val="right" w:leader="dot" w:pos="9016"/>
             </w:tabs>
-            <w:rPr>
-              <w:noProof/>
-            </w:rPr>
           </w:pPr>
-          <w:hyperlink w:anchor="_Toc215673533" w:history="1">
-            <w:r>
-              <w:rPr>
-                <w:rStyle w:val="Hyperlink"/>
-                <w:noProof/>
+          <w:hyperlink w:anchor="_Toc215673533">
+            <w:r>
+              <w:rPr>
+                <w:rStyle w:val="IndexLink"/>
+                <w:webHidden/>
               </w:rPr>
               <w:t>4.3 System Design</w:t>
             </w:r>
             <w:r>
               <w:rPr>
-                <w:noProof/>
-                <w:webHidden/>
+                <w:webHidden/>
+              </w:rPr>
+              <w:fldChar w:fldCharType="begin"/>
+            </w:r>
+            <w:r>
+              <w:rPr>
+                <w:webHidden/>
+              </w:rPr>
+              <w:instrText>PAGEREF _Toc215673533 \h</w:instrText>
+            </w:r>
+            <w:r>
+              <w:rPr>
+                <w:webHidden/>
+              </w:rPr>
+            </w:r>
+            <w:r>
+              <w:rPr>
+                <w:webHidden/>
+              </w:rPr>
+              <w:fldChar w:fldCharType="separate"/>
+            </w:r>
+            <w:r>
+              <w:rPr>
+                <w:rStyle w:val="IndexLink"/>
               </w:rPr>
               <w:tab/>
-            </w:r>
-            <w:r>
-              <w:rPr>
-                <w:noProof/>
-                <w:webHidden/>
-              </w:rPr>
-              <w:fldChar w:fldCharType="begin"/>
-            </w:r>
-            <w:r>
-              <w:rPr>
-                <w:noProof/>
-                <w:webHidden/>
-              </w:rPr>
-              <w:instrText xml:space="preserve"> PAGEREF _Toc215673533 \h </w:instrText>
-            </w:r>
-            <w:r>
-              <w:rPr>
-                <w:noProof/>
-                <w:webHidden/>
-              </w:rPr>
-            </w:r>
-            <w:r>
-              <w:rPr>
-                <w:noProof/>
-                <w:webHidden/>
-              </w:rPr>
-              <w:fldChar w:fldCharType="separate"/>
-            </w:r>
-            <w:r>
-              <w:rPr>
-                <w:noProof/>
-                <w:webHidden/>
-              </w:rPr>
               <w:t>9</w:t>
             </w:r>
             <w:r>
               <w:rPr>
-                <w:noProof/>
                 <w:webHidden/>
               </w:rPr>
               <w:fldChar w:fldCharType="end"/>
@@ -3736,62 +2908,47 @@
             <w:tabs>
               <w:tab w:val="right" w:leader="dot" w:pos="9016"/>
             </w:tabs>
-            <w:rPr>
-              <w:noProof/>
-            </w:rPr>
           </w:pPr>
-          <w:hyperlink w:anchor="_Toc215673534" w:history="1">
-            <w:r>
-              <w:rPr>
-                <w:rStyle w:val="Hyperlink"/>
-                <w:noProof/>
+          <w:hyperlink w:anchor="_Toc215673534">
+            <w:r>
+              <w:rPr>
+                <w:rStyle w:val="IndexLink"/>
+                <w:webHidden/>
               </w:rPr>
               <w:t>4.3.1 High-Level Architecture Diagram</w:t>
             </w:r>
             <w:r>
               <w:rPr>
-                <w:noProof/>
-                <w:webHidden/>
+                <w:webHidden/>
+              </w:rPr>
+              <w:fldChar w:fldCharType="begin"/>
+            </w:r>
+            <w:r>
+              <w:rPr>
+                <w:webHidden/>
+              </w:rPr>
+              <w:instrText>PAGEREF _Toc215673534 \h</w:instrText>
+            </w:r>
+            <w:r>
+              <w:rPr>
+                <w:webHidden/>
+              </w:rPr>
+            </w:r>
+            <w:r>
+              <w:rPr>
+                <w:webHidden/>
+              </w:rPr>
+              <w:fldChar w:fldCharType="separate"/>
+            </w:r>
+            <w:r>
+              <w:rPr>
+                <w:rStyle w:val="IndexLink"/>
               </w:rPr>
               <w:tab/>
-            </w:r>
-            <w:r>
-              <w:rPr>
-                <w:noProof/>
-                <w:webHidden/>
-              </w:rPr>
-              <w:fldChar w:fldCharType="begin"/>
-            </w:r>
-            <w:r>
-              <w:rPr>
-                <w:noProof/>
-                <w:webHidden/>
-              </w:rPr>
-              <w:instrText xml:space="preserve"> PAGEREF _Toc215673534 \h </w:instrText>
-            </w:r>
-            <w:r>
-              <w:rPr>
-                <w:noProof/>
-                <w:webHidden/>
-              </w:rPr>
-            </w:r>
-            <w:r>
-              <w:rPr>
-                <w:noProof/>
-                <w:webHidden/>
-              </w:rPr>
-              <w:fldChar w:fldCharType="separate"/>
-            </w:r>
-            <w:r>
-              <w:rPr>
-                <w:noProof/>
-                <w:webHidden/>
-              </w:rPr>
               <w:t>9</w:t>
             </w:r>
             <w:r>
               <w:rPr>
-                <w:noProof/>
                 <w:webHidden/>
               </w:rPr>
               <w:fldChar w:fldCharType="end"/>
@@ -3804,62 +2961,47 @@
             <w:tabs>
               <w:tab w:val="right" w:leader="dot" w:pos="9016"/>
             </w:tabs>
-            <w:rPr>
-              <w:noProof/>
-            </w:rPr>
           </w:pPr>
-          <w:hyperlink w:anchor="_Toc215673535" w:history="1">
-            <w:r>
-              <w:rPr>
-                <w:rStyle w:val="Hyperlink"/>
-                <w:noProof/>
+          <w:hyperlink w:anchor="_Toc215673535">
+            <w:r>
+              <w:rPr>
+                <w:rStyle w:val="IndexLink"/>
+                <w:webHidden/>
               </w:rPr>
               <w:t>4.3.2 UML Diagrams</w:t>
             </w:r>
             <w:r>
               <w:rPr>
-                <w:noProof/>
-                <w:webHidden/>
+                <w:webHidden/>
+              </w:rPr>
+              <w:fldChar w:fldCharType="begin"/>
+            </w:r>
+            <w:r>
+              <w:rPr>
+                <w:webHidden/>
+              </w:rPr>
+              <w:instrText>PAGEREF _Toc215673535 \h</w:instrText>
+            </w:r>
+            <w:r>
+              <w:rPr>
+                <w:webHidden/>
+              </w:rPr>
+            </w:r>
+            <w:r>
+              <w:rPr>
+                <w:webHidden/>
+              </w:rPr>
+              <w:fldChar w:fldCharType="separate"/>
+            </w:r>
+            <w:r>
+              <w:rPr>
+                <w:rStyle w:val="IndexLink"/>
               </w:rPr>
               <w:tab/>
-            </w:r>
-            <w:r>
-              <w:rPr>
-                <w:noProof/>
-                <w:webHidden/>
-              </w:rPr>
-              <w:fldChar w:fldCharType="begin"/>
-            </w:r>
-            <w:r>
-              <w:rPr>
-                <w:noProof/>
-                <w:webHidden/>
-              </w:rPr>
-              <w:instrText xml:space="preserve"> PAGEREF _Toc215673535 \h </w:instrText>
-            </w:r>
-            <w:r>
-              <w:rPr>
-                <w:noProof/>
-                <w:webHidden/>
-              </w:rPr>
-            </w:r>
-            <w:r>
-              <w:rPr>
-                <w:noProof/>
-                <w:webHidden/>
-              </w:rPr>
-              <w:fldChar w:fldCharType="separate"/>
-            </w:r>
-            <w:r>
-              <w:rPr>
-                <w:noProof/>
-                <w:webHidden/>
-              </w:rPr>
               <w:t>9</w:t>
             </w:r>
             <w:r>
               <w:rPr>
-                <w:noProof/>
                 <w:webHidden/>
               </w:rPr>
               <w:fldChar w:fldCharType="end"/>
@@ -3872,62 +3014,47 @@
             <w:tabs>
               <w:tab w:val="right" w:leader="dot" w:pos="9016"/>
             </w:tabs>
-            <w:rPr>
-              <w:noProof/>
-            </w:rPr>
           </w:pPr>
-          <w:hyperlink w:anchor="_Toc215673536" w:history="1">
-            <w:r>
-              <w:rPr>
-                <w:rStyle w:val="Hyperlink"/>
-                <w:noProof/>
+          <w:hyperlink w:anchor="_Toc215673536">
+            <w:r>
+              <w:rPr>
+                <w:rStyle w:val="IndexLink"/>
+                <w:webHidden/>
               </w:rPr>
               <w:t>4.4 Version Control Strategy</w:t>
             </w:r>
             <w:r>
               <w:rPr>
-                <w:noProof/>
-                <w:webHidden/>
+                <w:webHidden/>
+              </w:rPr>
+              <w:fldChar w:fldCharType="begin"/>
+            </w:r>
+            <w:r>
+              <w:rPr>
+                <w:webHidden/>
+              </w:rPr>
+              <w:instrText>PAGEREF _Toc215673536 \h</w:instrText>
+            </w:r>
+            <w:r>
+              <w:rPr>
+                <w:webHidden/>
+              </w:rPr>
+            </w:r>
+            <w:r>
+              <w:rPr>
+                <w:webHidden/>
+              </w:rPr>
+              <w:fldChar w:fldCharType="separate"/>
+            </w:r>
+            <w:r>
+              <w:rPr>
+                <w:rStyle w:val="IndexLink"/>
               </w:rPr>
               <w:tab/>
-            </w:r>
-            <w:r>
-              <w:rPr>
-                <w:noProof/>
-                <w:webHidden/>
-              </w:rPr>
-              <w:fldChar w:fldCharType="begin"/>
-            </w:r>
-            <w:r>
-              <w:rPr>
-                <w:noProof/>
-                <w:webHidden/>
-              </w:rPr>
-              <w:instrText xml:space="preserve"> PAGEREF _Toc215673536 \h </w:instrText>
-            </w:r>
-            <w:r>
-              <w:rPr>
-                <w:noProof/>
-                <w:webHidden/>
-              </w:rPr>
-            </w:r>
-            <w:r>
-              <w:rPr>
-                <w:noProof/>
-                <w:webHidden/>
-              </w:rPr>
-              <w:fldChar w:fldCharType="separate"/>
-            </w:r>
-            <w:r>
-              <w:rPr>
-                <w:noProof/>
-                <w:webHidden/>
-              </w:rPr>
               <w:t>9</w:t>
             </w:r>
             <w:r>
               <w:rPr>
-                <w:noProof/>
                 <w:webHidden/>
               </w:rPr>
               <w:fldChar w:fldCharType="end"/>
@@ -3940,62 +3067,47 @@
             <w:tabs>
               <w:tab w:val="right" w:leader="dot" w:pos="9016"/>
             </w:tabs>
-            <w:rPr>
-              <w:noProof/>
-            </w:rPr>
           </w:pPr>
-          <w:hyperlink w:anchor="_Toc215673537" w:history="1">
-            <w:r>
-              <w:rPr>
-                <w:rStyle w:val="Hyperlink"/>
-                <w:noProof/>
+          <w:hyperlink w:anchor="_Toc215673537">
+            <w:r>
+              <w:rPr>
+                <w:rStyle w:val="IndexLink"/>
+                <w:webHidden/>
               </w:rPr>
               <w:t>4.4.1 Repository Structure</w:t>
             </w:r>
             <w:r>
               <w:rPr>
-                <w:noProof/>
-                <w:webHidden/>
+                <w:webHidden/>
+              </w:rPr>
+              <w:fldChar w:fldCharType="begin"/>
+            </w:r>
+            <w:r>
+              <w:rPr>
+                <w:webHidden/>
+              </w:rPr>
+              <w:instrText>PAGEREF _Toc215673537 \h</w:instrText>
+            </w:r>
+            <w:r>
+              <w:rPr>
+                <w:webHidden/>
+              </w:rPr>
+            </w:r>
+            <w:r>
+              <w:rPr>
+                <w:webHidden/>
+              </w:rPr>
+              <w:fldChar w:fldCharType="separate"/>
+            </w:r>
+            <w:r>
+              <w:rPr>
+                <w:rStyle w:val="IndexLink"/>
               </w:rPr>
               <w:tab/>
-            </w:r>
-            <w:r>
-              <w:rPr>
-                <w:noProof/>
-                <w:webHidden/>
-              </w:rPr>
-              <w:fldChar w:fldCharType="begin"/>
-            </w:r>
-            <w:r>
-              <w:rPr>
-                <w:noProof/>
-                <w:webHidden/>
-              </w:rPr>
-              <w:instrText xml:space="preserve"> PAGEREF _Toc215673537 \h </w:instrText>
-            </w:r>
-            <w:r>
-              <w:rPr>
-                <w:noProof/>
-                <w:webHidden/>
-              </w:rPr>
-            </w:r>
-            <w:r>
-              <w:rPr>
-                <w:noProof/>
-                <w:webHidden/>
-              </w:rPr>
-              <w:fldChar w:fldCharType="separate"/>
-            </w:r>
-            <w:r>
-              <w:rPr>
-                <w:noProof/>
-                <w:webHidden/>
-              </w:rPr>
               <w:t>9</w:t>
             </w:r>
             <w:r>
               <w:rPr>
-                <w:noProof/>
                 <w:webHidden/>
               </w:rPr>
               <w:fldChar w:fldCharType="end"/>
@@ -4008,62 +3120,47 @@
             <w:tabs>
               <w:tab w:val="right" w:leader="dot" w:pos="9016"/>
             </w:tabs>
-            <w:rPr>
-              <w:noProof/>
-            </w:rPr>
           </w:pPr>
-          <w:hyperlink w:anchor="_Toc215673538" w:history="1">
-            <w:r>
-              <w:rPr>
-                <w:rStyle w:val="Hyperlink"/>
-                <w:noProof/>
+          <w:hyperlink w:anchor="_Toc215673538">
+            <w:r>
+              <w:rPr>
+                <w:rStyle w:val="IndexLink"/>
+                <w:webHidden/>
               </w:rPr>
               <w:t>4.4.2 Branching Strategy</w:t>
             </w:r>
             <w:r>
               <w:rPr>
-                <w:noProof/>
-                <w:webHidden/>
+                <w:webHidden/>
+              </w:rPr>
+              <w:fldChar w:fldCharType="begin"/>
+            </w:r>
+            <w:r>
+              <w:rPr>
+                <w:webHidden/>
+              </w:rPr>
+              <w:instrText>PAGEREF _Toc215673538 \h</w:instrText>
+            </w:r>
+            <w:r>
+              <w:rPr>
+                <w:webHidden/>
+              </w:rPr>
+            </w:r>
+            <w:r>
+              <w:rPr>
+                <w:webHidden/>
+              </w:rPr>
+              <w:fldChar w:fldCharType="separate"/>
+            </w:r>
+            <w:r>
+              <w:rPr>
+                <w:rStyle w:val="IndexLink"/>
               </w:rPr>
               <w:tab/>
-            </w:r>
-            <w:r>
-              <w:rPr>
-                <w:noProof/>
-                <w:webHidden/>
-              </w:rPr>
-              <w:fldChar w:fldCharType="begin"/>
-            </w:r>
-            <w:r>
-              <w:rPr>
-                <w:noProof/>
-                <w:webHidden/>
-              </w:rPr>
-              <w:instrText xml:space="preserve"> PAGEREF _Toc215673538 \h </w:instrText>
-            </w:r>
-            <w:r>
-              <w:rPr>
-                <w:noProof/>
-                <w:webHidden/>
-              </w:rPr>
-            </w:r>
-            <w:r>
-              <w:rPr>
-                <w:noProof/>
-                <w:webHidden/>
-              </w:rPr>
-              <w:fldChar w:fldCharType="separate"/>
-            </w:r>
-            <w:r>
-              <w:rPr>
-                <w:noProof/>
-                <w:webHidden/>
-              </w:rPr>
               <w:t>9</w:t>
             </w:r>
             <w:r>
               <w:rPr>
-                <w:noProof/>
                 <w:webHidden/>
               </w:rPr>
               <w:fldChar w:fldCharType="end"/>
@@ -4076,62 +3173,47 @@
             <w:tabs>
               <w:tab w:val="right" w:leader="dot" w:pos="9016"/>
             </w:tabs>
-            <w:rPr>
-              <w:noProof/>
-            </w:rPr>
           </w:pPr>
-          <w:hyperlink w:anchor="_Toc215673539" w:history="1">
-            <w:r>
-              <w:rPr>
-                <w:rStyle w:val="Hyperlink"/>
-                <w:noProof/>
+          <w:hyperlink w:anchor="_Toc215673539">
+            <w:r>
+              <w:rPr>
+                <w:rStyle w:val="IndexLink"/>
+                <w:webHidden/>
               </w:rPr>
               <w:t>4.5 Testing Strategy</w:t>
             </w:r>
             <w:r>
               <w:rPr>
-                <w:noProof/>
-                <w:webHidden/>
+                <w:webHidden/>
+              </w:rPr>
+              <w:fldChar w:fldCharType="begin"/>
+            </w:r>
+            <w:r>
+              <w:rPr>
+                <w:webHidden/>
+              </w:rPr>
+              <w:instrText>PAGEREF _Toc215673539 \h</w:instrText>
+            </w:r>
+            <w:r>
+              <w:rPr>
+                <w:webHidden/>
+              </w:rPr>
+            </w:r>
+            <w:r>
+              <w:rPr>
+                <w:webHidden/>
+              </w:rPr>
+              <w:fldChar w:fldCharType="separate"/>
+            </w:r>
+            <w:r>
+              <w:rPr>
+                <w:rStyle w:val="IndexLink"/>
               </w:rPr>
               <w:tab/>
-            </w:r>
-            <w:r>
-              <w:rPr>
-                <w:noProof/>
-                <w:webHidden/>
-              </w:rPr>
-              <w:fldChar w:fldCharType="begin"/>
-            </w:r>
-            <w:r>
-              <w:rPr>
-                <w:noProof/>
-                <w:webHidden/>
-              </w:rPr>
-              <w:instrText xml:space="preserve"> PAGEREF _Toc215673539 \h </w:instrText>
-            </w:r>
-            <w:r>
-              <w:rPr>
-                <w:noProof/>
-                <w:webHidden/>
-              </w:rPr>
-            </w:r>
-            <w:r>
-              <w:rPr>
-                <w:noProof/>
-                <w:webHidden/>
-              </w:rPr>
-              <w:fldChar w:fldCharType="separate"/>
-            </w:r>
-            <w:r>
-              <w:rPr>
-                <w:noProof/>
-                <w:webHidden/>
-              </w:rPr>
               <w:t>9</w:t>
             </w:r>
             <w:r>
               <w:rPr>
-                <w:noProof/>
                 <w:webHidden/>
               </w:rPr>
               <w:fldChar w:fldCharType="end"/>
@@ -4144,62 +3226,47 @@
             <w:tabs>
               <w:tab w:val="right" w:leader="dot" w:pos="9016"/>
             </w:tabs>
-            <w:rPr>
-              <w:noProof/>
-            </w:rPr>
           </w:pPr>
-          <w:hyperlink w:anchor="_Toc215673540" w:history="1">
-            <w:r>
-              <w:rPr>
-                <w:rStyle w:val="Hyperlink"/>
-                <w:noProof/>
+          <w:hyperlink w:anchor="_Toc215673540">
+            <w:r>
+              <w:rPr>
+                <w:rStyle w:val="IndexLink"/>
+                <w:webHidden/>
               </w:rPr>
               <w:t>4.5.1 Unit Testing Approach</w:t>
             </w:r>
             <w:r>
               <w:rPr>
-                <w:noProof/>
-                <w:webHidden/>
+                <w:webHidden/>
+              </w:rPr>
+              <w:fldChar w:fldCharType="begin"/>
+            </w:r>
+            <w:r>
+              <w:rPr>
+                <w:webHidden/>
+              </w:rPr>
+              <w:instrText>PAGEREF _Toc215673540 \h</w:instrText>
+            </w:r>
+            <w:r>
+              <w:rPr>
+                <w:webHidden/>
+              </w:rPr>
+            </w:r>
+            <w:r>
+              <w:rPr>
+                <w:webHidden/>
+              </w:rPr>
+              <w:fldChar w:fldCharType="separate"/>
+            </w:r>
+            <w:r>
+              <w:rPr>
+                <w:rStyle w:val="IndexLink"/>
               </w:rPr>
               <w:tab/>
-            </w:r>
-            <w:r>
-              <w:rPr>
-                <w:noProof/>
-                <w:webHidden/>
-              </w:rPr>
-              <w:fldChar w:fldCharType="begin"/>
-            </w:r>
-            <w:r>
-              <w:rPr>
-                <w:noProof/>
-                <w:webHidden/>
-              </w:rPr>
-              <w:instrText xml:space="preserve"> PAGEREF _Toc215673540 \h </w:instrText>
-            </w:r>
-            <w:r>
-              <w:rPr>
-                <w:noProof/>
-                <w:webHidden/>
-              </w:rPr>
-            </w:r>
-            <w:r>
-              <w:rPr>
-                <w:noProof/>
-                <w:webHidden/>
-              </w:rPr>
-              <w:fldChar w:fldCharType="separate"/>
-            </w:r>
-            <w:r>
-              <w:rPr>
-                <w:noProof/>
-                <w:webHidden/>
-              </w:rPr>
               <w:t>9</w:t>
             </w:r>
             <w:r>
               <w:rPr>
-                <w:noProof/>
                 <w:webHidden/>
               </w:rPr>
               <w:fldChar w:fldCharType="end"/>
@@ -4212,62 +3279,47 @@
             <w:tabs>
               <w:tab w:val="right" w:leader="dot" w:pos="9016"/>
             </w:tabs>
-            <w:rPr>
-              <w:noProof/>
-            </w:rPr>
           </w:pPr>
-          <w:hyperlink w:anchor="_Toc215673541" w:history="1">
-            <w:r>
-              <w:rPr>
-                <w:rStyle w:val="Hyperlink"/>
-                <w:noProof/>
+          <w:hyperlink w:anchor="_Toc215673541">
+            <w:r>
+              <w:rPr>
+                <w:rStyle w:val="IndexLink"/>
+                <w:webHidden/>
               </w:rPr>
               <w:t>4.5.2 Integration Testing Approach</w:t>
             </w:r>
             <w:r>
               <w:rPr>
-                <w:noProof/>
-                <w:webHidden/>
+                <w:webHidden/>
+              </w:rPr>
+              <w:fldChar w:fldCharType="begin"/>
+            </w:r>
+            <w:r>
+              <w:rPr>
+                <w:webHidden/>
+              </w:rPr>
+              <w:instrText>PAGEREF _Toc215673541 \h</w:instrText>
+            </w:r>
+            <w:r>
+              <w:rPr>
+                <w:webHidden/>
+              </w:rPr>
+            </w:r>
+            <w:r>
+              <w:rPr>
+                <w:webHidden/>
+              </w:rPr>
+              <w:fldChar w:fldCharType="separate"/>
+            </w:r>
+            <w:r>
+              <w:rPr>
+                <w:rStyle w:val="IndexLink"/>
               </w:rPr>
               <w:tab/>
-            </w:r>
-            <w:r>
-              <w:rPr>
-                <w:noProof/>
-                <w:webHidden/>
-              </w:rPr>
-              <w:fldChar w:fldCharType="begin"/>
-            </w:r>
-            <w:r>
-              <w:rPr>
-                <w:noProof/>
-                <w:webHidden/>
-              </w:rPr>
-              <w:instrText xml:space="preserve"> PAGEREF _Toc215673541 \h </w:instrText>
-            </w:r>
-            <w:r>
-              <w:rPr>
-                <w:noProof/>
-                <w:webHidden/>
-              </w:rPr>
-            </w:r>
-            <w:r>
-              <w:rPr>
-                <w:noProof/>
-                <w:webHidden/>
-              </w:rPr>
-              <w:fldChar w:fldCharType="separate"/>
-            </w:r>
-            <w:r>
-              <w:rPr>
-                <w:noProof/>
-                <w:webHidden/>
-              </w:rPr>
               <w:t>9</w:t>
             </w:r>
             <w:r>
               <w:rPr>
-                <w:noProof/>
                 <w:webHidden/>
               </w:rPr>
               <w:fldChar w:fldCharType="end"/>
@@ -4280,62 +3332,47 @@
             <w:tabs>
               <w:tab w:val="right" w:leader="dot" w:pos="9016"/>
             </w:tabs>
-            <w:rPr>
-              <w:noProof/>
-            </w:rPr>
           </w:pPr>
-          <w:hyperlink w:anchor="_Toc215673542" w:history="1">
-            <w:r>
-              <w:rPr>
-                <w:rStyle w:val="Hyperlink"/>
-                <w:noProof/>
+          <w:hyperlink w:anchor="_Toc215673542">
+            <w:r>
+              <w:rPr>
+                <w:rStyle w:val="IndexLink"/>
+                <w:webHidden/>
               </w:rPr>
               <w:t>5. Summary of Completed Work</w:t>
             </w:r>
             <w:r>
               <w:rPr>
-                <w:noProof/>
-                <w:webHidden/>
+                <w:webHidden/>
+              </w:rPr>
+              <w:fldChar w:fldCharType="begin"/>
+            </w:r>
+            <w:r>
+              <w:rPr>
+                <w:webHidden/>
+              </w:rPr>
+              <w:instrText>PAGEREF _Toc215673542 \h</w:instrText>
+            </w:r>
+            <w:r>
+              <w:rPr>
+                <w:webHidden/>
+              </w:rPr>
+            </w:r>
+            <w:r>
+              <w:rPr>
+                <w:webHidden/>
+              </w:rPr>
+              <w:fldChar w:fldCharType="separate"/>
+            </w:r>
+            <w:r>
+              <w:rPr>
+                <w:rStyle w:val="IndexLink"/>
               </w:rPr>
               <w:tab/>
-            </w:r>
-            <w:r>
-              <w:rPr>
-                <w:noProof/>
-                <w:webHidden/>
-              </w:rPr>
-              <w:fldChar w:fldCharType="begin"/>
-            </w:r>
-            <w:r>
-              <w:rPr>
-                <w:noProof/>
-                <w:webHidden/>
-              </w:rPr>
-              <w:instrText xml:space="preserve"> PAGEREF _Toc215673542 \h </w:instrText>
-            </w:r>
-            <w:r>
-              <w:rPr>
-                <w:noProof/>
-                <w:webHidden/>
-              </w:rPr>
-            </w:r>
-            <w:r>
-              <w:rPr>
-                <w:noProof/>
-                <w:webHidden/>
-              </w:rPr>
-              <w:fldChar w:fldCharType="separate"/>
-            </w:r>
-            <w:r>
-              <w:rPr>
-                <w:noProof/>
-                <w:webHidden/>
-              </w:rPr>
               <w:t>9</w:t>
             </w:r>
             <w:r>
               <w:rPr>
-                <w:noProof/>
                 <w:webHidden/>
               </w:rPr>
               <w:fldChar w:fldCharType="end"/>
@@ -4348,62 +3385,47 @@
             <w:tabs>
               <w:tab w:val="right" w:leader="dot" w:pos="9016"/>
             </w:tabs>
-            <w:rPr>
-              <w:noProof/>
-            </w:rPr>
           </w:pPr>
-          <w:hyperlink w:anchor="_Toc215673543" w:history="1">
-            <w:r>
-              <w:rPr>
-                <w:rStyle w:val="Hyperlink"/>
-                <w:noProof/>
+          <w:hyperlink w:anchor="_Toc215673543">
+            <w:r>
+              <w:rPr>
+                <w:rStyle w:val="IndexLink"/>
+                <w:webHidden/>
               </w:rPr>
               <w:t>5.1 Development Environment Setup</w:t>
             </w:r>
             <w:r>
               <w:rPr>
-                <w:noProof/>
-                <w:webHidden/>
+                <w:webHidden/>
+              </w:rPr>
+              <w:fldChar w:fldCharType="begin"/>
+            </w:r>
+            <w:r>
+              <w:rPr>
+                <w:webHidden/>
+              </w:rPr>
+              <w:instrText>PAGEREF _Toc215673543 \h</w:instrText>
+            </w:r>
+            <w:r>
+              <w:rPr>
+                <w:webHidden/>
+              </w:rPr>
+            </w:r>
+            <w:r>
+              <w:rPr>
+                <w:webHidden/>
+              </w:rPr>
+              <w:fldChar w:fldCharType="separate"/>
+            </w:r>
+            <w:r>
+              <w:rPr>
+                <w:rStyle w:val="IndexLink"/>
               </w:rPr>
               <w:tab/>
-            </w:r>
-            <w:r>
-              <w:rPr>
-                <w:noProof/>
-                <w:webHidden/>
-              </w:rPr>
-              <w:fldChar w:fldCharType="begin"/>
-            </w:r>
-            <w:r>
-              <w:rPr>
-                <w:noProof/>
-                <w:webHidden/>
-              </w:rPr>
-              <w:instrText xml:space="preserve"> PAGEREF _Toc215673543 \h </w:instrText>
-            </w:r>
-            <w:r>
-              <w:rPr>
-                <w:noProof/>
-                <w:webHidden/>
-              </w:rPr>
-            </w:r>
-            <w:r>
-              <w:rPr>
-                <w:noProof/>
-                <w:webHidden/>
-              </w:rPr>
-              <w:fldChar w:fldCharType="separate"/>
-            </w:r>
-            <w:r>
-              <w:rPr>
-                <w:noProof/>
-                <w:webHidden/>
-              </w:rPr>
               <w:t>9</w:t>
             </w:r>
             <w:r>
               <w:rPr>
-                <w:noProof/>
                 <w:webHidden/>
               </w:rPr>
               <w:fldChar w:fldCharType="end"/>
@@ -4416,62 +3438,47 @@
             <w:tabs>
               <w:tab w:val="right" w:leader="dot" w:pos="9016"/>
             </w:tabs>
-            <w:rPr>
-              <w:noProof/>
-            </w:rPr>
           </w:pPr>
-          <w:hyperlink w:anchor="_Toc215673544" w:history="1">
-            <w:r>
-              <w:rPr>
-                <w:rStyle w:val="Hyperlink"/>
-                <w:noProof/>
+          <w:hyperlink w:anchor="_Toc215673544">
+            <w:r>
+              <w:rPr>
+                <w:rStyle w:val="IndexLink"/>
+                <w:webHidden/>
               </w:rPr>
               <w:t>5.2 Core Systems Implemented</w:t>
             </w:r>
             <w:r>
               <w:rPr>
-                <w:noProof/>
-                <w:webHidden/>
+                <w:webHidden/>
+              </w:rPr>
+              <w:fldChar w:fldCharType="begin"/>
+            </w:r>
+            <w:r>
+              <w:rPr>
+                <w:webHidden/>
+              </w:rPr>
+              <w:instrText>PAGEREF _Toc215673544 \h</w:instrText>
+            </w:r>
+            <w:r>
+              <w:rPr>
+                <w:webHidden/>
+              </w:rPr>
+            </w:r>
+            <w:r>
+              <w:rPr>
+                <w:webHidden/>
+              </w:rPr>
+              <w:fldChar w:fldCharType="separate"/>
+            </w:r>
+            <w:r>
+              <w:rPr>
+                <w:rStyle w:val="IndexLink"/>
               </w:rPr>
               <w:tab/>
-            </w:r>
-            <w:r>
-              <w:rPr>
-                <w:noProof/>
-                <w:webHidden/>
-              </w:rPr>
-              <w:fldChar w:fldCharType="begin"/>
-            </w:r>
-            <w:r>
-              <w:rPr>
-                <w:noProof/>
-                <w:webHidden/>
-              </w:rPr>
-              <w:instrText xml:space="preserve"> PAGEREF _Toc215673544 \h </w:instrText>
-            </w:r>
-            <w:r>
-              <w:rPr>
-                <w:noProof/>
-                <w:webHidden/>
-              </w:rPr>
-            </w:r>
-            <w:r>
-              <w:rPr>
-                <w:noProof/>
-                <w:webHidden/>
-              </w:rPr>
-              <w:fldChar w:fldCharType="separate"/>
-            </w:r>
-            <w:r>
-              <w:rPr>
-                <w:noProof/>
-                <w:webHidden/>
-              </w:rPr>
               <w:t>10</w:t>
             </w:r>
             <w:r>
               <w:rPr>
-                <w:noProof/>
                 <w:webHidden/>
               </w:rPr>
               <w:fldChar w:fldCharType="end"/>
@@ -4484,62 +3491,47 @@
             <w:tabs>
               <w:tab w:val="right" w:leader="dot" w:pos="9016"/>
             </w:tabs>
-            <w:rPr>
-              <w:noProof/>
-            </w:rPr>
           </w:pPr>
-          <w:hyperlink w:anchor="_Toc215673545" w:history="1">
-            <w:r>
-              <w:rPr>
-                <w:rStyle w:val="Hyperlink"/>
-                <w:noProof/>
+          <w:hyperlink w:anchor="_Toc215673545">
+            <w:r>
+              <w:rPr>
+                <w:rStyle w:val="IndexLink"/>
+                <w:webHidden/>
               </w:rPr>
               <w:t>5.3 Current Project State</w:t>
             </w:r>
             <w:r>
               <w:rPr>
-                <w:noProof/>
-                <w:webHidden/>
+                <w:webHidden/>
+              </w:rPr>
+              <w:fldChar w:fldCharType="begin"/>
+            </w:r>
+            <w:r>
+              <w:rPr>
+                <w:webHidden/>
+              </w:rPr>
+              <w:instrText>PAGEREF _Toc215673545 \h</w:instrText>
+            </w:r>
+            <w:r>
+              <w:rPr>
+                <w:webHidden/>
+              </w:rPr>
+            </w:r>
+            <w:r>
+              <w:rPr>
+                <w:webHidden/>
+              </w:rPr>
+              <w:fldChar w:fldCharType="separate"/>
+            </w:r>
+            <w:r>
+              <w:rPr>
+                <w:rStyle w:val="IndexLink"/>
               </w:rPr>
               <w:tab/>
-            </w:r>
-            <w:r>
-              <w:rPr>
-                <w:noProof/>
-                <w:webHidden/>
-              </w:rPr>
-              <w:fldChar w:fldCharType="begin"/>
-            </w:r>
-            <w:r>
-              <w:rPr>
-                <w:noProof/>
-                <w:webHidden/>
-              </w:rPr>
-              <w:instrText xml:space="preserve"> PAGEREF _Toc215673545 \h </w:instrText>
-            </w:r>
-            <w:r>
-              <w:rPr>
-                <w:noProof/>
-                <w:webHidden/>
-              </w:rPr>
-            </w:r>
-            <w:r>
-              <w:rPr>
-                <w:noProof/>
-                <w:webHidden/>
-              </w:rPr>
-              <w:fldChar w:fldCharType="separate"/>
-            </w:r>
-            <w:r>
-              <w:rPr>
-                <w:noProof/>
-                <w:webHidden/>
-              </w:rPr>
               <w:t>10</w:t>
             </w:r>
             <w:r>
               <w:rPr>
-                <w:noProof/>
                 <w:webHidden/>
               </w:rPr>
               <w:fldChar w:fldCharType="end"/>
@@ -4552,62 +3544,47 @@
             <w:tabs>
               <w:tab w:val="right" w:leader="dot" w:pos="9016"/>
             </w:tabs>
-            <w:rPr>
-              <w:noProof/>
-            </w:rPr>
           </w:pPr>
-          <w:hyperlink w:anchor="_Toc215673546" w:history="1">
-            <w:r>
-              <w:rPr>
-                <w:rStyle w:val="Hyperlink"/>
-                <w:noProof/>
+          <w:hyperlink w:anchor="_Toc215673546">
+            <w:r>
+              <w:rPr>
+                <w:rStyle w:val="IndexLink"/>
+                <w:webHidden/>
               </w:rPr>
               <w:t>5.4 Challenges Encountered and Solutions</w:t>
             </w:r>
             <w:r>
               <w:rPr>
-                <w:noProof/>
-                <w:webHidden/>
+                <w:webHidden/>
+              </w:rPr>
+              <w:fldChar w:fldCharType="begin"/>
+            </w:r>
+            <w:r>
+              <w:rPr>
+                <w:webHidden/>
+              </w:rPr>
+              <w:instrText>PAGEREF _Toc215673546 \h</w:instrText>
+            </w:r>
+            <w:r>
+              <w:rPr>
+                <w:webHidden/>
+              </w:rPr>
+            </w:r>
+            <w:r>
+              <w:rPr>
+                <w:webHidden/>
+              </w:rPr>
+              <w:fldChar w:fldCharType="separate"/>
+            </w:r>
+            <w:r>
+              <w:rPr>
+                <w:rStyle w:val="IndexLink"/>
               </w:rPr>
               <w:tab/>
-            </w:r>
-            <w:r>
-              <w:rPr>
-                <w:noProof/>
-                <w:webHidden/>
-              </w:rPr>
-              <w:fldChar w:fldCharType="begin"/>
-            </w:r>
-            <w:r>
-              <w:rPr>
-                <w:noProof/>
-                <w:webHidden/>
-              </w:rPr>
-              <w:instrText xml:space="preserve"> PAGEREF _Toc215673546 \h </w:instrText>
-            </w:r>
-            <w:r>
-              <w:rPr>
-                <w:noProof/>
-                <w:webHidden/>
-              </w:rPr>
-            </w:r>
-            <w:r>
-              <w:rPr>
-                <w:noProof/>
-                <w:webHidden/>
-              </w:rPr>
-              <w:fldChar w:fldCharType="separate"/>
-            </w:r>
-            <w:r>
-              <w:rPr>
-                <w:noProof/>
-                <w:webHidden/>
-              </w:rPr>
               <w:t>10</w:t>
             </w:r>
             <w:r>
               <w:rPr>
-                <w:noProof/>
                 <w:webHidden/>
               </w:rPr>
               <w:fldChar w:fldCharType="end"/>
@@ -4620,62 +3597,47 @@
             <w:tabs>
               <w:tab w:val="right" w:leader="dot" w:pos="9016"/>
             </w:tabs>
-            <w:rPr>
-              <w:noProof/>
-            </w:rPr>
           </w:pPr>
-          <w:hyperlink w:anchor="_Toc215673547" w:history="1">
-            <w:r>
-              <w:rPr>
-                <w:rStyle w:val="Hyperlink"/>
-                <w:noProof/>
+          <w:hyperlink w:anchor="_Toc215673547">
+            <w:r>
+              <w:rPr>
+                <w:rStyle w:val="IndexLink"/>
+                <w:webHidden/>
               </w:rPr>
               <w:t>Project Specification</w:t>
             </w:r>
             <w:r>
               <w:rPr>
-                <w:noProof/>
-                <w:webHidden/>
+                <w:webHidden/>
+              </w:rPr>
+              <w:fldChar w:fldCharType="begin"/>
+            </w:r>
+            <w:r>
+              <w:rPr>
+                <w:webHidden/>
+              </w:rPr>
+              <w:instrText>PAGEREF _Toc215673547 \h</w:instrText>
+            </w:r>
+            <w:r>
+              <w:rPr>
+                <w:webHidden/>
+              </w:rPr>
+            </w:r>
+            <w:r>
+              <w:rPr>
+                <w:webHidden/>
+              </w:rPr>
+              <w:fldChar w:fldCharType="separate"/>
+            </w:r>
+            <w:r>
+              <w:rPr>
+                <w:rStyle w:val="IndexLink"/>
               </w:rPr>
               <w:tab/>
-            </w:r>
-            <w:r>
-              <w:rPr>
-                <w:noProof/>
-                <w:webHidden/>
-              </w:rPr>
-              <w:fldChar w:fldCharType="begin"/>
-            </w:r>
-            <w:r>
-              <w:rPr>
-                <w:noProof/>
-                <w:webHidden/>
-              </w:rPr>
-              <w:instrText xml:space="preserve"> PAGEREF _Toc215673547 \h </w:instrText>
-            </w:r>
-            <w:r>
-              <w:rPr>
-                <w:noProof/>
-                <w:webHidden/>
-              </w:rPr>
-            </w:r>
-            <w:r>
-              <w:rPr>
-                <w:noProof/>
-                <w:webHidden/>
-              </w:rPr>
-              <w:fldChar w:fldCharType="separate"/>
-            </w:r>
-            <w:r>
-              <w:rPr>
-                <w:noProof/>
-                <w:webHidden/>
-              </w:rPr>
               <w:t>11</w:t>
             </w:r>
             <w:r>
               <w:rPr>
-                <w:noProof/>
                 <w:webHidden/>
               </w:rPr>
               <w:fldChar w:fldCharType="end"/>
@@ -4684,11 +3646,6 @@
         </w:p>
         <w:p>
           <w:r>
-            <w:rPr>
-              <w:b/>
-              <w:bCs/>
-              <w:noProof/>
-            </w:rPr>
             <w:fldChar w:fldCharType="end"/>
           </w:r>
         </w:p>
@@ -4731,12 +3688,22 @@
       </w:r>
       <w:bookmarkEnd w:id="1"/>
     </w:p>
-    <w:p>
-      <w:r>
-        <w:t>My project is a RTS (Real time strategy) game that supports multiple players on the same device through split screen. My project allows multiple different input devices to be used to achieve local multiplayer with the first main player using a keyboard and mouse then subsequent players using games controllers.</w:t>
-      </w:r>
-    </w:p>
     <w:p/>
+    <w:p>
+      <w:r>
+        <w:t>This project is a RTS (Real time strategy) game specifically designed for LCM (local cooperative multiplayer) experiences, supporting multiple players on a singular computer through dynamic split screen functionality. Unlike traditional RTS games that focus solely on online multiplayer or single player gameplay, this project aims to provide a couch party like experience that allows players to experience a classic RTS experience in the same physical space. This project emphasises on decision making and resource management, while ensuring that each player is able to compete fairly regardless of which input method they are using. By combining an RTS experience with local multiplayer in the form of split screen, this project aims to provide a unique experience that allows for face to face communication whilst experiencing RTS.</w:t>
+      </w:r>
+      <w:r>
+        <w:br/>
+      </w:r>
+      <w:r>
+        <w:br/>
+        <w:t xml:space="preserve">The key </w:t>
+      </w:r>
+      <w:r>
+        <w:br/>
+      </w:r>
+    </w:p>
     <w:p>
       <w:pPr>
         <w:pStyle w:val="Heading2"/>
@@ -4753,7 +3720,182 @@
     </w:p>
     <w:p>
       <w:r>
-        <w:t>The primary objective of my project is to have a game that runs at an acceptable frame rate with minimal input latency. The two main scenarios that my project aims to run consistently on is the case of multiple players and the case of players playing the same save for a long time.</w:t>
+        <w:rPr>
+          <w:b/>
+          <w:bCs/>
+        </w:rPr>
+        <w:t>Project Aim</w:t>
+      </w:r>
+      <w:r>
+        <w:br/>
+        <w:t xml:space="preserve">To develop a fully functional local multiplayer Real-Time Strategy game that delivers smooth, responsive gameplay across multiple input devices while maintaining performance stability during extended play sessions. </w:t>
+      </w:r>
+      <w:r>
+        <w:br/>
+      </w:r>
+      <w:r>
+        <w:br/>
+      </w:r>
+      <w:r>
+        <w:rPr>
+          <w:b/>
+          <w:bCs/>
+        </w:rPr>
+        <w:t>Primary Objectives</w:t>
+      </w:r>
+      <w:r>
+        <w:rPr>
+          <w:b/>
+          <w:bCs/>
+        </w:rPr>
+        <w:br/>
+        <w:t>Performance Optimization</w:t>
+      </w:r>
+      <w:r>
+        <w:rPr>
+          <w:b/>
+          <w:bCs/>
+        </w:rPr>
+        <w:br/>
+        <w:t xml:space="preserve">- </w:t>
+      </w:r>
+      <w:r>
+        <w:t>achieve and maintain a consistent frame rate that initially matches that of the end users maximum refresh rate, and doesn’t drop below the minimum video frame rate of 23FPS for any given scenario</w:t>
+      </w:r>
+      <w:r>
+        <w:br/>
+      </w:r>
+      <w:r>
+        <w:rPr>
+          <w:b/>
+          <w:bCs/>
+        </w:rPr>
+        <w:t xml:space="preserve">- </w:t>
+      </w:r>
+      <w:r>
+        <w:t>maintain low input latency that doesn’t spike above 50ms in any given scenario but should match that of the end users minimum input latency initially</w:t>
+      </w:r>
+      <w:r>
+        <w:br/>
+      </w:r>
+      <w:r>
+        <w:rPr>
+          <w:b/>
+          <w:bCs/>
+        </w:rPr>
+        <w:t xml:space="preserve">- </w:t>
+      </w:r>
+      <w:r>
+        <w:t>produce no additional input delay or lag spikes regardless of the number of split screen instances running</w:t>
+      </w:r>
+      <w:r>
+        <w:br/>
+      </w:r>
+      <w:r>
+        <w:rPr>
+          <w:b/>
+          <w:bCs/>
+        </w:rPr>
+        <w:t>local multiplayer functionality</w:t>
+      </w:r>
+      <w:r>
+        <w:rPr>
+          <w:b/>
+          <w:bCs/>
+        </w:rPr>
+        <w:br/>
+        <w:t xml:space="preserve">- </w:t>
+      </w:r>
+      <w:r>
+        <w:t>implement a split screen local multiplayer system that allows for 1-5 players to play the game simultaneously</w:t>
+      </w:r>
+      <w:r>
+        <w:br/>
+      </w:r>
+      <w:r>
+        <w:rPr>
+          <w:b/>
+          <w:bCs/>
+        </w:rPr>
+        <w:t xml:space="preserve">- </w:t>
+      </w:r>
+      <w:r>
+        <w:t>develop a robust input handling system that provides consistent input delay across all game instances</w:t>
+      </w:r>
+      <w:r>
+        <w:br/>
+      </w:r>
+      <w:r>
+        <w:rPr>
+          <w:b/>
+          <w:bCs/>
+        </w:rPr>
+        <w:t>long term stability</w:t>
+      </w:r>
+      <w:r>
+        <w:rPr>
+          <w:b/>
+          <w:bCs/>
+        </w:rPr>
+        <w:br/>
+        <w:t xml:space="preserve">- </w:t>
+      </w:r>
+      <w:r>
+        <w:t>optimise storage and management of in game units to minimise the performance degradation for a large numbers of units</w:t>
+      </w:r>
+      <w:r>
+        <w:br/>
+      </w:r>
+      <w:r>
+        <w:rPr>
+          <w:b/>
+          <w:bCs/>
+        </w:rPr>
+        <w:t xml:space="preserve">- </w:t>
+      </w:r>
+      <w:r>
+        <w:t>prevent memory leaks to ensure the games memory usage doesn’t increase after extended play time, ultimately resulting in a program crash</w:t>
+      </w:r>
+      <w:r>
+        <w:br/>
+      </w:r>
+      <w:r>
+        <w:rPr>
+          <w:b/>
+          <w:bCs/>
+        </w:rPr>
+        <w:lastRenderedPageBreak/>
+        <w:t>user experience</w:t>
+      </w:r>
+      <w:r>
+        <w:rPr>
+          <w:b/>
+          <w:bCs/>
+        </w:rPr>
+        <w:br/>
+        <w:t xml:space="preserve">- </w:t>
+      </w:r>
+      <w:r>
+        <w:t>design a clean UI that is free of clutter and provides a consistent experience across different input devices</w:t>
+      </w:r>
+      <w:r>
+        <w:br/>
+      </w:r>
+      <w:r>
+        <w:rPr>
+          <w:b/>
+          <w:bCs/>
+        </w:rPr>
+        <w:t xml:space="preserve">- </w:t>
+      </w:r>
+      <w:r>
+        <w:t>implement a sensible text size and UI scaling to ensure visibility regardless of how small a given split screen instance is</w:t>
+      </w:r>
+      <w:r>
+        <w:br/>
+      </w:r>
+      <w:r>
+        <w:br/>
       </w:r>
     </w:p>
     <w:p>
@@ -4836,74 +3978,33 @@
     </w:p>
     <w:p>
       <w:r>
-        <w:t xml:space="preserve">RTS games are heavily focused on “units” such as friendly soldiers or a farm that produces the player food every x amount of time. Each “unit” within an RTS game is highly varied in their behaviour </w:t>
-      </w:r>
-      <w:r>
-        <w:t>but may have shared or common behaviour between each other such as a position on the screen and a 3d model</w:t>
-      </w:r>
-      <w:r>
-        <w:t>.</w:t>
-      </w:r>
-    </w:p>
-    <w:p>
-      <w:r>
-        <w:t xml:space="preserve">A major </w:t>
-      </w:r>
-      <w:r>
-        <w:t>challenge faced during the development</w:t>
-      </w:r>
-      <w:r>
-        <w:t xml:space="preserve"> of RTS games is storing and</w:t>
-      </w:r>
-      <w:r>
-        <w:t xml:space="preserve"> handling entities differently according to their behaviour</w:t>
-      </w:r>
-      <w:r>
-        <w:t xml:space="preserve">, without an efficient method to store and compute the behaviour of large numbers of entities it causes major performance concerns as the number of entities </w:t>
-      </w:r>
-      <w:r>
-        <w:t>increases</w:t>
-      </w:r>
-      <w:r>
-        <w:t>.</w:t>
-      </w:r>
-      <w:r>
-        <w:t xml:space="preserve"> Despite there being preexisting methods to tackle this problem it’s still common to see an “end year” or a “victory year” implemented within RTS games to prevent the number of units growing too large.</w:t>
-      </w:r>
-    </w:p>
-    <w:p>
+        <w:t>RTS games are heavily focused on “units” such as friendly soldiers or a farm that produces the player food every x amount of time. Each “unit” within an RTS game is highly varied in their behaviour but may have shared or common behaviour between each other such as a position on the screen and a 3d model.</w:t>
+      </w:r>
+    </w:p>
+    <w:p>
+      <w:r>
+        <w:t>A major challenge faced during the development of RTS games is storing and handling entities differently according to their behaviour, without an efficient method to store and compute the behaviour of large numbers of entities it causes major performance concerns as the number of entities increases. Despite there being preexisting methods to tackle this problem it’s still common to see an “end year” or a “victory year” implemented within RTS games to prevent the number of units growing too large.</w:t>
+      </w:r>
+    </w:p>
+    <w:p>
+      <w:r>
+        <w:t xml:space="preserve">One popular choice used for entity storage in the development of RTS games is ECS (entity component system) since it not only provides efficient storage but provides the perfect solution to dynamic entity behaviour through its component system. </w:t>
+      </w:r>
+    </w:p>
+    <w:p>
+      <w:r>
+        <w:t>ECS isn’t the definitive solution to dynamic entity behaviour however since it doesn’t provide a system to evaluate the effect of specific actions against the environment e.g a soldier unit throws a grenade that destroys a nearby building. This issue has large performance implications when implemented poorly especially when you have hundreds of units all regularly performing actions that affect each other.</w:t>
+      </w:r>
+      <w:r>
+        <w:br/>
+      </w:r>
+      <w:r>
+        <w:br/>
+        <w:t xml:space="preserve">REA (Resource entity action) addresses this issue by modelling entity actions as resource exchanges with declarative queries to speed up evaluating the effect a specific action has on </w:t>
+      </w:r>
       <w:r>
         <w:lastRenderedPageBreak/>
-        <w:t xml:space="preserve">One popular choice used for entity storage in the development of RTS games is ECS (entity component system) </w:t>
-      </w:r>
-      <w:r>
-        <w:t xml:space="preserve">since it not only provides efficient storage but provides the perfect solution to dynamic entity behaviour through its component system. </w:t>
-      </w:r>
-    </w:p>
-    <w:p>
-      <w:r>
-        <w:t xml:space="preserve">ECS isn’t the definitive solution to dynamic entity behaviour however since it doesn’t provide a system to evaluate the effect of specific actions against the environment e.g a soldier unit throws a grenade that destroys a nearby building. This issue has large performance implications </w:t>
-      </w:r>
-      <w:r>
-        <w:t xml:space="preserve">when implemented poorly especially when you have hundreds of units all regularly performing actions that affect </w:t>
-      </w:r>
-      <w:r>
-        <w:t>each other.</w:t>
-      </w:r>
-      <w:r>
-        <w:br/>
-      </w:r>
-      <w:r>
-        <w:br/>
-      </w:r>
-      <w:r>
-        <w:t>REA (Resource entity action) addresses this issue by modelling entity actions as resource exchanges with declarative queries to speed up evaluating the effect a specific action has on other entities. REA</w:t>
-      </w:r>
-      <w:r>
-        <w:t xml:space="preserve"> pattern has been proven to provide a performance edge over implementations without [1]</w:t>
-      </w:r>
-      <w:r>
-        <w:t>.</w:t>
+        <w:t>other entities. REA pattern has been proven to provide a performance edge over implementations without [1].</w:t>
       </w:r>
     </w:p>
     <w:p>
@@ -4926,36 +4027,17 @@
     </w:p>
     <w:p>
       <w:r>
-        <w:t xml:space="preserve">LCM (Local cooperative multiplayer) involves having multiple players able to play on the same device </w:t>
-      </w:r>
-      <w:r>
-        <w:t>with</w:t>
-      </w:r>
-      <w:r>
-        <w:t xml:space="preserve"> each player receiving a portion of the screen.</w:t>
-      </w:r>
-      <w:r>
-        <w:t xml:space="preserve"> LCM is rare especially in the RTS (real time strategy) genre with most games that implement LCM being FPS or racing games. </w:t>
-      </w:r>
-    </w:p>
-    <w:p/>
-    <w:p>
-      <w:r>
-        <w:t xml:space="preserve"> LCM </w:t>
-      </w:r>
-      <w:r>
-        <w:t>provides significant technical difficulty when managing input devices between players, some LCM games combat this issue by simply not having multiple input devices and instead having players share a keyboard although this approach is only applicable to simplistic games not requiring a cursor or camera control.</w:t>
-      </w:r>
-    </w:p>
-    <w:p>
-      <w:r>
-        <w:t xml:space="preserve"> LCM games that do use separate input devices typically solve this issue using an input library that can distinguish between input devices with the most popular being </w:t>
-      </w:r>
-      <w:r>
-        <w:t>the GameInput library for windows and xbox [2]</w:t>
-      </w:r>
-      <w:r>
-        <w:t>.</w:t>
+        <w:t xml:space="preserve">LCM (Local cooperative multiplayer) involves having multiple players able to play on the same device with each player receiving a portion of the screen. LCM is rare especially in the RTS (real time strategy) genre with most games that implement LCM being FPS or racing games. </w:t>
+      </w:r>
+    </w:p>
+    <w:p>
+      <w:r>
+        <w:t xml:space="preserve"> LCM provides significant technical difficulty when managing input devices between players, some LCM games combat this issue by simply not having multiple input devices and instead having players share a keyboard although this approach is only applicable to simplistic games not requiring a cursor or camera control.</w:t>
+      </w:r>
+    </w:p>
+    <w:p>
+      <w:r>
+        <w:t xml:space="preserve"> LCM games that do use separate input devices typically solve this issue using an input library that can distinguish between input devices with the most popular being the GameInput library for windows and xbox [2]. </w:t>
       </w:r>
     </w:p>
     <w:p>
@@ -4998,6 +4080,9 @@
         <w:t>2.2.1 Threading Models in Games</w:t>
       </w:r>
       <w:bookmarkEnd w:id="10"/>
+      <w:r>
+        <w:br/>
+      </w:r>
     </w:p>
     <w:p>
       <w:pPr>
@@ -5012,10 +4097,11 @@
     <w:p/>
     <w:p>
       <w:r>
-        <w:t>Race conditions occur when two different threads attempt to enter the critical region at the same time e.g two threads access a variable at the same time</w:t>
-      </w:r>
-      <w:r>
-        <w:t>. Race conditions are problematic since one thread could potentially read the value in the critical region</w:t>
+        <w:t>Race conditions occur when two different threads attempt to enter the critical region at the same time e.g two threads access a variable at the same time. Race conditions are problematic since one thread could potentially read the value in the critical region whilst the other thread writes to the variable, causing thread 1’s read value of the variable to be incorrect.</w:t>
+      </w:r>
+      <w:r>
+        <w:br/>
+        <w:t xml:space="preserve">Race conditions can be avoided in multiple different ways, the most notable being mutex locks where once a thread accesses a critical region it will lock access for other threads until it has exited. However, this creates problems of its own since one thread has to </w:t>
       </w:r>
     </w:p>
     <w:p>
@@ -5024,25 +4110,22 @@
       </w:pPr>
       <w:bookmarkStart w:id="12" w:name="_Toc215673501"/>
       <w:r>
+        <w:t>2.2.3 Event-Driven Architecture</w:t>
+      </w:r>
+      <w:bookmarkEnd w:id="12"/>
+    </w:p>
+    <w:p>
+      <w:r>
+        <w:t>Event driven architecture consists of event busses and event queues. Event busses route events immediately to their subscribed handler so are unideal by themselves for a multi-threaded application. Event queues solve this issue however by queueing up events before publishing them to an event bus, if implemented correctly event queues can provide thread safety since event queues will process events one at a time instead of potentially having two different busses publishing the same events at the same time and causing a race condition.</w:t>
+      </w:r>
+    </w:p>
+    <w:p>
+      <w:pPr>
+        <w:pStyle w:val="Heading1"/>
+      </w:pPr>
+      <w:bookmarkStart w:id="13" w:name="_Toc215673502"/>
+      <w:r>
         <w:lastRenderedPageBreak/>
-        <w:t>2.2.3 Event-Driven Architecture</w:t>
-      </w:r>
-      <w:bookmarkEnd w:id="12"/>
-    </w:p>
-    <w:p>
-      <w:r>
-        <w:t>Event driven architecture consists of event busses and event queues. Event busses route events immediately to their subscribed handler so are unideal by themselves for a multi-threaded application. Event queues solve this issue however by queueing up events before publishing them to an event bus, if implemented correctly event queues can provide thread safety since event queues will process events one at a time instead of potentially having two different busses publishing the same events at the same time and causing a race condition</w:t>
-      </w:r>
-      <w:r>
-        <w:t>.</w:t>
-      </w:r>
-    </w:p>
-    <w:p>
-      <w:pPr>
-        <w:pStyle w:val="Heading1"/>
-      </w:pPr>
-      <w:bookmarkStart w:id="13" w:name="_Toc215673502"/>
-      <w:r>
         <w:t>2.3 Graphics Rendering Technologies</w:t>
       </w:r>
       <w:bookmarkEnd w:id="13"/>
@@ -5064,14 +4147,14 @@
         </w:rPr>
       </w:pPr>
       <w:r>
-        <w:t>Game engines are systems that handle</w:t>
-      </w:r>
-      <w:r>
-        <w:br/>
-        <w:t xml:space="preserve">Game engines can be separated into two categories with there being heavyweight game engines such as Unreal Engine and Unity that abstract complex processes </w:t>
-      </w:r>
-      <w:r>
-        <w:t>such as entity management and lightweight game engines such as Godot and Ogre3d which take a more barebones approach where everything except rendering pipelines must be produced manually.</w:t>
+        <w:t xml:space="preserve">Game engines are systems that abstract complex rendering from developers. There are a variety of commerical and open source game engines available that each provide differing levels of abstraction. </w:t>
+      </w:r>
+      <w:r>
+        <w:br/>
+      </w:r>
+      <w:r>
+        <w:br/>
+        <w:t>Game engines can be separated into two categories with there being heavyweight game engines such as Unreal Engine and Unity that abstract complex processes such as entity management and lightweight game engines such as Godot and Ogre3d which take a more barebones approach where everything except rendering pipelines must be produced manually.</w:t>
       </w:r>
       <w:r>
         <w:br/>
@@ -5135,10 +4218,7 @@
         </w:rPr>
       </w:pPr>
       <w:r>
-        <w:t xml:space="preserve">ECS is a method of storing “entities” </w:t>
-      </w:r>
-      <w:r>
-        <w:t xml:space="preserve"> inside a registry, each entity is stored contiguously with the main difference between entities being the contained components.</w:t>
+        <w:t>ECS is a method of storing “entities”  inside a registry, each entity is stored contiguously with the main difference between entities being the contained components.</w:t>
       </w:r>
       <w:r>
         <w:br/>
@@ -5149,10 +4229,7 @@
       </w:r>
       <w:r>
         <w:br/>
-        <w:t xml:space="preserve">a </w:t>
-      </w:r>
-      <w:r>
-        <w:t>component is a small container used to add behaviour to that specific entity.</w:t>
+        <w:t>a component is a small container used to add behaviour to that specific entity.</w:t>
       </w:r>
       <w:r>
         <w:br/>
@@ -5162,11 +4239,14 @@
         <w:br/>
       </w:r>
       <w:r>
+        <w:rPr>
+          <w:noProof/>
+        </w:rPr>
         <w:drawing>
-          <wp:inline distT="0" distB="0" distL="0" distR="0" wp14:anchorId="7A30291B" wp14:editId="093EFE54">
-            <wp:extent cx="5068007" cy="1486107"/>
+          <wp:inline distT="0" distB="0" distL="0" distR="0" wp14:anchorId="4FA62A55" wp14:editId="34B2D738">
+            <wp:extent cx="5067935" cy="1485900"/>
             <wp:effectExtent l="0" t="0" r="0" b="0"/>
-            <wp:docPr id="1180500474" name="Picture 1" descr="A computer screen shot of code&#10;&#10;AI-generated content may be incorrect."/>
+            <wp:docPr id="6" name="Picture 1" descr="A computer screen shot of code&#10;&#10;AI-generated content may be incorrect."/>
             <wp:cNvGraphicFramePr>
               <a:graphicFrameLocks xmlns:a="http://schemas.openxmlformats.org/drawingml/2006/main" noChangeAspect="1"/>
             </wp:cNvGraphicFramePr>
@@ -5174,8 +4254,10 @@
               <a:graphicData uri="http://schemas.openxmlformats.org/drawingml/2006/picture">
                 <pic:pic xmlns:pic="http://schemas.openxmlformats.org/drawingml/2006/picture">
                   <pic:nvPicPr>
-                    <pic:cNvPr id="1180500474" name="Picture 1" descr="A computer screen shot of code&#10;&#10;AI-generated content may be incorrect."/>
-                    <pic:cNvPicPr/>
+                    <pic:cNvPr id="6" name="Picture 1" descr="A computer screen shot of code&#10;&#10;AI-generated content may be incorrect."/>
+                    <pic:cNvPicPr>
+                      <a:picLocks noChangeAspect="1" noChangeArrowheads="1"/>
+                    </pic:cNvPicPr>
                   </pic:nvPicPr>
                   <pic:blipFill>
                     <a:blip r:embed="rId9"/>
@@ -5183,14 +4265,15 @@
                       <a:fillRect/>
                     </a:stretch>
                   </pic:blipFill>
-                  <pic:spPr>
+                  <pic:spPr bwMode="auto">
                     <a:xfrm>
                       <a:off x="0" y="0"/>
-                      <a:ext cx="5068007" cy="1486107"/>
+                      <a:ext cx="5067935" cy="1485900"/>
                     </a:xfrm>
                     <a:prstGeom prst="rect">
                       <a:avLst/>
                     </a:prstGeom>
+                    <a:noFill/>
                   </pic:spPr>
                 </pic:pic>
               </a:graphicData>
@@ -5223,7 +4306,6 @@
       </w:pPr>
       <w:bookmarkStart w:id="19" w:name="_Toc215673508"/>
       <w:r>
-        <w:lastRenderedPageBreak/>
         <w:t>ECS Library Comparison (EnTT, Flecs)</w:t>
       </w:r>
       <w:bookmarkEnd w:id="19"/>
@@ -5246,6 +4328,7 @@
       </w:pPr>
       <w:bookmarkStart w:id="20" w:name="_Toc215673509"/>
       <w:r>
+        <w:lastRenderedPageBreak/>
         <w:t>Input Handling for Multi-Device Support</w:t>
       </w:r>
       <w:bookmarkEnd w:id="20"/>
@@ -5259,6 +4342,52 @@
         <w:t>2.5.1 Input Abstraction Libraries</w:t>
       </w:r>
       <w:bookmarkEnd w:id="21"/>
+      <w:r>
+        <w:br/>
+      </w:r>
+      <w:r>
+        <w:rPr>
+          <w:sz w:val="22"/>
+          <w:szCs w:val="22"/>
+        </w:rPr>
+        <w:t xml:space="preserve">Input libraries provide an abstraction layer when interacting with hardware such as a controller, this level of abstraction makes reading the state of input devices more convenient and potentially makes building cross platform software far easier. </w:t>
+      </w:r>
+      <w:r>
+        <w:rPr>
+          <w:sz w:val="22"/>
+          <w:szCs w:val="22"/>
+        </w:rPr>
+        <w:br/>
+      </w:r>
+      <w:r>
+        <w:rPr>
+          <w:sz w:val="22"/>
+          <w:szCs w:val="22"/>
+        </w:rPr>
+        <w:br/>
+      </w:r>
+      <w:r>
+        <w:rPr>
+          <w:sz w:val="22"/>
+          <w:szCs w:val="22"/>
+        </w:rPr>
+        <w:br/>
+      </w:r>
+      <w:r>
+        <w:rPr>
+          <w:sz w:val="22"/>
+          <w:szCs w:val="22"/>
+        </w:rPr>
+        <w:br/>
+        <w:t xml:space="preserve">SDL (software directmedia layer) is a widely used input library in game development with major games studios adopting it within their games such as valve with the source engine [3]. </w:t>
+      </w:r>
+      <w:r>
+        <w:rPr>
+          <w:sz w:val="22"/>
+          <w:szCs w:val="22"/>
+        </w:rPr>
+        <w:br/>
+      </w:r>
     </w:p>
     <w:p>
       <w:pPr>
@@ -5269,6 +4398,33 @@
         <w:t>2.5.2 Device Identification and Separation</w:t>
       </w:r>
       <w:bookmarkEnd w:id="22"/>
+      <w:r>
+        <w:br/>
+      </w:r>
+      <w:r>
+        <w:rPr>
+          <w:sz w:val="22"/>
+          <w:szCs w:val="22"/>
+        </w:rPr>
+        <w:t>when reading input from multiple devices, it becomes necessary to be able to distinguish between them easily. Without device identification it would be impossible to tell which character to control when a given input device is used.</w:t>
+      </w:r>
+      <w:r>
+        <w:rPr>
+          <w:sz w:val="22"/>
+          <w:szCs w:val="22"/>
+        </w:rPr>
+        <w:br/>
+      </w:r>
+      <w:r>
+        <w:br/>
+      </w:r>
+      <w:r>
+        <w:rPr>
+          <w:sz w:val="22"/>
+          <w:szCs w:val="22"/>
+        </w:rPr>
+        <w:t xml:space="preserve">SDL provides a means of distinguishing devices easily through SDL id’s. each currently plugged in input device is assigned a unique id that persists until the device is disconnected, SDL id’s are visible inside an SDL event when one is generated thus making it easy to react to input events on a per device basis. Unfortunately, handling cases where a controller is disconnected is still an issue and once the device is plugged in again its SDL id changes. </w:t>
+      </w:r>
     </w:p>
     <w:p>
       <w:pPr>
@@ -5277,10 +4433,7 @@
       </w:pPr>
       <w:bookmarkStart w:id="23" w:name="_Toc215673512"/>
       <w:r>
-        <w:t xml:space="preserve">3. </w:t>
-      </w:r>
-      <w:r>
-        <w:t>Technical Survey and Technology Selection</w:t>
+        <w:t>3. Technical Survey and Technology Selection</w:t>
       </w:r>
       <w:bookmarkEnd w:id="23"/>
     </w:p>
@@ -5306,7 +4459,115 @@
     </w:p>
     <w:p>
       <w:r>
-        <w:t>To meet my needs for the project the programming language must allow for:</w:t>
+        <w:t>The criteria required for my project can be boiled down to these key points</w:t>
+      </w:r>
+      <w:r>
+        <w:br/>
+        <w:t>- threading support</w:t>
+      </w:r>
+      <w:r>
+        <w:br/>
+        <w:t>- fast operation</w:t>
+      </w:r>
+    </w:p>
+    <w:p/>
+    <w:p>
+      <w:pPr>
+        <w:pStyle w:val="Heading3"/>
+      </w:pPr>
+      <w:bookmarkStart w:id="26" w:name="_Toc215673515"/>
+      <w:r>
+        <w:t>3.1.2 C++ vs Java Analysis</w:t>
+      </w:r>
+      <w:bookmarkEnd w:id="26"/>
+    </w:p>
+    <w:p>
+      <w:r>
+        <w:t>Concurrency capabilities of C++ and Java:</w:t>
+      </w:r>
+      <w:r>
+        <w:br/>
+      </w:r>
+      <w:r>
+        <w:br/>
+        <w:t>both C++ and Java support threading natively with C++11 and later providing threading with the &lt;thread&gt; library and Java supporting threading since version 1.5 with java.util.concurrent.</w:t>
+      </w:r>
+      <w:r>
+        <w:br/>
+      </w:r>
+      <w:r>
+        <w:br/>
+        <w:t>However, there are some differences between Java and C++ when it comes to concurrency.\</w:t>
+      </w:r>
+    </w:p>
+    <w:p>
+      <w:r>
+        <w:br/>
+        <w:t xml:space="preserve">The performance of both languages is also another factor to consider when deciding between them, due to Java being an interpreted language and not compiled it can only reach around 70% of the speed of C++ [4]. Javas garbage collection is also a potential issue to be considered in </w:t>
+      </w:r>
+      <w:r>
+        <w:lastRenderedPageBreak/>
+        <w:t>game development with garbage collection providing extra overhead compared to C++ and unpredictable pauses.</w:t>
+      </w:r>
+      <w:r>
+        <w:br/>
+      </w:r>
+      <w:r>
+        <w:br/>
+        <w:t xml:space="preserve">C++ operates at a lower level than Java with the JVM providing a layer of abstraction between the operating system, this can be seen as an advantage for Java due to the JVM providing cross platform compatibility but it also means that </w:t>
+      </w:r>
+      <w:r>
+        <w:br/>
+      </w:r>
+      <w:r>
+        <w:br/>
+        <w:t xml:space="preserve">While Java provides excellent high-level concurrency abstractions and cross-platform capabilities, C++ emerges as the superior choice for game development when concurrency is a key requirement. The ability to achieve deterministic, low-latency performance without garbage collection pauses, combined with direct hardware access, fine-grained memory control, and the established game development ecosystem, makes C++ the optimal language for implementing concurrent systems in games. The requirement for consistent frame rates and real-time responsiveness—fundamental to gaming—aligns perfectly with C++'s strengths while exposing Java's primary weakness: unpredictable garbage collection pauses that can disrupt the player experience. </w:t>
+      </w:r>
+      <w:r>
+        <w:br/>
+      </w:r>
+    </w:p>
+    <w:p>
+      <w:pPr>
+        <w:pStyle w:val="Heading3"/>
+      </w:pPr>
+      <w:bookmarkStart w:id="27" w:name="_Toc215673516"/>
+      <w:r>
+        <w:t>3.1.3 Justification</w:t>
+      </w:r>
+      <w:bookmarkEnd w:id="27"/>
+    </w:p>
+    <w:p>
+      <w:r>
+        <w:t xml:space="preserve">The </w:t>
+      </w:r>
+    </w:p>
+    <w:p/>
+    <w:p>
+      <w:pPr>
+        <w:pStyle w:val="Heading2"/>
+        <w:rPr>
+          <w:rStyle w:val="Heading3Char"/>
+        </w:rPr>
+      </w:pPr>
+      <w:bookmarkStart w:id="28" w:name="_Toc215673517"/>
+      <w:r>
+        <w:t>3.2 Graphics engine selection</w:t>
+      </w:r>
+      <w:r>
+        <w:br/>
+      </w:r>
+      <w:r>
+        <w:rPr>
+          <w:rStyle w:val="Heading3Char"/>
+        </w:rPr>
+        <w:t>3.2.1 Requirements Analysis</w:t>
+      </w:r>
+      <w:bookmarkEnd w:id="28"/>
+    </w:p>
+    <w:p>
+      <w:r>
+        <w:t>The requirements needed for my project can be boiled down to a checklist</w:t>
       </w:r>
       <w:r>
         <w:br/>
@@ -5321,7 +4582,7 @@
         </w:numPr>
       </w:pPr>
       <w:r>
-        <w:t>Threading support</w:t>
+        <w:t>does it allow for control over concurrency?</w:t>
       </w:r>
     </w:p>
     <w:p>
@@ -5333,7 +4594,7 @@
         </w:numPr>
       </w:pPr>
       <w:r>
-        <w:t>available libraries for rendering, input</w:t>
+        <w:t>Does it have large overhead?</w:t>
       </w:r>
     </w:p>
     <w:p>
@@ -5345,110 +4606,13 @@
         </w:numPr>
       </w:pPr>
       <w:r>
-        <w:t>fast operation</w:t>
-      </w:r>
-    </w:p>
-    <w:p/>
-    <w:p>
-      <w:pPr>
-        <w:pStyle w:val="Heading3"/>
-      </w:pPr>
-      <w:bookmarkStart w:id="26" w:name="_Toc215673515"/>
-      <w:r>
-        <w:t>3.1.2 C++ vs Java Analysis</w:t>
-      </w:r>
-      <w:bookmarkEnd w:id="26"/>
-    </w:p>
-    <w:p/>
-    <w:p>
-      <w:pPr>
-        <w:pStyle w:val="Heading3"/>
-      </w:pPr>
-      <w:bookmarkStart w:id="27" w:name="_Toc215673516"/>
-      <w:r>
-        <w:t>3.1.3 Justification</w:t>
-      </w:r>
-      <w:bookmarkEnd w:id="27"/>
-    </w:p>
-    <w:p>
-      <w:r>
-        <w:t>The programming language I chose for my project was C++</w:t>
-      </w:r>
-    </w:p>
-    <w:p/>
-    <w:p>
-      <w:pPr>
-        <w:pStyle w:val="Heading2"/>
-        <w:rPr>
-          <w:rStyle w:val="Heading3Char"/>
-        </w:rPr>
-      </w:pPr>
-      <w:bookmarkStart w:id="28" w:name="_Toc215673517"/>
-      <w:r>
-        <w:t>3.2 Graphics engine selection</w:t>
-      </w:r>
-      <w:r>
-        <w:br/>
-      </w:r>
-      <w:r>
-        <w:rPr>
-          <w:rStyle w:val="Heading3Char"/>
-        </w:rPr>
-        <w:t>3.2.1 Requirements Analysis</w:t>
-      </w:r>
-      <w:bookmarkEnd w:id="28"/>
-    </w:p>
-    <w:p>
-      <w:r>
-        <w:t>The requirements needed for my project can be boiled down to a checklist</w:t>
-      </w:r>
-      <w:r>
-        <w:br/>
+        <w:t>Can it provide solid visual fidelity through shaders and anti-aliasing?</w:t>
       </w:r>
     </w:p>
     <w:p>
       <w:pPr>
         <w:pStyle w:val="ListParagraph"/>
-        <w:numPr>
-          <w:ilvl w:val="0"/>
-          <w:numId w:val="2"/>
-        </w:numPr>
-      </w:pPr>
-      <w:r>
-        <w:t>does it allow for control over concurrency?</w:t>
-      </w:r>
-    </w:p>
-    <w:p>
-      <w:pPr>
-        <w:pStyle w:val="ListParagraph"/>
-        <w:numPr>
-          <w:ilvl w:val="0"/>
-          <w:numId w:val="2"/>
-        </w:numPr>
-      </w:pPr>
-      <w:r>
-        <w:t>Does it have large overhead?</w:t>
-      </w:r>
-    </w:p>
-    <w:p>
-      <w:pPr>
-        <w:pStyle w:val="ListParagraph"/>
-        <w:numPr>
-          <w:ilvl w:val="0"/>
-          <w:numId w:val="2"/>
-        </w:numPr>
-      </w:pPr>
-      <w:r>
-        <w:t>Can it provide solid visual fidelity through shaders and anti-aliasing?</w:t>
-      </w:r>
-    </w:p>
-    <w:p>
-      <w:pPr>
-        <w:pStyle w:val="ListParagraph"/>
-        <w:numPr>
-          <w:ilvl w:val="0"/>
-          <w:numId w:val="2"/>
-        </w:numPr>
+        <w:ind w:left="0"/>
       </w:pPr>
     </w:p>
     <w:p>
@@ -5458,7 +4622,6 @@
     </w:p>
     <w:p>
       <w:r>
-        <w:lastRenderedPageBreak/>
         <w:t>Godot was also a potential option for use in my project, however godot’s fragmented threading model would make developing a concurrency orientated project difficult. Godot also runs with significantly more overhead than Ogre3d causing performance implications.</w:t>
       </w:r>
       <w:r>
@@ -5472,15 +4635,16 @@
     <w:tbl>
       <w:tblPr>
         <w:tblStyle w:val="TableGrid"/>
-        <w:tblW w:w="0" w:type="auto"/>
+        <w:tblW w:w="9242" w:type="dxa"/>
+        <w:tblLayout w:type="fixed"/>
         <w:tblLook w:val="04A0" w:firstRow="1" w:lastRow="0" w:firstColumn="1" w:lastColumn="0" w:noHBand="0" w:noVBand="1"/>
       </w:tblPr>
       <w:tblGrid>
         <w:gridCol w:w="1540"/>
         <w:gridCol w:w="1540"/>
         <w:gridCol w:w="1540"/>
-        <w:gridCol w:w="1540"/>
-        <w:gridCol w:w="1541"/>
+        <w:gridCol w:w="1539"/>
+        <w:gridCol w:w="1542"/>
         <w:gridCol w:w="1541"/>
       </w:tblGrid>
       <w:tr>
@@ -5489,7 +4653,16 @@
             <w:tcW w:w="1540" w:type="dxa"/>
           </w:tcPr>
           <w:p>
-            <w:r>
+            <w:pPr>
+              <w:spacing w:after="0" w:line="240" w:lineRule="auto"/>
+              <w:rPr>
+                <w:rFonts w:ascii="Aptos" w:eastAsia="Aptos" w:hAnsi="Aptos"/>
+              </w:rPr>
+            </w:pPr>
+            <w:r>
+              <w:rPr>
+                <w:rFonts w:eastAsia="Aptos"/>
+              </w:rPr>
               <w:t>Requirement:</w:t>
             </w:r>
           </w:p>
@@ -5499,7 +4672,16 @@
             <w:tcW w:w="1540" w:type="dxa"/>
           </w:tcPr>
           <w:p>
-            <w:r>
+            <w:pPr>
+              <w:spacing w:after="0" w:line="240" w:lineRule="auto"/>
+              <w:rPr>
+                <w:rFonts w:ascii="Aptos" w:eastAsia="Aptos" w:hAnsi="Aptos"/>
+              </w:rPr>
+            </w:pPr>
+            <w:r>
+              <w:rPr>
+                <w:rFonts w:eastAsia="Aptos"/>
+              </w:rPr>
               <w:t>1</w:t>
             </w:r>
           </w:p>
@@ -5509,18 +4691,55 @@
             <w:tcW w:w="1540" w:type="dxa"/>
           </w:tcPr>
           <w:p>
-            <w:r>
+            <w:pPr>
+              <w:spacing w:after="0" w:line="240" w:lineRule="auto"/>
+              <w:rPr>
+                <w:rFonts w:ascii="Aptos" w:eastAsia="Aptos" w:hAnsi="Aptos"/>
+              </w:rPr>
+            </w:pPr>
+            <w:r>
+              <w:rPr>
+                <w:rFonts w:eastAsia="Aptos"/>
+              </w:rPr>
               <w:t>2</w:t>
             </w:r>
           </w:p>
         </w:tc>
         <w:tc>
           <w:tcPr>
-            <w:tcW w:w="1540" w:type="dxa"/>
+            <w:tcW w:w="1539" w:type="dxa"/>
           </w:tcPr>
           <w:p>
-            <w:r>
+            <w:pPr>
+              <w:spacing w:after="0" w:line="240" w:lineRule="auto"/>
+              <w:rPr>
+                <w:rFonts w:ascii="Aptos" w:eastAsia="Aptos" w:hAnsi="Aptos"/>
+              </w:rPr>
+            </w:pPr>
+            <w:r>
+              <w:rPr>
+                <w:rFonts w:eastAsia="Aptos"/>
+              </w:rPr>
               <w:t>3</w:t>
+            </w:r>
+          </w:p>
+        </w:tc>
+        <w:tc>
+          <w:tcPr>
+            <w:tcW w:w="1542" w:type="dxa"/>
+          </w:tcPr>
+          <w:p>
+            <w:pPr>
+              <w:spacing w:after="0" w:line="240" w:lineRule="auto"/>
+              <w:rPr>
+                <w:rFonts w:ascii="Aptos" w:eastAsia="Aptos" w:hAnsi="Aptos"/>
+              </w:rPr>
+            </w:pPr>
+            <w:r>
+              <w:rPr>
+                <w:rFonts w:eastAsia="Aptos"/>
+              </w:rPr>
+              <w:t>4</w:t>
             </w:r>
           </w:p>
         </w:tc>
@@ -5529,17 +4748,16 @@
             <w:tcW w:w="1541" w:type="dxa"/>
           </w:tcPr>
           <w:p>
-            <w:r>
-              <w:t>4</w:t>
-            </w:r>
-          </w:p>
-        </w:tc>
-        <w:tc>
-          <w:tcPr>
-            <w:tcW w:w="1541" w:type="dxa"/>
-          </w:tcPr>
-          <w:p>
-            <w:r>
+            <w:pPr>
+              <w:spacing w:after="0" w:line="240" w:lineRule="auto"/>
+              <w:rPr>
+                <w:rFonts w:ascii="Aptos" w:eastAsia="Aptos" w:hAnsi="Aptos"/>
+              </w:rPr>
+            </w:pPr>
+            <w:r>
+              <w:rPr>
+                <w:rFonts w:eastAsia="Aptos"/>
+              </w:rPr>
               <w:t>5</w:t>
             </w:r>
           </w:p>
@@ -5551,7 +4769,16 @@
             <w:tcW w:w="1540" w:type="dxa"/>
           </w:tcPr>
           <w:p>
-            <w:r>
+            <w:pPr>
+              <w:spacing w:after="0" w:line="240" w:lineRule="auto"/>
+              <w:rPr>
+                <w:rFonts w:ascii="Aptos" w:eastAsia="Aptos" w:hAnsi="Aptos"/>
+              </w:rPr>
+            </w:pPr>
+            <w:r>
+              <w:rPr>
+                <w:rFonts w:eastAsia="Aptos"/>
+              </w:rPr>
               <w:t>Ogre3d</w:t>
             </w:r>
           </w:p>
@@ -5560,31 +4787,66 @@
           <w:tcPr>
             <w:tcW w:w="1540" w:type="dxa"/>
           </w:tcPr>
-          <w:p/>
+          <w:p>
+            <w:pPr>
+              <w:spacing w:after="0" w:line="240" w:lineRule="auto"/>
+              <w:rPr>
+                <w:rFonts w:ascii="Aptos" w:eastAsia="Aptos" w:hAnsi="Aptos"/>
+              </w:rPr>
+            </w:pPr>
+          </w:p>
         </w:tc>
         <w:tc>
           <w:tcPr>
             <w:tcW w:w="1540" w:type="dxa"/>
           </w:tcPr>
-          <w:p/>
+          <w:p>
+            <w:pPr>
+              <w:spacing w:after="0" w:line="240" w:lineRule="auto"/>
+              <w:rPr>
+                <w:rFonts w:ascii="Aptos" w:eastAsia="Aptos" w:hAnsi="Aptos"/>
+              </w:rPr>
+            </w:pPr>
+          </w:p>
         </w:tc>
         <w:tc>
           <w:tcPr>
-            <w:tcW w:w="1540" w:type="dxa"/>
+            <w:tcW w:w="1539" w:type="dxa"/>
           </w:tcPr>
-          <w:p/>
+          <w:p>
+            <w:pPr>
+              <w:spacing w:after="0" w:line="240" w:lineRule="auto"/>
+              <w:rPr>
+                <w:rFonts w:ascii="Aptos" w:eastAsia="Aptos" w:hAnsi="Aptos"/>
+              </w:rPr>
+            </w:pPr>
+          </w:p>
+        </w:tc>
+        <w:tc>
+          <w:tcPr>
+            <w:tcW w:w="1542" w:type="dxa"/>
+          </w:tcPr>
+          <w:p>
+            <w:pPr>
+              <w:spacing w:after="0" w:line="240" w:lineRule="auto"/>
+              <w:rPr>
+                <w:rFonts w:ascii="Aptos" w:eastAsia="Aptos" w:hAnsi="Aptos"/>
+              </w:rPr>
+            </w:pPr>
+          </w:p>
         </w:tc>
         <w:tc>
           <w:tcPr>
             <w:tcW w:w="1541" w:type="dxa"/>
           </w:tcPr>
-          <w:p/>
-        </w:tc>
-        <w:tc>
-          <w:tcPr>
-            <w:tcW w:w="1541" w:type="dxa"/>
-          </w:tcPr>
-          <w:p/>
+          <w:p>
+            <w:pPr>
+              <w:spacing w:after="0" w:line="240" w:lineRule="auto"/>
+              <w:rPr>
+                <w:rFonts w:ascii="Aptos" w:eastAsia="Aptos" w:hAnsi="Aptos"/>
+              </w:rPr>
+            </w:pPr>
+          </w:p>
         </w:tc>
       </w:tr>
       <w:tr>
@@ -5593,7 +4855,16 @@
             <w:tcW w:w="1540" w:type="dxa"/>
           </w:tcPr>
           <w:p>
-            <w:r>
+            <w:pPr>
+              <w:spacing w:after="0" w:line="240" w:lineRule="auto"/>
+              <w:rPr>
+                <w:rFonts w:ascii="Aptos" w:eastAsia="Aptos" w:hAnsi="Aptos"/>
+              </w:rPr>
+            </w:pPr>
+            <w:r>
+              <w:rPr>
+                <w:rFonts w:eastAsia="Aptos"/>
+              </w:rPr>
               <w:t>Unreal</w:t>
             </w:r>
           </w:p>
@@ -5602,31 +4873,66 @@
           <w:tcPr>
             <w:tcW w:w="1540" w:type="dxa"/>
           </w:tcPr>
-          <w:p/>
+          <w:p>
+            <w:pPr>
+              <w:spacing w:after="0" w:line="240" w:lineRule="auto"/>
+              <w:rPr>
+                <w:rFonts w:ascii="Aptos" w:eastAsia="Aptos" w:hAnsi="Aptos"/>
+              </w:rPr>
+            </w:pPr>
+          </w:p>
         </w:tc>
         <w:tc>
           <w:tcPr>
             <w:tcW w:w="1540" w:type="dxa"/>
           </w:tcPr>
-          <w:p/>
+          <w:p>
+            <w:pPr>
+              <w:spacing w:after="0" w:line="240" w:lineRule="auto"/>
+              <w:rPr>
+                <w:rFonts w:ascii="Aptos" w:eastAsia="Aptos" w:hAnsi="Aptos"/>
+              </w:rPr>
+            </w:pPr>
+          </w:p>
         </w:tc>
         <w:tc>
           <w:tcPr>
-            <w:tcW w:w="1540" w:type="dxa"/>
+            <w:tcW w:w="1539" w:type="dxa"/>
           </w:tcPr>
-          <w:p/>
+          <w:p>
+            <w:pPr>
+              <w:spacing w:after="0" w:line="240" w:lineRule="auto"/>
+              <w:rPr>
+                <w:rFonts w:ascii="Aptos" w:eastAsia="Aptos" w:hAnsi="Aptos"/>
+              </w:rPr>
+            </w:pPr>
+          </w:p>
+        </w:tc>
+        <w:tc>
+          <w:tcPr>
+            <w:tcW w:w="1542" w:type="dxa"/>
+          </w:tcPr>
+          <w:p>
+            <w:pPr>
+              <w:spacing w:after="0" w:line="240" w:lineRule="auto"/>
+              <w:rPr>
+                <w:rFonts w:ascii="Aptos" w:eastAsia="Aptos" w:hAnsi="Aptos"/>
+              </w:rPr>
+            </w:pPr>
+          </w:p>
         </w:tc>
         <w:tc>
           <w:tcPr>
             <w:tcW w:w="1541" w:type="dxa"/>
           </w:tcPr>
-          <w:p/>
-        </w:tc>
-        <w:tc>
-          <w:tcPr>
-            <w:tcW w:w="1541" w:type="dxa"/>
-          </w:tcPr>
-          <w:p/>
+          <w:p>
+            <w:pPr>
+              <w:spacing w:after="0" w:line="240" w:lineRule="auto"/>
+              <w:rPr>
+                <w:rFonts w:ascii="Aptos" w:eastAsia="Aptos" w:hAnsi="Aptos"/>
+              </w:rPr>
+            </w:pPr>
+          </w:p>
         </w:tc>
       </w:tr>
       <w:tr>
@@ -5635,7 +4941,17 @@
             <w:tcW w:w="1540" w:type="dxa"/>
           </w:tcPr>
           <w:p>
-            <w:r>
+            <w:pPr>
+              <w:spacing w:after="0" w:line="240" w:lineRule="auto"/>
+              <w:rPr>
+                <w:rFonts w:ascii="Aptos" w:eastAsia="Aptos" w:hAnsi="Aptos"/>
+              </w:rPr>
+            </w:pPr>
+            <w:r>
+              <w:rPr>
+                <w:rFonts w:eastAsia="Aptos"/>
+              </w:rPr>
+              <w:lastRenderedPageBreak/>
               <w:t>Unity</w:t>
             </w:r>
           </w:p>
@@ -5644,31 +4960,66 @@
           <w:tcPr>
             <w:tcW w:w="1540" w:type="dxa"/>
           </w:tcPr>
-          <w:p/>
+          <w:p>
+            <w:pPr>
+              <w:spacing w:after="0" w:line="240" w:lineRule="auto"/>
+              <w:rPr>
+                <w:rFonts w:ascii="Aptos" w:eastAsia="Aptos" w:hAnsi="Aptos"/>
+              </w:rPr>
+            </w:pPr>
+          </w:p>
         </w:tc>
         <w:tc>
           <w:tcPr>
             <w:tcW w:w="1540" w:type="dxa"/>
           </w:tcPr>
-          <w:p/>
+          <w:p>
+            <w:pPr>
+              <w:spacing w:after="0" w:line="240" w:lineRule="auto"/>
+              <w:rPr>
+                <w:rFonts w:ascii="Aptos" w:eastAsia="Aptos" w:hAnsi="Aptos"/>
+              </w:rPr>
+            </w:pPr>
+          </w:p>
         </w:tc>
         <w:tc>
           <w:tcPr>
-            <w:tcW w:w="1540" w:type="dxa"/>
+            <w:tcW w:w="1539" w:type="dxa"/>
           </w:tcPr>
-          <w:p/>
+          <w:p>
+            <w:pPr>
+              <w:spacing w:after="0" w:line="240" w:lineRule="auto"/>
+              <w:rPr>
+                <w:rFonts w:ascii="Aptos" w:eastAsia="Aptos" w:hAnsi="Aptos"/>
+              </w:rPr>
+            </w:pPr>
+          </w:p>
+        </w:tc>
+        <w:tc>
+          <w:tcPr>
+            <w:tcW w:w="1542" w:type="dxa"/>
+          </w:tcPr>
+          <w:p>
+            <w:pPr>
+              <w:spacing w:after="0" w:line="240" w:lineRule="auto"/>
+              <w:rPr>
+                <w:rFonts w:ascii="Aptos" w:eastAsia="Aptos" w:hAnsi="Aptos"/>
+              </w:rPr>
+            </w:pPr>
+          </w:p>
         </w:tc>
         <w:tc>
           <w:tcPr>
             <w:tcW w:w="1541" w:type="dxa"/>
           </w:tcPr>
-          <w:p/>
-        </w:tc>
-        <w:tc>
-          <w:tcPr>
-            <w:tcW w:w="1541" w:type="dxa"/>
-          </w:tcPr>
-          <w:p/>
+          <w:p>
+            <w:pPr>
+              <w:spacing w:after="0" w:line="240" w:lineRule="auto"/>
+              <w:rPr>
+                <w:rFonts w:ascii="Aptos" w:eastAsia="Aptos" w:hAnsi="Aptos"/>
+              </w:rPr>
+            </w:pPr>
+          </w:p>
         </w:tc>
       </w:tr>
       <w:tr>
@@ -5677,7 +5028,16 @@
             <w:tcW w:w="1540" w:type="dxa"/>
           </w:tcPr>
           <w:p>
-            <w:r>
+            <w:pPr>
+              <w:spacing w:after="0" w:line="240" w:lineRule="auto"/>
+              <w:rPr>
+                <w:rFonts w:ascii="Aptos" w:eastAsia="Aptos" w:hAnsi="Aptos"/>
+              </w:rPr>
+            </w:pPr>
+            <w:r>
+              <w:rPr>
+                <w:rFonts w:eastAsia="Aptos"/>
+              </w:rPr>
               <w:t>Godot</w:t>
             </w:r>
           </w:p>
@@ -5686,31 +5046,66 @@
           <w:tcPr>
             <w:tcW w:w="1540" w:type="dxa"/>
           </w:tcPr>
-          <w:p/>
+          <w:p>
+            <w:pPr>
+              <w:spacing w:after="0" w:line="240" w:lineRule="auto"/>
+              <w:rPr>
+                <w:rFonts w:ascii="Aptos" w:eastAsia="Aptos" w:hAnsi="Aptos"/>
+              </w:rPr>
+            </w:pPr>
+          </w:p>
         </w:tc>
         <w:tc>
           <w:tcPr>
             <w:tcW w:w="1540" w:type="dxa"/>
           </w:tcPr>
-          <w:p/>
+          <w:p>
+            <w:pPr>
+              <w:spacing w:after="0" w:line="240" w:lineRule="auto"/>
+              <w:rPr>
+                <w:rFonts w:ascii="Aptos" w:eastAsia="Aptos" w:hAnsi="Aptos"/>
+              </w:rPr>
+            </w:pPr>
+          </w:p>
         </w:tc>
         <w:tc>
           <w:tcPr>
-            <w:tcW w:w="1540" w:type="dxa"/>
+            <w:tcW w:w="1539" w:type="dxa"/>
           </w:tcPr>
-          <w:p/>
+          <w:p>
+            <w:pPr>
+              <w:spacing w:after="0" w:line="240" w:lineRule="auto"/>
+              <w:rPr>
+                <w:rFonts w:ascii="Aptos" w:eastAsia="Aptos" w:hAnsi="Aptos"/>
+              </w:rPr>
+            </w:pPr>
+          </w:p>
+        </w:tc>
+        <w:tc>
+          <w:tcPr>
+            <w:tcW w:w="1542" w:type="dxa"/>
+          </w:tcPr>
+          <w:p>
+            <w:pPr>
+              <w:spacing w:after="0" w:line="240" w:lineRule="auto"/>
+              <w:rPr>
+                <w:rFonts w:ascii="Aptos" w:eastAsia="Aptos" w:hAnsi="Aptos"/>
+              </w:rPr>
+            </w:pPr>
+          </w:p>
         </w:tc>
         <w:tc>
           <w:tcPr>
             <w:tcW w:w="1541" w:type="dxa"/>
           </w:tcPr>
-          <w:p/>
-        </w:tc>
-        <w:tc>
-          <w:tcPr>
-            <w:tcW w:w="1541" w:type="dxa"/>
-          </w:tcPr>
-          <w:p/>
+          <w:p>
+            <w:pPr>
+              <w:spacing w:after="0" w:line="240" w:lineRule="auto"/>
+              <w:rPr>
+                <w:rFonts w:ascii="Aptos" w:eastAsia="Aptos" w:hAnsi="Aptos"/>
+              </w:rPr>
+            </w:pPr>
+          </w:p>
         </w:tc>
       </w:tr>
     </w:tbl>
@@ -5770,7 +5165,7 @@
     </w:p>
     <w:p>
       <w:r>
-        <w:t>SDL2 was my final selection for use in my project, this is due to the convenience and cross platform compatibility of SDL2 being built in without the need for keymaps for each individual platform.</w:t>
+        <w:t>SDL2 was my final selection for use in my project, this is due to the convenience and cross platform compatibility of SDL2 being built in without the need for keymaps for each individual platform. SDL2 also provides a means of distinguishing between input devices easily through</w:t>
       </w:r>
       <w:r>
         <w:br/>
@@ -5827,7 +5222,21 @@
       </w:r>
       <w:bookmarkEnd w:id="37"/>
     </w:p>
-    <w:p/>
+    <w:p>
+      <w:r>
+        <w:t>For managing dependencies within my project I chose vcpkg due to its inbuilt integration with Visual Studio 2022 (my preffered IDE) making deploying my project on other PC’s far easier.</w:t>
+      </w:r>
+      <w:r>
+        <w:br/>
+      </w:r>
+      <w:r>
+        <w:br/>
+        <w:t>Vcpkg offers automatic sourcing and compilation of project dependancies with automatic integration of installed libraries to reduce time wasted on manually specifying include and library paths within Visual Studio.</w:t>
+      </w:r>
+      <w:r>
+        <w:br/>
+      </w:r>
+    </w:p>
     <w:p>
       <w:pPr>
         <w:pStyle w:val="Heading1"/>
@@ -5835,10 +5244,7 @@
       <w:bookmarkStart w:id="38" w:name="_Toc215673527"/>
       <w:r>
         <w:lastRenderedPageBreak/>
-        <w:t xml:space="preserve">4. </w:t>
-      </w:r>
-      <w:r>
-        <w:t>Software Engineering Methodology</w:t>
+        <w:t>4. Software Engineering Methodology</w:t>
       </w:r>
       <w:bookmarkEnd w:id="38"/>
     </w:p>
@@ -5864,10 +5270,7 @@
     </w:p>
     <w:p>
       <w:r>
-        <w:t>For my project, I choose to use TDD and Agile methodology</w:t>
-      </w:r>
-      <w:r>
-        <w:t>.</w:t>
+        <w:t>For my project, I choose to use TDD and Agile methodology.</w:t>
       </w:r>
       <w:r>
         <w:br/>
@@ -6063,21 +5466,84 @@
       <w:bookmarkEnd w:id="56"/>
     </w:p>
     <w:p>
-      <w:pPr>
-        <w:pStyle w:val="Heading2"/>
-      </w:pPr>
       <w:bookmarkStart w:id="57" w:name="_Toc215673546"/>
       <w:r>
         <w:t>5.4 Challenges Encountered and Solutions</w:t>
       </w:r>
       <w:bookmarkEnd w:id="57"/>
+      <w:r>
+        <w:br/>
+      </w:r>
+      <w:r>
+        <w:br/>
+        <w:t>6. Deployment</w:t>
+      </w:r>
+      <w:r>
+        <w:br/>
+      </w:r>
+      <w:r>
+        <w:br/>
+        <w:t>6.1 Deployment prerequisites</w:t>
+      </w:r>
+      <w:r>
+        <w:br/>
+      </w:r>
+      <w:r>
+        <w:br/>
+      </w:r>
+      <w:r>
+        <w:br/>
+      </w:r>
+      <w:r>
+        <w:br/>
+      </w:r>
+      <w:r>
+        <w:br/>
+        <w:t>at a bare minimum you should possess:</w:t>
+      </w:r>
+      <w:r>
+        <w:br/>
+        <w:t xml:space="preserve">- an x64 based cpu </w:t>
+      </w:r>
+      <w:r>
+        <w:br/>
+        <w:t>- an operating system compatible with OpenGL or DirectX</w:t>
+      </w:r>
+    </w:p>
+    <w:p>
+      <w:r>
+        <w:t>- atleast one games controller to test the split screen functionality</w:t>
+      </w:r>
+    </w:p>
+    <w:p>
+      <w:r>
+        <w:br/>
+        <w:t>additionally, before deploying this project please ensure you have installed and configured the following:</w:t>
+      </w:r>
+      <w:r>
+        <w:br/>
+        <w:t>-  Visual studio Community edition 2022</w:t>
+      </w:r>
+      <w:r>
+        <w:br/>
+        <w:t xml:space="preserve">-  the vcpkg component of visual studio </w:t>
+      </w:r>
+      <w:r>
+        <w:br/>
+      </w:r>
+      <w:r>
+        <w:br/>
+      </w:r>
+      <w:r>
+        <w:br/>
+      </w:r>
     </w:p>
     <w:p>
       <w:pPr>
         <w:pStyle w:val="UnnumberedHeading1"/>
       </w:pPr>
-      <w:bookmarkStart w:id="58" w:name="_Toc367967468"/>
-      <w:bookmarkStart w:id="59" w:name="_Toc215673547"/>
+      <w:bookmarkStart w:id="58" w:name="_Toc215673547"/>
+      <w:bookmarkStart w:id="59" w:name="_Toc367967468"/>
       <w:r>
         <w:lastRenderedPageBreak/>
         <w:t>Project Specification</w:t>
@@ -6093,7 +5559,7 @@
       </w:r>
     </w:p>
     <w:p>
-      <w:hyperlink r:id="rId10" w:history="1">
+      <w:hyperlink r:id="rId10">
         <w:r>
           <w:rPr>
             <w:rStyle w:val="Hyperlink"/>
@@ -6107,7 +5573,7 @@
       <w:r>
         <w:br/>
       </w:r>
-      <w:hyperlink r:id="rId11" w:history="1">
+      <w:hyperlink r:id="rId11">
         <w:r>
           <w:rPr>
             <w:rStyle w:val="Hyperlink"/>
@@ -6118,17 +5584,49 @@
       <w:r>
         <w:t xml:space="preserve"> [2]</w:t>
       </w:r>
+      <w:r>
+        <w:br/>
+      </w:r>
+      <w:hyperlink r:id="rId12">
+        <w:r>
+          <w:rPr>
+            <w:rStyle w:val="Hyperlink"/>
+          </w:rPr>
+          <w:t>https://en.wikipedia.org/wiki/Simple_DirectMedia_Layer</w:t>
+        </w:r>
+      </w:hyperlink>
+      <w:r>
+        <w:t xml:space="preserve"> [3]</w:t>
+      </w:r>
+      <w:r>
+        <w:br/>
+      </w:r>
+      <w:r>
+        <w:br/>
+      </w:r>
+      <w:hyperlink r:id="rId13">
+        <w:r>
+          <w:rPr>
+            <w:rStyle w:val="Hyperlink"/>
+          </w:rPr>
+          <w:t>https://fiehnlab.ucdavis.edu/staff/kind/collector/benchmark/java-benchmark</w:t>
+        </w:r>
+      </w:hyperlink>
+      <w:r>
+        <w:t xml:space="preserve"> [4]</w:t>
+      </w:r>
     </w:p>
     <w:sectPr>
-      <w:headerReference w:type="even" r:id="rId12"/>
-      <w:headerReference w:type="default" r:id="rId13"/>
-      <w:footerReference w:type="even" r:id="rId14"/>
-      <w:footerReference w:type="default" r:id="rId15"/>
-      <w:headerReference w:type="first" r:id="rId16"/>
-      <w:footerReference w:type="first" r:id="rId17"/>
+      <w:headerReference w:type="even" r:id="rId14"/>
+      <w:headerReference w:type="default" r:id="rId15"/>
+      <w:footerReference w:type="even" r:id="rId16"/>
+      <w:footerReference w:type="default" r:id="rId17"/>
+      <w:headerReference w:type="first" r:id="rId18"/>
+      <w:footerReference w:type="first" r:id="rId19"/>
       <w:pgSz w:w="11906" w:h="16838"/>
       <w:pgMar w:top="1440" w:right="1440" w:bottom="1440" w:left="1440" w:header="708" w:footer="708" w:gutter="0"/>
-      <w:cols w:space="708"/>
+      <w:cols w:space="720"/>
+      <w:formProt w:val="0"/>
       <w:docGrid w:linePitch="360"/>
     </w:sectPr>
   </w:body>
@@ -6269,6 +5767,35 @@
   <w:p>
     <w:pPr>
       <w:pStyle w:val="Header"/>
+      <w:jc w:val="center"/>
+      <w:rPr>
+        <w:rFonts w:ascii="Times New Roman" w:hAnsi="Times New Roman" w:cs="Times New Roman"/>
+        <w:sz w:val="20"/>
+        <w:szCs w:val="20"/>
+      </w:rPr>
+    </w:pPr>
+    <w:r>
+      <w:rPr>
+        <w:rFonts w:ascii="Times New Roman" w:hAnsi="Times New Roman" w:cs="Times New Roman"/>
+        <w:sz w:val="20"/>
+        <w:szCs w:val="20"/>
+      </w:rPr>
+      <w:t>Henry Frodsham, 2025</w:t>
+    </w:r>
+  </w:p>
+  <w:p>
+    <w:pPr>
+      <w:pStyle w:val="Header"/>
+      <w:rPr>
+        <w:rFonts w:ascii="Times New Roman" w:hAnsi="Times New Roman" w:cs="Times New Roman"/>
+        <w:sz w:val="20"/>
+        <w:szCs w:val="20"/>
+      </w:rPr>
+    </w:pPr>
+  </w:p>
+  <w:p>
+    <w:pPr>
+      <w:pStyle w:val="Header"/>
     </w:pPr>
   </w:p>
 </w:hdr>
@@ -6277,20 +5804,20 @@
 <file path=word/numbering.xml><?xml version="1.0" encoding="utf-8"?>
 <w:numbering xmlns:wpc="http://schemas.microsoft.com/office/word/2010/wordprocessingCanvas" xmlns:cx="http://schemas.microsoft.com/office/drawing/2014/chartex" xmlns:cx1="http://schemas.microsoft.com/office/drawing/2015/9/8/chartex" xmlns:cx2="http://schemas.microsoft.com/office/drawing/2015/10/21/chartex" xmlns:cx3="http://schemas.microsoft.com/office/drawing/2016/5/9/chartex" xmlns:cx4="http://schemas.microsoft.com/office/drawing/2016/5/10/chartex" xmlns:cx5="http://schemas.microsoft.com/office/drawing/2016/5/11/chartex" xmlns:cx6="http://schemas.microsoft.com/office/drawing/2016/5/12/chartex" xmlns:cx7="http://schemas.microsoft.com/office/drawing/2016/5/13/chartex" xmlns:cx8="http://schemas.microsoft.com/office/drawing/2016/5/14/chartex" xmlns:mc="http://schemas.openxmlformats.org/markup-compatibility/2006" xmlns:aink="http://schemas.microsoft.com/office/drawing/2016/ink" xmlns:am3d="http://schemas.microsoft.com/office/drawing/2017/model3d" xmlns:o="urn:schemas-microsoft-com:office:office" xmlns:oel="http://schemas.microsoft.com/office/2019/extlst" xmlns:r="http://schemas.openxmlformats.org/officeDocument/2006/relationships" xmlns:m="http://schemas.openxmlformats.org/officeDocument/2006/math" xmlns:v="urn:schemas-microsoft-com:vml" xmlns:wp14="http://schemas.microsoft.com/office/word/2010/wordprocessingDrawing" xmlns:wp="http://schemas.openxmlformats.org/drawingml/2006/wordprocessingDrawing" xmlns:w10="urn:schemas-microsoft-com:office:word" xmlns:w="http://schemas.openxmlformats.org/wordprocessingml/2006/main" xmlns:w14="http://schemas.microsoft.com/office/word/2010/wordml" xmlns:w15="http://schemas.microsoft.com/office/word/2012/wordml" xmlns:w16cex="http://schemas.microsoft.com/office/word/2018/wordml/cex" xmlns:w16cid="http://schemas.microsoft.com/office/word/2016/wordml/cid" xmlns:w16="http://schemas.microsoft.com/office/word/2018/wordml" xmlns:w16du="http://schemas.microsoft.com/office/word/2023/wordml/word16du" xmlns:w16sdtdh="http://schemas.microsoft.com/office/word/2020/wordml/sdtdatahash" xmlns:w16sdtfl="http://schemas.microsoft.com/office/word/2024/wordml/sdtformatlock" xmlns:w16se="http://schemas.microsoft.com/office/word/2015/wordml/symex" xmlns:wpg="http://schemas.microsoft.com/office/word/2010/wordprocessingGroup" xmlns:wpi="http://schemas.microsoft.com/office/word/2010/wordprocessingInk" xmlns:wne="http://schemas.microsoft.com/office/word/2006/wordml" xmlns:wps="http://schemas.microsoft.com/office/word/2010/wordprocessingShape" mc:Ignorable="w14 w15 w16se w16cid w16 w16cex w16sdtdh w16sdtfl w16du wp14">
   <w:abstractNum w:abstractNumId="0" w15:restartNumberingAfterBreak="0">
-    <w:nsid w:val="586C6B92"/>
+    <w:nsid w:val="3D1B70D3"/>
     <w:multiLevelType w:val="multilevel"/>
-    <w:tmpl w:val="333AB1B4"/>
+    <w:tmpl w:val="5FC44108"/>
     <w:lvl w:ilvl="0">
       <w:start w:val="2"/>
       <w:numFmt w:val="decimal"/>
       <w:lvlText w:val="%1"/>
       <w:lvlJc w:val="left"/>
       <w:pPr>
+        <w:tabs>
+          <w:tab w:val="num" w:pos="0"/>
+        </w:tabs>
         <w:ind w:left="645" w:hanging="645"/>
       </w:pPr>
-      <w:rPr>
-        <w:rFonts w:hint="default"/>
-      </w:rPr>
     </w:lvl>
     <w:lvl w:ilvl="1">
       <w:start w:val="4"/>
@@ -6298,11 +5825,11 @@
       <w:lvlText w:val="%1.%2"/>
       <w:lvlJc w:val="left"/>
       <w:pPr>
+        <w:tabs>
+          <w:tab w:val="num" w:pos="0"/>
+        </w:tabs>
         <w:ind w:left="720" w:hanging="720"/>
       </w:pPr>
-      <w:rPr>
-        <w:rFonts w:hint="default"/>
-      </w:rPr>
     </w:lvl>
     <w:lvl w:ilvl="2">
       <w:start w:val="3"/>
@@ -6310,11 +5837,11 @@
       <w:lvlText w:val="%1.%2.%3"/>
       <w:lvlJc w:val="left"/>
       <w:pPr>
+        <w:tabs>
+          <w:tab w:val="num" w:pos="0"/>
+        </w:tabs>
         <w:ind w:left="1080" w:hanging="1080"/>
       </w:pPr>
-      <w:rPr>
-        <w:rFonts w:hint="default"/>
-      </w:rPr>
     </w:lvl>
     <w:lvl w:ilvl="3">
       <w:start w:val="1"/>
@@ -6322,11 +5849,11 @@
       <w:lvlText w:val="%1.%2.%3.%4"/>
       <w:lvlJc w:val="left"/>
       <w:pPr>
+        <w:tabs>
+          <w:tab w:val="num" w:pos="0"/>
+        </w:tabs>
         <w:ind w:left="1440" w:hanging="1440"/>
       </w:pPr>
-      <w:rPr>
-        <w:rFonts w:hint="default"/>
-      </w:rPr>
     </w:lvl>
     <w:lvl w:ilvl="4">
       <w:start w:val="1"/>
@@ -6334,11 +5861,11 @@
       <w:lvlText w:val="%1.%2.%3.%4.%5"/>
       <w:lvlJc w:val="left"/>
       <w:pPr>
+        <w:tabs>
+          <w:tab w:val="num" w:pos="0"/>
+        </w:tabs>
         <w:ind w:left="1800" w:hanging="1800"/>
       </w:pPr>
-      <w:rPr>
-        <w:rFonts w:hint="default"/>
-      </w:rPr>
     </w:lvl>
     <w:lvl w:ilvl="5">
       <w:start w:val="1"/>
@@ -6346,11 +5873,11 @@
       <w:lvlText w:val="%1.%2.%3.%4.%5.%6"/>
       <w:lvlJc w:val="left"/>
       <w:pPr>
+        <w:tabs>
+          <w:tab w:val="num" w:pos="0"/>
+        </w:tabs>
         <w:ind w:left="1800" w:hanging="1800"/>
       </w:pPr>
-      <w:rPr>
-        <w:rFonts w:hint="default"/>
-      </w:rPr>
     </w:lvl>
     <w:lvl w:ilvl="6">
       <w:start w:val="1"/>
@@ -6358,11 +5885,11 @@
       <w:lvlText w:val="%1.%2.%3.%4.%5.%6.%7"/>
       <w:lvlJc w:val="left"/>
       <w:pPr>
+        <w:tabs>
+          <w:tab w:val="num" w:pos="0"/>
+        </w:tabs>
         <w:ind w:left="2160" w:hanging="2160"/>
       </w:pPr>
-      <w:rPr>
-        <w:rFonts w:hint="default"/>
-      </w:rPr>
     </w:lvl>
     <w:lvl w:ilvl="7">
       <w:start w:val="1"/>
@@ -6370,11 +5897,11 @@
       <w:lvlText w:val="%1.%2.%3.%4.%5.%6.%7.%8"/>
       <w:lvlJc w:val="left"/>
       <w:pPr>
+        <w:tabs>
+          <w:tab w:val="num" w:pos="0"/>
+        </w:tabs>
         <w:ind w:left="2520" w:hanging="2520"/>
       </w:pPr>
-      <w:rPr>
-        <w:rFonts w:hint="default"/>
-      </w:rPr>
     </w:lvl>
     <w:lvl w:ilvl="8">
       <w:start w:val="1"/>
@@ -6382,141 +5909,28 @@
       <w:lvlText w:val="%1.%2.%3.%4.%5.%6.%7.%8.%9"/>
       <w:lvlJc w:val="left"/>
       <w:pPr>
+        <w:tabs>
+          <w:tab w:val="num" w:pos="0"/>
+        </w:tabs>
         <w:ind w:left="2880" w:hanging="2880"/>
       </w:pPr>
-      <w:rPr>
-        <w:rFonts w:hint="default"/>
-      </w:rPr>
     </w:lvl>
   </w:abstractNum>
   <w:abstractNum w:abstractNumId="1" w15:restartNumberingAfterBreak="0">
-    <w:nsid w:val="5F1A2398"/>
-    <w:multiLevelType w:val="hybridMultilevel"/>
-    <w:tmpl w:val="DA440BB8"/>
-    <w:lvl w:ilvl="0" w:tplc="1EC8606E">
-      <w:start w:val="3"/>
-      <w:numFmt w:val="bullet"/>
-      <w:lvlText w:val="-"/>
-      <w:lvlJc w:val="left"/>
-      <w:pPr>
-        <w:ind w:left="720" w:hanging="360"/>
-      </w:pPr>
-      <w:rPr>
-        <w:rFonts w:ascii="Aptos" w:eastAsiaTheme="minorHAnsi" w:hAnsi="Aptos" w:cstheme="minorBidi" w:hint="default"/>
-      </w:rPr>
-    </w:lvl>
-    <w:lvl w:ilvl="1" w:tplc="08090003" w:tentative="1">
-      <w:start w:val="1"/>
-      <w:numFmt w:val="bullet"/>
-      <w:lvlText w:val="o"/>
-      <w:lvlJc w:val="left"/>
-      <w:pPr>
-        <w:ind w:left="1440" w:hanging="360"/>
-      </w:pPr>
-      <w:rPr>
-        <w:rFonts w:ascii="Courier New" w:hAnsi="Courier New" w:cs="Courier New" w:hint="default"/>
-      </w:rPr>
-    </w:lvl>
-    <w:lvl w:ilvl="2" w:tplc="08090005" w:tentative="1">
-      <w:start w:val="1"/>
-      <w:numFmt w:val="bullet"/>
-      <w:lvlText w:val=""/>
-      <w:lvlJc w:val="left"/>
-      <w:pPr>
-        <w:ind w:left="2160" w:hanging="360"/>
-      </w:pPr>
-      <w:rPr>
-        <w:rFonts w:ascii="Wingdings" w:hAnsi="Wingdings" w:hint="default"/>
-      </w:rPr>
-    </w:lvl>
-    <w:lvl w:ilvl="3" w:tplc="08090001" w:tentative="1">
-      <w:start w:val="1"/>
-      <w:numFmt w:val="bullet"/>
-      <w:lvlText w:val=""/>
-      <w:lvlJc w:val="left"/>
-      <w:pPr>
-        <w:ind w:left="2880" w:hanging="360"/>
-      </w:pPr>
-      <w:rPr>
-        <w:rFonts w:ascii="Symbol" w:hAnsi="Symbol" w:hint="default"/>
-      </w:rPr>
-    </w:lvl>
-    <w:lvl w:ilvl="4" w:tplc="08090003" w:tentative="1">
-      <w:start w:val="1"/>
-      <w:numFmt w:val="bullet"/>
-      <w:lvlText w:val="o"/>
-      <w:lvlJc w:val="left"/>
-      <w:pPr>
-        <w:ind w:left="3600" w:hanging="360"/>
-      </w:pPr>
-      <w:rPr>
-        <w:rFonts w:ascii="Courier New" w:hAnsi="Courier New" w:cs="Courier New" w:hint="default"/>
-      </w:rPr>
-    </w:lvl>
-    <w:lvl w:ilvl="5" w:tplc="08090005" w:tentative="1">
-      <w:start w:val="1"/>
-      <w:numFmt w:val="bullet"/>
-      <w:lvlText w:val=""/>
-      <w:lvlJc w:val="left"/>
-      <w:pPr>
-        <w:ind w:left="4320" w:hanging="360"/>
-      </w:pPr>
-      <w:rPr>
-        <w:rFonts w:ascii="Wingdings" w:hAnsi="Wingdings" w:hint="default"/>
-      </w:rPr>
-    </w:lvl>
-    <w:lvl w:ilvl="6" w:tplc="08090001" w:tentative="1">
-      <w:start w:val="1"/>
-      <w:numFmt w:val="bullet"/>
-      <w:lvlText w:val=""/>
-      <w:lvlJc w:val="left"/>
-      <w:pPr>
-        <w:ind w:left="5040" w:hanging="360"/>
-      </w:pPr>
-      <w:rPr>
-        <w:rFonts w:ascii="Symbol" w:hAnsi="Symbol" w:hint="default"/>
-      </w:rPr>
-    </w:lvl>
-    <w:lvl w:ilvl="7" w:tplc="08090003" w:tentative="1">
-      <w:start w:val="1"/>
-      <w:numFmt w:val="bullet"/>
-      <w:lvlText w:val="o"/>
-      <w:lvlJc w:val="left"/>
-      <w:pPr>
-        <w:ind w:left="5760" w:hanging="360"/>
-      </w:pPr>
-      <w:rPr>
-        <w:rFonts w:ascii="Courier New" w:hAnsi="Courier New" w:cs="Courier New" w:hint="default"/>
-      </w:rPr>
-    </w:lvl>
-    <w:lvl w:ilvl="8" w:tplc="08090005" w:tentative="1">
-      <w:start w:val="1"/>
-      <w:numFmt w:val="bullet"/>
-      <w:lvlText w:val=""/>
-      <w:lvlJc w:val="left"/>
-      <w:pPr>
-        <w:ind w:left="6480" w:hanging="360"/>
-      </w:pPr>
-      <w:rPr>
-        <w:rFonts w:ascii="Wingdings" w:hAnsi="Wingdings" w:hint="default"/>
-      </w:rPr>
-    </w:lvl>
-  </w:abstractNum>
-  <w:abstractNum w:abstractNumId="2" w15:restartNumberingAfterBreak="0">
-    <w:nsid w:val="7E9C7C89"/>
+    <w:nsid w:val="3EEA5CD3"/>
     <w:multiLevelType w:val="multilevel"/>
-    <w:tmpl w:val="B1848716"/>
+    <w:tmpl w:val="5F2A612E"/>
     <w:lvl w:ilvl="0">
       <w:start w:val="1"/>
       <w:numFmt w:val="decimal"/>
       <w:lvlText w:val="%1."/>
       <w:lvlJc w:val="left"/>
       <w:pPr>
+        <w:tabs>
+          <w:tab w:val="num" w:pos="0"/>
+        </w:tabs>
         <w:ind w:left="750" w:hanging="390"/>
       </w:pPr>
-      <w:rPr>
-        <w:rFonts w:hint="default"/>
-      </w:rPr>
     </w:lvl>
     <w:lvl w:ilvl="1">
       <w:start w:val="1"/>
@@ -6525,11 +5939,11 @@
       <w:lvlText w:val="%1.%2"/>
       <w:lvlJc w:val="left"/>
       <w:pPr>
+        <w:tabs>
+          <w:tab w:val="num" w:pos="0"/>
+        </w:tabs>
         <w:ind w:left="840" w:hanging="480"/>
       </w:pPr>
-      <w:rPr>
-        <w:rFonts w:hint="default"/>
-      </w:rPr>
     </w:lvl>
     <w:lvl w:ilvl="2">
       <w:start w:val="1"/>
@@ -6538,11 +5952,11 @@
       <w:lvlText w:val="%1.%2.%3"/>
       <w:lvlJc w:val="left"/>
       <w:pPr>
+        <w:tabs>
+          <w:tab w:val="num" w:pos="0"/>
+        </w:tabs>
         <w:ind w:left="1080" w:hanging="720"/>
       </w:pPr>
-      <w:rPr>
-        <w:rFonts w:hint="default"/>
-      </w:rPr>
     </w:lvl>
     <w:lvl w:ilvl="3">
       <w:start w:val="1"/>
@@ -6551,11 +5965,11 @@
       <w:lvlText w:val="%1.%2.%3.%4"/>
       <w:lvlJc w:val="left"/>
       <w:pPr>
+        <w:tabs>
+          <w:tab w:val="num" w:pos="0"/>
+        </w:tabs>
         <w:ind w:left="1080" w:hanging="720"/>
       </w:pPr>
-      <w:rPr>
-        <w:rFonts w:hint="default"/>
-      </w:rPr>
     </w:lvl>
     <w:lvl w:ilvl="4">
       <w:start w:val="1"/>
@@ -6564,11 +5978,11 @@
       <w:lvlText w:val="%1.%2.%3.%4.%5"/>
       <w:lvlJc w:val="left"/>
       <w:pPr>
+        <w:tabs>
+          <w:tab w:val="num" w:pos="0"/>
+        </w:tabs>
         <w:ind w:left="1440" w:hanging="1080"/>
       </w:pPr>
-      <w:rPr>
-        <w:rFonts w:hint="default"/>
-      </w:rPr>
     </w:lvl>
     <w:lvl w:ilvl="5">
       <w:start w:val="1"/>
@@ -6577,11 +5991,11 @@
       <w:lvlText w:val="%1.%2.%3.%4.%5.%6"/>
       <w:lvlJc w:val="left"/>
       <w:pPr>
+        <w:tabs>
+          <w:tab w:val="num" w:pos="0"/>
+        </w:tabs>
         <w:ind w:left="1440" w:hanging="1080"/>
       </w:pPr>
-      <w:rPr>
-        <w:rFonts w:hint="default"/>
-      </w:rPr>
     </w:lvl>
     <w:lvl w:ilvl="6">
       <w:start w:val="1"/>
@@ -6590,11 +6004,11 @@
       <w:lvlText w:val="%1.%2.%3.%4.%5.%6.%7"/>
       <w:lvlJc w:val="left"/>
       <w:pPr>
+        <w:tabs>
+          <w:tab w:val="num" w:pos="0"/>
+        </w:tabs>
         <w:ind w:left="1800" w:hanging="1440"/>
       </w:pPr>
-      <w:rPr>
-        <w:rFonts w:hint="default"/>
-      </w:rPr>
     </w:lvl>
     <w:lvl w:ilvl="7">
       <w:start w:val="1"/>
@@ -6603,11 +6017,11 @@
       <w:lvlText w:val="%1.%2.%3.%4.%5.%6.%7.%8"/>
       <w:lvlJc w:val="left"/>
       <w:pPr>
+        <w:tabs>
+          <w:tab w:val="num" w:pos="0"/>
+        </w:tabs>
         <w:ind w:left="1800" w:hanging="1440"/>
       </w:pPr>
-      <w:rPr>
-        <w:rFonts w:hint="default"/>
-      </w:rPr>
     </w:lvl>
     <w:lvl w:ilvl="8">
       <w:start w:val="1"/>
@@ -6616,21 +6030,286 @@
       <w:lvlText w:val="%1.%2.%3.%4.%5.%6.%7.%8.%9"/>
       <w:lvlJc w:val="left"/>
       <w:pPr>
+        <w:tabs>
+          <w:tab w:val="num" w:pos="0"/>
+        </w:tabs>
         <w:ind w:left="2160" w:hanging="1800"/>
       </w:pPr>
+    </w:lvl>
+  </w:abstractNum>
+  <w:abstractNum w:abstractNumId="2" w15:restartNumberingAfterBreak="0">
+    <w:nsid w:val="447D3669"/>
+    <w:multiLevelType w:val="multilevel"/>
+    <w:tmpl w:val="469E9D6E"/>
+    <w:lvl w:ilvl="0">
+      <w:start w:val="3"/>
+      <w:numFmt w:val="bullet"/>
+      <w:lvlText w:val="-"/>
+      <w:lvlJc w:val="left"/>
+      <w:pPr>
+        <w:tabs>
+          <w:tab w:val="num" w:pos="0"/>
+        </w:tabs>
+        <w:ind w:left="720" w:hanging="360"/>
+      </w:pPr>
       <w:rPr>
-        <w:rFonts w:hint="default"/>
+        <w:rFonts w:ascii="Aptos" w:eastAsiaTheme="minorHAnsi" w:hAnsi="Aptos" w:cstheme="minorBidi" w:hint="default"/>
+      </w:rPr>
+    </w:lvl>
+    <w:lvl w:ilvl="1">
+      <w:start w:val="1"/>
+      <w:numFmt w:val="bullet"/>
+      <w:lvlText w:val="o"/>
+      <w:lvlJc w:val="left"/>
+      <w:pPr>
+        <w:tabs>
+          <w:tab w:val="num" w:pos="0"/>
+        </w:tabs>
+        <w:ind w:left="1440" w:hanging="360"/>
+      </w:pPr>
+      <w:rPr>
+        <w:rFonts w:ascii="Courier New" w:hAnsi="Courier New" w:cs="Courier New" w:hint="default"/>
+      </w:rPr>
+    </w:lvl>
+    <w:lvl w:ilvl="2">
+      <w:start w:val="1"/>
+      <w:numFmt w:val="bullet"/>
+      <w:lvlText w:val=""/>
+      <w:lvlJc w:val="left"/>
+      <w:pPr>
+        <w:tabs>
+          <w:tab w:val="num" w:pos="0"/>
+        </w:tabs>
+        <w:ind w:left="2160" w:hanging="360"/>
+      </w:pPr>
+      <w:rPr>
+        <w:rFonts w:ascii="Wingdings" w:hAnsi="Wingdings" w:cs="Wingdings" w:hint="default"/>
+      </w:rPr>
+    </w:lvl>
+    <w:lvl w:ilvl="3">
+      <w:start w:val="1"/>
+      <w:numFmt w:val="bullet"/>
+      <w:lvlText w:val=""/>
+      <w:lvlJc w:val="left"/>
+      <w:pPr>
+        <w:tabs>
+          <w:tab w:val="num" w:pos="0"/>
+        </w:tabs>
+        <w:ind w:left="2880" w:hanging="360"/>
+      </w:pPr>
+      <w:rPr>
+        <w:rFonts w:ascii="Symbol" w:hAnsi="Symbol" w:cs="Symbol" w:hint="default"/>
+      </w:rPr>
+    </w:lvl>
+    <w:lvl w:ilvl="4">
+      <w:start w:val="1"/>
+      <w:numFmt w:val="bullet"/>
+      <w:lvlText w:val="o"/>
+      <w:lvlJc w:val="left"/>
+      <w:pPr>
+        <w:tabs>
+          <w:tab w:val="num" w:pos="0"/>
+        </w:tabs>
+        <w:ind w:left="3600" w:hanging="360"/>
+      </w:pPr>
+      <w:rPr>
+        <w:rFonts w:ascii="Courier New" w:hAnsi="Courier New" w:cs="Courier New" w:hint="default"/>
+      </w:rPr>
+    </w:lvl>
+    <w:lvl w:ilvl="5">
+      <w:start w:val="1"/>
+      <w:numFmt w:val="bullet"/>
+      <w:lvlText w:val=""/>
+      <w:lvlJc w:val="left"/>
+      <w:pPr>
+        <w:tabs>
+          <w:tab w:val="num" w:pos="0"/>
+        </w:tabs>
+        <w:ind w:left="4320" w:hanging="360"/>
+      </w:pPr>
+      <w:rPr>
+        <w:rFonts w:ascii="Wingdings" w:hAnsi="Wingdings" w:cs="Wingdings" w:hint="default"/>
+      </w:rPr>
+    </w:lvl>
+    <w:lvl w:ilvl="6">
+      <w:start w:val="1"/>
+      <w:numFmt w:val="bullet"/>
+      <w:lvlText w:val=""/>
+      <w:lvlJc w:val="left"/>
+      <w:pPr>
+        <w:tabs>
+          <w:tab w:val="num" w:pos="0"/>
+        </w:tabs>
+        <w:ind w:left="5040" w:hanging="360"/>
+      </w:pPr>
+      <w:rPr>
+        <w:rFonts w:ascii="Symbol" w:hAnsi="Symbol" w:cs="Symbol" w:hint="default"/>
+      </w:rPr>
+    </w:lvl>
+    <w:lvl w:ilvl="7">
+      <w:start w:val="1"/>
+      <w:numFmt w:val="bullet"/>
+      <w:lvlText w:val="o"/>
+      <w:lvlJc w:val="left"/>
+      <w:pPr>
+        <w:tabs>
+          <w:tab w:val="num" w:pos="0"/>
+        </w:tabs>
+        <w:ind w:left="5760" w:hanging="360"/>
+      </w:pPr>
+      <w:rPr>
+        <w:rFonts w:ascii="Courier New" w:hAnsi="Courier New" w:cs="Courier New" w:hint="default"/>
+      </w:rPr>
+    </w:lvl>
+    <w:lvl w:ilvl="8">
+      <w:start w:val="1"/>
+      <w:numFmt w:val="bullet"/>
+      <w:lvlText w:val=""/>
+      <w:lvlJc w:val="left"/>
+      <w:pPr>
+        <w:tabs>
+          <w:tab w:val="num" w:pos="0"/>
+        </w:tabs>
+        <w:ind w:left="6480" w:hanging="360"/>
+      </w:pPr>
+      <w:rPr>
+        <w:rFonts w:ascii="Wingdings" w:hAnsi="Wingdings" w:cs="Wingdings" w:hint="default"/>
       </w:rPr>
     </w:lvl>
   </w:abstractNum>
-  <w:num w:numId="1" w16cid:durableId="196547265">
+  <w:abstractNum w:abstractNumId="3" w15:restartNumberingAfterBreak="0">
+    <w:nsid w:val="57E00090"/>
+    <w:multiLevelType w:val="multilevel"/>
+    <w:tmpl w:val="95D0E1CC"/>
+    <w:lvl w:ilvl="0">
+      <w:start w:val="1"/>
+      <w:numFmt w:val="none"/>
+      <w:suff w:val="nothing"/>
+      <w:lvlText w:val=""/>
+      <w:lvlJc w:val="left"/>
+      <w:pPr>
+        <w:tabs>
+          <w:tab w:val="num" w:pos="0"/>
+        </w:tabs>
+        <w:ind w:left="0" w:firstLine="0"/>
+      </w:pPr>
+    </w:lvl>
+    <w:lvl w:ilvl="1">
+      <w:start w:val="1"/>
+      <w:numFmt w:val="none"/>
+      <w:suff w:val="nothing"/>
+      <w:lvlText w:val=""/>
+      <w:lvlJc w:val="left"/>
+      <w:pPr>
+        <w:tabs>
+          <w:tab w:val="num" w:pos="0"/>
+        </w:tabs>
+        <w:ind w:left="0" w:firstLine="0"/>
+      </w:pPr>
+    </w:lvl>
+    <w:lvl w:ilvl="2">
+      <w:start w:val="1"/>
+      <w:numFmt w:val="none"/>
+      <w:suff w:val="nothing"/>
+      <w:lvlText w:val=""/>
+      <w:lvlJc w:val="left"/>
+      <w:pPr>
+        <w:tabs>
+          <w:tab w:val="num" w:pos="0"/>
+        </w:tabs>
+        <w:ind w:left="0" w:firstLine="0"/>
+      </w:pPr>
+    </w:lvl>
+    <w:lvl w:ilvl="3">
+      <w:start w:val="1"/>
+      <w:numFmt w:val="none"/>
+      <w:suff w:val="nothing"/>
+      <w:lvlText w:val=""/>
+      <w:lvlJc w:val="left"/>
+      <w:pPr>
+        <w:tabs>
+          <w:tab w:val="num" w:pos="0"/>
+        </w:tabs>
+        <w:ind w:left="0" w:firstLine="0"/>
+      </w:pPr>
+    </w:lvl>
+    <w:lvl w:ilvl="4">
+      <w:start w:val="1"/>
+      <w:numFmt w:val="none"/>
+      <w:suff w:val="nothing"/>
+      <w:lvlText w:val=""/>
+      <w:lvlJc w:val="left"/>
+      <w:pPr>
+        <w:tabs>
+          <w:tab w:val="num" w:pos="0"/>
+        </w:tabs>
+        <w:ind w:left="0" w:firstLine="0"/>
+      </w:pPr>
+    </w:lvl>
+    <w:lvl w:ilvl="5">
+      <w:start w:val="1"/>
+      <w:numFmt w:val="none"/>
+      <w:suff w:val="nothing"/>
+      <w:lvlText w:val=""/>
+      <w:lvlJc w:val="left"/>
+      <w:pPr>
+        <w:tabs>
+          <w:tab w:val="num" w:pos="0"/>
+        </w:tabs>
+        <w:ind w:left="0" w:firstLine="0"/>
+      </w:pPr>
+    </w:lvl>
+    <w:lvl w:ilvl="6">
+      <w:start w:val="1"/>
+      <w:numFmt w:val="none"/>
+      <w:suff w:val="nothing"/>
+      <w:lvlText w:val=""/>
+      <w:lvlJc w:val="left"/>
+      <w:pPr>
+        <w:tabs>
+          <w:tab w:val="num" w:pos="0"/>
+        </w:tabs>
+        <w:ind w:left="0" w:firstLine="0"/>
+      </w:pPr>
+    </w:lvl>
+    <w:lvl w:ilvl="7">
+      <w:start w:val="1"/>
+      <w:numFmt w:val="none"/>
+      <w:suff w:val="nothing"/>
+      <w:lvlText w:val=""/>
+      <w:lvlJc w:val="left"/>
+      <w:pPr>
+        <w:tabs>
+          <w:tab w:val="num" w:pos="0"/>
+        </w:tabs>
+        <w:ind w:left="0" w:firstLine="0"/>
+      </w:pPr>
+    </w:lvl>
+    <w:lvl w:ilvl="8">
+      <w:start w:val="1"/>
+      <w:numFmt w:val="none"/>
+      <w:suff w:val="nothing"/>
+      <w:lvlText w:val=""/>
+      <w:lvlJc w:val="left"/>
+      <w:pPr>
+        <w:tabs>
+          <w:tab w:val="num" w:pos="0"/>
+        </w:tabs>
+        <w:ind w:left="0" w:firstLine="0"/>
+      </w:pPr>
+    </w:lvl>
+  </w:abstractNum>
+  <w:num w:numId="1" w16cid:durableId="2003849378">
+    <w:abstractNumId w:val="1"/>
+  </w:num>
+  <w:num w:numId="2" w16cid:durableId="1298339232">
     <w:abstractNumId w:val="2"/>
   </w:num>
-  <w:num w:numId="2" w16cid:durableId="391737128">
-    <w:abstractNumId w:val="1"/>
+  <w:num w:numId="3" w16cid:durableId="1219590812">
+    <w:abstractNumId w:val="0"/>
   </w:num>
-  <w:num w:numId="3" w16cid:durableId="1728333522">
-    <w:abstractNumId w:val="0"/>
+  <w:num w:numId="4" w16cid:durableId="289014278">
+    <w:abstractNumId w:val="3"/>
   </w:num>
 </w:numbering>
 </file>
@@ -6650,7 +6329,7 @@
     </w:rPrDefault>
     <w:pPrDefault>
       <w:pPr>
-        <w:spacing w:after="160" w:line="259" w:lineRule="auto"/>
+        <w:suppressAutoHyphens/>
       </w:pPr>
     </w:pPrDefault>
   </w:docDefaults>
@@ -7035,6 +6714,9 @@
   <w:style w:type="paragraph" w:default="1" w:styleId="Normal">
     <w:name w:val="Normal"/>
     <w:qFormat/>
+    <w:pPr>
+      <w:spacing w:after="160" w:line="259" w:lineRule="auto"/>
+    </w:pPr>
   </w:style>
   <w:style w:type="paragraph" w:styleId="Heading1">
     <w:name w:val="heading 1"/>
@@ -7236,6 +6918,7 @@
   <w:style w:type="character" w:default="1" w:styleId="DefaultParagraphFont">
     <w:name w:val="Default Paragraph Font"/>
     <w:uiPriority w:val="1"/>
+    <w:semiHidden/>
     <w:unhideWhenUsed/>
   </w:style>
   <w:style w:type="table" w:default="1" w:styleId="TableNormal">
@@ -7263,6 +6946,7 @@
     <w:name w:val="Heading 1 Char"/>
     <w:basedOn w:val="DefaultParagraphFont"/>
     <w:link w:val="Heading1"/>
+    <w:qFormat/>
     <w:rsid w:val="00D97C7D"/>
     <w:rPr>
       <w:rFonts w:asciiTheme="majorHAnsi" w:eastAsiaTheme="majorEastAsia" w:hAnsiTheme="majorHAnsi" w:cstheme="majorBidi"/>
@@ -7276,6 +6960,7 @@
     <w:basedOn w:val="DefaultParagraphFont"/>
     <w:link w:val="Heading2"/>
     <w:uiPriority w:val="9"/>
+    <w:qFormat/>
     <w:rsid w:val="00D97C7D"/>
     <w:rPr>
       <w:rFonts w:asciiTheme="majorHAnsi" w:eastAsiaTheme="majorEastAsia" w:hAnsiTheme="majorHAnsi" w:cstheme="majorBidi"/>
@@ -7289,6 +6974,7 @@
     <w:basedOn w:val="DefaultParagraphFont"/>
     <w:link w:val="Heading3"/>
     <w:uiPriority w:val="9"/>
+    <w:qFormat/>
     <w:rsid w:val="00D97C7D"/>
     <w:rPr>
       <w:rFonts w:eastAsiaTheme="majorEastAsia" w:cstheme="majorBidi"/>
@@ -7303,6 +6989,7 @@
     <w:link w:val="Heading4"/>
     <w:uiPriority w:val="9"/>
     <w:semiHidden/>
+    <w:qFormat/>
     <w:rsid w:val="00D97C7D"/>
     <w:rPr>
       <w:rFonts w:eastAsiaTheme="majorEastAsia" w:cstheme="majorBidi"/>
@@ -7317,6 +7004,7 @@
     <w:link w:val="Heading5"/>
     <w:uiPriority w:val="9"/>
     <w:semiHidden/>
+    <w:qFormat/>
     <w:rsid w:val="00D97C7D"/>
     <w:rPr>
       <w:rFonts w:eastAsiaTheme="majorEastAsia" w:cstheme="majorBidi"/>
@@ -7329,6 +7017,7 @@
     <w:link w:val="Heading6"/>
     <w:uiPriority w:val="9"/>
     <w:semiHidden/>
+    <w:qFormat/>
     <w:rsid w:val="00D97C7D"/>
     <w:rPr>
       <w:rFonts w:eastAsiaTheme="majorEastAsia" w:cstheme="majorBidi"/>
@@ -7343,6 +7032,7 @@
     <w:link w:val="Heading7"/>
     <w:uiPriority w:val="9"/>
     <w:semiHidden/>
+    <w:qFormat/>
     <w:rsid w:val="00D97C7D"/>
     <w:rPr>
       <w:rFonts w:eastAsiaTheme="majorEastAsia" w:cstheme="majorBidi"/>
@@ -7355,6 +7045,7 @@
     <w:link w:val="Heading8"/>
     <w:uiPriority w:val="9"/>
     <w:semiHidden/>
+    <w:qFormat/>
     <w:rsid w:val="00D97C7D"/>
     <w:rPr>
       <w:rFonts w:eastAsiaTheme="majorEastAsia" w:cstheme="majorBidi"/>
@@ -7369,10 +7060,207 @@
     <w:link w:val="Heading9"/>
     <w:uiPriority w:val="9"/>
     <w:semiHidden/>
+    <w:qFormat/>
     <w:rsid w:val="00D97C7D"/>
     <w:rPr>
       <w:rFonts w:eastAsiaTheme="majorEastAsia" w:cstheme="majorBidi"/>
       <w:color w:val="272727" w:themeColor="text1" w:themeTint="D8"/>
+    </w:rPr>
+  </w:style>
+  <w:style w:type="character" w:customStyle="1" w:styleId="TitleChar">
+    <w:name w:val="Title Char"/>
+    <w:basedOn w:val="DefaultParagraphFont"/>
+    <w:link w:val="Title"/>
+    <w:uiPriority w:val="10"/>
+    <w:qFormat/>
+    <w:rsid w:val="00D97C7D"/>
+    <w:rPr>
+      <w:rFonts w:asciiTheme="majorHAnsi" w:eastAsiaTheme="majorEastAsia" w:hAnsiTheme="majorHAnsi" w:cstheme="majorBidi"/>
+      <w:spacing w:val="-10"/>
+      <w:kern w:val="2"/>
+      <w:sz w:val="56"/>
+      <w:szCs w:val="56"/>
+    </w:rPr>
+  </w:style>
+  <w:style w:type="character" w:customStyle="1" w:styleId="SubtitleChar">
+    <w:name w:val="Subtitle Char"/>
+    <w:basedOn w:val="DefaultParagraphFont"/>
+    <w:link w:val="Subtitle"/>
+    <w:uiPriority w:val="11"/>
+    <w:qFormat/>
+    <w:rsid w:val="00D97C7D"/>
+    <w:rPr>
+      <w:rFonts w:eastAsiaTheme="majorEastAsia" w:cstheme="majorBidi"/>
+      <w:color w:val="595959" w:themeColor="text1" w:themeTint="A6"/>
+      <w:spacing w:val="15"/>
+      <w:sz w:val="28"/>
+      <w:szCs w:val="28"/>
+    </w:rPr>
+  </w:style>
+  <w:style w:type="character" w:customStyle="1" w:styleId="QuoteChar">
+    <w:name w:val="Quote Char"/>
+    <w:basedOn w:val="DefaultParagraphFont"/>
+    <w:link w:val="Quote"/>
+    <w:uiPriority w:val="29"/>
+    <w:qFormat/>
+    <w:rsid w:val="00D97C7D"/>
+    <w:rPr>
+      <w:i/>
+      <w:iCs/>
+      <w:color w:val="404040" w:themeColor="text1" w:themeTint="BF"/>
+    </w:rPr>
+  </w:style>
+  <w:style w:type="character" w:styleId="IntenseEmphasis">
+    <w:name w:val="Intense Emphasis"/>
+    <w:basedOn w:val="DefaultParagraphFont"/>
+    <w:uiPriority w:val="21"/>
+    <w:qFormat/>
+    <w:rsid w:val="00D97C7D"/>
+    <w:rPr>
+      <w:i/>
+      <w:iCs/>
+      <w:color w:val="0F4761" w:themeColor="accent1" w:themeShade="BF"/>
+    </w:rPr>
+  </w:style>
+  <w:style w:type="character" w:customStyle="1" w:styleId="IntenseQuoteChar">
+    <w:name w:val="Intense Quote Char"/>
+    <w:basedOn w:val="DefaultParagraphFont"/>
+    <w:link w:val="IntenseQuote"/>
+    <w:uiPriority w:val="30"/>
+    <w:qFormat/>
+    <w:rsid w:val="00D97C7D"/>
+    <w:rPr>
+      <w:i/>
+      <w:iCs/>
+      <w:color w:val="0F4761" w:themeColor="accent1" w:themeShade="BF"/>
+    </w:rPr>
+  </w:style>
+  <w:style w:type="character" w:styleId="IntenseReference">
+    <w:name w:val="Intense Reference"/>
+    <w:basedOn w:val="DefaultParagraphFont"/>
+    <w:uiPriority w:val="32"/>
+    <w:qFormat/>
+    <w:rsid w:val="00D97C7D"/>
+    <w:rPr>
+      <w:b/>
+      <w:bCs/>
+      <w:smallCaps/>
+      <w:color w:val="0F4761" w:themeColor="accent1" w:themeShade="BF"/>
+      <w:spacing w:val="5"/>
+    </w:rPr>
+  </w:style>
+  <w:style w:type="character" w:customStyle="1" w:styleId="HeaderChar">
+    <w:name w:val="Header Char"/>
+    <w:basedOn w:val="DefaultParagraphFont"/>
+    <w:link w:val="Header"/>
+    <w:uiPriority w:val="99"/>
+    <w:qFormat/>
+    <w:rsid w:val="00EF2E0D"/>
+  </w:style>
+  <w:style w:type="character" w:customStyle="1" w:styleId="FooterChar">
+    <w:name w:val="Footer Char"/>
+    <w:basedOn w:val="DefaultParagraphFont"/>
+    <w:link w:val="Footer"/>
+    <w:uiPriority w:val="99"/>
+    <w:qFormat/>
+    <w:rsid w:val="00EF2E0D"/>
+  </w:style>
+  <w:style w:type="character" w:customStyle="1" w:styleId="UnnumberedHeading1Char">
+    <w:name w:val="Unnumbered Heading 1 Char"/>
+    <w:link w:val="UnnumberedHeading1"/>
+    <w:qFormat/>
+    <w:rsid w:val="00054A24"/>
+    <w:rPr>
+      <w:rFonts w:ascii="Calibri" w:eastAsia="Times New Roman" w:hAnsi="Calibri" w:cs="Times New Roman"/>
+      <w:b/>
+      <w:kern w:val="0"/>
+      <w:sz w:val="44"/>
+      <w:szCs w:val="24"/>
+      <w:lang w:val="en-IE"/>
+    </w:rPr>
+  </w:style>
+  <w:style w:type="character" w:styleId="Hyperlink">
+    <w:name w:val="Hyperlink"/>
+    <w:basedOn w:val="DefaultParagraphFont"/>
+    <w:uiPriority w:val="99"/>
+    <w:unhideWhenUsed/>
+    <w:rsid w:val="00ED0AE5"/>
+    <w:rPr>
+      <w:color w:val="467886" w:themeColor="hyperlink"/>
+      <w:u w:val="single"/>
+    </w:rPr>
+  </w:style>
+  <w:style w:type="character" w:styleId="UnresolvedMention">
+    <w:name w:val="Unresolved Mention"/>
+    <w:basedOn w:val="DefaultParagraphFont"/>
+    <w:uiPriority w:val="99"/>
+    <w:semiHidden/>
+    <w:unhideWhenUsed/>
+    <w:qFormat/>
+    <w:rsid w:val="00ED0AE5"/>
+    <w:rPr>
+      <w:color w:val="605E5C"/>
+      <w:shd w:val="clear" w:color="auto" w:fill="E1DFDD"/>
+    </w:rPr>
+  </w:style>
+  <w:style w:type="character" w:customStyle="1" w:styleId="IndexLink">
+    <w:name w:val="Index Link"/>
+    <w:qFormat/>
+  </w:style>
+  <w:style w:type="paragraph" w:customStyle="1" w:styleId="Heading">
+    <w:name w:val="Heading"/>
+    <w:basedOn w:val="Normal"/>
+    <w:next w:val="BodyText"/>
+    <w:qFormat/>
+    <w:pPr>
+      <w:keepNext/>
+      <w:spacing w:before="240" w:after="120"/>
+    </w:pPr>
+    <w:rPr>
+      <w:rFonts w:ascii="Liberation Sans" w:eastAsia="Microsoft YaHei" w:hAnsi="Liberation Sans" w:cs="Lucida Sans"/>
+      <w:sz w:val="28"/>
+      <w:szCs w:val="28"/>
+    </w:rPr>
+  </w:style>
+  <w:style w:type="paragraph" w:styleId="BodyText">
+    <w:name w:val="Body Text"/>
+    <w:basedOn w:val="Normal"/>
+    <w:pPr>
+      <w:spacing w:after="140" w:line="276" w:lineRule="auto"/>
+    </w:pPr>
+  </w:style>
+  <w:style w:type="paragraph" w:styleId="List">
+    <w:name w:val="List"/>
+    <w:basedOn w:val="BodyText"/>
+    <w:rPr>
+      <w:rFonts w:cs="Lucida Sans"/>
+    </w:rPr>
+  </w:style>
+  <w:style w:type="paragraph" w:styleId="Caption">
+    <w:name w:val="caption"/>
+    <w:basedOn w:val="Normal"/>
+    <w:qFormat/>
+    <w:pPr>
+      <w:suppressLineNumbers/>
+      <w:spacing w:before="120" w:after="120"/>
+    </w:pPr>
+    <w:rPr>
+      <w:rFonts w:cs="Lucida Sans"/>
+      <w:i/>
+      <w:iCs/>
+      <w:sz w:val="24"/>
+      <w:szCs w:val="24"/>
+    </w:rPr>
+  </w:style>
+  <w:style w:type="paragraph" w:customStyle="1" w:styleId="Index">
+    <w:name w:val="Index"/>
+    <w:basedOn w:val="Normal"/>
+    <w:qFormat/>
+    <w:pPr>
+      <w:suppressLineNumbers/>
+    </w:pPr>
+    <w:rPr>
+      <w:rFonts w:cs="Lucida Sans"/>
     </w:rPr>
   </w:style>
   <w:style w:type="paragraph" w:styleId="Title">
@@ -7390,21 +7278,6 @@
     <w:rPr>
       <w:rFonts w:asciiTheme="majorHAnsi" w:eastAsiaTheme="majorEastAsia" w:hAnsiTheme="majorHAnsi" w:cstheme="majorBidi"/>
       <w:spacing w:val="-10"/>
-      <w:kern w:val="28"/>
-      <w:sz w:val="56"/>
-      <w:szCs w:val="56"/>
-    </w:rPr>
-  </w:style>
-  <w:style w:type="character" w:customStyle="1" w:styleId="TitleChar">
-    <w:name w:val="Title Char"/>
-    <w:basedOn w:val="DefaultParagraphFont"/>
-    <w:link w:val="Title"/>
-    <w:uiPriority w:val="10"/>
-    <w:rsid w:val="00D97C7D"/>
-    <w:rPr>
-      <w:rFonts w:asciiTheme="majorHAnsi" w:eastAsiaTheme="majorEastAsia" w:hAnsiTheme="majorHAnsi" w:cstheme="majorBidi"/>
-      <w:spacing w:val="-10"/>
-      <w:kern w:val="28"/>
       <w:sz w:val="56"/>
       <w:szCs w:val="56"/>
     </w:rPr>
@@ -7416,25 +7289,6 @@
     <w:link w:val="SubtitleChar"/>
     <w:uiPriority w:val="11"/>
     <w:qFormat/>
-    <w:rsid w:val="00D97C7D"/>
-    <w:pPr>
-      <w:numPr>
-        <w:ilvl w:val="1"/>
-      </w:numPr>
-    </w:pPr>
-    <w:rPr>
-      <w:rFonts w:eastAsiaTheme="majorEastAsia" w:cstheme="majorBidi"/>
-      <w:color w:val="595959" w:themeColor="text1" w:themeTint="A6"/>
-      <w:spacing w:val="15"/>
-      <w:sz w:val="28"/>
-      <w:szCs w:val="28"/>
-    </w:rPr>
-  </w:style>
-  <w:style w:type="character" w:customStyle="1" w:styleId="SubtitleChar">
-    <w:name w:val="Subtitle Char"/>
-    <w:basedOn w:val="DefaultParagraphFont"/>
-    <w:link w:val="Subtitle"/>
-    <w:uiPriority w:val="11"/>
     <w:rsid w:val="00D97C7D"/>
     <w:rPr>
       <w:rFonts w:eastAsiaTheme="majorEastAsia" w:cstheme="majorBidi"/>
@@ -7462,18 +7316,6 @@
       <w:color w:val="404040" w:themeColor="text1" w:themeTint="BF"/>
     </w:rPr>
   </w:style>
-  <w:style w:type="character" w:customStyle="1" w:styleId="QuoteChar">
-    <w:name w:val="Quote Char"/>
-    <w:basedOn w:val="DefaultParagraphFont"/>
-    <w:link w:val="Quote"/>
-    <w:uiPriority w:val="29"/>
-    <w:rsid w:val="00D97C7D"/>
-    <w:rPr>
-      <w:i/>
-      <w:iCs/>
-      <w:color w:val="404040" w:themeColor="text1" w:themeTint="BF"/>
-    </w:rPr>
-  </w:style>
   <w:style w:type="paragraph" w:styleId="ListParagraph">
     <w:name w:val="List Paragraph"/>
     <w:basedOn w:val="Normal"/>
@@ -7484,18 +7326,6 @@
       <w:ind w:left="720"/>
       <w:contextualSpacing/>
     </w:pPr>
-  </w:style>
-  <w:style w:type="character" w:styleId="IntenseEmphasis">
-    <w:name w:val="Intense Emphasis"/>
-    <w:basedOn w:val="DefaultParagraphFont"/>
-    <w:uiPriority w:val="21"/>
-    <w:qFormat/>
-    <w:rsid w:val="00D97C7D"/>
-    <w:rPr>
-      <w:i/>
-      <w:iCs/>
-      <w:color w:val="0F4761" w:themeColor="accent1" w:themeShade="BF"/>
-    </w:rPr>
   </w:style>
   <w:style w:type="paragraph" w:styleId="IntenseQuote">
     <w:name w:val="Intense Quote"/>
@@ -7520,31 +7350,10 @@
       <w:color w:val="0F4761" w:themeColor="accent1" w:themeShade="BF"/>
     </w:rPr>
   </w:style>
-  <w:style w:type="character" w:customStyle="1" w:styleId="IntenseQuoteChar">
-    <w:name w:val="Intense Quote Char"/>
-    <w:basedOn w:val="DefaultParagraphFont"/>
-    <w:link w:val="IntenseQuote"/>
-    <w:uiPriority w:val="30"/>
-    <w:rsid w:val="00D97C7D"/>
-    <w:rPr>
-      <w:i/>
-      <w:iCs/>
-      <w:color w:val="0F4761" w:themeColor="accent1" w:themeShade="BF"/>
-    </w:rPr>
-  </w:style>
-  <w:style w:type="character" w:styleId="IntenseReference">
-    <w:name w:val="Intense Reference"/>
-    <w:basedOn w:val="DefaultParagraphFont"/>
-    <w:uiPriority w:val="32"/>
+  <w:style w:type="paragraph" w:customStyle="1" w:styleId="HeaderandFooter">
+    <w:name w:val="Header and Footer"/>
+    <w:basedOn w:val="Normal"/>
     <w:qFormat/>
-    <w:rsid w:val="00D97C7D"/>
-    <w:rPr>
-      <w:b/>
-      <w:bCs/>
-      <w:smallCaps/>
-      <w:color w:val="0F4761" w:themeColor="accent1" w:themeShade="BF"/>
-      <w:spacing w:val="5"/>
-    </w:rPr>
   </w:style>
   <w:style w:type="paragraph" w:styleId="Header">
     <w:name w:val="header"/>
@@ -7561,13 +7370,6 @@
       <w:spacing w:after="0" w:line="240" w:lineRule="auto"/>
     </w:pPr>
   </w:style>
-  <w:style w:type="character" w:customStyle="1" w:styleId="HeaderChar">
-    <w:name w:val="Header Char"/>
-    <w:basedOn w:val="DefaultParagraphFont"/>
-    <w:link w:val="Header"/>
-    <w:uiPriority w:val="99"/>
-    <w:rsid w:val="00EF2E0D"/>
-  </w:style>
   <w:style w:type="paragraph" w:styleId="Footer">
     <w:name w:val="footer"/>
     <w:basedOn w:val="Normal"/>
@@ -7583,17 +7385,11 @@
       <w:spacing w:after="0" w:line="240" w:lineRule="auto"/>
     </w:pPr>
   </w:style>
-  <w:style w:type="character" w:customStyle="1" w:styleId="FooterChar">
-    <w:name w:val="Footer Char"/>
-    <w:basedOn w:val="DefaultParagraphFont"/>
-    <w:link w:val="Footer"/>
-    <w:uiPriority w:val="99"/>
-    <w:rsid w:val="00EF2E0D"/>
-  </w:style>
   <w:style w:type="paragraph" w:customStyle="1" w:styleId="AbstractHeading">
     <w:name w:val="Abstract Heading"/>
     <w:basedOn w:val="Heading1"/>
     <w:next w:val="Normal"/>
+    <w:qFormat/>
     <w:rsid w:val="00054A24"/>
     <w:pPr>
       <w:keepLines w:val="0"/>
@@ -7606,10 +7402,8 @@
       <w:b/>
       <w:bCs/>
       <w:color w:val="auto"/>
-      <w:kern w:val="32"/>
       <w:sz w:val="44"/>
       <w:szCs w:val="32"/>
-      <w14:ligatures w14:val="none"/>
     </w:rPr>
   </w:style>
   <w:style w:type="paragraph" w:customStyle="1" w:styleId="UnnumberedHeading1">
@@ -7631,64 +7425,11 @@
       <w:sz w:val="44"/>
       <w:szCs w:val="24"/>
       <w:lang w:val="en-IE"/>
-      <w14:ligatures w14:val="none"/>
     </w:rPr>
   </w:style>
-  <w:style w:type="character" w:customStyle="1" w:styleId="UnnumberedHeading1Char">
-    <w:name w:val="Unnumbered Heading 1 Char"/>
-    <w:link w:val="UnnumberedHeading1"/>
-    <w:rsid w:val="00054A24"/>
-    <w:rPr>
-      <w:rFonts w:ascii="Calibri" w:eastAsia="Times New Roman" w:hAnsi="Calibri" w:cs="Times New Roman"/>
-      <w:b/>
-      <w:kern w:val="0"/>
-      <w:sz w:val="44"/>
-      <w:szCs w:val="24"/>
-      <w:lang w:val="en-IE"/>
-      <w14:ligatures w14:val="none"/>
-    </w:rPr>
-  </w:style>
-  <w:style w:type="character" w:styleId="Hyperlink">
-    <w:name w:val="Hyperlink"/>
-    <w:basedOn w:val="DefaultParagraphFont"/>
-    <w:uiPriority w:val="99"/>
-    <w:unhideWhenUsed/>
-    <w:rsid w:val="00ED0AE5"/>
-    <w:rPr>
-      <w:color w:val="467886" w:themeColor="hyperlink"/>
-      <w:u w:val="single"/>
-    </w:rPr>
-  </w:style>
-  <w:style w:type="character" w:styleId="UnresolvedMention">
-    <w:name w:val="Unresolved Mention"/>
-    <w:basedOn w:val="DefaultParagraphFont"/>
-    <w:uiPriority w:val="99"/>
-    <w:semiHidden/>
-    <w:unhideWhenUsed/>
-    <w:rsid w:val="00ED0AE5"/>
-    <w:rPr>
-      <w:color w:val="605E5C"/>
-      <w:shd w:val="clear" w:color="auto" w:fill="E1DFDD"/>
-    </w:rPr>
-  </w:style>
-  <w:style w:type="table" w:styleId="TableGrid">
-    <w:name w:val="Table Grid"/>
-    <w:basedOn w:val="TableNormal"/>
-    <w:uiPriority w:val="39"/>
-    <w:rsid w:val="00970165"/>
-    <w:pPr>
-      <w:spacing w:after="0" w:line="240" w:lineRule="auto"/>
-    </w:pPr>
-    <w:tblPr>
-      <w:tblBorders>
-        <w:top w:val="single" w:sz="4" w:space="0" w:color="auto"/>
-        <w:left w:val="single" w:sz="4" w:space="0" w:color="auto"/>
-        <w:bottom w:val="single" w:sz="4" w:space="0" w:color="auto"/>
-        <w:right w:val="single" w:sz="4" w:space="0" w:color="auto"/>
-        <w:insideH w:val="single" w:sz="4" w:space="0" w:color="auto"/>
-        <w:insideV w:val="single" w:sz="4" w:space="0" w:color="auto"/>
-      </w:tblBorders>
-    </w:tblPr>
+  <w:style w:type="paragraph" w:styleId="IndexHeading">
+    <w:name w:val="index heading"/>
+    <w:basedOn w:val="Heading"/>
   </w:style>
   <w:style w:type="paragraph" w:styleId="TOCHeading">
     <w:name w:val="TOC Heading"/>
@@ -7747,6 +7488,27 @@
       <w:ind w:left="440"/>
     </w:pPr>
   </w:style>
+  <w:style w:type="paragraph" w:customStyle="1" w:styleId="Default">
+    <w:name w:val="Default"/>
+    <w:basedOn w:val="Heading1"/>
+    <w:qFormat/>
+  </w:style>
+  <w:style w:type="table" w:styleId="TableGrid">
+    <w:name w:val="Table Grid"/>
+    <w:basedOn w:val="TableNormal"/>
+    <w:uiPriority w:val="39"/>
+    <w:rsid w:val="00970165"/>
+    <w:tblPr>
+      <w:tblBorders>
+        <w:top w:val="single" w:sz="4" w:space="0" w:color="auto"/>
+        <w:left w:val="single" w:sz="4" w:space="0" w:color="auto"/>
+        <w:bottom w:val="single" w:sz="4" w:space="0" w:color="auto"/>
+        <w:right w:val="single" w:sz="4" w:space="0" w:color="auto"/>
+        <w:insideH w:val="single" w:sz="4" w:space="0" w:color="auto"/>
+        <w:insideV w:val="single" w:sz="4" w:space="0" w:color="auto"/>
+      </w:tblBorders>
+    </w:tblPr>
+  </w:style>
 </w:styles>
 </file>
 
@@ -7755,10 +7517,10 @@
   <a:themeElements>
     <a:clrScheme name="Office">
       <a:dk1>
-        <a:sysClr val="windowText" lastClr="000000"/>
+        <a:srgbClr val="000000"/>
       </a:dk1>
       <a:lt1>
-        <a:sysClr val="window" lastClr="FFFFFF"/>
+        <a:srgbClr val="FFFFFF"/>
       </a:lt1>
       <a:dk2>
         <a:srgbClr val="0E2841"/>
@@ -7796,150 +7558,52 @@
         <a:latin typeface="Aptos Display" panose="02110004020202020204"/>
         <a:ea typeface=""/>
         <a:cs typeface=""/>
-        <a:font script="Jpan" typeface="游ゴシック Light"/>
-        <a:font script="Hang" typeface="맑은 고딕"/>
-        <a:font script="Hans" typeface="等线 Light"/>
-        <a:font script="Hant" typeface="新細明體"/>
-        <a:font script="Arab" typeface="Times New Roman"/>
-        <a:font script="Hebr" typeface="Times New Roman"/>
-        <a:font script="Thai" typeface="Angsana New"/>
-        <a:font script="Ethi" typeface="Nyala"/>
-        <a:font script="Beng" typeface="Vrinda"/>
-        <a:font script="Gujr" typeface="Shruti"/>
-        <a:font script="Khmr" typeface="MoolBoran"/>
-        <a:font script="Knda" typeface="Tunga"/>
-        <a:font script="Guru" typeface="Raavi"/>
-        <a:font script="Cans" typeface="Euphemia"/>
-        <a:font script="Cher" typeface="Plantagenet Cherokee"/>
-        <a:font script="Yiii" typeface="Microsoft Yi Baiti"/>
-        <a:font script="Tibt" typeface="Microsoft Himalaya"/>
-        <a:font script="Thaa" typeface="MV Boli"/>
-        <a:font script="Deva" typeface="Mangal"/>
-        <a:font script="Telu" typeface="Gautami"/>
-        <a:font script="Taml" typeface="Latha"/>
-        <a:font script="Syrc" typeface="Estrangelo Edessa"/>
-        <a:font script="Orya" typeface="Kalinga"/>
-        <a:font script="Mlym" typeface="Kartika"/>
-        <a:font script="Laoo" typeface="DokChampa"/>
-        <a:font script="Sinh" typeface="Iskoola Pota"/>
-        <a:font script="Mong" typeface="Mongolian Baiti"/>
-        <a:font script="Viet" typeface="Times New Roman"/>
-        <a:font script="Uigh" typeface="Microsoft Uighur"/>
-        <a:font script="Geor" typeface="Sylfaen"/>
-        <a:font script="Armn" typeface="Arial"/>
-        <a:font script="Bugi" typeface="Leelawadee UI"/>
-        <a:font script="Bopo" typeface="Microsoft JhengHei"/>
-        <a:font script="Java" typeface="Javanese Text"/>
-        <a:font script="Lisu" typeface="Segoe UI"/>
-        <a:font script="Mymr" typeface="Myanmar Text"/>
-        <a:font script="Nkoo" typeface="Ebrima"/>
-        <a:font script="Olck" typeface="Nirmala UI"/>
-        <a:font script="Osma" typeface="Ebrima"/>
-        <a:font script="Phag" typeface="Phagspa"/>
-        <a:font script="Syrn" typeface="Estrangelo Edessa"/>
-        <a:font script="Syrj" typeface="Estrangelo Edessa"/>
-        <a:font script="Syre" typeface="Estrangelo Edessa"/>
-        <a:font script="Sora" typeface="Nirmala UI"/>
-        <a:font script="Tale" typeface="Microsoft Tai Le"/>
-        <a:font script="Talu" typeface="Microsoft New Tai Lue"/>
-        <a:font script="Tfng" typeface="Ebrima"/>
       </a:majorFont>
       <a:minorFont>
         <a:latin typeface="Aptos" panose="02110004020202020204"/>
         <a:ea typeface=""/>
         <a:cs typeface=""/>
-        <a:font script="Jpan" typeface="游ゴシック"/>
-        <a:font script="Hang" typeface="맑은 고딕"/>
-        <a:font script="Hans" typeface="等线"/>
-        <a:font script="Hant" typeface="新細明體"/>
-        <a:font script="Arab" typeface="Arial"/>
-        <a:font script="Hebr" typeface="Arial"/>
-        <a:font script="Thai" typeface="Cordia New"/>
-        <a:font script="Ethi" typeface="Nyala"/>
-        <a:font script="Beng" typeface="Vrinda"/>
-        <a:font script="Gujr" typeface="Shruti"/>
-        <a:font script="Khmr" typeface="DaunPenh"/>
-        <a:font script="Knda" typeface="Tunga"/>
-        <a:font script="Guru" typeface="Raavi"/>
-        <a:font script="Cans" typeface="Euphemia"/>
-        <a:font script="Cher" typeface="Plantagenet Cherokee"/>
-        <a:font script="Yiii" typeface="Microsoft Yi Baiti"/>
-        <a:font script="Tibt" typeface="Microsoft Himalaya"/>
-        <a:font script="Thaa" typeface="MV Boli"/>
-        <a:font script="Deva" typeface="Mangal"/>
-        <a:font script="Telu" typeface="Gautami"/>
-        <a:font script="Taml" typeface="Latha"/>
-        <a:font script="Syrc" typeface="Estrangelo Edessa"/>
-        <a:font script="Orya" typeface="Kalinga"/>
-        <a:font script="Mlym" typeface="Kartika"/>
-        <a:font script="Laoo" typeface="DokChampa"/>
-        <a:font script="Sinh" typeface="Iskoola Pota"/>
-        <a:font script="Mong" typeface="Mongolian Baiti"/>
-        <a:font script="Viet" typeface="Arial"/>
-        <a:font script="Uigh" typeface="Microsoft Uighur"/>
-        <a:font script="Geor" typeface="Sylfaen"/>
-        <a:font script="Armn" typeface="Arial"/>
-        <a:font script="Bugi" typeface="Leelawadee UI"/>
-        <a:font script="Bopo" typeface="Microsoft JhengHei"/>
-        <a:font script="Java" typeface="Javanese Text"/>
-        <a:font script="Lisu" typeface="Segoe UI"/>
-        <a:font script="Mymr" typeface="Myanmar Text"/>
-        <a:font script="Nkoo" typeface="Ebrima"/>
-        <a:font script="Olck" typeface="Nirmala UI"/>
-        <a:font script="Osma" typeface="Ebrima"/>
-        <a:font script="Phag" typeface="Phagspa"/>
-        <a:font script="Syrn" typeface="Estrangelo Edessa"/>
-        <a:font script="Syrj" typeface="Estrangelo Edessa"/>
-        <a:font script="Syre" typeface="Estrangelo Edessa"/>
-        <a:font script="Sora" typeface="Nirmala UI"/>
-        <a:font script="Tale" typeface="Microsoft Tai Le"/>
-        <a:font script="Talu" typeface="Microsoft New Tai Lue"/>
-        <a:font script="Tfng" typeface="Ebrima"/>
       </a:minorFont>
     </a:fontScheme>
-    <a:fmtScheme name="Office">
+    <a:fmtScheme>
       <a:fillStyleLst>
         <a:solidFill>
           <a:schemeClr val="phClr"/>
         </a:solidFill>
-        <a:gradFill rotWithShape="1">
+        <a:gradFill>
           <a:gsLst>
             <a:gs pos="0">
               <a:schemeClr val="phClr">
                 <a:lumMod val="110000"/>
-                <a:satMod val="105000"/>
                 <a:tint val="67000"/>
               </a:schemeClr>
             </a:gs>
             <a:gs pos="50000">
               <a:schemeClr val="phClr">
                 <a:lumMod val="105000"/>
-                <a:satMod val="103000"/>
                 <a:tint val="73000"/>
               </a:schemeClr>
             </a:gs>
             <a:gs pos="100000">
               <a:schemeClr val="phClr">
                 <a:lumMod val="105000"/>
-                <a:satMod val="109000"/>
                 <a:tint val="81000"/>
               </a:schemeClr>
             </a:gs>
           </a:gsLst>
           <a:lin ang="5400000" scaled="0"/>
+          <a:tileRect/>
         </a:gradFill>
-        <a:gradFill rotWithShape="1">
+        <a:gradFill>
           <a:gsLst>
             <a:gs pos="0">
               <a:schemeClr val="phClr">
-                <a:satMod val="103000"/>
                 <a:lumMod val="102000"/>
                 <a:tint val="94000"/>
               </a:schemeClr>
             </a:gs>
             <a:gs pos="50000">
               <a:schemeClr val="phClr">
-                <a:satMod val="110000"/>
                 <a:lumMod val="100000"/>
                 <a:shade val="100000"/>
               </a:schemeClr>
@@ -7947,33 +7611,24 @@
             <a:gs pos="100000">
               <a:schemeClr val="phClr">
                 <a:lumMod val="99000"/>
-                <a:satMod val="120000"/>
                 <a:shade val="78000"/>
               </a:schemeClr>
             </a:gs>
           </a:gsLst>
           <a:lin ang="5400000" scaled="0"/>
+          <a:tileRect/>
         </a:gradFill>
       </a:fillStyleLst>
       <a:lnStyleLst>
         <a:ln w="6350" cap="flat" cmpd="sng" algn="ctr">
-          <a:solidFill>
-            <a:schemeClr val="phClr"/>
-          </a:solidFill>
           <a:prstDash val="solid"/>
           <a:miter lim="800000"/>
         </a:ln>
         <a:ln w="12700" cap="flat" cmpd="sng" algn="ctr">
-          <a:solidFill>
-            <a:schemeClr val="phClr"/>
-          </a:solidFill>
           <a:prstDash val="solid"/>
           <a:miter lim="800000"/>
         </a:ln>
         <a:ln w="19050" cap="flat" cmpd="sng" algn="ctr">
-          <a:solidFill>
-            <a:schemeClr val="phClr"/>
-          </a:solidFill>
           <a:prstDash val="solid"/>
           <a:miter lim="800000"/>
         </a:ln>
@@ -7986,13 +7641,7 @@
           <a:effectLst/>
         </a:effectStyle>
         <a:effectStyle>
-          <a:effectLst>
-            <a:outerShdw blurRad="57150" dist="19050" dir="5400000" algn="ctr" rotWithShape="0">
-              <a:srgbClr val="000000">
-                <a:alpha val="63000"/>
-              </a:srgbClr>
-            </a:outerShdw>
-          </a:effectLst>
+          <a:effectLst/>
         </a:effectStyle>
       </a:effectStyleLst>
       <a:bgFillStyleLst>
@@ -8002,15 +7651,13 @@
         <a:solidFill>
           <a:schemeClr val="phClr">
             <a:tint val="95000"/>
-            <a:satMod val="170000"/>
           </a:schemeClr>
         </a:solidFill>
-        <a:gradFill rotWithShape="1">
+        <a:gradFill>
           <a:gsLst>
             <a:gs pos="0">
               <a:schemeClr val="phClr">
                 <a:tint val="93000"/>
-                <a:satMod val="150000"/>
                 <a:shade val="98000"/>
                 <a:lumMod val="102000"/>
               </a:schemeClr>
@@ -8018,7 +7665,6 @@
             <a:gs pos="50000">
               <a:schemeClr val="phClr">
                 <a:tint val="98000"/>
-                <a:satMod val="130000"/>
                 <a:shade val="90000"/>
                 <a:lumMod val="103000"/>
               </a:schemeClr>
@@ -8026,22 +7672,17 @@
             <a:gs pos="100000">
               <a:schemeClr val="phClr">
                 <a:shade val="63000"/>
-                <a:satMod val="120000"/>
               </a:schemeClr>
             </a:gs>
           </a:gsLst>
           <a:lin ang="5400000" scaled="0"/>
+          <a:tileRect/>
         </a:gradFill>
       </a:bgFillStyleLst>
     </a:fmtScheme>
   </a:themeElements>
   <a:objectDefaults/>
   <a:extraClrSchemeLst/>
-  <a:extLst>
-    <a:ext uri="{05A4C25C-085E-4340-85A3-A5531E510DB2}">
-      <thm15:themeFamily xmlns:thm15="http://schemas.microsoft.com/office/thememl/2012/main" name="Office Theme" id="{62F939B6-93AF-4DB8-9C6B-D6C7DFDC589F}" vid="{4A3C46E8-61CC-4603-A589-7422A47A8E4A}"/>
-    </a:ext>
-  </a:extLst>
 </a:theme>
 </file>
 
